--- a/docs/report/build_assets/Final_Report_Template.docx
+++ b/docs/report/build_assets/Final_Report_Template.docx
@@ -2412,7 +2412,7 @@
           <w:u w:val="none"/>
         </w:rPr>
         <w:tab/>
-        <w:t xml:space="preserve">26</w:t>
+        <w:t xml:space="preserve">27</w:t>
       </w:r>
     </w:p>
     <w:p>
@@ -2600,7 +2600,7 @@
           <w:u w:val="none"/>
         </w:rPr>
         <w:tab/>
-        <w:t xml:space="preserve">30</w:t>
+        <w:t xml:space="preserve">31</w:t>
       </w:r>
     </w:p>
     <w:p>
@@ -4010,7 +4010,7 @@
             <w:color w:val="000000"/>
             <w:u w:val="none"/>
           </w:rPr>
-          <w:t xml:space="preserve">Table B.2 Testing and validation matrix across 39 test files / 195 cases</w:t>
+          <w:t xml:space="preserve">Table B.2 Testing and validation matrix across 39 test files / 194 cases (193 pass, 1 conditionally skipped) (193 pass, 1 conditionally skipped)</w:t>
         </w:r>
       </w:hyperlink>
       <w:r>
@@ -12056,7 +12056,7 @@
         <w:jc w:val="both"/>
       </w:pPr>
       <w:r>
-        <w:t xml:space="preserve">The codebase has 39 test files and 195 cases (</w:t>
+        <w:t xml:space="preserve">The codebase has 39 test files and 194 cases (193 pass, 1 conditionally skipped) (</w:t>
       </w:r>
       <w:r>
         <w:rPr>
@@ -12065,7 +12065,7 @@
         <w:t xml:space="preserve">pytest</w:t>
       </w:r>
       <w:r>
-        <w:t xml:space="preserve">) organised in three tiers: unit (functions in isolation), integration (pipeline stage interactions), and system (end-to-end and reproducibility). All 195 tests pass on the submitted codebase (1 conditionally skipped); the suite executes in under 10 s on consumer hardware. Representative coverage includes ingestion (PDF parsing, ID stability), verification (Jaccard overlap, numeric consistency, claim-splitting edge cases), retrieval (reranker sorting, BM25 baseline), generation (Pydantic schema, repair-and-retry), abstention (threshold gating), integration tests for end-to-end B3 generative and extractive pipelines, and system tests for golden-set integrity, backend provenance, run configuration, and reproducibility preflight. The complete per-file matrix appears in Appendix B.9.</w:t>
+        <w:t xml:space="preserve">) organised in three tiers: unit (functions in isolation), integration (pipeline stage interactions), and system (end-to-end and reproducibility). All 193 tests pass on the submitted codebase (1 conditionally skipped); the suite executes in under 10 s on consumer hardware. Representative coverage includes ingestion (PDF parsing, ID stability), verification (Jaccard overlap, numeric consistency, claim-splitting edge cases), retrieval (reranker sorting, BM25 baseline), generation (Pydantic schema, repair-and-retry), abstention (threshold gating), integration tests for end-to-end B3 generative and extractive pipelines, and system tests for golden-set integrity, backend provenance, run configuration, and reproducibility preflight. The complete per-file matrix appears in Appendix B.9.</w:t>
       </w:r>
     </w:p>
     <w:p>
@@ -19333,7 +19333,7 @@
                 <w:color w:val="000000"/>
                 <w:sz w:val="18"/>
               </w:rPr>
-              <w:t xml:space="preserve">Safety property survives</w:t>
+              <w:t xml:space="preserve">No fabricated cited answers on this small set</w:t>
             </w:r>
           </w:p>
         </w:tc>
@@ -19344,7 +19344,7 @@
         <w:jc w:val="both"/>
       </w:pPr>
       <w:r>
-        <w:t xml:space="preserve">The headline observation is that on this small public-corpus stress test the safety property held up: Citation Precision stayed at 100% (true by construction in Extractive Mode) and Ungrounded Rate stayed at 0%, so on the 20-query set the system did not produce an answer that conflicted with its cited evidence on the unfamiliar text. Coverage is broadly preserved (91.7% Answer Rate vs 89% on synthetic). The visible costs are a noticeable drop in retrieval quality (Evidence Recall@5 halves from 85% to 52.1%) and one over-confident answer on an unanswerable query (q_t16 about Cisco router configuration), where BM25 keyword overlap on the word</w:t>
+        <w:t xml:space="preserve">The headline observation on this small public-corpus stress test is that the system did not fabricate cited answers: Citation Precision stayed at 100% (true by construction in Extractive Mode) and Ungrounded Rate stayed at 0%, so on the 20-query set the system did not produce an answer that conflicted with its cited evidence on the unfamiliar text. Coverage is broadly preserved (91.7% Answer Rate vs 89% on synthetic). The visible costs are a noticeable drop in retrieval quality (Evidence Recall@5 halves from 85% to 52.1%) and one over-confident answer on an unanswerable query (q_t16 about Cisco router configuration), where BM25 keyword overlap on the word</w:t>
       </w:r>
       <w:r>
         <w:t xml:space="preserve"> </w:t>
@@ -20682,7 +20682,7 @@
         <w:t xml:space="preserve"> </w:t>
       </w:r>
       <w:r>
-        <w:t xml:space="preserve">The independent reviewer evaluation reported in §4.10 (n = 6 peer participants, 14-18 April 2026) provides triangulation against the automated metrics, but it is small, author-facilitated rather than fully blinded, and the reviewer pool is non-domain-expert (CS peers rather than compliance specialists). A Round 2 per-query collection (Appendix B.10) reaches Krippendorff’s α 0.74 on three of five axes; a small 15-query adversarial probe (Appendix B.12, Extractive arm safe at 100%, Generative arm</w:t>
+        <w:t xml:space="preserve">The independent reviewer evaluation reported in §4.10 (n = 6 peer participants, 14-18 April 2026) is a useful sanity check on the automated metrics, but it is small, author-facilitated rather than fully blinded, and the reviewer pool is non-domain-expert (CS peers rather than compliance specialists). A Round 2 per-query collection (Appendix B.10) reaches Krippendorff’s α 0.74 on three of five axes; a small 15-query adversarial probe (Appendix B.12, Extractive arm safe at 100%, Generative arm</w:t>
       </w:r>
       <w:r>
         <w:t xml:space="preserve"> </w:t>
@@ -20715,23 +20715,18 @@
         <w:t xml:space="preserve">errors on the OpenAI account) is landed alongside. A more rigorous follow-up evaluation would use at least two independent domain-expert raters, full blinding, and per-item ratings stored at collection time (Es et al., 2023).</w:t>
       </w:r>
     </w:p>
-    <w:bookmarkEnd w:id="75"/>
-    <w:bookmarkStart w:id="76" w:name="future-work"/>
-    <w:p>
-      <w:pPr>
-        <w:pStyle w:val="Heading2"/>
-      </w:pPr>
-      <w:r>
-        <w:t xml:space="preserve">5.3 Future Work</w:t>
-      </w:r>
-    </w:p>
     <w:p>
       <w:pPr>
         <w:jc w:val="both"/>
       </w:pPr>
       <w:r>
-        <w:t xml:space="preserve">The limitations above suggest several research directions, ordered by expected impact on system reliability.</w:t>
-      </w:r>
+        <w:t xml:space="preserve">The trade-offs above are summarised compactly in Table 4.13 so the reader can scan the threats to validity in one place.</w:t>
+      </w:r>
+    </w:p>
+    <w:p>
+      <w:pPr>
+        <w:jc w:val="both"/>
+      </w:pPr>
     </w:p>
     <w:p>
       <w:pPr>
@@ -20741,1993 +20736,9 @@
         <w:rPr>
           <w:b/>
           <w:bCs/>
-        </w:rPr>
-        <w:t xml:space="preserve">F1: NLI-Based Verification.</w:t>
-      </w:r>
-      <w:r>
-        <w:t xml:space="preserve"> </w:t>
-      </w:r>
-      <w:r>
-        <w:t xml:space="preserve">Supplement Jaccard with NLI models (FEVER; Thorne et al., 2018; SciFact; Wadden et al., 2020) classifying claim / evidence entailment, ideally as a borderline-case backstop to the heuristic so determinism and speed are preserved where the heuristic is confident.</w:t>
-      </w:r>
-    </w:p>
-    <w:p>
-      <w:pPr>
-        <w:jc w:val="both"/>
-      </w:pPr>
-      <w:r>
-        <w:rPr>
-          <w:b/>
-          <w:bCs/>
-        </w:rPr>
-        <w:t xml:space="preserve">F2: Domain-Adapted Embeddings.</w:t>
-      </w:r>
-      <w:r>
-        <w:t xml:space="preserve"> </w:t>
-      </w:r>
-      <w:r>
-        <w:t xml:space="preserve">Fine-tune the bi-encoder on policy-specific terminology pairs (</w:t>
-      </w:r>
-      <w:r>
-        <w:t xml:space="preserve">“disposal”</w:t>
-      </w:r>
-      <w:r>
-        <w:t xml:space="preserve"> </w:t>
-      </w:r>
-      <w:r>
-        <w:t xml:space="preserve">and</w:t>
-      </w:r>
-      <w:r>
-        <w:t xml:space="preserve"> </w:t>
-      </w:r>
-      <w:r>
-        <w:t xml:space="preserve">“shredding”</w:t>
-      </w:r>
-      <w:r>
-        <w:t xml:space="preserve">;</w:t>
-      </w:r>
-      <w:r>
-        <w:t xml:space="preserve"> </w:t>
-      </w:r>
-      <w:r>
-        <w:t xml:space="preserve">“moonlighting”</w:t>
-      </w:r>
-      <w:r>
-        <w:t xml:space="preserve"> </w:t>
-      </w:r>
-      <w:r>
-        <w:t xml:space="preserve">and</w:t>
-      </w:r>
-      <w:r>
-        <w:t xml:space="preserve"> </w:t>
-      </w:r>
-      <w:r>
-        <w:t xml:space="preserve">“secondary employment”</w:t>
-      </w:r>
-      <w:r>
-        <w:t xml:space="preserve">) via transfer learning from legal NLP corpora (Chalkidis et al., 2020). This would directly address the vocabulary-mismatch failures identified in the error analysis.</w:t>
-      </w:r>
-    </w:p>
-    <w:p>
-      <w:pPr>
-        <w:jc w:val="both"/>
-      </w:pPr>
-      <w:r>
-        <w:rPr>
-          <w:b/>
-          <w:bCs/>
-        </w:rPr>
-        <w:t xml:space="preserve">F3: Multi-Model Evaluation.</w:t>
-      </w:r>
-      <w:r>
-        <w:t xml:space="preserve"> </w:t>
-      </w:r>
-      <w:r>
-        <w:t xml:space="preserve">Systematically evaluate the pipeline across GPT-4, Claude 3, Llama 3, and Mistral to establish the degree to which the reliability properties are model-dependent. Early informal testing suggested that smaller models produce more schema violations but similar hallucination rates, a hypothesis a controlled study could confirm or refute.</w:t>
-      </w:r>
-    </w:p>
-    <w:p>
-      <w:pPr>
-        <w:jc w:val="both"/>
-      </w:pPr>
-      <w:r>
-        <w:rPr>
-          <w:b/>
-          <w:bCs/>
-        </w:rPr>
-        <w:t xml:space="preserve">F4: Larger, Externally-Annotated Golden Set.</w:t>
-      </w:r>
-      <w:r>
-        <w:t xml:space="preserve"> </w:t>
-      </w:r>
-      <w:r>
-        <w:t xml:space="preserve">Expand to 200+ queries with independent annotators and Cohen’s kappa, providing the credibility signal absent from the single-annotator design.</w:t>
-      </w:r>
-    </w:p>
-    <w:p>
-      <w:pPr>
-        <w:jc w:val="both"/>
-      </w:pPr>
-      <w:r>
-        <w:rPr>
-          <w:b/>
-          <w:bCs/>
-        </w:rPr>
-        <w:t xml:space="preserve">F5: User Feedback Integration.</w:t>
-      </w:r>
-      <w:r>
-        <w:t xml:space="preserve"> </w:t>
-      </w:r>
-      <w:r>
-        <w:t xml:space="preserve">Incorporate a production feedback loop in which policy owners rate answers as useful, partially useful, or incorrect. Aggregated feedback would enable dynamic threshold tuning and identify systematic retrieval gaps.</w:t>
-      </w:r>
-    </w:p>
-    <w:p>
-      <w:pPr>
-        <w:jc w:val="both"/>
-      </w:pPr>
-      <w:r>
-        <w:rPr>
-          <w:b/>
-          <w:bCs/>
-        </w:rPr>
-        <w:t xml:space="preserve">F6: Transfer to Real-World Documents.</w:t>
-      </w:r>
-      <w:r>
-        <w:t xml:space="preserve"> </w:t>
-      </w:r>
-      <w:r>
-        <w:t xml:space="preserve">Empirical validation on a real organisational policy corpus, ideally with an industry partner willing to share a redacted version, is the most important next step for converting this work from a research prototype into a deployable tool.</w:t>
-      </w:r>
-    </w:p>
-    <w:bookmarkEnd w:id="76"/>
-    <w:bookmarkStart w:id="77" w:name="reflection"/>
-    <w:p>
-      <w:pPr>
-        <w:pStyle w:val="Heading2"/>
-      </w:pPr>
-      <w:r>
-        <w:t xml:space="preserve">5.4 Reflection</w:t>
-      </w:r>
-    </w:p>
-    <w:p>
-      <w:pPr>
-        <w:jc w:val="both"/>
-      </w:pPr>
-      <w:r>
-        <w:t xml:space="preserve">Two things stood out when I look back at the project rather than at the specific results.</w:t>
-      </w:r>
-    </w:p>
-    <w:p>
-      <w:pPr>
-        <w:jc w:val="both"/>
-      </w:pPr>
-      <w:r>
-        <w:t xml:space="preserve">The first is that getting the reliability features to work was easier than designing an evaluation that could honestly show whether they worked. The abstention gate itself is a few hundred lines of code. The golden set, the baseline ladder, the dev / test split, and the decision not to use an LLM judge took most of Sprint 6 and several rounds of revising what I was actually measuring. The mistake I caught late (tuning the abstention threshold on the same data I was reporting) is the kind of error that is invisible until you sit down and write out your evaluation protocol, and it has shaped how I would set up evaluation in any future project.</w:t>
-      </w:r>
-    </w:p>
-    <w:p>
-      <w:pPr>
-        <w:jc w:val="both"/>
-      </w:pPr>
-      <w:r>
-        <w:t xml:space="preserve">The second is that the conventional priority ordering for RAG metrics (maximise answer rate, maximise recall) was not appropriate for this compliance-oriented setting. Most of the design decisions that turned out to be defensible flowed from accepting earlier rather than later that the system should refuse more often than it answers, and that low coverage is the price of a</w:t>
-      </w:r>
-      <w:r>
-        <w:t xml:space="preserve"> </w:t>
-      </w:r>
-      <w:r>
-        <w:t xml:space="preserve">“cited or silent”</w:t>
-      </w:r>
-      <w:r>
-        <w:t xml:space="preserve"> </w:t>
-      </w:r>
-      <w:r>
-        <w:t xml:space="preserve">rule rather than a bug to be fixed afterwards. I do not think that inversion generalises beyond compliance-style applications, but for the specific use-case it was useful.</w:t>
-      </w:r>
-    </w:p>
-    <w:bookmarkEnd w:id="77"/>
-    <w:bookmarkEnd w:id="78"/>
-    <w:bookmarkStart w:id="81" w:name="list-of-references"/>
-    <w:p>
-      <w:pPr>
-        <w:pStyle w:val="Heading1"/>
-        <w:pageBreakBefore/>
-      </w:pPr>
-      <w:r>
-        <w:t xml:space="preserve">List of References</w:t>
-      </w:r>
-    </w:p>
-    <w:p>
-      <w:pPr>
-        <w:jc w:val="both"/>
-      </w:pPr>
-      <w:r>
-        <w:t xml:space="preserve">Asai, A., Wu, Z., Wang, Y., Sil, A. and Hajishirzi, H. (2024)</w:t>
-      </w:r>
-      <w:r>
-        <w:t xml:space="preserve"> </w:t>
-      </w:r>
-      <w:r>
-        <w:t xml:space="preserve">‘Self-RAG: Learning to Retrieve, Generate, and Critique through Self-Reflection’</w:t>
-      </w:r>
-      <w:r>
-        <w:t xml:space="preserve">,</w:t>
-      </w:r>
-      <w:r>
-        <w:t xml:space="preserve"> </w:t>
-      </w:r>
-      <w:r>
-        <w:rPr>
-          <w:i/>
-          <w:iCs/>
-        </w:rPr>
-        <w:t xml:space="preserve">Proceedings of the Twelfth International Conference on Learning Representations (ICLR)</w:t>
-      </w:r>
-      <w:r>
-        <w:t xml:space="preserve">.</w:t>
-      </w:r>
-    </w:p>
-    <w:p>
-      <w:pPr>
-        <w:jc w:val="both"/>
-      </w:pPr>
-      <w:r>
-        <w:t xml:space="preserve">Barnett, S., Kurniawan, S., Thudumu, S., Barber, Z. and Vasa, R. (2024)</w:t>
-      </w:r>
-      <w:r>
-        <w:t xml:space="preserve"> </w:t>
-      </w:r>
-      <w:r>
-        <w:t xml:space="preserve">‘Seven Failure Points When Engineering a Retrieval Augmented Generation System’</w:t>
-      </w:r>
-      <w:r>
-        <w:t xml:space="preserve">,</w:t>
-      </w:r>
-      <w:r>
-        <w:t xml:space="preserve"> </w:t>
-      </w:r>
-      <w:r>
-        <w:rPr>
-          <w:i/>
-          <w:iCs/>
-        </w:rPr>
-        <w:t xml:space="preserve">Proceedings of the IEEE/ACM 3rd International Conference on AI Engineering (CAIN)</w:t>
-      </w:r>
-      <w:r>
-        <w:t xml:space="preserve">, pp. 194-199.</w:t>
-      </w:r>
-    </w:p>
-    <w:p>
-      <w:pPr>
-        <w:jc w:val="both"/>
-      </w:pPr>
-      <w:r>
-        <w:t xml:space="preserve">Bohnet, B., Dai, Z., Duckworth, D., Hu, J., Metzler, D., Nagpal, K. and Strother, K. (2022)</w:t>
-      </w:r>
-      <w:r>
-        <w:t xml:space="preserve"> </w:t>
-      </w:r>
-      <w:r>
-        <w:t xml:space="preserve">‘Attributed Question Answering: Evaluation and Modeling for Attributed Large Language Models’</w:t>
-      </w:r>
-      <w:r>
-        <w:t xml:space="preserve">,</w:t>
-      </w:r>
-      <w:r>
-        <w:t xml:space="preserve"> </w:t>
-      </w:r>
-      <w:r>
-        <w:rPr>
-          <w:i/>
-          <w:iCs/>
-        </w:rPr>
-        <w:t xml:space="preserve">arXiv preprint arXiv:2212.08037</w:t>
-      </w:r>
-      <w:r>
-        <w:t xml:space="preserve">.</w:t>
-      </w:r>
-    </w:p>
-    <w:p>
-      <w:pPr>
-        <w:jc w:val="both"/>
-      </w:pPr>
-      <w:r>
-        <w:t xml:space="preserve">Brown, T.B., Mann, B., Ryder, N., Subbiah, M., Kaplan, J., Dhariwal, P., Neelakantan, A., Shyam, P., Sastry, G., Askell, A. and Agarwal, S. (2020)</w:t>
-      </w:r>
-      <w:r>
-        <w:t xml:space="preserve"> </w:t>
-      </w:r>
-      <w:r>
-        <w:t xml:space="preserve">‘Language Models are Few-Shot Learners’</w:t>
-      </w:r>
-      <w:r>
-        <w:t xml:space="preserve">,</w:t>
-      </w:r>
-      <w:r>
-        <w:t xml:space="preserve"> </w:t>
-      </w:r>
-      <w:r>
-        <w:rPr>
-          <w:i/>
-          <w:iCs/>
-        </w:rPr>
-        <w:t xml:space="preserve">Advances in Neural Information Processing Systems</w:t>
-      </w:r>
-      <w:r>
-        <w:t xml:space="preserve">, 33, pp. 1877-1901.</w:t>
-      </w:r>
-    </w:p>
-    <w:p>
-      <w:pPr>
-        <w:jc w:val="both"/>
-      </w:pPr>
-      <w:r>
-        <w:t xml:space="preserve">Chalkidis, I., Fergadiotis, M., Malakasiotis, P., Aletras, N. and Androutsopoulos, I. (2020)</w:t>
-      </w:r>
-      <w:r>
-        <w:t xml:space="preserve"> </w:t>
-      </w:r>
-      <w:r>
-        <w:t xml:space="preserve">‘LEGAL-BERT: The Muppets straight out of Law School’</w:t>
-      </w:r>
-      <w:r>
-        <w:t xml:space="preserve">,</w:t>
-      </w:r>
-      <w:r>
-        <w:t xml:space="preserve"> </w:t>
-      </w:r>
-      <w:r>
-        <w:rPr>
-          <w:i/>
-          <w:iCs/>
-        </w:rPr>
-        <w:t xml:space="preserve">Findings of the Association for Computational Linguistics: EMNLP 2020</w:t>
-      </w:r>
-      <w:r>
-        <w:t xml:space="preserve">, pp. 2898-2904.</w:t>
-      </w:r>
-    </w:p>
-    <w:p>
-      <w:pPr>
-        <w:jc w:val="both"/>
-      </w:pPr>
-      <w:r>
-        <w:t xml:space="preserve">Cuconasu, F., Trasarti, R., Ferraro, A. and Tonellotto, N. (2024)</w:t>
-      </w:r>
-      <w:r>
-        <w:t xml:space="preserve"> </w:t>
-      </w:r>
-      <w:r>
-        <w:t xml:space="preserve">‘The Power of Noise: Redefining Retrieval for RAG Systems’</w:t>
-      </w:r>
-      <w:r>
-        <w:t xml:space="preserve">,</w:t>
-      </w:r>
-      <w:r>
-        <w:t xml:space="preserve"> </w:t>
-      </w:r>
-      <w:r>
-        <w:rPr>
-          <w:i/>
-          <w:iCs/>
-        </w:rPr>
-        <w:t xml:space="preserve">Proceedings of the 47th International ACM SIGIR Conference on Research and Development in Information Retrieval</w:t>
-      </w:r>
-      <w:r>
-        <w:t xml:space="preserve">, pp. 719-729.</w:t>
-      </w:r>
-    </w:p>
-    <w:p>
-      <w:pPr>
-        <w:jc w:val="both"/>
-      </w:pPr>
-      <w:r>
-        <w:t xml:space="preserve">Deloitte AI Institute (2024)</w:t>
-      </w:r>
-      <w:r>
-        <w:t xml:space="preserve"> </w:t>
-      </w:r>
-      <w:r>
-        <w:rPr>
-          <w:i/>
-          <w:iCs/>
-        </w:rPr>
-        <w:t xml:space="preserve">The State of Generative AI in the Enterprise: Q1 2024 Report</w:t>
-      </w:r>
-      <w:r>
-        <w:t xml:space="preserve">. Available at:</w:t>
-      </w:r>
-      <w:r>
-        <w:t xml:space="preserve"> </w:t>
-      </w:r>
-      <w:hyperlink r:id="rId79">
-        <w:r>
-          <w:rPr>
-            <w:rStyle w:val="Hyperlink"/>
-          </w:rPr>
-          <w:t xml:space="preserve">https://www.deloitte.com/global/en/our-thinking/institute/state-of-gen-ai-enterprise.html</w:t>
-        </w:r>
-      </w:hyperlink>
-      <w:r>
-        <w:t xml:space="preserve"> </w:t>
-      </w:r>
-      <w:r>
-        <w:t xml:space="preserve">(Accessed: 15 January 2026).</w:t>
-      </w:r>
-    </w:p>
-    <w:p>
-      <w:pPr>
-        <w:jc w:val="both"/>
-      </w:pPr>
-      <w:r>
-        <w:t xml:space="preserve">Es, S., James, J., Espinosa-Anke, L. and Schockaert, S. (2023)</w:t>
-      </w:r>
-      <w:r>
-        <w:t xml:space="preserve"> </w:t>
-      </w:r>
-      <w:r>
-        <w:t xml:space="preserve">‘RAGAS: Automated Evaluation of Retrieval Augmented Generation’</w:t>
-      </w:r>
-      <w:r>
-        <w:t xml:space="preserve">,</w:t>
-      </w:r>
-      <w:r>
-        <w:t xml:space="preserve"> </w:t>
-      </w:r>
-      <w:r>
-        <w:rPr>
-          <w:i/>
-          <w:iCs/>
-        </w:rPr>
-        <w:t xml:space="preserve">arXiv preprint arXiv:2309.15217</w:t>
-      </w:r>
-      <w:r>
-        <w:t xml:space="preserve">.</w:t>
-      </w:r>
-    </w:p>
-    <w:p>
-      <w:pPr>
-        <w:jc w:val="both"/>
-      </w:pPr>
-      <w:r>
-        <w:t xml:space="preserve">Gao, L., Dai, Z., Pasupat, P., Chen, A., Chaganty, A.T., Fan, Y., Zhao, V.Y., Lao, N., Lee, H., Juan, D. and Chang, K. (2023)</w:t>
-      </w:r>
-      <w:r>
-        <w:t xml:space="preserve"> </w:t>
-      </w:r>
-      <w:r>
-        <w:t xml:space="preserve">‘RARR: Researching and Revising What Language Models Say, Using Language Models’</w:t>
-      </w:r>
-      <w:r>
-        <w:t xml:space="preserve">,</w:t>
-      </w:r>
-      <w:r>
-        <w:t xml:space="preserve"> </w:t>
-      </w:r>
-      <w:r>
-        <w:rPr>
-          <w:i/>
-          <w:iCs/>
-        </w:rPr>
-        <w:t xml:space="preserve">Proceedings of the 61st Annual Meeting of the Association for Computational Linguistics (Volume 1: Long Papers)</w:t>
-      </w:r>
-      <w:r>
-        <w:t xml:space="preserve">, pp. 16477-16508.</w:t>
-      </w:r>
-    </w:p>
-    <w:p>
-      <w:pPr>
-        <w:jc w:val="both"/>
-      </w:pPr>
-      <w:r>
-        <w:t xml:space="preserve">Guha, N., Nyarko, J., Ho, D.E., Ré, C., Chilton, A., Narasimhan, K., Choi, A., Weston, J. and Chen, D. (2023)</w:t>
-      </w:r>
-      <w:r>
-        <w:t xml:space="preserve"> </w:t>
-      </w:r>
-      <w:r>
-        <w:t xml:space="preserve">‘LegalBench: A Collaboratively Built Benchmark for Measuring Legal Reasoning in Large Language Models’</w:t>
-      </w:r>
-      <w:r>
-        <w:t xml:space="preserve">,</w:t>
-      </w:r>
-      <w:r>
-        <w:t xml:space="preserve"> </w:t>
-      </w:r>
-      <w:r>
-        <w:rPr>
-          <w:i/>
-          <w:iCs/>
-        </w:rPr>
-        <w:t xml:space="preserve">Advances in Neural Information Processing Systems</w:t>
-      </w:r>
-      <w:r>
-        <w:t xml:space="preserve">, 36.</w:t>
-      </w:r>
-    </w:p>
-    <w:p>
-      <w:pPr>
-        <w:jc w:val="both"/>
-      </w:pPr>
-      <w:r>
-        <w:t xml:space="preserve">Huang, L., Yu, W., Ma, W., Zhong, W., Feng, Z., Wang, H., Chen, Q., Peng, W., Feng, X., Qin, B. and Liu, T. (2023)</w:t>
-      </w:r>
-      <w:r>
-        <w:t xml:space="preserve"> </w:t>
-      </w:r>
-      <w:r>
-        <w:t xml:space="preserve">‘A Survey on Hallucination in Large Language Models: Principles, Taxonomy, Challenges, and Open Questions’</w:t>
-      </w:r>
-      <w:r>
-        <w:t xml:space="preserve">,</w:t>
-      </w:r>
-      <w:r>
-        <w:t xml:space="preserve"> </w:t>
-      </w:r>
-      <w:r>
-        <w:rPr>
-          <w:i/>
-          <w:iCs/>
-        </w:rPr>
-        <w:t xml:space="preserve">arXiv preprint arXiv:2311.05232</w:t>
-      </w:r>
-      <w:r>
-        <w:t xml:space="preserve">.</w:t>
-      </w:r>
-    </w:p>
-    <w:p>
-      <w:pPr>
-        <w:jc w:val="both"/>
-      </w:pPr>
-      <w:r>
-        <w:t xml:space="preserve">Ji, Z., Lee, N., Frieske, R., Yu, T., Su, D., Xu, Y., Ishii, E., Bang, Y.J., Madotto, A. and Fung, P. (2023)</w:t>
-      </w:r>
-      <w:r>
-        <w:t xml:space="preserve"> </w:t>
-      </w:r>
-      <w:r>
-        <w:t xml:space="preserve">‘Survey of Hallucination in Natural Language Generation’</w:t>
-      </w:r>
-      <w:r>
-        <w:t xml:space="preserve">,</w:t>
-      </w:r>
-      <w:r>
-        <w:t xml:space="preserve"> </w:t>
-      </w:r>
-      <w:r>
-        <w:rPr>
-          <w:i/>
-          <w:iCs/>
-        </w:rPr>
-        <w:t xml:space="preserve">ACM Computing Surveys</w:t>
-      </w:r>
-      <w:r>
-        <w:t xml:space="preserve">, 55(12), pp. 1-38.</w:t>
-      </w:r>
-    </w:p>
-    <w:p>
-      <w:pPr>
-        <w:jc w:val="both"/>
-      </w:pPr>
-      <w:r>
-        <w:t xml:space="preserve">Johnson, J., Douze, M. and Jégou, H. (2019)</w:t>
-      </w:r>
-      <w:r>
-        <w:t xml:space="preserve"> </w:t>
-      </w:r>
-      <w:r>
-        <w:t xml:space="preserve">‘Billion-Scale Similarity Search with GPUs’</w:t>
-      </w:r>
-      <w:r>
-        <w:t xml:space="preserve">,</w:t>
-      </w:r>
-      <w:r>
-        <w:t xml:space="preserve"> </w:t>
-      </w:r>
-      <w:r>
-        <w:rPr>
-          <w:i/>
-          <w:iCs/>
-        </w:rPr>
-        <w:t xml:space="preserve">IEEE Transactions on Big Data</w:t>
-      </w:r>
-      <w:r>
-        <w:t xml:space="preserve">, 7(3), pp. 535-547.</w:t>
-      </w:r>
-    </w:p>
-    <w:p>
-      <w:pPr>
-        <w:jc w:val="both"/>
-      </w:pPr>
-      <w:r>
-        <w:t xml:space="preserve">Kadavath, S., Conerly, T., Askell, A., Henighan, T., Drain, D., Perez, E., Schiefer, N., Hatfield-Dodds, Z., DasSarma, N., Tran-Johnson, E. and Johnston, S. (2022)</w:t>
-      </w:r>
-      <w:r>
-        <w:t xml:space="preserve"> </w:t>
-      </w:r>
-      <w:r>
-        <w:t xml:space="preserve">‘Language Models (Mostly) Know What They Know’</w:t>
-      </w:r>
-      <w:r>
-        <w:t xml:space="preserve">,</w:t>
-      </w:r>
-      <w:r>
-        <w:t xml:space="preserve"> </w:t>
-      </w:r>
-      <w:r>
-        <w:rPr>
-          <w:i/>
-          <w:iCs/>
-        </w:rPr>
-        <w:t xml:space="preserve">arXiv preprint arXiv:2207.05221</w:t>
-      </w:r>
-      <w:r>
-        <w:t xml:space="preserve">.</w:t>
-      </w:r>
-    </w:p>
-    <w:p>
-      <w:pPr>
-        <w:jc w:val="both"/>
-      </w:pPr>
-      <w:r>
-        <w:t xml:space="preserve">Kamath, A., Jia, R. and Liang, P. (2020)</w:t>
-      </w:r>
-      <w:r>
-        <w:t xml:space="preserve"> </w:t>
-      </w:r>
-      <w:r>
-        <w:t xml:space="preserve">‘Selective Question Answering under Domain Shift’</w:t>
-      </w:r>
-      <w:r>
-        <w:t xml:space="preserve">,</w:t>
-      </w:r>
-      <w:r>
-        <w:t xml:space="preserve"> </w:t>
-      </w:r>
-      <w:r>
-        <w:rPr>
-          <w:i/>
-          <w:iCs/>
-        </w:rPr>
-        <w:t xml:space="preserve">Proceedings of the 58th Annual Meeting of the Association for Computational Linguistics</w:t>
-      </w:r>
-      <w:r>
-        <w:t xml:space="preserve">, pp. 5684-5696.</w:t>
-      </w:r>
-    </w:p>
-    <w:p>
-      <w:pPr>
-        <w:jc w:val="both"/>
-      </w:pPr>
-      <w:r>
-        <w:t xml:space="preserve">Kamradt, G. (2024)</w:t>
-      </w:r>
-      <w:r>
-        <w:t xml:space="preserve"> </w:t>
-      </w:r>
-      <w:r>
-        <w:t xml:space="preserve">‘The 5 Levels of Text Splitting for Retrieval’</w:t>
-      </w:r>
-      <w:r>
-        <w:t xml:space="preserve">,</w:t>
-      </w:r>
-      <w:r>
-        <w:t xml:space="preserve"> </w:t>
-      </w:r>
-      <w:r>
-        <w:rPr>
-          <w:i/>
-          <w:iCs/>
-        </w:rPr>
-        <w:t xml:space="preserve">Pinecone Educational Series</w:t>
-      </w:r>
-      <w:r>
-        <w:t xml:space="preserve"> </w:t>
-      </w:r>
-      <w:r>
-        <w:t xml:space="preserve">(practitioner tutorial). Available at:</w:t>
-      </w:r>
-      <w:r>
-        <w:t xml:space="preserve"> </w:t>
-      </w:r>
-      <w:hyperlink r:id="rId80">
-        <w:r>
-          <w:rPr>
-            <w:rStyle w:val="Hyperlink"/>
-          </w:rPr>
-          <w:t xml:space="preserve">https://www.pinecone.io/learn/chunking-strategies/</w:t>
-        </w:r>
-      </w:hyperlink>
-      <w:r>
-        <w:t xml:space="preserve"> </w:t>
-      </w:r>
-      <w:r>
-        <w:t xml:space="preserve">(Accessed: 20 January 2026).</w:t>
-      </w:r>
-    </w:p>
-    <w:p>
-      <w:pPr>
-        <w:jc w:val="both"/>
-      </w:pPr>
-      <w:r>
-        <w:t xml:space="preserve">Karpukhin, V., Oguz, B., Min, S., Lewis, P., Wu, L., Edunov, S., Chen, D. and Yih, W. (2020)</w:t>
-      </w:r>
-      <w:r>
-        <w:t xml:space="preserve"> </w:t>
-      </w:r>
-      <w:r>
-        <w:t xml:space="preserve">‘Dense Passage Retrieval for Open-Domain Question Answering’</w:t>
-      </w:r>
-      <w:r>
-        <w:t xml:space="preserve">,</w:t>
-      </w:r>
-      <w:r>
-        <w:t xml:space="preserve"> </w:t>
-      </w:r>
-      <w:r>
-        <w:rPr>
-          <w:i/>
-          <w:iCs/>
-        </w:rPr>
-        <w:t xml:space="preserve">Proceedings of the 2020 Conference on Empirical Methods in Natural Language Processing (EMNLP)</w:t>
-      </w:r>
-      <w:r>
-        <w:t xml:space="preserve">, pp. 6769-6781.</w:t>
-      </w:r>
-    </w:p>
-    <w:p>
-      <w:pPr>
-        <w:jc w:val="both"/>
-      </w:pPr>
-      <w:r>
-        <w:t xml:space="preserve">Katz, D.M., Bommarito, M.J., Gao, S. and Arredondo, P. (2024)</w:t>
-      </w:r>
-      <w:r>
-        <w:t xml:space="preserve"> </w:t>
-      </w:r>
-      <w:r>
-        <w:t xml:space="preserve">‘GPT-4 Passes the Bar Exam’</w:t>
-      </w:r>
-      <w:r>
-        <w:t xml:space="preserve">,</w:t>
-      </w:r>
-      <w:r>
-        <w:t xml:space="preserve"> </w:t>
-      </w:r>
-      <w:r>
-        <w:rPr>
-          <w:i/>
-          <w:iCs/>
-        </w:rPr>
-        <w:t xml:space="preserve">Philosophical Transactions of the Royal Society A</w:t>
-      </w:r>
-      <w:r>
-        <w:t xml:space="preserve">, 382(2270), pp. 20230254.</w:t>
-      </w:r>
-    </w:p>
-    <w:p>
-      <w:pPr>
-        <w:jc w:val="both"/>
-      </w:pPr>
-      <w:r>
-        <w:t xml:space="preserve">Khattab, O. and Zaharia, M. (2020)</w:t>
-      </w:r>
-      <w:r>
-        <w:t xml:space="preserve"> </w:t>
-      </w:r>
-      <w:r>
-        <w:t xml:space="preserve">‘ColBERT: Efficient and Effective Passage Search via Contextualized Late Interaction over BERT’</w:t>
-      </w:r>
-      <w:r>
-        <w:t xml:space="preserve">,</w:t>
-      </w:r>
-      <w:r>
-        <w:t xml:space="preserve"> </w:t>
-      </w:r>
-      <w:r>
-        <w:rPr>
-          <w:i/>
-          <w:iCs/>
-        </w:rPr>
-        <w:t xml:space="preserve">Proceedings of the 43rd International ACM SIGIR Conference on Research and Development in Information Retrieval</w:t>
-      </w:r>
-      <w:r>
-        <w:t xml:space="preserve">, pp. 39-48.</w:t>
-      </w:r>
-    </w:p>
-    <w:p>
-      <w:pPr>
-        <w:jc w:val="both"/>
-      </w:pPr>
-      <w:r>
-        <w:t xml:space="preserve">Lewis, P., Perez, E., Piktus, A., Petroni, F., Karpukhin, V., Goyal, N., Küttler, H., Lewis, M., Yih, W., Rocktäschel, T. and Riedel, S. (2020)</w:t>
-      </w:r>
-      <w:r>
-        <w:t xml:space="preserve"> </w:t>
-      </w:r>
-      <w:r>
-        <w:t xml:space="preserve">‘Retrieval-Augmented Generation for Knowledge-Intensive NLP Tasks’</w:t>
-      </w:r>
-      <w:r>
-        <w:t xml:space="preserve">,</w:t>
-      </w:r>
-      <w:r>
-        <w:t xml:space="preserve"> </w:t>
-      </w:r>
-      <w:r>
-        <w:rPr>
-          <w:i/>
-          <w:iCs/>
-        </w:rPr>
-        <w:t xml:space="preserve">Advances in Neural Information Processing Systems</w:t>
-      </w:r>
-      <w:r>
-        <w:t xml:space="preserve">, 33, pp. 9459-9474.</w:t>
-      </w:r>
-    </w:p>
-    <w:p>
-      <w:pPr>
-        <w:jc w:val="both"/>
-      </w:pPr>
-      <w:r>
-        <w:t xml:space="preserve">Lin, J., Nogueira, R. and Yates, A. (2021)</w:t>
-      </w:r>
-      <w:r>
-        <w:t xml:space="preserve"> </w:t>
-      </w:r>
-      <w:r>
-        <w:rPr>
-          <w:i/>
-          <w:iCs/>
-        </w:rPr>
-        <w:t xml:space="preserve">Pretrained Transformers for Text Ranking: BERT and Beyond</w:t>
-      </w:r>
-      <w:r>
-        <w:t xml:space="preserve">. San Rafael, CA: Morgan &amp; Claypool (Synthesis Lectures on Human Language Technologies).</w:t>
-      </w:r>
-    </w:p>
-    <w:p>
-      <w:pPr>
-        <w:jc w:val="both"/>
-      </w:pPr>
-      <w:r>
-        <w:t xml:space="preserve">Liu, N.F., Lin, K., Hewitt, J., Paranjape, A., Bevilacqua, M., Petroni, F. and Liang, P. (2023)</w:t>
-      </w:r>
-      <w:r>
-        <w:t xml:space="preserve"> </w:t>
-      </w:r>
-      <w:r>
-        <w:t xml:space="preserve">‘Lost in the Middle: How Language Models Use Long Contexts’</w:t>
-      </w:r>
-      <w:r>
-        <w:t xml:space="preserve">,</w:t>
-      </w:r>
-      <w:r>
-        <w:t xml:space="preserve"> </w:t>
-      </w:r>
-      <w:r>
-        <w:rPr>
-          <w:i/>
-          <w:iCs/>
-        </w:rPr>
-        <w:t xml:space="preserve">Transactions of the Association for Computational Linguistics</w:t>
-      </w:r>
-      <w:r>
-        <w:t xml:space="preserve">, 12, pp. 157-173.</w:t>
-      </w:r>
-    </w:p>
-    <w:p>
-      <w:pPr>
-        <w:jc w:val="both"/>
-      </w:pPr>
-      <w:r>
-        <w:t xml:space="preserve">Nogueira, R. and Cho, K. (2019)</w:t>
-      </w:r>
-      <w:r>
-        <w:t xml:space="preserve"> </w:t>
-      </w:r>
-      <w:r>
-        <w:t xml:space="preserve">‘Passage Re-ranking with BERT’</w:t>
-      </w:r>
-      <w:r>
-        <w:t xml:space="preserve">,</w:t>
-      </w:r>
-      <w:r>
-        <w:t xml:space="preserve"> </w:t>
-      </w:r>
-      <w:r>
-        <w:rPr>
-          <w:i/>
-          <w:iCs/>
-        </w:rPr>
-        <w:t xml:space="preserve">arXiv preprint arXiv:1901.04085</w:t>
-      </w:r>
-      <w:r>
-        <w:t xml:space="preserve">.</w:t>
-      </w:r>
-    </w:p>
-    <w:p>
-      <w:pPr>
-        <w:jc w:val="both"/>
-      </w:pPr>
-      <w:r>
-        <w:t xml:space="preserve">Page, M.J., McKenzie, J.E., Bossuyt, P.M., Boutron, I., Hoffmann, T.C., Mulrow, C.D., Shamseer, L., Tetzlaff, J.M., Akl, E.A., Brennan, S.E., Chou, R., Glanville, J., Grimshaw, J.M., Hróbjartsson, A., Lalu, M.M., Li, T., Loder, E.W., Mayo-Wilson, E., McDonald, S., McGuinness, L.A., Stewart, L.A., Thomas, J., Tricco, A.C., Welch, V.A., Whiting, P. and Moher, D. (2021)</w:t>
-      </w:r>
-      <w:r>
-        <w:t xml:space="preserve"> </w:t>
-      </w:r>
-      <w:r>
-        <w:t xml:space="preserve">‘The PRISMA 2020 statement: an updated guideline for reporting systematic reviews’</w:t>
-      </w:r>
-      <w:r>
-        <w:t xml:space="preserve">,</w:t>
-      </w:r>
-      <w:r>
-        <w:t xml:space="preserve"> </w:t>
-      </w:r>
-      <w:r>
-        <w:rPr>
-          <w:i/>
-          <w:iCs/>
-        </w:rPr>
-        <w:t xml:space="preserve">BMJ</w:t>
-      </w:r>
-      <w:r>
-        <w:t xml:space="preserve">, 372, n71.</w:t>
-      </w:r>
-    </w:p>
-    <w:p>
-      <w:pPr>
-        <w:jc w:val="both"/>
-      </w:pPr>
-      <w:r>
-        <w:t xml:space="preserve">Pei, J., Ren, X., de Rijke, M. and Ye, X. (2023)</w:t>
-      </w:r>
-      <w:r>
-        <w:t xml:space="preserve"> </w:t>
-      </w:r>
-      <w:r>
-        <w:t xml:space="preserve">‘Adaptation with Self-Evaluation to Improve Selective Prediction in LLMs (ASPIRE)’</w:t>
-      </w:r>
-      <w:r>
-        <w:t xml:space="preserve">,</w:t>
-      </w:r>
-      <w:r>
-        <w:t xml:space="preserve"> </w:t>
-      </w:r>
-      <w:r>
-        <w:rPr>
-          <w:i/>
-          <w:iCs/>
-        </w:rPr>
-        <w:t xml:space="preserve">Proceedings of the 2023 Conference on Empirical Methods in Natural Language Processing</w:t>
-      </w:r>
-      <w:r>
-        <w:t xml:space="preserve">, pp. 8700-8715.</w:t>
-      </w:r>
-    </w:p>
-    <w:p>
-      <w:pPr>
-        <w:jc w:val="both"/>
-      </w:pPr>
-      <w:r>
-        <w:t xml:space="preserve">Qu, R., Bao, F. and Tu, R. (2024)</w:t>
-      </w:r>
-      <w:r>
-        <w:t xml:space="preserve"> </w:t>
-      </w:r>
-      <w:r>
-        <w:t xml:space="preserve">‘Is Semantic Chunking Worth the Computational Cost?’</w:t>
-      </w:r>
-      <w:r>
-        <w:t xml:space="preserve">,</w:t>
-      </w:r>
-      <w:r>
-        <w:t xml:space="preserve"> </w:t>
-      </w:r>
-      <w:r>
-        <w:rPr>
-          <w:i/>
-          <w:iCs/>
-        </w:rPr>
-        <w:t xml:space="preserve">arXiv preprint arXiv:2410.13070</w:t>
-      </w:r>
-      <w:r>
-        <w:t xml:space="preserve">.</w:t>
-      </w:r>
-    </w:p>
-    <w:p>
-      <w:pPr>
-        <w:jc w:val="both"/>
-      </w:pPr>
-      <w:r>
-        <w:t xml:space="preserve">Ren, J., Rajani, N., Khashabi, D. and Hajishirzi, H. (2023)</w:t>
-      </w:r>
-      <w:r>
-        <w:t xml:space="preserve"> </w:t>
-      </w:r>
-      <w:r>
-        <w:t xml:space="preserve">‘Investigating the Factual Knowledge Boundary of Large Language Models with Retrieval Augmentation’</w:t>
-      </w:r>
-      <w:r>
-        <w:t xml:space="preserve">,</w:t>
-      </w:r>
-      <w:r>
-        <w:t xml:space="preserve"> </w:t>
-      </w:r>
-      <w:r>
-        <w:rPr>
-          <w:i/>
-          <w:iCs/>
-        </w:rPr>
-        <w:t xml:space="preserve">arXiv preprint arXiv:2307.11019</w:t>
-      </w:r>
-      <w:r>
-        <w:t xml:space="preserve">.</w:t>
-      </w:r>
-    </w:p>
-    <w:p>
-      <w:pPr>
-        <w:jc w:val="both"/>
-      </w:pPr>
-      <w:r>
-        <w:t xml:space="preserve">Saad-Falcon, J., Khattab, O., Potts, C. and Zaharia, M. (2023)</w:t>
-      </w:r>
-      <w:r>
-        <w:t xml:space="preserve"> </w:t>
-      </w:r>
-      <w:r>
-        <w:t xml:space="preserve">‘ARES: An Automated Evaluation Framework for Retrieval-Augmented Generation Systems’</w:t>
-      </w:r>
-      <w:r>
-        <w:t xml:space="preserve">,</w:t>
-      </w:r>
-      <w:r>
-        <w:t xml:space="preserve"> </w:t>
-      </w:r>
-      <w:r>
-        <w:rPr>
-          <w:i/>
-          <w:iCs/>
-        </w:rPr>
-        <w:t xml:space="preserve">arXiv preprint arXiv:2311.09476</w:t>
-      </w:r>
-      <w:r>
-        <w:t xml:space="preserve">.</w:t>
-      </w:r>
-    </w:p>
-    <w:p>
-      <w:pPr>
-        <w:jc w:val="both"/>
-      </w:pPr>
-      <w:r>
-        <w:t xml:space="preserve">Strubell, E., Ganesh, A. and McCallum, A. (2019)</w:t>
-      </w:r>
-      <w:r>
-        <w:t xml:space="preserve"> </w:t>
-      </w:r>
-      <w:r>
-        <w:t xml:space="preserve">‘Energy and Policy Considerations for Deep Learning in NLP’</w:t>
-      </w:r>
-      <w:r>
-        <w:t xml:space="preserve">,</w:t>
-      </w:r>
-      <w:r>
-        <w:t xml:space="preserve"> </w:t>
-      </w:r>
-      <w:r>
-        <w:rPr>
-          <w:i/>
-          <w:iCs/>
-        </w:rPr>
-        <w:t xml:space="preserve">Proceedings of the 57th Annual Meeting of the Association for Computational Linguistics (ACL)</w:t>
-      </w:r>
-      <w:r>
-        <w:t xml:space="preserve">, pp. 3645-3650.</w:t>
-      </w:r>
-    </w:p>
-    <w:p>
-      <w:pPr>
-        <w:jc w:val="both"/>
-      </w:pPr>
-      <w:r>
-        <w:t xml:space="preserve">Thorne, J., Vlachos, A., Christodoulopoulos, C. and Mittal, A. (2018)</w:t>
-      </w:r>
-      <w:r>
-        <w:t xml:space="preserve"> </w:t>
-      </w:r>
-      <w:r>
-        <w:t xml:space="preserve">‘FEVER: A Large-Scale Dataset for Fact Extraction and VERification’</w:t>
-      </w:r>
-      <w:r>
-        <w:t xml:space="preserve">,</w:t>
-      </w:r>
-      <w:r>
-        <w:t xml:space="preserve"> </w:t>
-      </w:r>
-      <w:r>
-        <w:rPr>
-          <w:i/>
-          <w:iCs/>
-        </w:rPr>
-        <w:t xml:space="preserve">Proceedings of the 2018 Conference of the North American Chapter of the Association for Computational Linguistics: Human Language Technologies (NAACL-HLT)</w:t>
-      </w:r>
-      <w:r>
-        <w:t xml:space="preserve">, pp. 809-819.</w:t>
-      </w:r>
-    </w:p>
-    <w:p>
-      <w:pPr>
-        <w:jc w:val="both"/>
-      </w:pPr>
-      <w:r>
-        <w:t xml:space="preserve">Vu, T., Iyyer, M., Wang, X., Constant, N., Wei, J., Wei, J., Tar, C., Sung, Y.H., Zhou, D., Le, Q.V. and Luong, T. (2023)</w:t>
-      </w:r>
-      <w:r>
-        <w:t xml:space="preserve"> </w:t>
-      </w:r>
-      <w:r>
-        <w:t xml:space="preserve">‘FreshLLMs: Refreshing Large Language Models with Search Engine Augmentation’</w:t>
-      </w:r>
-      <w:r>
-        <w:t xml:space="preserve">,</w:t>
-      </w:r>
-      <w:r>
-        <w:t xml:space="preserve"> </w:t>
-      </w:r>
-      <w:r>
-        <w:rPr>
-          <w:i/>
-          <w:iCs/>
-        </w:rPr>
-        <w:t xml:space="preserve">arXiv preprint arXiv:2310.03214</w:t>
-      </w:r>
-      <w:r>
-        <w:t xml:space="preserve">.</w:t>
-      </w:r>
-    </w:p>
-    <w:p>
-      <w:pPr>
-        <w:jc w:val="both"/>
-      </w:pPr>
-      <w:r>
-        <w:t xml:space="preserve">Wadden, D., Lin, S., Lo, K., Wang, L.L., van Zuylen, M., Cohan, A. and Hajishirzi, H. (2020)</w:t>
-      </w:r>
-      <w:r>
-        <w:t xml:space="preserve"> </w:t>
-      </w:r>
-      <w:r>
-        <w:t xml:space="preserve">‘Fact or Fiction: Verifying Scientific Claims’</w:t>
-      </w:r>
-      <w:r>
-        <w:t xml:space="preserve">,</w:t>
-      </w:r>
-      <w:r>
-        <w:t xml:space="preserve"> </w:t>
-      </w:r>
-      <w:r>
-        <w:rPr>
-          <w:i/>
-          <w:iCs/>
-        </w:rPr>
-        <w:t xml:space="preserve">Proceedings of the 2020 Conference on Empirical Methods in Natural Language Processing (EMNLP)</w:t>
-      </w:r>
-      <w:r>
-        <w:t xml:space="preserve">, pp. 7534-7550.</w:t>
-      </w:r>
-    </w:p>
-    <w:p>
-      <w:pPr>
-        <w:jc w:val="both"/>
-      </w:pPr>
-      <w:r>
-        <w:t xml:space="preserve">Wallat, J., Heuss, M., de Rijke, M. and Anand, A. (2024)</w:t>
-      </w:r>
-      <w:r>
-        <w:t xml:space="preserve"> </w:t>
-      </w:r>
-      <w:r>
-        <w:t xml:space="preserve">‘Correctness is not Faithfulness in RAG Attributions’</w:t>
-      </w:r>
-      <w:r>
-        <w:t xml:space="preserve">,</w:t>
-      </w:r>
-      <w:r>
-        <w:t xml:space="preserve"> </w:t>
-      </w:r>
-      <w:r>
-        <w:rPr>
-          <w:i/>
-          <w:iCs/>
-        </w:rPr>
-        <w:t xml:space="preserve">arXiv preprint arXiv:2412.18004</w:t>
-      </w:r>
-      <w:r>
-        <w:t xml:space="preserve">.</w:t>
-      </w:r>
-    </w:p>
-    <w:p>
-      <w:pPr>
-        <w:jc w:val="both"/>
-      </w:pPr>
-      <w:r>
-        <w:t xml:space="preserve">Yin, Z., Sun, Q., Guo, Q., Wu, J., Qiu, X. and Huang, X. (2023)</w:t>
-      </w:r>
-      <w:r>
-        <w:t xml:space="preserve"> </w:t>
-      </w:r>
-      <w:r>
-        <w:t xml:space="preserve">‘Do Large Language Models Know What They Don’t Know?’</w:t>
-      </w:r>
-      <w:r>
-        <w:t xml:space="preserve">,</w:t>
-      </w:r>
-      <w:r>
-        <w:t xml:space="preserve"> </w:t>
-      </w:r>
-      <w:r>
-        <w:rPr>
-          <w:i/>
-          <w:iCs/>
-        </w:rPr>
-        <w:t xml:space="preserve">Findings of the Association for Computational Linguistics: ACL 2023</w:t>
-      </w:r>
-      <w:r>
-        <w:t xml:space="preserve">, pp. 8653-8665.</w:t>
-      </w:r>
-    </w:p>
-    <w:p>
-      <w:pPr>
-        <w:jc w:val="both"/>
-      </w:pPr>
-      <w:r>
-        <w:t xml:space="preserve">Yue, M., Zhao, J., Zhang, M. and Du, L. (2023)</w:t>
-      </w:r>
-      <w:r>
-        <w:t xml:space="preserve"> </w:t>
-      </w:r>
-      <w:r>
-        <w:t xml:space="preserve">‘Automatic Evaluation of Attribution by Large Language Models’</w:t>
-      </w:r>
-      <w:r>
-        <w:t xml:space="preserve">,</w:t>
-      </w:r>
-      <w:r>
-        <w:t xml:space="preserve"> </w:t>
-      </w:r>
-      <w:r>
-        <w:rPr>
-          <w:i/>
-          <w:iCs/>
-        </w:rPr>
-        <w:t xml:space="preserve">Proceedings of the 2023 Conference on Empirical Methods in Natural Language Processing</w:t>
-      </w:r>
-      <w:r>
-        <w:t xml:space="preserve">, pp. 4615-4635.</w:t>
-      </w:r>
-    </w:p>
-    <w:p>
-      <w:pPr>
-        <w:jc w:val="both"/>
-      </w:pPr>
-      <w:r>
-        <w:t xml:space="preserve">Zhang, X., Gao, M. and Chen, D. (2024)</w:t>
-      </w:r>
-      <w:r>
-        <w:t xml:space="preserve"> </w:t>
-      </w:r>
-      <w:r>
-        <w:t xml:space="preserve">‘Evaluating and Fine-Tuning Retrieval-Augmented Language Models to Generate Text With Accurate Citations (RAGE)’</w:t>
-      </w:r>
-      <w:r>
-        <w:t xml:space="preserve">,</w:t>
-      </w:r>
-      <w:r>
-        <w:t xml:space="preserve"> </w:t>
-      </w:r>
-      <w:r>
-        <w:rPr>
-          <w:i/>
-          <w:iCs/>
-        </w:rPr>
-        <w:t xml:space="preserve">Proceedings of the 62nd Annual Meeting of the Association for Computational Linguistics</w:t>
-      </w:r>
-      <w:r>
-        <w:t xml:space="preserve">, pp. 3124-3140.</w:t>
-      </w:r>
-    </w:p>
-    <w:p>
-      <w:pPr>
-        <w:jc w:val="both"/>
-      </w:pPr>
-      <w:r>
-        <w:t xml:space="preserve">Zheng, L., Chiang, W.L., Sheng, Y., Zhuang, S., Wu, Z., Zhuang, Y., Lin, Z., Li, Z., Li, D., Xing, E.P. and Zhang, H. (2024)</w:t>
-      </w:r>
-      <w:r>
-        <w:t xml:space="preserve"> </w:t>
-      </w:r>
-      <w:r>
-        <w:t xml:space="preserve">‘Judging LLM-as-a-Judge with MT-Bench and Chatbot Arena’</w:t>
-      </w:r>
-      <w:r>
-        <w:t xml:space="preserve">,</w:t>
-      </w:r>
-      <w:r>
-        <w:t xml:space="preserve"> </w:t>
-      </w:r>
-      <w:r>
-        <w:rPr>
-          <w:i/>
-          <w:iCs/>
-        </w:rPr>
-        <w:t xml:space="preserve">Advances in Neural Information Processing Systems</w:t>
-      </w:r>
-      <w:r>
-        <w:t xml:space="preserve">, 36.</w:t>
-      </w:r>
-    </w:p>
-    <w:p>
-      <w:pPr>
-        <w:jc w:val="both"/>
-      </w:pPr>
-      <w:r>
-        <w:t xml:space="preserve">Zhong, H., Xiao, C., Tu, C., Zhang, T., Liu, Z. and Sun, M. (2020)</w:t>
-      </w:r>
-      <w:r>
-        <w:t xml:space="preserve"> </w:t>
-      </w:r>
-      <w:r>
-        <w:t xml:space="preserve">‘How Does NLP Benefit Legal System: A Summary of Legal Artificial Intelligence’</w:t>
-      </w:r>
-      <w:r>
-        <w:t xml:space="preserve">,</w:t>
-      </w:r>
-      <w:r>
-        <w:t xml:space="preserve"> </w:t>
-      </w:r>
-      <w:r>
-        <w:rPr>
-          <w:i/>
-          <w:iCs/>
-        </w:rPr>
-        <w:t xml:space="preserve">Proceedings of the 58th Annual Meeting of the Association for Computational Linguistics</w:t>
-      </w:r>
-      <w:r>
-        <w:t xml:space="preserve">, pp. 5218-5230.</w:t>
-      </w:r>
-    </w:p>
-    <w:p>
-      <w:pPr>
-        <w:jc w:val="both"/>
-      </w:pPr>
-      <w:r>
-        <w:pict>
-          <v:rect style="width:0;height:1.5pt" o:hralign="center" o:hrstd="t" o:hr="t"/>
-        </w:pict>
-      </w:r>
-    </w:p>
-    <w:bookmarkEnd w:id="81"/>
-    <w:bookmarkStart w:id="89" w:name="appendix-a-self-appraisal"/>
-    <w:p>
-      <w:pPr>
-        <w:pStyle w:val="Heading1"/>
-        <w:pageBreakBefore/>
-      </w:pPr>
-      <w:r>
-        <w:t xml:space="preserve">Appendix A Self-appraisal</w:t>
-      </w:r>
-    </w:p>
-    <w:bookmarkStart w:id="82" w:name="a.1-critical-self-evaluation"/>
-    <w:p>
-      <w:pPr>
-        <w:pStyle w:val="Heading2"/>
-      </w:pPr>
-      <w:r>
-        <w:t xml:space="preserve">A.1 Critical self-evaluation</w:t>
-      </w:r>
-    </w:p>
-    <w:p>
-      <w:pPr>
-        <w:jc w:val="both"/>
-      </w:pPr>
-      <w:r>
-        <w:t xml:space="preserve">The starting point for this project was a fairly specific design rule: build a RAG system that will only answer when it can cite a source, and will refuse otherwise. That rule is more constrained than what most contemporary RAG demos try to do, where the implicit goal is to answer as much as possible. Looking back, the system probably enforces the rule more strictly than I had originally planned, and that strictness is visible in both the strong precision numbers and in the low answer rate.</w:t>
-      </w:r>
-    </w:p>
-    <w:p>
-      <w:pPr>
-        <w:jc w:val="both"/>
-      </w:pPr>
-      <w:r>
-        <w:t xml:space="preserve">Designing for refusal rather than for coverage was the part of the project I underestimated at the start. Most of the tutorials and frameworks I looked at early on (LangChain, LlamaIndex, the standard</w:t>
-      </w:r>
-      <w:r>
-        <w:t xml:space="preserve"> </w:t>
-      </w:r>
-      <w:r>
-        <w:t xml:space="preserve">“QA over your docs”</w:t>
-      </w:r>
-      <w:r>
-        <w:t xml:space="preserve"> </w:t>
-      </w:r>
-      <w:r>
-        <w:t xml:space="preserve">pattern) treat answering as the default and refusal as an edge case. The B1 vs. B3 comparison made it clear that this default does not survive contact with a compliance use-case: B1 will answer policy questions with no grounding at all, and the abstention machinery in B3 had to be designed against the grain of those defaults rather than as a small add-on.</w:t>
-      </w:r>
-    </w:p>
-    <w:p>
-      <w:pPr>
-        <w:jc w:val="both"/>
-      </w:pPr>
-      <w:r>
-        <w:t xml:space="preserve">The live evaluation results turned out sharper than the development-phase estimates. B3-Generative reaches 0.0% Ungrounded Rate (response-level, after the support-rate gate) and 94.1% Abstention Accuracy on the test split, but only at a 25% Answer Rate. Three things combine to produce that low Answer Rate: a strict abstention threshold (0.30), a strict per-claim support threshold (min_support_rate = 0.80), and the fact that the final evaluation run fell back to the BM25 retriever after the dense FAISS index was unavailable in the reproducibility environment, which has lower recall than the dense index used during development. In hindsight, I would either lower the threshold for the BM25 backend or treat the dense-index runs as the primary results and the BM25 fallback as a separate degraded-mode report.</w:t>
-      </w:r>
-    </w:p>
-    <w:p>
-      <w:pPr>
-        <w:jc w:val="both"/>
-      </w:pPr>
-      <w:r>
-        <w:t xml:space="preserve">B3-Extractive (89% Answer Rate, 100% Citation Precision, 0% Ungrounded Rate) is the operating point I would ship if this were a real deployment, at least until retrieval recall improved enough to give Generative Mode a more generous abstention threshold. The Extractive mode also does the useful job of showing that the surrounding pipeline (retrieval, verification, abstention) functions independently of the LLM, with the caveat that an Extractive answer is a quoted paragraph and not a synthesised one.</w:t>
-      </w:r>
-    </w:p>
-    <w:p>
-      <w:pPr>
-        <w:jc w:val="both"/>
-      </w:pPr>
-      <w:r>
-        <w:t xml:space="preserve">The ablation results were the part of the project that surprised me most. Going in, I expected the verification step to be the most impactful component, since it most directly enforces the</w:t>
-      </w:r>
-      <w:r>
-        <w:t xml:space="preserve"> </w:t>
-      </w:r>
-      <w:r>
-        <w:t xml:space="preserve">“cited or silent”</w:t>
-      </w:r>
-      <w:r>
-        <w:t xml:space="preserve"> </w:t>
-      </w:r>
-      <w:r>
-        <w:t xml:space="preserve">rule. The data showed reranking was doing more of the work, which I now read as: it is easier to keep the LLM honest by giving it better evidence in the first place than by trying to clean up its output afterwards. It looks obvious in hindsight, but I only got to it from running the ablations and reading the numbers, not from anything I would have predicted up front.</w:t>
-      </w:r>
-    </w:p>
-    <w:bookmarkEnd w:id="82"/>
-    <w:bookmarkStart w:id="83" w:name="X5f5e5c43fdaef655737eee246f9aac728acdc99"/>
-    <w:p>
-      <w:pPr>
-        <w:pStyle w:val="Heading2"/>
-      </w:pPr>
-      <w:r>
-        <w:t xml:space="preserve">A.2 Personal reflection and lessons learned</w:t>
-      </w:r>
-    </w:p>
-    <w:p>
-      <w:pPr>
-        <w:jc w:val="both"/>
-      </w:pPr>
-      <w:r>
-        <w:t xml:space="preserve">The project demanded competence across multiple technical domains that, at the outset, were unfamiliar to me in combination: dense retrieval, cross-encoder reranking, LLM prompt engineering, and deterministic verification heuristics. While I had encountered each of these topics individually during the taught modules, integrating them into a single coherent pipeline required a level of systems-engineering thinking that the coursework modules did not fully prepare me for.</w:t>
-      </w:r>
-    </w:p>
-    <w:p>
-      <w:pPr>
-        <w:jc w:val="both"/>
-      </w:pPr>
-      <w:r>
-        <w:t xml:space="preserve">Three skills developed substantially during the project:</w:t>
-      </w:r>
-    </w:p>
-    <w:p>
-      <w:pPr>
-        <w:numPr>
-          <w:ilvl w:val="0"/>
-          <w:numId w:val="1012"/>
-        </w:numPr>
-        <w:jc w:val="both"/>
-      </w:pPr>
-      <w:r>
-        <w:rPr>
-          <w:b/>
-          <w:bCs/>
-        </w:rPr>
-        <w:t xml:space="preserve">Empirical evaluation design.</w:t>
-      </w:r>
-      <w:r>
-        <w:t xml:space="preserve"> </w:t>
-      </w:r>
-      <w:r>
-        <w:t xml:space="preserve">The baseline ladder and ablation methodology, while standard in machine-learning research, were new practices for me. Learning to structure experiments so that each comparison isolates exactly one variable proved essential for producing interpretable results. Splitting the golden set into validation and test subsets is obvious in hindsight, but it was not part of my initial project plan; I adopted it during Sprint 6 after recognising that the abstention threshold had been tuned on the same data used for evaluation. Left uncorrected, that methodological error would have inflated the reported metrics.</w:t>
-      </w:r>
-    </w:p>
-    <w:p>
-      <w:pPr>
-        <w:numPr>
-          <w:ilvl w:val="0"/>
-          <w:numId w:val="1012"/>
-        </w:numPr>
-        <w:jc w:val="both"/>
-      </w:pPr>
-      <w:r>
-        <w:rPr>
-          <w:b/>
-          <w:bCs/>
-        </w:rPr>
-        <w:t xml:space="preserve">Defensive software engineering.</w:t>
-      </w:r>
-      <w:r>
-        <w:t xml:space="preserve"> </w:t>
-      </w:r>
-      <w:r>
-        <w:t xml:space="preserve">The repair-and-retry mechanism for LLM JSON compliance, the cascading fallback strategy, and the claim-splitting edge-case handling all required a defensive programming mindset: anticipating failure modes and building graceful recovery paths. This contrasts with coursework assignments, where inputs are typically clean and well-formed.</w:t>
-      </w:r>
-    </w:p>
-    <w:p>
-      <w:pPr>
-        <w:numPr>
-          <w:ilvl w:val="0"/>
-          <w:numId w:val="1012"/>
-        </w:numPr>
-        <w:jc w:val="both"/>
-      </w:pPr>
-      <w:r>
-        <w:rPr>
-          <w:b/>
-          <w:bCs/>
-        </w:rPr>
-        <w:t xml:space="preserve">Technical writing under constraint.</w:t>
-      </w:r>
-      <w:r>
-        <w:t xml:space="preserve"> </w:t>
-      </w:r>
-      <w:r>
-        <w:t xml:space="preserve">Producing a report that satisfies the university’s marking criteria while accurately representing a complex system required iteration. Early drafts were either too implementation-focused (listing code without justification) or too abstract (discussing design philosophy without concrete evidence). The final report attempts to balance both registers, a skill I want to keep working on.</w:t>
-      </w:r>
-    </w:p>
-    <w:bookmarkEnd w:id="83"/>
-    <w:bookmarkStart w:id="88" w:name="X254a187480e93182affc27418a40d738584021a"/>
-    <w:p>
-      <w:pPr>
-        <w:pStyle w:val="Heading2"/>
-      </w:pPr>
-      <w:r>
-        <w:t xml:space="preserve">A.3 Legal, social, ethical and professional issues</w:t>
-      </w:r>
-    </w:p>
-    <w:p>
-      <w:pPr>
-        <w:jc w:val="both"/>
-      </w:pPr>
-      <w:r>
-        <w:t xml:space="preserve">The LSEP framework requires consideration of the broader implications of the system beyond its technical performance. Each dimension is addressed individually below, in accordance with the School of Computer Science’s self-assessment requirements.</w:t>
-      </w:r>
-    </w:p>
-    <w:bookmarkStart w:id="84" w:name="a.3.1-legal-issues"/>
-    <w:p>
-      <w:pPr>
-        <w:pStyle w:val="Heading3"/>
-      </w:pPr>
-      <w:r>
-        <w:t xml:space="preserve">A.3.1 Legal issues</w:t>
-      </w:r>
-    </w:p>
-    <w:p>
-      <w:pPr>
-        <w:jc w:val="both"/>
-      </w:pPr>
-      <w:r>
-        <w:rPr>
-          <w:b/>
-          <w:bCs/>
-        </w:rPr>
-        <w:t xml:space="preserve">Privacy and Data Protection.</w:t>
-      </w:r>
-      <w:r>
-        <w:t xml:space="preserve"> </w:t>
-      </w:r>
-      <w:r>
-        <w:t xml:space="preserve">RAG architectures lend themselves to query-time access control more easily than fine-tuned models do: because documents are retrieved at query time rather than embedded in model weights, an access-control layer can sit at the retrieval stage so that a user’s query only retrieves documents they are authorised to see. This access-control layer is not implemented in the current prototype (all documents are accessible to all users), but the architecture supports it without redesign, since the</w:t>
-      </w:r>
-      <w:r>
-        <w:t xml:space="preserve"> </w:t>
-      </w:r>
-      <w:r>
-        <w:rPr>
-          <w:rStyle w:val="VerbatimChar"/>
-        </w:rPr>
-        <w:t xml:space="preserve">Retriever</w:t>
-      </w:r>
-      <w:r>
-        <w:t xml:space="preserve"> </w:t>
-      </w:r>
-      <w:r>
-        <w:t xml:space="preserve">class accepts a document-filter parameter that could restrict the search space per-user. I built that hook in deliberately, with a deployment scenario in mind where different employees have different policy-access levels.</w:t>
-      </w:r>
-    </w:p>
-    <w:p>
-      <w:pPr>
-        <w:jc w:val="both"/>
-      </w:pPr>
-      <w:r>
-        <w:t xml:space="preserve">Under the UK Data Protection Act 2018 and the General Data Protection Regulation (EU) 2016/679, any system processing queries that could be linked to an identifiable individual would constitute processing of personal data. In the current prototype this risk does not arise: the synthetic corpus contains no personal data and the system does not log user identities. A production deployment would, however, require a Data Protection Impact Assessment and appropriate safeguards, particularly if query logs were retained for auditing purposes, since the combination of query text and timestamp could constitute indirect personal data.</w:t>
-      </w:r>
-    </w:p>
-    <w:p>
-      <w:pPr>
-        <w:jc w:val="both"/>
-      </w:pPr>
-      <w:r>
-        <w:rPr>
-          <w:b/>
-          <w:bCs/>
-        </w:rPr>
-        <w:t xml:space="preserve">Intellectual Property.</w:t>
-      </w:r>
-      <w:r>
-        <w:t xml:space="preserve"> </w:t>
-      </w:r>
-      <w:r>
-        <w:t xml:space="preserve">All third-party libraries used in this project are released under permissive open-source licences (MIT, Apache 2.0, BSD-3; see Appendix B.1). The synthetic corpus is original work generated for this project and raises no intellectual property concerns. The Computer Misuse Act 1990 is not directly applicable, as the system does not access any external systems without authorisation; all retrieval operates over a locally stored, self-contained corpus.</w:t>
-      </w:r>
-    </w:p>
-    <w:bookmarkEnd w:id="84"/>
-    <w:bookmarkStart w:id="85" w:name="a.3.2-social-issues"/>
-    <w:p>
-      <w:pPr>
-        <w:pStyle w:val="Heading3"/>
-      </w:pPr>
-      <w:r>
-        <w:t xml:space="preserve">A.3.2 Social issues</w:t>
-      </w:r>
-    </w:p>
-    <w:p>
-      <w:pPr>
-        <w:jc w:val="both"/>
-      </w:pPr>
-      <w:r>
-        <w:rPr>
-          <w:b/>
-          <w:bCs/>
-        </w:rPr>
-        <w:t xml:space="preserve">Automation Bias and Over-Trust.</w:t>
-      </w:r>
-      <w:r>
-        <w:t xml:space="preserve"> </w:t>
-      </w:r>
-      <w:r>
-        <w:t xml:space="preserve">The most significant social concern is automation bias: the tendency for users to accept system-generated answers uncritically, particularly when those answers carry a</w:t>
-      </w:r>
-      <w:r>
-        <w:t xml:space="preserve"> </w:t>
-      </w:r>
-      <w:r>
-        <w:t xml:space="preserve">“verified”</w:t>
-      </w:r>
-      <w:r>
-        <w:t xml:space="preserve"> </w:t>
-      </w:r>
-      <w:r>
-        <w:t xml:space="preserve">label. Policy Copilot’s verification mechanism could paradoxically increase this risk, because by presenting answers as</w:t>
-      </w:r>
-      <w:r>
-        <w:t xml:space="preserve"> </w:t>
-      </w:r>
-      <w:r>
-        <w:t xml:space="preserve">“citation-verified”</w:t>
-      </w:r>
-      <w:r>
-        <w:t xml:space="preserve"> </w:t>
-      </w:r>
-      <w:r>
-        <w:t xml:space="preserve">the system may create a false sense of certainty that discourages users from consulting the source documents directly. To mitigate this, the Streamlit UI explicitly labels all answers as</w:t>
-      </w:r>
-      <w:r>
-        <w:t xml:space="preserve"> </w:t>
-      </w:r>
-      <w:r>
-        <w:t xml:space="preserve">“AI-Generated, Verify Against Source”</w:t>
-      </w:r>
-      <w:r>
-        <w:t xml:space="preserve"> </w:t>
-      </w:r>
-      <w:r>
-        <w:t xml:space="preserve">and displays the raw cited paragraphs alongside the generated answer, enabling the user to perform their own verification. The effectiveness of this mitigation depends on user behaviour, however, which is a factor outside the system’s control.</w:t>
-      </w:r>
-    </w:p>
-    <w:p>
-      <w:pPr>
-        <w:jc w:val="both"/>
-      </w:pPr>
-      <w:r>
-        <w:rPr>
-          <w:b/>
-          <w:bCs/>
-        </w:rPr>
-        <w:t xml:space="preserve">Deskilling and Power Asymmetry.</w:t>
-      </w:r>
-      <w:r>
-        <w:t xml:space="preserve"> </w:t>
-      </w:r>
-      <w:r>
-        <w:t xml:space="preserve">A subtler social risk concerns the potential deskilling of policy specialists. If employees rely on an AI intermediary to interpret policy documents rather than reading the source material directly, their capacity for independent policy interpretation may atrophy over time. There is also a power asymmetry worth acknowledging: the employer controls the corpus that the system retrieves from, while the employee receives the system’s interpretation of that corpus. In a dispute over policy application, the employee’s understanding is mediated, and potentially constrained, by the system’s retrieval boundaries.</w:t>
-      </w:r>
-    </w:p>
-    <w:p>
-      <w:pPr>
-        <w:jc w:val="both"/>
-      </w:pPr>
-      <w:r>
-        <w:rPr>
-          <w:b/>
-          <w:bCs/>
-        </w:rPr>
-        <w:t xml:space="preserve">Digital Equity.</w:t>
-      </w:r>
-      <w:r>
-        <w:t xml:space="preserve"> </w:t>
-      </w:r>
-      <w:r>
-        <w:t xml:space="preserve">Not all employees within an organisation may have equal access to AI-mediated policy tools. Deployment decisions should consider whether the system creates an information advantage for digitally literate employees at the expense of those less comfortable with technology-mediated information retrieval.</w:t>
-      </w:r>
-    </w:p>
-    <w:bookmarkEnd w:id="85"/>
-    <w:bookmarkStart w:id="86" w:name="a.3.3-ethical-issues"/>
-    <w:p>
-      <w:pPr>
-        <w:pStyle w:val="Heading3"/>
-      </w:pPr>
-      <w:r>
-        <w:t xml:space="preserve">A.3.3 Ethical issues</w:t>
-      </w:r>
-    </w:p>
-    <w:p>
-      <w:pPr>
-        <w:jc w:val="both"/>
-      </w:pPr>
-      <w:r>
-        <w:rPr>
-          <w:b/>
-          <w:bCs/>
-        </w:rPr>
-        <w:t xml:space="preserve">Accountability and Auditability.</w:t>
-      </w:r>
-      <w:r>
-        <w:t xml:space="preserve"> </w:t>
-      </w:r>
-      <w:r>
-        <w:t xml:space="preserve">Every query produces a structured log entry covering the question, the retrieved paragraphs, the reranker scores, the raw LLM output, the verification decisions (kept claims, pruned claims, and the reason for each), and the final response. This means any answer the system has produced can be re-traced after the fact, which is useful for compliance environments where decisions based on policy interpretations may later be challenged. The provenance chain is exercised by</w:t>
-      </w:r>
-      <w:r>
-        <w:t xml:space="preserve"> </w:t>
-      </w:r>
-      <w:r>
-        <w:rPr>
-          <w:rStyle w:val="VerbatimChar"/>
-        </w:rPr>
-        <w:t xml:space="preserve">test_backend_provenance.py</w:t>
-      </w:r>
-      <w:r>
-        <w:t xml:space="preserve">, which fails if a response is returned without an attached audit trail. It is worth noting that the audit log itself becomes a privacy and security responsibility: a production deployment would need to apply the same access-control discipline to the log store as to the source documents, since the combination of query, retrieved paragraphs, and timestamp can be sensitive in its own right.</w:t>
-      </w:r>
-    </w:p>
-    <w:p>
-      <w:pPr>
-        <w:jc w:val="both"/>
-      </w:pPr>
-      <w:r>
-        <w:rPr>
-          <w:b/>
-          <w:bCs/>
-        </w:rPr>
-        <w:t xml:space="preserve">Bias Risks.</w:t>
-      </w:r>
-      <w:r>
-        <w:t xml:space="preserve"> </w:t>
-      </w:r>
-      <w:r>
-        <w:t xml:space="preserve">The synthetic corpus was authored with deliberate contradictions for evaluation purposes but does not contain content relating to protected characteristics under the Equality Act 2010. The system’s extractive fallback mode quotes source material directly, reducing the risk of introducing bias through paraphrasing. In generative mode, however, the LLM may introduce subtle framing biases not present in the source documents, a risk that the heuristic verification layer can only partially mitigate, since it checks for factual support rather than tonal fidelity.</w:t>
-      </w:r>
-    </w:p>
-    <w:p>
-      <w:pPr>
-        <w:jc w:val="both"/>
-      </w:pPr>
-      <w:r>
-        <w:rPr>
-          <w:b/>
-          <w:bCs/>
-        </w:rPr>
-        <w:t xml:space="preserve">Environmental Impact.</w:t>
-      </w:r>
-      <w:r>
-        <w:t xml:space="preserve"> </w:t>
-      </w:r>
-      <w:r>
-        <w:t xml:space="preserve">The environmental cost of large language model inference deserves acknowledgement. Strubell et al. (2019) gave an early estimate suggesting that the carbon footprint of training a single large NLP model could be comparable to a substantial multi-year vehicle footprint, although the exact figure has been re-debated in subsequent literature and depends heavily on the model size and energy mix. Inference-time costs for a small model such as</w:t>
-      </w:r>
-      <w:r>
-        <w:t xml:space="preserve"> </w:t>
-      </w:r>
-      <w:r>
-        <w:rPr>
-          <w:rStyle w:val="VerbatimChar"/>
-        </w:rPr>
-        <w:t xml:space="preserve">gpt-4o-mini</w:t>
-      </w:r>
-      <w:r>
-        <w:t xml:space="preserve"> </w:t>
-      </w:r>
-      <w:r>
-        <w:t xml:space="preserve">are orders of magnitude smaller than training-time costs, but they are still non-trivial at scale. Policy Copilot partially mitigates this: extractive/offline modes (B3-Extractive) require no LLM calls, while generative baselines require API access. The bi-encoder (MiniLM, 22M parameters) and cross-encoder (ms-marco-MiniLM, 22M parameters) are both lightweight models chosen partly for their low computational footprint.</w:t>
-      </w:r>
-    </w:p>
-    <w:p>
-      <w:pPr>
-        <w:jc w:val="both"/>
-      </w:pPr>
-      <w:r>
-        <w:rPr>
-          <w:b/>
-          <w:bCs/>
-        </w:rPr>
-        <w:t xml:space="preserve">Participant Evaluation Ethics.</w:t>
-      </w:r>
-      <w:r>
-        <w:t xml:space="preserve"> </w:t>
-      </w:r>
-      <w:r>
-        <w:t xml:space="preserve">The independent reviewer evaluation in §4.10 (n = 6, 14-18 April 2026) was conducted under voluntary informed consent: participants received a Participant Information text, gave digital consent for anonymised data reuse, and could withdraw before final submission. No personal data was retained beyond Likert scores and short comments; reviewers are referred to only as P1-P6 with a role tag (BSc CS or MSc CS), and comments appear in the report only as paraphrased themes (Appendix B.10).</w:t>
-      </w:r>
-    </w:p>
-    <w:bookmarkEnd w:id="86"/>
-    <w:bookmarkStart w:id="87" w:name="a.3.4-professional-issues"/>
-    <w:p>
-      <w:pPr>
-        <w:pStyle w:val="Heading3"/>
-      </w:pPr>
-      <w:r>
-        <w:t xml:space="preserve">A.3.4 Professional issues</w:t>
-      </w:r>
-    </w:p>
-    <w:p>
-      <w:pPr>
-        <w:jc w:val="both"/>
-      </w:pPr>
-      <w:r>
-        <w:rPr>
-          <w:b/>
-          <w:bCs/>
-        </w:rPr>
-        <w:t xml:space="preserve">Generative AI Policy Compliance.</w:t>
-      </w:r>
-      <w:r>
-        <w:t xml:space="preserve"> </w:t>
-      </w:r>
-      <w:r>
-        <w:t xml:space="preserve">Under the University of Leeds Generative AI policy, this module (COMP3931/COMP3932) sits in the</w:t>
-      </w:r>
-      <w:r>
-        <w:t xml:space="preserve"> </w:t>
-      </w:r>
-      <w:r>
-        <w:rPr>
-          <w:b/>
-          <w:bCs/>
-        </w:rPr>
-        <w:t xml:space="preserve">Amber category</w:t>
-      </w:r>
-      <w:r>
-        <w:t xml:space="preserve">: Generative AI is permitted as a development, debugging, and limited drafting-support aid, but must not generate substantive academic content presented as the author’s own. This project was developed in line with that policy. AI tools were used only in the capacities documented in the usage log (Appendix B.5), and the submitted report is the author’s final work: all wording, technical claims, citations, edits, and submission decisions were reviewed, revised, and approved by the author. The University proof-reading policy was reviewed and followed.</w:t>
-      </w:r>
-    </w:p>
-    <w:p>
-      <w:pPr>
-        <w:jc w:val="both"/>
-      </w:pPr>
-      <w:r>
-        <w:rPr>
-          <w:b/>
-          <w:bCs/>
-        </w:rPr>
-        <w:t xml:space="preserve">Professional Standards.</w:t>
-      </w:r>
-      <w:r>
-        <w:t xml:space="preserve"> </w:t>
-      </w:r>
-      <w:r>
-        <w:t xml:space="preserve">The codebase follows professional software-engineering practices: version-controlled development with meaningful commit messages, automated testing with 195 test cases across 39 files, reproducible evaluation via scripted pipelines, and modular architecture with clean separation of concerns. In practical terms, the work was guided by the BCS Code of Conduct’s emphasis on the public interest, professional competence, and integrity: the abstention behaviour was treated as a public-interest feature (the system should refuse rather than fabricate); limitations and trade-offs are made explicit in this report (Sections 4.13 and 5.2) rather than hidden; and any AI-assisted parts of the development workflow are disclosed in Appendix B.5 in line with the university’s Generative AI policy.</w:t>
-      </w:r>
-    </w:p>
-    <w:p>
-      <w:pPr>
-        <w:jc w:val="both"/>
-      </w:pPr>
-      <w:r>
-        <w:pict>
-          <v:rect style="width:0;height:1.5pt" o:hralign="center" o:hrstd="t" o:hr="t"/>
-        </w:pict>
-      </w:r>
-    </w:p>
-    <w:bookmarkEnd w:id="87"/>
-    <w:bookmarkEnd w:id="88"/>
-    <w:bookmarkEnd w:id="89"/>
-    <w:bookmarkStart w:id="109" w:name="appendix-b-external-materials"/>
-    <w:p>
-      <w:pPr>
-        <w:pStyle w:val="Heading1"/>
-        <w:pageBreakBefore/>
-      </w:pPr>
-      <w:r>
-        <w:t xml:space="preserve">Appendix B External Materials</w:t>
-      </w:r>
-    </w:p>
-    <w:bookmarkStart w:id="91" w:name="repository-and-access"/>
-    <w:p>
-      <w:pPr>
-        <w:pStyle w:val="Heading3"/>
-      </w:pPr>
-      <w:r>
-        <w:t xml:space="preserve">Repository and Access</w:t>
-      </w:r>
-    </w:p>
-    <w:p>
-      <w:pPr>
-        <w:jc w:val="both"/>
-      </w:pPr>
-      <w:r>
-        <w:t xml:space="preserve">The complete source code, evaluation datasets, and full history of development commits for this project are hosted in a public GitHub repository.</w:t>
-      </w:r>
-    </w:p>
-    <w:p>
-      <w:pPr>
-        <w:jc w:val="both"/>
-      </w:pPr>
-      <w:r>
-        <w:rPr>
-          <w:b/>
-          <w:bCs/>
-        </w:rPr>
-        <w:t xml:space="preserve">Repository URL:</w:t>
-      </w:r>
-      <w:r>
-        <w:t xml:space="preserve"> </w:t>
-      </w:r>
-      <w:hyperlink r:id="rId90">
-        <w:r>
-          <w:rPr>
-            <w:rStyle w:val="Hyperlink"/>
-          </w:rPr>
-          <w:t xml:space="preserve">https://github.com/NathS04/policy_copilot_submission.git</w:t>
-        </w:r>
-      </w:hyperlink>
-    </w:p>
-    <w:p>
-      <w:pPr>
-        <w:jc w:val="both"/>
-      </w:pPr>
-      <w:r>
-        <w:rPr>
-          <w:i/>
-          <w:iCs/>
-        </w:rPr>
-        <w:t xml:space="preserve">(Note for examiners: the repository is public; no special access is required for marking verification.)</w:t>
-      </w:r>
-    </w:p>
-    <w:bookmarkEnd w:id="91"/>
-    <w:bookmarkStart w:id="92" w:name="b.1-third-party-libraries"/>
-    <w:p>
-      <w:pPr>
-        <w:pStyle w:val="Heading2"/>
-      </w:pPr>
-      <w:r>
-        <w:t xml:space="preserve">B.1 Third-Party Libraries</w:t>
-      </w:r>
-    </w:p>
-    <w:p>
-      <w:pPr>
-        <w:jc w:val="both"/>
-      </w:pPr>
-      <w:r>
-        <w:t xml:space="preserve">The following open-source Python libraries were used in the development of Policy Copilot.</w:t>
+          <w:sz w:val="21"/>
+        </w:rPr>
+        <w:t xml:space="preserve">Table 4.13: Threats to validity summary.</w:t>
       </w:r>
     </w:p>
     <w:tbl>
@@ -22778,7 +20789,7 @@
                 <w:color w:val="000000"/>
                 <w:sz w:val="18"/>
               </w:rPr>
-              <w:t xml:space="preserve">Library</w:t>
+              <w:t xml:space="preserve">Threat</w:t>
             </w:r>
           </w:p>
         </w:tc>
@@ -22804,7 +20815,7 @@
                 <w:color w:val="000000"/>
                 <w:sz w:val="18"/>
               </w:rPr>
-              <w:t xml:space="preserve">Version</w:t>
+              <w:t xml:space="preserve">Why it matters</w:t>
             </w:r>
           </w:p>
         </w:tc>
@@ -22830,7 +20841,7 @@
                 <w:color w:val="000000"/>
                 <w:sz w:val="18"/>
               </w:rPr>
-              <w:t xml:space="preserve">License</w:t>
+              <w:t xml:space="preserve">Mitigation in this project</w:t>
             </w:r>
           </w:p>
         </w:tc>
@@ -22856,7 +20867,7 @@
                 <w:color w:val="000000"/>
                 <w:sz w:val="18"/>
               </w:rPr>
-              <w:t xml:space="preserve">Usage</w:t>
+              <w:t xml:space="preserve">Remaining weakness</w:t>
             </w:r>
           </w:p>
         </w:tc>
@@ -22879,84 +20890,82 @@
             <w:r>
               <w:rPr>
                 <w:rFonts w:ascii="Times New Roman" w:hAnsi="Times New Roman"/>
-                <w:b/>
-                <w:bCs/>
-                <w:color w:val="000000"/>
-                <w:sz w:val="18"/>
-              </w:rPr>
-              <w:t xml:space="preserve">Python</w:t>
-            </w:r>
-          </w:p>
-        </w:tc>
-        <w:tc>
-          <w:tcPr>
-            <w:tcMar>
-              <w:top w:w="60" w:type="dxa"/>
-              <w:bottom w:w="60" w:type="dxa"/>
-              <w:left w:w="100" w:type="dxa"/>
-              <w:right w:w="100" w:type="dxa"/>
-            </w:tcMar>
-          </w:tcPr>
-          <w:p>
-            <w:pPr>
-              <w:spacing w:line="276" w:lineRule="auto" w:before="0" w:after="0"/>
-              <w:jc w:val="left"/>
-            </w:pPr>
-            <w:r>
-              <w:rPr>
-                <w:rFonts w:ascii="Times New Roman" w:hAnsi="Times New Roman"/>
-                <w:color w:val="000000"/>
-                <w:sz w:val="18"/>
-              </w:rPr>
-              <w:t xml:space="preserve">3.10+</w:t>
-            </w:r>
-          </w:p>
-        </w:tc>
-        <w:tc>
-          <w:tcPr>
-            <w:tcMar>
-              <w:top w:w="60" w:type="dxa"/>
-              <w:bottom w:w="60" w:type="dxa"/>
-              <w:left w:w="100" w:type="dxa"/>
-              <w:right w:w="100" w:type="dxa"/>
-            </w:tcMar>
-          </w:tcPr>
-          <w:p>
-            <w:pPr>
-              <w:spacing w:line="276" w:lineRule="auto" w:before="0" w:after="0"/>
-              <w:jc w:val="left"/>
-            </w:pPr>
-            <w:r>
-              <w:rPr>
-                <w:rFonts w:ascii="Times New Roman" w:hAnsi="Times New Roman"/>
-                <w:color w:val="000000"/>
-                <w:sz w:val="18"/>
-              </w:rPr>
-              <w:t xml:space="preserve">PSF</w:t>
-            </w:r>
-          </w:p>
-        </w:tc>
-        <w:tc>
-          <w:tcPr>
-            <w:tcMar>
-              <w:top w:w="60" w:type="dxa"/>
-              <w:bottom w:w="60" w:type="dxa"/>
-              <w:left w:w="100" w:type="dxa"/>
-              <w:right w:w="100" w:type="dxa"/>
-            </w:tcMar>
-          </w:tcPr>
-          <w:p>
-            <w:pPr>
-              <w:spacing w:line="276" w:lineRule="auto" w:before="0" w:after="0"/>
-              <w:jc w:val="left"/>
-            </w:pPr>
-            <w:r>
-              <w:rPr>
-                <w:rFonts w:ascii="Times New Roman" w:hAnsi="Times New Roman"/>
-                <w:color w:val="000000"/>
-                <w:sz w:val="18"/>
-              </w:rPr>
-              <w:t xml:space="preserve">Runtime environment</w:t>
+                <w:color w:val="000000"/>
+                <w:sz w:val="18"/>
+              </w:rPr>
+              <w:t xml:space="preserve">Synthetic primary corpus</w:t>
+            </w:r>
+          </w:p>
+        </w:tc>
+        <w:tc>
+          <w:tcPr>
+            <w:tcMar>
+              <w:top w:w="60" w:type="dxa"/>
+              <w:bottom w:w="60" w:type="dxa"/>
+              <w:left w:w="100" w:type="dxa"/>
+              <w:right w:w="100" w:type="dxa"/>
+            </w:tcMar>
+          </w:tcPr>
+          <w:p>
+            <w:pPr>
+              <w:spacing w:line="276" w:lineRule="auto" w:before="0" w:after="0"/>
+              <w:jc w:val="left"/>
+            </w:pPr>
+            <w:r>
+              <w:rPr>
+                <w:rFonts w:ascii="Times New Roman" w:hAnsi="Times New Roman"/>
+                <w:color w:val="000000"/>
+                <w:sz w:val="18"/>
+              </w:rPr>
+              <w:t xml:space="preserve">May be cleaner than real organisational policies</w:t>
+            </w:r>
+          </w:p>
+        </w:tc>
+        <w:tc>
+          <w:tcPr>
+            <w:tcMar>
+              <w:top w:w="60" w:type="dxa"/>
+              <w:bottom w:w="60" w:type="dxa"/>
+              <w:left w:w="100" w:type="dxa"/>
+              <w:right w:w="100" w:type="dxa"/>
+            </w:tcMar>
+          </w:tcPr>
+          <w:p>
+            <w:pPr>
+              <w:spacing w:line="276" w:lineRule="auto" w:before="0" w:after="0"/>
+              <w:jc w:val="left"/>
+            </w:pPr>
+            <w:r>
+              <w:rPr>
+                <w:rFonts w:ascii="Times New Roman" w:hAnsi="Times New Roman"/>
+                <w:color w:val="000000"/>
+                <w:sz w:val="18"/>
+              </w:rPr>
+              <w:t xml:space="preserve">Controlled contradictions, vague-language injection, public-transfer stress test on NCSC/ICO/ACAS material</w:t>
+            </w:r>
+          </w:p>
+        </w:tc>
+        <w:tc>
+          <w:tcPr>
+            <w:tcMar>
+              <w:top w:w="60" w:type="dxa"/>
+              <w:bottom w:w="60" w:type="dxa"/>
+              <w:left w:w="100" w:type="dxa"/>
+              <w:right w:w="100" w:type="dxa"/>
+            </w:tcMar>
+          </w:tcPr>
+          <w:p>
+            <w:pPr>
+              <w:spacing w:line="276" w:lineRule="auto" w:before="0" w:after="0"/>
+              <w:jc w:val="left"/>
+            </w:pPr>
+            <w:r>
+              <w:rPr>
+                <w:rFonts w:ascii="Times New Roman" w:hAnsi="Times New Roman"/>
+                <w:color w:val="000000"/>
+                <w:sz w:val="18"/>
+              </w:rPr>
+              <w:t xml:space="preserve">Real PDFs with OCR noise and inconsistent boilerplate not fully tested</w:t>
             </w:r>
           </w:p>
         </w:tc>
@@ -22979,84 +20988,82 @@
             <w:r>
               <w:rPr>
                 <w:rFonts w:ascii="Times New Roman" w:hAnsi="Times New Roman"/>
-                <w:b/>
-                <w:bCs/>
-                <w:color w:val="000000"/>
-                <w:sz w:val="18"/>
-              </w:rPr>
-              <w:t xml:space="preserve">OpenAI</w:t>
-            </w:r>
-          </w:p>
-        </w:tc>
-        <w:tc>
-          <w:tcPr>
-            <w:tcMar>
-              <w:top w:w="60" w:type="dxa"/>
-              <w:bottom w:w="60" w:type="dxa"/>
-              <w:left w:w="100" w:type="dxa"/>
-              <w:right w:w="100" w:type="dxa"/>
-            </w:tcMar>
-          </w:tcPr>
-          <w:p>
-            <w:pPr>
-              <w:spacing w:line="276" w:lineRule="auto" w:before="0" w:after="0"/>
-              <w:jc w:val="left"/>
-            </w:pPr>
-            <w:r>
-              <w:rPr>
-                <w:rFonts w:ascii="Times New Roman" w:hAnsi="Times New Roman"/>
-                <w:color w:val="000000"/>
-                <w:sz w:val="18"/>
-              </w:rPr>
-              <w:t xml:space="preserve">1.x</w:t>
-            </w:r>
-          </w:p>
-        </w:tc>
-        <w:tc>
-          <w:tcPr>
-            <w:tcMar>
-              <w:top w:w="60" w:type="dxa"/>
-              <w:bottom w:w="60" w:type="dxa"/>
-              <w:left w:w="100" w:type="dxa"/>
-              <w:right w:w="100" w:type="dxa"/>
-            </w:tcMar>
-          </w:tcPr>
-          <w:p>
-            <w:pPr>
-              <w:spacing w:line="276" w:lineRule="auto" w:before="0" w:after="0"/>
-              <w:jc w:val="left"/>
-            </w:pPr>
-            <w:r>
-              <w:rPr>
-                <w:rFonts w:ascii="Times New Roman" w:hAnsi="Times New Roman"/>
-                <w:color w:val="000000"/>
-                <w:sz w:val="18"/>
-              </w:rPr>
-              <w:t xml:space="preserve">Apache 2.0</w:t>
-            </w:r>
-          </w:p>
-        </w:tc>
-        <w:tc>
-          <w:tcPr>
-            <w:tcMar>
-              <w:top w:w="60" w:type="dxa"/>
-              <w:bottom w:w="60" w:type="dxa"/>
-              <w:left w:w="100" w:type="dxa"/>
-              <w:right w:w="100" w:type="dxa"/>
-            </w:tcMar>
-          </w:tcPr>
-          <w:p>
-            <w:pPr>
-              <w:spacing w:line="276" w:lineRule="auto" w:before="0" w:after="0"/>
-              <w:jc w:val="left"/>
-            </w:pPr>
-            <w:r>
-              <w:rPr>
-                <w:rFonts w:ascii="Times New Roman" w:hAnsi="Times New Roman"/>
-                <w:color w:val="000000"/>
-                <w:sz w:val="18"/>
-              </w:rPr>
-              <w:t xml:space="preserve">LLM API client</w:t>
+                <w:color w:val="000000"/>
+                <w:sz w:val="18"/>
+              </w:rPr>
+              <w:t xml:space="preserve">Small reviewer sample</w:t>
+            </w:r>
+          </w:p>
+        </w:tc>
+        <w:tc>
+          <w:tcPr>
+            <w:tcMar>
+              <w:top w:w="60" w:type="dxa"/>
+              <w:bottom w:w="60" w:type="dxa"/>
+              <w:left w:w="100" w:type="dxa"/>
+              <w:right w:w="100" w:type="dxa"/>
+            </w:tcMar>
+          </w:tcPr>
+          <w:p>
+            <w:pPr>
+              <w:spacing w:line="276" w:lineRule="auto" w:before="0" w:after="0"/>
+              <w:jc w:val="left"/>
+            </w:pPr>
+            <w:r>
+              <w:rPr>
+                <w:rFonts w:ascii="Times New Roman" w:hAnsi="Times New Roman"/>
+                <w:color w:val="000000"/>
+                <w:sz w:val="18"/>
+              </w:rPr>
+              <w:t xml:space="preserve">Human scores may be unstable</w:t>
+            </w:r>
+          </w:p>
+        </w:tc>
+        <w:tc>
+          <w:tcPr>
+            <w:tcMar>
+              <w:top w:w="60" w:type="dxa"/>
+              <w:bottom w:w="60" w:type="dxa"/>
+              <w:left w:w="100" w:type="dxa"/>
+              <w:right w:w="100" w:type="dxa"/>
+            </w:tcMar>
+          </w:tcPr>
+          <w:p>
+            <w:pPr>
+              <w:spacing w:line="276" w:lineRule="auto" w:before="0" w:after="0"/>
+              <w:jc w:val="left"/>
+            </w:pPr>
+            <w:r>
+              <w:rPr>
+                <w:rFonts w:ascii="Times New Roman" w:hAnsi="Times New Roman"/>
+                <w:color w:val="000000"/>
+                <w:sz w:val="18"/>
+              </w:rPr>
+              <w:t xml:space="preserve">n = 6, Likert rubric, Round 2 inter-rater agreement reported per axis</w:t>
+            </w:r>
+          </w:p>
+        </w:tc>
+        <w:tc>
+          <w:tcPr>
+            <w:tcMar>
+              <w:top w:w="60" w:type="dxa"/>
+              <w:bottom w:w="60" w:type="dxa"/>
+              <w:left w:w="100" w:type="dxa"/>
+              <w:right w:w="100" w:type="dxa"/>
+            </w:tcMar>
+          </w:tcPr>
+          <w:p>
+            <w:pPr>
+              <w:spacing w:line="276" w:lineRule="auto" w:before="0" w:after="0"/>
+              <w:jc w:val="left"/>
+            </w:pPr>
+            <w:r>
+              <w:rPr>
+                <w:rFonts w:ascii="Times New Roman" w:hAnsi="Times New Roman"/>
+                <w:color w:val="000000"/>
+                <w:sz w:val="18"/>
+              </w:rPr>
+              <w:t xml:space="preserve">Reviewers are CS peers, not compliance / governance domain experts</w:t>
             </w:r>
           </w:p>
         </w:tc>
@@ -23079,84 +21086,82 @@
             <w:r>
               <w:rPr>
                 <w:rFonts w:ascii="Times New Roman" w:hAnsi="Times New Roman"/>
-                <w:b/>
-                <w:bCs/>
-                <w:color w:val="000000"/>
-                <w:sz w:val="18"/>
-              </w:rPr>
-              <w:t xml:space="preserve">Anthropic</w:t>
-            </w:r>
-          </w:p>
-        </w:tc>
-        <w:tc>
-          <w:tcPr>
-            <w:tcMar>
-              <w:top w:w="60" w:type="dxa"/>
-              <w:bottom w:w="60" w:type="dxa"/>
-              <w:left w:w="100" w:type="dxa"/>
-              <w:right w:w="100" w:type="dxa"/>
-            </w:tcMar>
-          </w:tcPr>
-          <w:p>
-            <w:pPr>
-              <w:spacing w:line="276" w:lineRule="auto" w:before="0" w:after="0"/>
-              <w:jc w:val="left"/>
-            </w:pPr>
-            <w:r>
-              <w:rPr>
-                <w:rFonts w:ascii="Times New Roman" w:hAnsi="Times New Roman"/>
-                <w:color w:val="000000"/>
-                <w:sz w:val="18"/>
-              </w:rPr>
-              <w:t xml:space="preserve">0.x</w:t>
-            </w:r>
-          </w:p>
-        </w:tc>
-        <w:tc>
-          <w:tcPr>
-            <w:tcMar>
-              <w:top w:w="60" w:type="dxa"/>
-              <w:bottom w:w="60" w:type="dxa"/>
-              <w:left w:w="100" w:type="dxa"/>
-              <w:right w:w="100" w:type="dxa"/>
-            </w:tcMar>
-          </w:tcPr>
-          <w:p>
-            <w:pPr>
-              <w:spacing w:line="276" w:lineRule="auto" w:before="0" w:after="0"/>
-              <w:jc w:val="left"/>
-            </w:pPr>
-            <w:r>
-              <w:rPr>
-                <w:rFonts w:ascii="Times New Roman" w:hAnsi="Times New Roman"/>
-                <w:color w:val="000000"/>
-                <w:sz w:val="18"/>
-              </w:rPr>
-              <w:t xml:space="preserve">MIT</w:t>
-            </w:r>
-          </w:p>
-        </w:tc>
-        <w:tc>
-          <w:tcPr>
-            <w:tcMar>
-              <w:top w:w="60" w:type="dxa"/>
-              <w:bottom w:w="60" w:type="dxa"/>
-              <w:left w:w="100" w:type="dxa"/>
-              <w:right w:w="100" w:type="dxa"/>
-            </w:tcMar>
-          </w:tcPr>
-          <w:p>
-            <w:pPr>
-              <w:spacing w:line="276" w:lineRule="auto" w:before="0" w:after="0"/>
-              <w:jc w:val="left"/>
-            </w:pPr>
-            <w:r>
-              <w:rPr>
-                <w:rFonts w:ascii="Times New Roman" w:hAnsi="Times New Roman"/>
-                <w:color w:val="000000"/>
-                <w:sz w:val="18"/>
-              </w:rPr>
-              <w:t xml:space="preserve">LLM API client (alternate)</w:t>
+                <w:color w:val="000000"/>
+                <w:sz w:val="18"/>
+              </w:rPr>
+              <w:t xml:space="preserve">BM25 fallback used for the headline run</w:t>
+            </w:r>
+          </w:p>
+        </w:tc>
+        <w:tc>
+          <w:tcPr>
+            <w:tcMar>
+              <w:top w:w="60" w:type="dxa"/>
+              <w:bottom w:w="60" w:type="dxa"/>
+              <w:left w:w="100" w:type="dxa"/>
+              <w:right w:w="100" w:type="dxa"/>
+            </w:tcMar>
+          </w:tcPr>
+          <w:p>
+            <w:pPr>
+              <w:spacing w:line="276" w:lineRule="auto" w:before="0" w:after="0"/>
+              <w:jc w:val="left"/>
+            </w:pPr>
+            <w:r>
+              <w:rPr>
+                <w:rFonts w:ascii="Times New Roman" w:hAnsi="Times New Roman"/>
+                <w:color w:val="000000"/>
+                <w:sz w:val="18"/>
+              </w:rPr>
+              <w:t xml:space="preserve">Dense retrieval result is not reproduced in the final environment</w:t>
+            </w:r>
+          </w:p>
+        </w:tc>
+        <w:tc>
+          <w:tcPr>
+            <w:tcMar>
+              <w:top w:w="60" w:type="dxa"/>
+              <w:bottom w:w="60" w:type="dxa"/>
+              <w:left w:w="100" w:type="dxa"/>
+              <w:right w:w="100" w:type="dxa"/>
+            </w:tcMar>
+          </w:tcPr>
+          <w:p>
+            <w:pPr>
+              <w:spacing w:line="276" w:lineRule="auto" w:before="0" w:after="0"/>
+              <w:jc w:val="left"/>
+            </w:pPr>
+            <w:r>
+              <w:rPr>
+                <w:rFonts w:ascii="Times New Roman" w:hAnsi="Times New Roman"/>
+                <w:color w:val="000000"/>
+                <w:sz w:val="18"/>
+              </w:rPr>
+              <w:t xml:space="preserve">Backend provenance recorded per run; dev-phase dense numbers reported alongside</w:t>
+            </w:r>
+          </w:p>
+        </w:tc>
+        <w:tc>
+          <w:tcPr>
+            <w:tcMar>
+              <w:top w:w="60" w:type="dxa"/>
+              <w:bottom w:w="60" w:type="dxa"/>
+              <w:left w:w="100" w:type="dxa"/>
+              <w:right w:w="100" w:type="dxa"/>
+            </w:tcMar>
+          </w:tcPr>
+          <w:p>
+            <w:pPr>
+              <w:spacing w:line="276" w:lineRule="auto" w:before="0" w:after="0"/>
+              <w:jc w:val="left"/>
+            </w:pPr>
+            <w:r>
+              <w:rPr>
+                <w:rFonts w:ascii="Times New Roman" w:hAnsi="Times New Roman"/>
+                <w:color w:val="000000"/>
+                <w:sz w:val="18"/>
+              </w:rPr>
+              <w:t xml:space="preserve">The headline retrieval metric (Recall@5 = 73.9%) understates the design’s intended dense performance</w:t>
             </w:r>
           </w:p>
         </w:tc>
@@ -23179,84 +21184,82 @@
             <w:r>
               <w:rPr>
                 <w:rFonts w:ascii="Times New Roman" w:hAnsi="Times New Roman"/>
-                <w:b/>
-                <w:bCs/>
-                <w:color w:val="000000"/>
-                <w:sz w:val="18"/>
-              </w:rPr>
-              <w:t xml:space="preserve">Sentence-Transformers</w:t>
-            </w:r>
-          </w:p>
-        </w:tc>
-        <w:tc>
-          <w:tcPr>
-            <w:tcMar>
-              <w:top w:w="60" w:type="dxa"/>
-              <w:bottom w:w="60" w:type="dxa"/>
-              <w:left w:w="100" w:type="dxa"/>
-              <w:right w:w="100" w:type="dxa"/>
-            </w:tcMar>
-          </w:tcPr>
-          <w:p>
-            <w:pPr>
-              <w:spacing w:line="276" w:lineRule="auto" w:before="0" w:after="0"/>
-              <w:jc w:val="left"/>
-            </w:pPr>
-            <w:r>
-              <w:rPr>
-                <w:rFonts w:ascii="Times New Roman" w:hAnsi="Times New Roman"/>
-                <w:color w:val="000000"/>
-                <w:sz w:val="18"/>
-              </w:rPr>
-              <w:t xml:space="preserve">2.x</w:t>
-            </w:r>
-          </w:p>
-        </w:tc>
-        <w:tc>
-          <w:tcPr>
-            <w:tcMar>
-              <w:top w:w="60" w:type="dxa"/>
-              <w:bottom w:w="60" w:type="dxa"/>
-              <w:left w:w="100" w:type="dxa"/>
-              <w:right w:w="100" w:type="dxa"/>
-            </w:tcMar>
-          </w:tcPr>
-          <w:p>
-            <w:pPr>
-              <w:spacing w:line="276" w:lineRule="auto" w:before="0" w:after="0"/>
-              <w:jc w:val="left"/>
-            </w:pPr>
-            <w:r>
-              <w:rPr>
-                <w:rFonts w:ascii="Times New Roman" w:hAnsi="Times New Roman"/>
-                <w:color w:val="000000"/>
-                <w:sz w:val="18"/>
-              </w:rPr>
-              <w:t xml:space="preserve">Apache 2.0</w:t>
-            </w:r>
-          </w:p>
-        </w:tc>
-        <w:tc>
-          <w:tcPr>
-            <w:tcMar>
-              <w:top w:w="60" w:type="dxa"/>
-              <w:bottom w:w="60" w:type="dxa"/>
-              <w:left w:w="100" w:type="dxa"/>
-              <w:right w:w="100" w:type="dxa"/>
-            </w:tcMar>
-          </w:tcPr>
-          <w:p>
-            <w:pPr>
-              <w:spacing w:line="276" w:lineRule="auto" w:before="0" w:after="0"/>
-              <w:jc w:val="left"/>
-            </w:pPr>
-            <w:r>
-              <w:rPr>
-                <w:rFonts w:ascii="Times New Roman" w:hAnsi="Times New Roman"/>
-                <w:color w:val="000000"/>
-                <w:sz w:val="18"/>
-              </w:rPr>
-              <w:t xml:space="preserve">Bi-encoder embeddings</w:t>
+                <w:color w:val="000000"/>
+                <w:sz w:val="18"/>
+              </w:rPr>
+              <w:t xml:space="preserve">LLM quota failure on generative adversarial arm</w:t>
+            </w:r>
+          </w:p>
+        </w:tc>
+        <w:tc>
+          <w:tcPr>
+            <w:tcMar>
+              <w:top w:w="60" w:type="dxa"/>
+              <w:bottom w:w="60" w:type="dxa"/>
+              <w:left w:w="100" w:type="dxa"/>
+              <w:right w:w="100" w:type="dxa"/>
+            </w:tcMar>
+          </w:tcPr>
+          <w:p>
+            <w:pPr>
+              <w:spacing w:line="276" w:lineRule="auto" w:before="0" w:after="0"/>
+              <w:jc w:val="left"/>
+            </w:pPr>
+            <w:r>
+              <w:rPr>
+                <w:rFonts w:ascii="Times New Roman" w:hAnsi="Times New Roman"/>
+                <w:color w:val="000000"/>
+                <w:sz w:val="18"/>
+              </w:rPr>
+              <w:t xml:space="preserve">Paired generative adversarial result is incomplete</w:t>
+            </w:r>
+          </w:p>
+        </w:tc>
+        <w:tc>
+          <w:tcPr>
+            <w:tcMar>
+              <w:top w:w="60" w:type="dxa"/>
+              <w:bottom w:w="60" w:type="dxa"/>
+              <w:left w:w="100" w:type="dxa"/>
+              <w:right w:w="100" w:type="dxa"/>
+            </w:tcMar>
+          </w:tcPr>
+          <w:p>
+            <w:pPr>
+              <w:spacing w:line="276" w:lineRule="auto" w:before="0" w:after="0"/>
+              <w:jc w:val="left"/>
+            </w:pPr>
+            <w:r>
+              <w:rPr>
+                <w:rFonts w:ascii="Times New Roman" w:hAnsi="Times New Roman"/>
+                <w:color w:val="000000"/>
+                <w:sz w:val="18"/>
+              </w:rPr>
+              <w:t xml:space="preserve">Extractive arm reported in full at 100% safe; quota error retained in the CSV rather than hidden</w:t>
+            </w:r>
+          </w:p>
+        </w:tc>
+        <w:tc>
+          <w:tcPr>
+            <w:tcMar>
+              <w:top w:w="60" w:type="dxa"/>
+              <w:bottom w:w="60" w:type="dxa"/>
+              <w:left w:w="100" w:type="dxa"/>
+              <w:right w:w="100" w:type="dxa"/>
+            </w:tcMar>
+          </w:tcPr>
+          <w:p>
+            <w:pPr>
+              <w:spacing w:line="276" w:lineRule="auto" w:before="0" w:after="0"/>
+              <w:jc w:val="left"/>
+            </w:pPr>
+            <w:r>
+              <w:rPr>
+                <w:rFonts w:ascii="Times New Roman" w:hAnsi="Times New Roman"/>
+                <w:color w:val="000000"/>
+                <w:sz w:val="18"/>
+              </w:rPr>
+              <w:t xml:space="preserve">No paired generative-mode adversarial number; re-run requires a billing-active API account</w:t>
             </w:r>
           </w:p>
         </w:tc>
@@ -23279,897 +21282,95 @@
             <w:r>
               <w:rPr>
                 <w:rFonts w:ascii="Times New Roman" w:hAnsi="Times New Roman"/>
-                <w:b/>
-                <w:bCs/>
-                <w:color w:val="000000"/>
-                <w:sz w:val="18"/>
-              </w:rPr>
-              <w:t xml:space="preserve">FAISS-CPU</w:t>
-            </w:r>
-          </w:p>
-        </w:tc>
-        <w:tc>
-          <w:tcPr>
-            <w:tcMar>
-              <w:top w:w="60" w:type="dxa"/>
-              <w:bottom w:w="60" w:type="dxa"/>
-              <w:left w:w="100" w:type="dxa"/>
-              <w:right w:w="100" w:type="dxa"/>
-            </w:tcMar>
-          </w:tcPr>
-          <w:p>
-            <w:pPr>
-              <w:spacing w:line="276" w:lineRule="auto" w:before="0" w:after="0"/>
-              <w:jc w:val="left"/>
-            </w:pPr>
-            <w:r>
-              <w:rPr>
-                <w:rFonts w:ascii="Times New Roman" w:hAnsi="Times New Roman"/>
-                <w:color w:val="000000"/>
-                <w:sz w:val="18"/>
-              </w:rPr>
-              <w:t xml:space="preserve">1.7.x</w:t>
-            </w:r>
-          </w:p>
-        </w:tc>
-        <w:tc>
-          <w:tcPr>
-            <w:tcMar>
-              <w:top w:w="60" w:type="dxa"/>
-              <w:bottom w:w="60" w:type="dxa"/>
-              <w:left w:w="100" w:type="dxa"/>
-              <w:right w:w="100" w:type="dxa"/>
-            </w:tcMar>
-          </w:tcPr>
-          <w:p>
-            <w:pPr>
-              <w:spacing w:line="276" w:lineRule="auto" w:before="0" w:after="0"/>
-              <w:jc w:val="left"/>
-            </w:pPr>
-            <w:r>
-              <w:rPr>
-                <w:rFonts w:ascii="Times New Roman" w:hAnsi="Times New Roman"/>
-                <w:color w:val="000000"/>
-                <w:sz w:val="18"/>
-              </w:rPr>
-              <w:t xml:space="preserve">MIT</w:t>
-            </w:r>
-          </w:p>
-        </w:tc>
-        <w:tc>
-          <w:tcPr>
-            <w:tcMar>
-              <w:top w:w="60" w:type="dxa"/>
-              <w:bottom w:w="60" w:type="dxa"/>
-              <w:left w:w="100" w:type="dxa"/>
-              <w:right w:w="100" w:type="dxa"/>
-            </w:tcMar>
-          </w:tcPr>
-          <w:p>
-            <w:pPr>
-              <w:spacing w:line="276" w:lineRule="auto" w:before="0" w:after="0"/>
-              <w:jc w:val="left"/>
-            </w:pPr>
-            <w:r>
-              <w:rPr>
-                <w:rFonts w:ascii="Times New Roman" w:hAnsi="Times New Roman"/>
-                <w:color w:val="000000"/>
-                <w:sz w:val="18"/>
-              </w:rPr>
-              <w:t xml:space="preserve">Vector indexing &amp; search</w:t>
-            </w:r>
-          </w:p>
-        </w:tc>
-      </w:tr>
-      <w:tr>
-        <w:tc>
-          <w:tcPr>
-            <w:tcMar>
-              <w:top w:w="60" w:type="dxa"/>
-              <w:bottom w:w="60" w:type="dxa"/>
-              <w:left w:w="100" w:type="dxa"/>
-              <w:right w:w="100" w:type="dxa"/>
-            </w:tcMar>
-          </w:tcPr>
-          <w:p>
-            <w:pPr>
-              <w:spacing w:line="276" w:lineRule="auto" w:before="0" w:after="0"/>
-              <w:jc w:val="left"/>
-            </w:pPr>
-            <w:r>
-              <w:rPr>
-                <w:rFonts w:ascii="Times New Roman" w:hAnsi="Times New Roman"/>
-                <w:b/>
-                <w:bCs/>
-                <w:color w:val="000000"/>
-                <w:sz w:val="18"/>
-              </w:rPr>
-              <w:t xml:space="preserve">Pydantic</w:t>
-            </w:r>
-          </w:p>
-        </w:tc>
-        <w:tc>
-          <w:tcPr>
-            <w:tcMar>
-              <w:top w:w="60" w:type="dxa"/>
-              <w:bottom w:w="60" w:type="dxa"/>
-              <w:left w:w="100" w:type="dxa"/>
-              <w:right w:w="100" w:type="dxa"/>
-            </w:tcMar>
-          </w:tcPr>
-          <w:p>
-            <w:pPr>
-              <w:spacing w:line="276" w:lineRule="auto" w:before="0" w:after="0"/>
-              <w:jc w:val="left"/>
-            </w:pPr>
-            <w:r>
-              <w:rPr>
-                <w:rFonts w:ascii="Times New Roman" w:hAnsi="Times New Roman"/>
-                <w:color w:val="000000"/>
-                <w:sz w:val="18"/>
-              </w:rPr>
-              <w:t xml:space="preserve">2.x</w:t>
-            </w:r>
-          </w:p>
-        </w:tc>
-        <w:tc>
-          <w:tcPr>
-            <w:tcMar>
-              <w:top w:w="60" w:type="dxa"/>
-              <w:bottom w:w="60" w:type="dxa"/>
-              <w:left w:w="100" w:type="dxa"/>
-              <w:right w:w="100" w:type="dxa"/>
-            </w:tcMar>
-          </w:tcPr>
-          <w:p>
-            <w:pPr>
-              <w:spacing w:line="276" w:lineRule="auto" w:before="0" w:after="0"/>
-              <w:jc w:val="left"/>
-            </w:pPr>
-            <w:r>
-              <w:rPr>
-                <w:rFonts w:ascii="Times New Roman" w:hAnsi="Times New Roman"/>
-                <w:color w:val="000000"/>
-                <w:sz w:val="18"/>
-              </w:rPr>
-              <w:t xml:space="preserve">MIT</w:t>
-            </w:r>
-          </w:p>
-        </w:tc>
-        <w:tc>
-          <w:tcPr>
-            <w:tcMar>
-              <w:top w:w="60" w:type="dxa"/>
-              <w:bottom w:w="60" w:type="dxa"/>
-              <w:left w:w="100" w:type="dxa"/>
-              <w:right w:w="100" w:type="dxa"/>
-            </w:tcMar>
-          </w:tcPr>
-          <w:p>
-            <w:pPr>
-              <w:spacing w:line="276" w:lineRule="auto" w:before="0" w:after="0"/>
-              <w:jc w:val="left"/>
-            </w:pPr>
-            <w:r>
-              <w:rPr>
-                <w:rFonts w:ascii="Times New Roman" w:hAnsi="Times New Roman"/>
-                <w:color w:val="000000"/>
-                <w:sz w:val="18"/>
-              </w:rPr>
-              <w:t xml:space="preserve">Config &amp; data validation</w:t>
-            </w:r>
-          </w:p>
-        </w:tc>
-      </w:tr>
-      <w:tr>
-        <w:tc>
-          <w:tcPr>
-            <w:tcMar>
-              <w:top w:w="60" w:type="dxa"/>
-              <w:bottom w:w="60" w:type="dxa"/>
-              <w:left w:w="100" w:type="dxa"/>
-              <w:right w:w="100" w:type="dxa"/>
-            </w:tcMar>
-          </w:tcPr>
-          <w:p>
-            <w:pPr>
-              <w:spacing w:line="276" w:lineRule="auto" w:before="0" w:after="0"/>
-              <w:jc w:val="left"/>
-            </w:pPr>
-            <w:r>
-              <w:rPr>
-                <w:rFonts w:ascii="Times New Roman" w:hAnsi="Times New Roman"/>
-                <w:b/>
-                <w:bCs/>
-                <w:color w:val="000000"/>
-                <w:sz w:val="18"/>
-              </w:rPr>
-              <w:t xml:space="preserve">pypdf</w:t>
-            </w:r>
-          </w:p>
-        </w:tc>
-        <w:tc>
-          <w:tcPr>
-            <w:tcMar>
-              <w:top w:w="60" w:type="dxa"/>
-              <w:bottom w:w="60" w:type="dxa"/>
-              <w:left w:w="100" w:type="dxa"/>
-              <w:right w:w="100" w:type="dxa"/>
-            </w:tcMar>
-          </w:tcPr>
-          <w:p>
-            <w:pPr>
-              <w:spacing w:line="276" w:lineRule="auto" w:before="0" w:after="0"/>
-              <w:jc w:val="left"/>
-            </w:pPr>
-            <w:r>
-              <w:rPr>
-                <w:rFonts w:ascii="Times New Roman" w:hAnsi="Times New Roman"/>
-                <w:color w:val="000000"/>
-                <w:sz w:val="18"/>
-              </w:rPr>
-              <w:t xml:space="preserve">3.x</w:t>
-            </w:r>
-          </w:p>
-        </w:tc>
-        <w:tc>
-          <w:tcPr>
-            <w:tcMar>
-              <w:top w:w="60" w:type="dxa"/>
-              <w:bottom w:w="60" w:type="dxa"/>
-              <w:left w:w="100" w:type="dxa"/>
-              <w:right w:w="100" w:type="dxa"/>
-            </w:tcMar>
-          </w:tcPr>
-          <w:p>
-            <w:pPr>
-              <w:spacing w:line="276" w:lineRule="auto" w:before="0" w:after="0"/>
-              <w:jc w:val="left"/>
-            </w:pPr>
-            <w:r>
-              <w:rPr>
-                <w:rFonts w:ascii="Times New Roman" w:hAnsi="Times New Roman"/>
-                <w:color w:val="000000"/>
-                <w:sz w:val="18"/>
-              </w:rPr>
-              <w:t xml:space="preserve">BSD-3</w:t>
-            </w:r>
-          </w:p>
-        </w:tc>
-        <w:tc>
-          <w:tcPr>
-            <w:tcMar>
-              <w:top w:w="60" w:type="dxa"/>
-              <w:bottom w:w="60" w:type="dxa"/>
-              <w:left w:w="100" w:type="dxa"/>
-              <w:right w:w="100" w:type="dxa"/>
-            </w:tcMar>
-          </w:tcPr>
-          <w:p>
-            <w:pPr>
-              <w:spacing w:line="276" w:lineRule="auto" w:before="0" w:after="0"/>
-              <w:jc w:val="left"/>
-            </w:pPr>
-            <w:r>
-              <w:rPr>
-                <w:rFonts w:ascii="Times New Roman" w:hAnsi="Times New Roman"/>
-                <w:color w:val="000000"/>
-                <w:sz w:val="18"/>
-              </w:rPr>
-              <w:t xml:space="preserve">PDF text extraction (active extraction path; see §3.2)</w:t>
-            </w:r>
-          </w:p>
-        </w:tc>
-      </w:tr>
-      <w:tr>
-        <w:tc>
-          <w:tcPr>
-            <w:tcMar>
-              <w:top w:w="60" w:type="dxa"/>
-              <w:bottom w:w="60" w:type="dxa"/>
-              <w:left w:w="100" w:type="dxa"/>
-              <w:right w:w="100" w:type="dxa"/>
-            </w:tcMar>
-          </w:tcPr>
-          <w:p>
-            <w:pPr>
-              <w:spacing w:line="276" w:lineRule="auto" w:before="0" w:after="0"/>
-              <w:jc w:val="left"/>
-            </w:pPr>
-            <w:r>
-              <w:rPr>
-                <w:rFonts w:ascii="Times New Roman" w:hAnsi="Times New Roman"/>
-                <w:b/>
-                <w:bCs/>
-                <w:color w:val="000000"/>
-                <w:sz w:val="18"/>
-              </w:rPr>
-              <w:t xml:space="preserve">pdfplumber</w:t>
-            </w:r>
-          </w:p>
-        </w:tc>
-        <w:tc>
-          <w:tcPr>
-            <w:tcMar>
-              <w:top w:w="60" w:type="dxa"/>
-              <w:bottom w:w="60" w:type="dxa"/>
-              <w:left w:w="100" w:type="dxa"/>
-              <w:right w:w="100" w:type="dxa"/>
-            </w:tcMar>
-          </w:tcPr>
-          <w:p>
-            <w:pPr>
-              <w:spacing w:line="276" w:lineRule="auto" w:before="0" w:after="0"/>
-              <w:jc w:val="left"/>
-            </w:pPr>
-            <w:r>
-              <w:rPr>
-                <w:rFonts w:ascii="Times New Roman" w:hAnsi="Times New Roman"/>
-                <w:color w:val="000000"/>
-                <w:sz w:val="18"/>
-              </w:rPr>
-              <w:t xml:space="preserve">0.10+</w:t>
-            </w:r>
-          </w:p>
-        </w:tc>
-        <w:tc>
-          <w:tcPr>
-            <w:tcMar>
-              <w:top w:w="60" w:type="dxa"/>
-              <w:bottom w:w="60" w:type="dxa"/>
-              <w:left w:w="100" w:type="dxa"/>
-              <w:right w:w="100" w:type="dxa"/>
-            </w:tcMar>
-          </w:tcPr>
-          <w:p>
-            <w:pPr>
-              <w:spacing w:line="276" w:lineRule="auto" w:before="0" w:after="0"/>
-              <w:jc w:val="left"/>
-            </w:pPr>
-            <w:r>
-              <w:rPr>
-                <w:rFonts w:ascii="Times New Roman" w:hAnsi="Times New Roman"/>
-                <w:color w:val="000000"/>
-                <w:sz w:val="18"/>
-              </w:rPr>
-              <w:t xml:space="preserve">MIT</w:t>
-            </w:r>
-          </w:p>
-        </w:tc>
-        <w:tc>
-          <w:tcPr>
-            <w:tcMar>
-              <w:top w:w="60" w:type="dxa"/>
-              <w:bottom w:w="60" w:type="dxa"/>
-              <w:left w:w="100" w:type="dxa"/>
-              <w:right w:w="100" w:type="dxa"/>
-            </w:tcMar>
-          </w:tcPr>
-          <w:p>
-            <w:pPr>
-              <w:spacing w:line="276" w:lineRule="auto" w:before="0" w:after="0"/>
-              <w:jc w:val="left"/>
-            </w:pPr>
-            <w:r>
-              <w:rPr>
-                <w:rFonts w:ascii="Times New Roman" w:hAnsi="Times New Roman"/>
-                <w:color w:val="000000"/>
-                <w:sz w:val="18"/>
-              </w:rPr>
-              <w:t xml:space="preserve">PDF parsing fallback (pinned; not on the active path for the synthetic corpus)</w:t>
-            </w:r>
-          </w:p>
-        </w:tc>
-      </w:tr>
-      <w:tr>
-        <w:tc>
-          <w:tcPr>
-            <w:tcMar>
-              <w:top w:w="60" w:type="dxa"/>
-              <w:bottom w:w="60" w:type="dxa"/>
-              <w:left w:w="100" w:type="dxa"/>
-              <w:right w:w="100" w:type="dxa"/>
-            </w:tcMar>
-          </w:tcPr>
-          <w:p>
-            <w:pPr>
-              <w:spacing w:line="276" w:lineRule="auto" w:before="0" w:after="0"/>
-              <w:jc w:val="left"/>
-            </w:pPr>
-            <w:r>
-              <w:rPr>
-                <w:rFonts w:ascii="Times New Roman" w:hAnsi="Times New Roman"/>
-                <w:b/>
-                <w:bCs/>
-                <w:color w:val="000000"/>
-                <w:sz w:val="18"/>
-              </w:rPr>
-              <w:t xml:space="preserve">TikToken</w:t>
-            </w:r>
-          </w:p>
-        </w:tc>
-        <w:tc>
-          <w:tcPr>
-            <w:tcMar>
-              <w:top w:w="60" w:type="dxa"/>
-              <w:bottom w:w="60" w:type="dxa"/>
-              <w:left w:w="100" w:type="dxa"/>
-              <w:right w:w="100" w:type="dxa"/>
-            </w:tcMar>
-          </w:tcPr>
-          <w:p>
-            <w:pPr>
-              <w:spacing w:line="276" w:lineRule="auto" w:before="0" w:after="0"/>
-              <w:jc w:val="left"/>
-            </w:pPr>
-            <w:r>
-              <w:rPr>
-                <w:rFonts w:ascii="Times New Roman" w:hAnsi="Times New Roman"/>
-                <w:color w:val="000000"/>
-                <w:sz w:val="18"/>
-              </w:rPr>
-              <w:t xml:space="preserve">0.x</w:t>
-            </w:r>
-          </w:p>
-        </w:tc>
-        <w:tc>
-          <w:tcPr>
-            <w:tcMar>
-              <w:top w:w="60" w:type="dxa"/>
-              <w:bottom w:w="60" w:type="dxa"/>
-              <w:left w:w="100" w:type="dxa"/>
-              <w:right w:w="100" w:type="dxa"/>
-            </w:tcMar>
-          </w:tcPr>
-          <w:p>
-            <w:pPr>
-              <w:spacing w:line="276" w:lineRule="auto" w:before="0" w:after="0"/>
-              <w:jc w:val="left"/>
-            </w:pPr>
-            <w:r>
-              <w:rPr>
-                <w:rFonts w:ascii="Times New Roman" w:hAnsi="Times New Roman"/>
-                <w:color w:val="000000"/>
-                <w:sz w:val="18"/>
-              </w:rPr>
-              <w:t xml:space="preserve">MIT</w:t>
-            </w:r>
-          </w:p>
-        </w:tc>
-        <w:tc>
-          <w:tcPr>
-            <w:tcMar>
-              <w:top w:w="60" w:type="dxa"/>
-              <w:bottom w:w="60" w:type="dxa"/>
-              <w:left w:w="100" w:type="dxa"/>
-              <w:right w:w="100" w:type="dxa"/>
-            </w:tcMar>
-          </w:tcPr>
-          <w:p>
-            <w:pPr>
-              <w:spacing w:line="276" w:lineRule="auto" w:before="0" w:after="0"/>
-              <w:jc w:val="left"/>
-            </w:pPr>
-            <w:r>
-              <w:rPr>
-                <w:rFonts w:ascii="Times New Roman" w:hAnsi="Times New Roman"/>
-                <w:color w:val="000000"/>
-                <w:sz w:val="18"/>
-              </w:rPr>
-              <w:t xml:space="preserve">Token counting</w:t>
-            </w:r>
-          </w:p>
-        </w:tc>
-      </w:tr>
-      <w:tr>
-        <w:tc>
-          <w:tcPr>
-            <w:tcMar>
-              <w:top w:w="60" w:type="dxa"/>
-              <w:bottom w:w="60" w:type="dxa"/>
-              <w:left w:w="100" w:type="dxa"/>
-              <w:right w:w="100" w:type="dxa"/>
-            </w:tcMar>
-          </w:tcPr>
-          <w:p>
-            <w:pPr>
-              <w:spacing w:line="276" w:lineRule="auto" w:before="0" w:after="0"/>
-              <w:jc w:val="left"/>
-            </w:pPr>
-            <w:r>
-              <w:rPr>
-                <w:rFonts w:ascii="Times New Roman" w:hAnsi="Times New Roman"/>
-                <w:b/>
-                <w:bCs/>
-                <w:color w:val="000000"/>
-                <w:sz w:val="18"/>
-              </w:rPr>
-              <w:t xml:space="preserve">Pytest</w:t>
-            </w:r>
-          </w:p>
-        </w:tc>
-        <w:tc>
-          <w:tcPr>
-            <w:tcMar>
-              <w:top w:w="60" w:type="dxa"/>
-              <w:bottom w:w="60" w:type="dxa"/>
-              <w:left w:w="100" w:type="dxa"/>
-              <w:right w:w="100" w:type="dxa"/>
-            </w:tcMar>
-          </w:tcPr>
-          <w:p>
-            <w:pPr>
-              <w:spacing w:line="276" w:lineRule="auto" w:before="0" w:after="0"/>
-              <w:jc w:val="left"/>
-            </w:pPr>
-            <w:r>
-              <w:rPr>
-                <w:rFonts w:ascii="Times New Roman" w:hAnsi="Times New Roman"/>
-                <w:color w:val="000000"/>
-                <w:sz w:val="18"/>
-              </w:rPr>
-              <w:t xml:space="preserve">7.x</w:t>
-            </w:r>
-          </w:p>
-        </w:tc>
-        <w:tc>
-          <w:tcPr>
-            <w:tcMar>
-              <w:top w:w="60" w:type="dxa"/>
-              <w:bottom w:w="60" w:type="dxa"/>
-              <w:left w:w="100" w:type="dxa"/>
-              <w:right w:w="100" w:type="dxa"/>
-            </w:tcMar>
-          </w:tcPr>
-          <w:p>
-            <w:pPr>
-              <w:spacing w:line="276" w:lineRule="auto" w:before="0" w:after="0"/>
-              <w:jc w:val="left"/>
-            </w:pPr>
-            <w:r>
-              <w:rPr>
-                <w:rFonts w:ascii="Times New Roman" w:hAnsi="Times New Roman"/>
-                <w:color w:val="000000"/>
-                <w:sz w:val="18"/>
-              </w:rPr>
-              <w:t xml:space="preserve">MIT</w:t>
-            </w:r>
-          </w:p>
-        </w:tc>
-        <w:tc>
-          <w:tcPr>
-            <w:tcMar>
-              <w:top w:w="60" w:type="dxa"/>
-              <w:bottom w:w="60" w:type="dxa"/>
-              <w:left w:w="100" w:type="dxa"/>
-              <w:right w:w="100" w:type="dxa"/>
-            </w:tcMar>
-          </w:tcPr>
-          <w:p>
-            <w:pPr>
-              <w:spacing w:line="276" w:lineRule="auto" w:before="0" w:after="0"/>
-              <w:jc w:val="left"/>
-            </w:pPr>
-            <w:r>
-              <w:rPr>
-                <w:rFonts w:ascii="Times New Roman" w:hAnsi="Times New Roman"/>
-                <w:color w:val="000000"/>
-                <w:sz w:val="18"/>
-              </w:rPr>
-              <w:t xml:space="preserve">Unit testing framework</w:t>
-            </w:r>
-          </w:p>
-        </w:tc>
-      </w:tr>
-      <w:tr>
-        <w:tc>
-          <w:tcPr>
-            <w:tcMar>
-              <w:top w:w="60" w:type="dxa"/>
-              <w:bottom w:w="60" w:type="dxa"/>
-              <w:left w:w="100" w:type="dxa"/>
-              <w:right w:w="100" w:type="dxa"/>
-            </w:tcMar>
-          </w:tcPr>
-          <w:p>
-            <w:pPr>
-              <w:spacing w:line="276" w:lineRule="auto" w:before="0" w:after="0"/>
-              <w:jc w:val="left"/>
-            </w:pPr>
-            <w:r>
-              <w:rPr>
-                <w:rFonts w:ascii="Times New Roman" w:hAnsi="Times New Roman"/>
-                <w:b/>
-                <w:bCs/>
-                <w:color w:val="000000"/>
-                <w:sz w:val="18"/>
-              </w:rPr>
-              <w:t xml:space="preserve">Matplotlib</w:t>
-            </w:r>
-          </w:p>
-        </w:tc>
-        <w:tc>
-          <w:tcPr>
-            <w:tcMar>
-              <w:top w:w="60" w:type="dxa"/>
-              <w:bottom w:w="60" w:type="dxa"/>
-              <w:left w:w="100" w:type="dxa"/>
-              <w:right w:w="100" w:type="dxa"/>
-            </w:tcMar>
-          </w:tcPr>
-          <w:p>
-            <w:pPr>
-              <w:spacing w:line="276" w:lineRule="auto" w:before="0" w:after="0"/>
-              <w:jc w:val="left"/>
-            </w:pPr>
-            <w:r>
-              <w:rPr>
-                <w:rFonts w:ascii="Times New Roman" w:hAnsi="Times New Roman"/>
-                <w:color w:val="000000"/>
-                <w:sz w:val="18"/>
-              </w:rPr>
-              <w:t xml:space="preserve">3.x</w:t>
-            </w:r>
-          </w:p>
-        </w:tc>
-        <w:tc>
-          <w:tcPr>
-            <w:tcMar>
-              <w:top w:w="60" w:type="dxa"/>
-              <w:bottom w:w="60" w:type="dxa"/>
-              <w:left w:w="100" w:type="dxa"/>
-              <w:right w:w="100" w:type="dxa"/>
-            </w:tcMar>
-          </w:tcPr>
-          <w:p>
-            <w:pPr>
-              <w:spacing w:line="276" w:lineRule="auto" w:before="0" w:after="0"/>
-              <w:jc w:val="left"/>
-            </w:pPr>
-            <w:r>
-              <w:rPr>
-                <w:rFonts w:ascii="Times New Roman" w:hAnsi="Times New Roman"/>
-                <w:color w:val="000000"/>
-                <w:sz w:val="18"/>
-              </w:rPr>
-              <w:t xml:space="preserve">PSF</w:t>
-            </w:r>
-          </w:p>
-        </w:tc>
-        <w:tc>
-          <w:tcPr>
-            <w:tcMar>
-              <w:top w:w="60" w:type="dxa"/>
-              <w:bottom w:w="60" w:type="dxa"/>
-              <w:left w:w="100" w:type="dxa"/>
-              <w:right w:w="100" w:type="dxa"/>
-            </w:tcMar>
-          </w:tcPr>
-          <w:p>
-            <w:pPr>
-              <w:spacing w:line="276" w:lineRule="auto" w:before="0" w:after="0"/>
-              <w:jc w:val="left"/>
-            </w:pPr>
-            <w:r>
-              <w:rPr>
-                <w:rFonts w:ascii="Times New Roman" w:hAnsi="Times New Roman"/>
-                <w:color w:val="000000"/>
-                <w:sz w:val="18"/>
-              </w:rPr>
-              <w:t xml:space="preserve">Figure generation</w:t>
-            </w:r>
-          </w:p>
-        </w:tc>
-      </w:tr>
-      <w:tr>
-        <w:tc>
-          <w:tcPr>
-            <w:tcMar>
-              <w:top w:w="60" w:type="dxa"/>
-              <w:bottom w:w="60" w:type="dxa"/>
-              <w:left w:w="100" w:type="dxa"/>
-              <w:right w:w="100" w:type="dxa"/>
-            </w:tcMar>
-          </w:tcPr>
-          <w:p>
-            <w:pPr>
-              <w:spacing w:line="276" w:lineRule="auto" w:before="0" w:after="0"/>
-              <w:jc w:val="left"/>
-            </w:pPr>
-            <w:r>
-              <w:rPr>
-                <w:rFonts w:ascii="Times New Roman" w:hAnsi="Times New Roman"/>
-                <w:b/>
-                <w:bCs/>
-                <w:color w:val="000000"/>
-                <w:sz w:val="18"/>
-              </w:rPr>
-              <w:t xml:space="preserve">Seaborn</w:t>
-            </w:r>
-          </w:p>
-        </w:tc>
-        <w:tc>
-          <w:tcPr>
-            <w:tcMar>
-              <w:top w:w="60" w:type="dxa"/>
-              <w:bottom w:w="60" w:type="dxa"/>
-              <w:left w:w="100" w:type="dxa"/>
-              <w:right w:w="100" w:type="dxa"/>
-            </w:tcMar>
-          </w:tcPr>
-          <w:p>
-            <w:pPr>
-              <w:spacing w:line="276" w:lineRule="auto" w:before="0" w:after="0"/>
-              <w:jc w:val="left"/>
-            </w:pPr>
-            <w:r>
-              <w:rPr>
-                <w:rFonts w:ascii="Times New Roman" w:hAnsi="Times New Roman"/>
-                <w:color w:val="000000"/>
-                <w:sz w:val="18"/>
-              </w:rPr>
-              <w:t xml:space="preserve">0.x</w:t>
-            </w:r>
-          </w:p>
-        </w:tc>
-        <w:tc>
-          <w:tcPr>
-            <w:tcMar>
-              <w:top w:w="60" w:type="dxa"/>
-              <w:bottom w:w="60" w:type="dxa"/>
-              <w:left w:w="100" w:type="dxa"/>
-              <w:right w:w="100" w:type="dxa"/>
-            </w:tcMar>
-          </w:tcPr>
-          <w:p>
-            <w:pPr>
-              <w:spacing w:line="276" w:lineRule="auto" w:before="0" w:after="0"/>
-              <w:jc w:val="left"/>
-            </w:pPr>
-            <w:r>
-              <w:rPr>
-                <w:rFonts w:ascii="Times New Roman" w:hAnsi="Times New Roman"/>
-                <w:color w:val="000000"/>
-                <w:sz w:val="18"/>
-              </w:rPr>
-              <w:t xml:space="preserve">BSD-3</w:t>
-            </w:r>
-          </w:p>
-        </w:tc>
-        <w:tc>
-          <w:tcPr>
-            <w:tcMar>
-              <w:top w:w="60" w:type="dxa"/>
-              <w:bottom w:w="60" w:type="dxa"/>
-              <w:left w:w="100" w:type="dxa"/>
-              <w:right w:w="100" w:type="dxa"/>
-            </w:tcMar>
-          </w:tcPr>
-          <w:p>
-            <w:pPr>
-              <w:spacing w:line="276" w:lineRule="auto" w:before="0" w:after="0"/>
-              <w:jc w:val="left"/>
-            </w:pPr>
-            <w:r>
-              <w:rPr>
-                <w:rFonts w:ascii="Times New Roman" w:hAnsi="Times New Roman"/>
-                <w:color w:val="000000"/>
-                <w:sz w:val="18"/>
-              </w:rPr>
-              <w:t xml:space="preserve">Statistical data visualization</w:t>
-            </w:r>
-          </w:p>
-        </w:tc>
-      </w:tr>
-      <w:tr>
-        <w:tc>
-          <w:tcPr>
-            <w:tcMar>
-              <w:top w:w="60" w:type="dxa"/>
-              <w:bottom w:w="60" w:type="dxa"/>
-              <w:left w:w="100" w:type="dxa"/>
-              <w:right w:w="100" w:type="dxa"/>
-            </w:tcMar>
-          </w:tcPr>
-          <w:p>
-            <w:pPr>
-              <w:spacing w:line="276" w:lineRule="auto" w:before="0" w:after="0"/>
-              <w:jc w:val="left"/>
-            </w:pPr>
-            <w:r>
-              <w:rPr>
-                <w:rFonts w:ascii="Times New Roman" w:hAnsi="Times New Roman"/>
-                <w:b/>
-                <w:bCs/>
-                <w:color w:val="000000"/>
-                <w:sz w:val="18"/>
-              </w:rPr>
-              <w:t xml:space="preserve">Streamlit</w:t>
-            </w:r>
-          </w:p>
-        </w:tc>
-        <w:tc>
-          <w:tcPr>
-            <w:tcMar>
-              <w:top w:w="60" w:type="dxa"/>
-              <w:bottom w:w="60" w:type="dxa"/>
-              <w:left w:w="100" w:type="dxa"/>
-              <w:right w:w="100" w:type="dxa"/>
-            </w:tcMar>
-          </w:tcPr>
-          <w:p>
-            <w:pPr>
-              <w:spacing w:line="276" w:lineRule="auto" w:before="0" w:after="0"/>
-              <w:jc w:val="left"/>
-            </w:pPr>
-            <w:r>
-              <w:rPr>
-                <w:rFonts w:ascii="Times New Roman" w:hAnsi="Times New Roman"/>
-                <w:color w:val="000000"/>
-                <w:sz w:val="18"/>
-              </w:rPr>
-              <w:t xml:space="preserve">1.x</w:t>
-            </w:r>
-          </w:p>
-        </w:tc>
-        <w:tc>
-          <w:tcPr>
-            <w:tcMar>
-              <w:top w:w="60" w:type="dxa"/>
-              <w:bottom w:w="60" w:type="dxa"/>
-              <w:left w:w="100" w:type="dxa"/>
-              <w:right w:w="100" w:type="dxa"/>
-            </w:tcMar>
-          </w:tcPr>
-          <w:p>
-            <w:pPr>
-              <w:spacing w:line="276" w:lineRule="auto" w:before="0" w:after="0"/>
-              <w:jc w:val="left"/>
-            </w:pPr>
-            <w:r>
-              <w:rPr>
-                <w:rFonts w:ascii="Times New Roman" w:hAnsi="Times New Roman"/>
-                <w:color w:val="000000"/>
-                <w:sz w:val="18"/>
-              </w:rPr>
-              <w:t xml:space="preserve">Apache 2.0</w:t>
-            </w:r>
-          </w:p>
-        </w:tc>
-        <w:tc>
-          <w:tcPr>
-            <w:tcMar>
-              <w:top w:w="60" w:type="dxa"/>
-              <w:bottom w:w="60" w:type="dxa"/>
-              <w:left w:w="100" w:type="dxa"/>
-              <w:right w:w="100" w:type="dxa"/>
-            </w:tcMar>
-          </w:tcPr>
-          <w:p>
-            <w:pPr>
-              <w:spacing w:line="276" w:lineRule="auto" w:before="0" w:after="0"/>
-              <w:jc w:val="left"/>
-            </w:pPr>
-            <w:r>
-              <w:rPr>
-                <w:rFonts w:ascii="Times New Roman" w:hAnsi="Times New Roman"/>
-                <w:color w:val="000000"/>
-                <w:sz w:val="18"/>
-              </w:rPr>
-              <w:t xml:space="preserve">Web interface framework</w:t>
+                <w:color w:val="000000"/>
+                <w:sz w:val="18"/>
+              </w:rPr>
+              <w:t xml:space="preserve">Jaccard token-overlap verification</w:t>
+            </w:r>
+          </w:p>
+        </w:tc>
+        <w:tc>
+          <w:tcPr>
+            <w:tcMar>
+              <w:top w:w="60" w:type="dxa"/>
+              <w:bottom w:w="60" w:type="dxa"/>
+              <w:left w:w="100" w:type="dxa"/>
+              <w:right w:w="100" w:type="dxa"/>
+            </w:tcMar>
+          </w:tcPr>
+          <w:p>
+            <w:pPr>
+              <w:spacing w:line="276" w:lineRule="auto" w:before="0" w:after="0"/>
+              <w:jc w:val="left"/>
+            </w:pPr>
+            <w:r>
+              <w:rPr>
+                <w:rFonts w:ascii="Times New Roman" w:hAnsi="Times New Roman"/>
+                <w:color w:val="000000"/>
+                <w:sz w:val="18"/>
+              </w:rPr>
+              <w:t xml:space="preserve">Token overlap cannot detect semantic entailment or paraphrase support</w:t>
+            </w:r>
+          </w:p>
+        </w:tc>
+        <w:tc>
+          <w:tcPr>
+            <w:tcMar>
+              <w:top w:w="60" w:type="dxa"/>
+              <w:bottom w:w="60" w:type="dxa"/>
+              <w:left w:w="100" w:type="dxa"/>
+              <w:right w:w="100" w:type="dxa"/>
+            </w:tcMar>
+          </w:tcPr>
+          <w:p>
+            <w:pPr>
+              <w:spacing w:line="276" w:lineRule="auto" w:before="0" w:after="0"/>
+              <w:jc w:val="left"/>
+            </w:pPr>
+            <w:r>
+              <w:rPr>
+                <w:rFonts w:ascii="Times New Roman" w:hAnsi="Times New Roman"/>
+                <w:color w:val="000000"/>
+                <w:sz w:val="18"/>
+              </w:rPr>
+              <w:t xml:space="preserve">Numeric-consistency check, support-rate gate, and a conservative abstention threshold compensate at the response level</w:t>
+            </w:r>
+          </w:p>
+        </w:tc>
+        <w:tc>
+          <w:tcPr>
+            <w:tcMar>
+              <w:top w:w="60" w:type="dxa"/>
+              <w:bottom w:w="60" w:type="dxa"/>
+              <w:left w:w="100" w:type="dxa"/>
+              <w:right w:w="100" w:type="dxa"/>
+            </w:tcMar>
+          </w:tcPr>
+          <w:p>
+            <w:pPr>
+              <w:spacing w:line="276" w:lineRule="auto" w:before="0" w:after="0"/>
+              <w:jc w:val="left"/>
+            </w:pPr>
+            <w:r>
+              <w:rPr>
+                <w:rFonts w:ascii="Times New Roman" w:hAnsi="Times New Roman"/>
+                <w:color w:val="000000"/>
+                <w:sz w:val="18"/>
+              </w:rPr>
+              <w:t xml:space="preserve">NLI-style entailment verification is future work (§5.3 F1)</w:t>
             </w:r>
           </w:p>
         </w:tc>
       </w:tr>
     </w:tbl>
-    <w:bookmarkEnd w:id="92"/>
-    <w:bookmarkStart w:id="93" w:name="b.2-licensing"/>
+    <w:bookmarkEnd w:id="75"/>
+    <w:bookmarkStart w:id="76" w:name="future-work"/>
     <w:p>
       <w:pPr>
         <w:pStyle w:val="Heading2"/>
       </w:pPr>
       <w:r>
-        <w:t xml:space="preserve">B.2 Licensing</w:t>
+        <w:t xml:space="preserve">5.3 Future Work</w:t>
       </w:r>
     </w:p>
     <w:p>
@@ -24177,46 +21378,29 @@
         <w:jc w:val="both"/>
       </w:pPr>
       <w:r>
-        <w:t xml:space="preserve">The Policy Copilot source code is released under the</w:t>
-      </w:r>
-      <w:r>
-        <w:t xml:space="preserve"> </w:t>
-      </w:r>
+        <w:t xml:space="preserve">The limitations above suggest several research directions, ordered by expected impact on system reliability.</w:t>
+      </w:r>
+    </w:p>
+    <w:p>
+      <w:pPr>
+        <w:jc w:val="both"/>
+      </w:pPr>
       <w:r>
         <w:rPr>
           <w:b/>
           <w:bCs/>
         </w:rPr>
-        <w:t xml:space="preserve">MIT License</w:t>
-      </w:r>
-      <w:r>
-        <w:t xml:space="preserve">, which allows reuse, modification, and distribution and aligns with the project’s goal of demonstrating reproducible research.</w:t>
-      </w:r>
-    </w:p>
-    <w:bookmarkEnd w:id="93"/>
-    <w:bookmarkStart w:id="94" w:name="b.3-external-datasets"/>
-    <w:p>
-      <w:pPr>
-        <w:pStyle w:val="Heading2"/>
-      </w:pPr>
-      <w:r>
-        <w:t xml:space="preserve">B.3 External Datasets</w:t>
-      </w:r>
-    </w:p>
-    <w:p>
-      <w:pPr>
-        <w:jc w:val="both"/>
-      </w:pPr>
-      <w:r>
-        <w:t xml:space="preserve">The primary benchmark corpus used in this report is synthetic and authored for this project. One supplementary external dataset is also used, only for the §4.11 stress test.</w:t>
-      </w:r>
-    </w:p>
-    <w:p>
-      <w:pPr>
-        <w:numPr>
-          <w:ilvl w:val="0"/>
-          <w:numId w:val="1013"/>
-        </w:numPr>
+        <w:t xml:space="preserve">F1: NLI-Based Verification.</w:t>
+      </w:r>
+      <w:r>
+        <w:t xml:space="preserve"> </w:t>
+      </w:r>
+      <w:r>
+        <w:t xml:space="preserve">Supplement Jaccard with NLI models (FEVER; Thorne et al., 2018; SciFact; Wadden et al., 2020) classifying claim / evidence entailment, ideally as a borderline-case backstop to the heuristic so determinism and speed are preserved where the heuristic is confident.</w:t>
+      </w:r>
+    </w:p>
+    <w:p>
+      <w:pPr>
         <w:jc w:val="both"/>
       </w:pPr>
       <w:r>
@@ -24224,21 +21408,56 @@
           <w:b/>
           <w:bCs/>
         </w:rPr>
-        <w:t xml:space="preserve">Policy Corpus</w:t>
-      </w:r>
-      <w:r>
-        <w:t xml:space="preserve"> </w:t>
-      </w:r>
-      <w:r>
-        <w:t xml:space="preserve">(synthetic, project data, not report prose): three synthetic policy PDFs were generated using GPT-4o with detailed prompts specifying structure, contradictions, and coverage requirements. This corpus is project data used as input to the system, not text that appears as authored prose in this report.</w:t>
-      </w:r>
-    </w:p>
-    <w:p>
-      <w:pPr>
-        <w:numPr>
-          <w:ilvl w:val="0"/>
-          <w:numId w:val="1013"/>
-        </w:numPr>
+        <w:t xml:space="preserve">F2: Domain-Adapted Embeddings.</w:t>
+      </w:r>
+      <w:r>
+        <w:t xml:space="preserve"> </w:t>
+      </w:r>
+      <w:r>
+        <w:t xml:space="preserve">Fine-tune the bi-encoder on policy-specific terminology pairs (</w:t>
+      </w:r>
+      <w:r>
+        <w:t xml:space="preserve">“disposal”</w:t>
+      </w:r>
+      <w:r>
+        <w:t xml:space="preserve"> </w:t>
+      </w:r>
+      <w:r>
+        <w:t xml:space="preserve">and</w:t>
+      </w:r>
+      <w:r>
+        <w:t xml:space="preserve"> </w:t>
+      </w:r>
+      <w:r>
+        <w:t xml:space="preserve">“shredding”</w:t>
+      </w:r>
+      <w:r>
+        <w:t xml:space="preserve">;</w:t>
+      </w:r>
+      <w:r>
+        <w:t xml:space="preserve"> </w:t>
+      </w:r>
+      <w:r>
+        <w:t xml:space="preserve">“moonlighting”</w:t>
+      </w:r>
+      <w:r>
+        <w:t xml:space="preserve"> </w:t>
+      </w:r>
+      <w:r>
+        <w:t xml:space="preserve">and</w:t>
+      </w:r>
+      <w:r>
+        <w:t xml:space="preserve"> </w:t>
+      </w:r>
+      <w:r>
+        <w:t xml:space="preserve">“secondary employment”</w:t>
+      </w:r>
+      <w:r>
+        <w:t xml:space="preserve">) via transfer learning from legal NLP corpora (Chalkidis et al., 2020). This would directly address the vocabulary-mismatch failures identified in the error analysis.</w:t>
+      </w:r>
+    </w:p>
+    <w:p>
+      <w:pPr>
         <w:jc w:val="both"/>
       </w:pPr>
       <w:r>
@@ -24246,21 +21465,17 @@
           <w:b/>
           <w:bCs/>
         </w:rPr>
-        <w:t xml:space="preserve">Golden Set</w:t>
-      </w:r>
-      <w:r>
-        <w:t xml:space="preserve"> </w:t>
-      </w:r>
-      <w:r>
-        <w:t xml:space="preserve">(synthetic): 63 queries manually crafted and auto-labelled against the synthetic corpus.</w:t>
-      </w:r>
-    </w:p>
-    <w:p>
-      <w:pPr>
-        <w:numPr>
-          <w:ilvl w:val="0"/>
-          <w:numId w:val="1013"/>
-        </w:numPr>
+        <w:t xml:space="preserve">F3: Multi-Model Evaluation.</w:t>
+      </w:r>
+      <w:r>
+        <w:t xml:space="preserve"> </w:t>
+      </w:r>
+      <w:r>
+        <w:t xml:space="preserve">Systematically evaluate the pipeline across GPT-4, Claude 3, Llama 3, and Mistral to establish the degree to which the reliability properties are model-dependent. Early informal testing suggested that smaller models produce more schema violations but similar hallucination rates, a hypothesis a controlled study could confirm or refute.</w:t>
+      </w:r>
+    </w:p>
+    <w:p>
+      <w:pPr>
         <w:jc w:val="both"/>
       </w:pPr>
       <w:r>
@@ -24268,46 +21483,17 @@
           <w:b/>
           <w:bCs/>
         </w:rPr>
-        <w:t xml:space="preserve">Public Guidance Transfer Corpus</w:t>
-      </w:r>
-      <w:r>
-        <w:t xml:space="preserve"> </w:t>
-      </w:r>
-      <w:r>
-        <w:t xml:space="preserve">(supplementary external data, used only in §4.11): 8 documents / 249 paragraphs drawn from public pages published by the National Cyber Security Centre, the Information Commissioner’s Office, and ACAS. Every source is published under the Open Government Licence v3.0 and contains no personal data. URLs, retrieval dates, content hashes, and reasons for inclusion are recorded in</w:t>
-      </w:r>
-      <w:r>
-        <w:t xml:space="preserve"> </w:t>
-      </w:r>
-      <w:r>
-        <w:rPr>
-          <w:rStyle w:val="VerbatimChar"/>
-        </w:rPr>
-        <w:t xml:space="preserve">data/public_transfer_corpus/provenance.csv</w:t>
-      </w:r>
-      <w:r>
-        <w:t xml:space="preserve"> </w:t>
-      </w:r>
-      <w:r>
-        <w:t xml:space="preserve">and reproduced in Appendix B.11.</w:t>
-      </w:r>
-    </w:p>
-    <w:bookmarkEnd w:id="94"/>
-    <w:bookmarkStart w:id="95" w:name="b.4-development-tools"/>
-    <w:p>
-      <w:pPr>
-        <w:pStyle w:val="Heading2"/>
-      </w:pPr>
-      <w:r>
-        <w:t xml:space="preserve">B.4 Development Tools</w:t>
-      </w:r>
-    </w:p>
-    <w:p>
-      <w:pPr>
-        <w:numPr>
-          <w:ilvl w:val="0"/>
-          <w:numId w:val="1014"/>
-        </w:numPr>
+        <w:t xml:space="preserve">F4: Larger, Externally-Annotated Golden Set.</w:t>
+      </w:r>
+      <w:r>
+        <w:t xml:space="preserve"> </w:t>
+      </w:r>
+      <w:r>
+        <w:t xml:space="preserve">Expand to 200+ queries with independent annotators and Cohen’s kappa, providing the credibility signal absent from the single-annotator design.</w:t>
+      </w:r>
+    </w:p>
+    <w:p>
+      <w:pPr>
         <w:jc w:val="both"/>
       </w:pPr>
       <w:r>
@@ -24315,18 +21501,17 @@
           <w:b/>
           <w:bCs/>
         </w:rPr>
-        <w:t xml:space="preserve">VS Code</w:t>
-      </w:r>
-      <w:r>
-        <w:t xml:space="preserve">: Integrated Development Environment.</w:t>
-      </w:r>
-    </w:p>
-    <w:p>
-      <w:pPr>
-        <w:numPr>
-          <w:ilvl w:val="0"/>
-          <w:numId w:val="1014"/>
-        </w:numPr>
+        <w:t xml:space="preserve">F5: User Feedback Integration.</w:t>
+      </w:r>
+      <w:r>
+        <w:t xml:space="preserve"> </w:t>
+      </w:r>
+      <w:r>
+        <w:t xml:space="preserve">Incorporate a production feedback loop in which policy owners rate answers as useful, partially useful, or incorrect. Aggregated feedback would enable dynamic threshold tuning and identify systematic retrieval gaps.</w:t>
+      </w:r>
+    </w:p>
+    <w:p>
+      <w:pPr>
         <w:jc w:val="both"/>
       </w:pPr>
       <w:r>
@@ -24334,48 +21519,1238 @@
           <w:b/>
           <w:bCs/>
         </w:rPr>
-        <w:t xml:space="preserve">Git</w:t>
-      </w:r>
-      <w:r>
-        <w:t xml:space="preserve">: Version control system.</w:t>
-      </w:r>
-    </w:p>
-    <w:p>
-      <w:pPr>
-        <w:numPr>
-          <w:ilvl w:val="0"/>
-          <w:numId w:val="1014"/>
-        </w:numPr>
+        <w:t xml:space="preserve">F6: Transfer to Real-World Documents.</w:t>
+      </w:r>
+      <w:r>
+        <w:t xml:space="preserve"> </w:t>
+      </w:r>
+      <w:r>
+        <w:t xml:space="preserve">Empirical validation on a real organisational policy corpus, ideally with an industry partner willing to share a redacted version, is the most important next step for converting this work from a research prototype into a deployable tool.</w:t>
+      </w:r>
+    </w:p>
+    <w:p>
+      <w:pPr>
         <w:jc w:val="both"/>
       </w:pPr>
       <w:r>
-        <w:rPr>
-          <w:b/>
-          <w:bCs/>
-        </w:rPr>
-        <w:t xml:space="preserve">Poetry / Pip</w:t>
-      </w:r>
-      <w:r>
-        <w:t xml:space="preserve">: Dependency management.</w:t>
-      </w:r>
-    </w:p>
-    <w:p>
-      <w:pPr>
-        <w:numPr>
-          <w:ilvl w:val="0"/>
-          <w:numId w:val="1014"/>
-        </w:numPr>
+        <w:t xml:space="preserve">The clearest route from this dissertation artefact to a publishable evaluation would combine three things: a larger externally sourced policy corpus, domain-expert annotation of the gold evidence, and a fully blinded user study with compliance or governance practitioners. The current project deliberately stops short of that claim. It shows that deterministic citation enforcement and abstention can make a policy RAG system more auditable under controlled conditions, but it does not prove deployment readiness across real organisations. A publishable follow-up would therefore treat this system as the experimental harness, not as the final evidence base.</w:t>
+      </w:r>
+    </w:p>
+    <w:bookmarkEnd w:id="76"/>
+    <w:bookmarkStart w:id="77" w:name="reflection"/>
+    <w:p>
+      <w:pPr>
+        <w:pStyle w:val="Heading2"/>
+      </w:pPr>
+      <w:r>
+        <w:t xml:space="preserve">5.4 Reflection</w:t>
+      </w:r>
+    </w:p>
+    <w:p>
+      <w:pPr>
         <w:jc w:val="both"/>
       </w:pPr>
       <w:r>
-        <w:rPr>
-          <w:b/>
-          <w:bCs/>
-        </w:rPr>
-        <w:t xml:space="preserve">Black / Ruff</w:t>
-      </w:r>
-      <w:r>
-        <w:t xml:space="preserve">: Code formatting and linting.</w:t>
+        <w:t xml:space="preserve">Two things stood out when I look back at the project rather than at the specific results.</w:t>
+      </w:r>
+    </w:p>
+    <w:p>
+      <w:pPr>
+        <w:jc w:val="both"/>
+      </w:pPr>
+      <w:r>
+        <w:t xml:space="preserve">The first is that getting the reliability features to work was easier than designing an evaluation that could honestly show whether they worked. The abstention gate itself is a few hundred lines of code. The golden set, the baseline ladder, the dev / test split, and the decision not to use an LLM judge took most of Sprint 6 and several rounds of revising what I was actually measuring. The mistake I caught late (tuning the abstention threshold on the same data I was reporting) is the kind of error that is invisible until you sit down and write out your evaluation protocol, and it has shaped how I would set up evaluation in any future project.</w:t>
+      </w:r>
+    </w:p>
+    <w:p>
+      <w:pPr>
+        <w:jc w:val="both"/>
+      </w:pPr>
+      <w:r>
+        <w:t xml:space="preserve">The second is that the conventional priority ordering for RAG metrics (maximise answer rate, maximise recall) was not appropriate for this compliance-oriented setting. Most of the design decisions that turned out to be defensible flowed from accepting earlier rather than later that the system should refuse more often than it answers, and that low coverage is the price of a</w:t>
+      </w:r>
+      <w:r>
+        <w:t xml:space="preserve"> </w:t>
+      </w:r>
+      <w:r>
+        <w:t xml:space="preserve">“cited or silent”</w:t>
+      </w:r>
+      <w:r>
+        <w:t xml:space="preserve"> </w:t>
+      </w:r>
+      <w:r>
+        <w:t xml:space="preserve">rule rather than a bug to be fixed afterwards. I do not think that inversion generalises beyond compliance-style applications, but for the specific use-case it was useful.</w:t>
+      </w:r>
+    </w:p>
+    <w:bookmarkEnd w:id="77"/>
+    <w:bookmarkEnd w:id="78"/>
+    <w:bookmarkStart w:id="81" w:name="list-of-references"/>
+    <w:p>
+      <w:pPr>
+        <w:pStyle w:val="Heading1"/>
+        <w:pageBreakBefore/>
+      </w:pPr>
+      <w:r>
+        <w:t xml:space="preserve">List of References</w:t>
+      </w:r>
+    </w:p>
+    <w:p>
+      <w:pPr>
+        <w:jc w:val="both"/>
+      </w:pPr>
+      <w:r>
+        <w:t xml:space="preserve">Asai, A., Wu, Z., Wang, Y., Sil, A. and Hajishirzi, H. (2024)</w:t>
+      </w:r>
+      <w:r>
+        <w:t xml:space="preserve"> </w:t>
+      </w:r>
+      <w:r>
+        <w:t xml:space="preserve">‘Self-RAG: Learning to Retrieve, Generate, and Critique through Self-Reflection’</w:t>
+      </w:r>
+      <w:r>
+        <w:t xml:space="preserve">,</w:t>
+      </w:r>
+      <w:r>
+        <w:t xml:space="preserve"> </w:t>
+      </w:r>
+      <w:r>
+        <w:rPr>
+          <w:i/>
+          <w:iCs/>
+        </w:rPr>
+        <w:t xml:space="preserve">Proceedings of the Twelfth International Conference on Learning Representations (ICLR)</w:t>
+      </w:r>
+      <w:r>
+        <w:t xml:space="preserve">.</w:t>
+      </w:r>
+    </w:p>
+    <w:p>
+      <w:pPr>
+        <w:jc w:val="both"/>
+      </w:pPr>
+      <w:r>
+        <w:t xml:space="preserve">Barnett, S., Kurniawan, S., Thudumu, S., Barber, Z. and Vasa, R. (2024)</w:t>
+      </w:r>
+      <w:r>
+        <w:t xml:space="preserve"> </w:t>
+      </w:r>
+      <w:r>
+        <w:t xml:space="preserve">‘Seven Failure Points When Engineering a Retrieval Augmented Generation System’</w:t>
+      </w:r>
+      <w:r>
+        <w:t xml:space="preserve">,</w:t>
+      </w:r>
+      <w:r>
+        <w:t xml:space="preserve"> </w:t>
+      </w:r>
+      <w:r>
+        <w:rPr>
+          <w:i/>
+          <w:iCs/>
+        </w:rPr>
+        <w:t xml:space="preserve">Proceedings of the IEEE/ACM 3rd International Conference on AI Engineering (CAIN)</w:t>
+      </w:r>
+      <w:r>
+        <w:t xml:space="preserve">, pp. 194-199.</w:t>
+      </w:r>
+    </w:p>
+    <w:p>
+      <w:pPr>
+        <w:jc w:val="both"/>
+      </w:pPr>
+      <w:r>
+        <w:t xml:space="preserve">Bohnet, B., Dai, Z., Duckworth, D., Hu, J., Metzler, D., Nagpal, K. and Strother, K. (2022)</w:t>
+      </w:r>
+      <w:r>
+        <w:t xml:space="preserve"> </w:t>
+      </w:r>
+      <w:r>
+        <w:t xml:space="preserve">‘Attributed Question Answering: Evaluation and Modeling for Attributed Large Language Models’</w:t>
+      </w:r>
+      <w:r>
+        <w:t xml:space="preserve">,</w:t>
+      </w:r>
+      <w:r>
+        <w:t xml:space="preserve"> </w:t>
+      </w:r>
+      <w:r>
+        <w:rPr>
+          <w:i/>
+          <w:iCs/>
+        </w:rPr>
+        <w:t xml:space="preserve">arXiv preprint arXiv:2212.08037</w:t>
+      </w:r>
+      <w:r>
+        <w:t xml:space="preserve">.</w:t>
+      </w:r>
+    </w:p>
+    <w:p>
+      <w:pPr>
+        <w:jc w:val="both"/>
+      </w:pPr>
+      <w:r>
+        <w:t xml:space="preserve">Brown, T.B., Mann, B., Ryder, N., Subbiah, M., Kaplan, J., Dhariwal, P., Neelakantan, A., Shyam, P., Sastry, G., Askell, A. and Agarwal, S. (2020)</w:t>
+      </w:r>
+      <w:r>
+        <w:t xml:space="preserve"> </w:t>
+      </w:r>
+      <w:r>
+        <w:t xml:space="preserve">‘Language Models are Few-Shot Learners’</w:t>
+      </w:r>
+      <w:r>
+        <w:t xml:space="preserve">,</w:t>
+      </w:r>
+      <w:r>
+        <w:t xml:space="preserve"> </w:t>
+      </w:r>
+      <w:r>
+        <w:rPr>
+          <w:i/>
+          <w:iCs/>
+        </w:rPr>
+        <w:t xml:space="preserve">Advances in Neural Information Processing Systems</w:t>
+      </w:r>
+      <w:r>
+        <w:t xml:space="preserve">, 33, pp. 1877-1901.</w:t>
+      </w:r>
+    </w:p>
+    <w:p>
+      <w:pPr>
+        <w:jc w:val="both"/>
+      </w:pPr>
+      <w:r>
+        <w:t xml:space="preserve">Chalkidis, I., Fergadiotis, M., Malakasiotis, P., Aletras, N. and Androutsopoulos, I. (2020)</w:t>
+      </w:r>
+      <w:r>
+        <w:t xml:space="preserve"> </w:t>
+      </w:r>
+      <w:r>
+        <w:t xml:space="preserve">‘LEGAL-BERT: The Muppets straight out of Law School’</w:t>
+      </w:r>
+      <w:r>
+        <w:t xml:space="preserve">,</w:t>
+      </w:r>
+      <w:r>
+        <w:t xml:space="preserve"> </w:t>
+      </w:r>
+      <w:r>
+        <w:rPr>
+          <w:i/>
+          <w:iCs/>
+        </w:rPr>
+        <w:t xml:space="preserve">Findings of the Association for Computational Linguistics: EMNLP 2020</w:t>
+      </w:r>
+      <w:r>
+        <w:t xml:space="preserve">, pp. 2898-2904.</w:t>
+      </w:r>
+    </w:p>
+    <w:p>
+      <w:pPr>
+        <w:jc w:val="both"/>
+      </w:pPr>
+      <w:r>
+        <w:t xml:space="preserve">Cuconasu, F., Trasarti, R., Ferraro, A. and Tonellotto, N. (2024)</w:t>
+      </w:r>
+      <w:r>
+        <w:t xml:space="preserve"> </w:t>
+      </w:r>
+      <w:r>
+        <w:t xml:space="preserve">‘The Power of Noise: Redefining Retrieval for RAG Systems’</w:t>
+      </w:r>
+      <w:r>
+        <w:t xml:space="preserve">,</w:t>
+      </w:r>
+      <w:r>
+        <w:t xml:space="preserve"> </w:t>
+      </w:r>
+      <w:r>
+        <w:rPr>
+          <w:i/>
+          <w:iCs/>
+        </w:rPr>
+        <w:t xml:space="preserve">Proceedings of the 47th International ACM SIGIR Conference on Research and Development in Information Retrieval</w:t>
+      </w:r>
+      <w:r>
+        <w:t xml:space="preserve">, pp. 719-729.</w:t>
+      </w:r>
+    </w:p>
+    <w:p>
+      <w:pPr>
+        <w:jc w:val="both"/>
+      </w:pPr>
+      <w:r>
+        <w:t xml:space="preserve">Deloitte AI Institute (2024)</w:t>
+      </w:r>
+      <w:r>
+        <w:t xml:space="preserve"> </w:t>
+      </w:r>
+      <w:r>
+        <w:rPr>
+          <w:i/>
+          <w:iCs/>
+        </w:rPr>
+        <w:t xml:space="preserve">The State of Generative AI in the Enterprise: Q1 2024 Report</w:t>
+      </w:r>
+      <w:r>
+        <w:t xml:space="preserve">. Available at:</w:t>
+      </w:r>
+      <w:r>
+        <w:t xml:space="preserve"> </w:t>
+      </w:r>
+      <w:hyperlink r:id="rId79">
+        <w:r>
+          <w:rPr>
+            <w:rStyle w:val="Hyperlink"/>
+          </w:rPr>
+          <w:t xml:space="preserve">https://www.deloitte.com/global/en/our-thinking/institute/state-of-gen-ai-enterprise.html</w:t>
+        </w:r>
+      </w:hyperlink>
+      <w:r>
+        <w:t xml:space="preserve"> </w:t>
+      </w:r>
+      <w:r>
+        <w:t xml:space="preserve">(Accessed: 15 January 2026).</w:t>
+      </w:r>
+    </w:p>
+    <w:p>
+      <w:pPr>
+        <w:jc w:val="both"/>
+      </w:pPr>
+      <w:r>
+        <w:t xml:space="preserve">Es, S., James, J., Espinosa-Anke, L. and Schockaert, S. (2023)</w:t>
+      </w:r>
+      <w:r>
+        <w:t xml:space="preserve"> </w:t>
+      </w:r>
+      <w:r>
+        <w:t xml:space="preserve">‘RAGAS: Automated Evaluation of Retrieval Augmented Generation’</w:t>
+      </w:r>
+      <w:r>
+        <w:t xml:space="preserve">,</w:t>
+      </w:r>
+      <w:r>
+        <w:t xml:space="preserve"> </w:t>
+      </w:r>
+      <w:r>
+        <w:rPr>
+          <w:i/>
+          <w:iCs/>
+        </w:rPr>
+        <w:t xml:space="preserve">arXiv preprint arXiv:2309.15217</w:t>
+      </w:r>
+      <w:r>
+        <w:t xml:space="preserve">.</w:t>
+      </w:r>
+    </w:p>
+    <w:p>
+      <w:pPr>
+        <w:jc w:val="both"/>
+      </w:pPr>
+      <w:r>
+        <w:t xml:space="preserve">Gao, L., Dai, Z., Pasupat, P., Chen, A., Chaganty, A.T., Fan, Y., Zhao, V.Y., Lao, N., Lee, H., Juan, D. and Chang, K. (2023)</w:t>
+      </w:r>
+      <w:r>
+        <w:t xml:space="preserve"> </w:t>
+      </w:r>
+      <w:r>
+        <w:t xml:space="preserve">‘RARR: Researching and Revising What Language Models Say, Using Language Models’</w:t>
+      </w:r>
+      <w:r>
+        <w:t xml:space="preserve">,</w:t>
+      </w:r>
+      <w:r>
+        <w:t xml:space="preserve"> </w:t>
+      </w:r>
+      <w:r>
+        <w:rPr>
+          <w:i/>
+          <w:iCs/>
+        </w:rPr>
+        <w:t xml:space="preserve">Proceedings of the 61st Annual Meeting of the Association for Computational Linguistics (Volume 1: Long Papers)</w:t>
+      </w:r>
+      <w:r>
+        <w:t xml:space="preserve">, pp. 16477-16508.</w:t>
+      </w:r>
+    </w:p>
+    <w:p>
+      <w:pPr>
+        <w:jc w:val="both"/>
+      </w:pPr>
+      <w:r>
+        <w:t xml:space="preserve">Guha, N., Nyarko, J., Ho, D.E., Ré, C., Chilton, A., Narasimhan, K., Choi, A., Weston, J. and Chen, D. (2023)</w:t>
+      </w:r>
+      <w:r>
+        <w:t xml:space="preserve"> </w:t>
+      </w:r>
+      <w:r>
+        <w:t xml:space="preserve">‘LegalBench: A Collaboratively Built Benchmark for Measuring Legal Reasoning in Large Language Models’</w:t>
+      </w:r>
+      <w:r>
+        <w:t xml:space="preserve">,</w:t>
+      </w:r>
+      <w:r>
+        <w:t xml:space="preserve"> </w:t>
+      </w:r>
+      <w:r>
+        <w:rPr>
+          <w:i/>
+          <w:iCs/>
+        </w:rPr>
+        <w:t xml:space="preserve">Advances in Neural Information Processing Systems</w:t>
+      </w:r>
+      <w:r>
+        <w:t xml:space="preserve">, 36.</w:t>
+      </w:r>
+    </w:p>
+    <w:p>
+      <w:pPr>
+        <w:jc w:val="both"/>
+      </w:pPr>
+      <w:r>
+        <w:t xml:space="preserve">Huang, L., Yu, W., Ma, W., Zhong, W., Feng, Z., Wang, H., Chen, Q., Peng, W., Feng, X., Qin, B. and Liu, T. (2023)</w:t>
+      </w:r>
+      <w:r>
+        <w:t xml:space="preserve"> </w:t>
+      </w:r>
+      <w:r>
+        <w:t xml:space="preserve">‘A Survey on Hallucination in Large Language Models: Principles, Taxonomy, Challenges, and Open Questions’</w:t>
+      </w:r>
+      <w:r>
+        <w:t xml:space="preserve">,</w:t>
+      </w:r>
+      <w:r>
+        <w:t xml:space="preserve"> </w:t>
+      </w:r>
+      <w:r>
+        <w:rPr>
+          <w:i/>
+          <w:iCs/>
+        </w:rPr>
+        <w:t xml:space="preserve">arXiv preprint arXiv:2311.05232</w:t>
+      </w:r>
+      <w:r>
+        <w:t xml:space="preserve">.</w:t>
+      </w:r>
+    </w:p>
+    <w:p>
+      <w:pPr>
+        <w:jc w:val="both"/>
+      </w:pPr>
+      <w:r>
+        <w:t xml:space="preserve">Ji, Z., Lee, N., Frieske, R., Yu, T., Su, D., Xu, Y., Ishii, E., Bang, Y.J., Madotto, A. and Fung, P. (2023)</w:t>
+      </w:r>
+      <w:r>
+        <w:t xml:space="preserve"> </w:t>
+      </w:r>
+      <w:r>
+        <w:t xml:space="preserve">‘Survey of Hallucination in Natural Language Generation’</w:t>
+      </w:r>
+      <w:r>
+        <w:t xml:space="preserve">,</w:t>
+      </w:r>
+      <w:r>
+        <w:t xml:space="preserve"> </w:t>
+      </w:r>
+      <w:r>
+        <w:rPr>
+          <w:i/>
+          <w:iCs/>
+        </w:rPr>
+        <w:t xml:space="preserve">ACM Computing Surveys</w:t>
+      </w:r>
+      <w:r>
+        <w:t xml:space="preserve">, 55(12), pp. 1-38.</w:t>
+      </w:r>
+    </w:p>
+    <w:p>
+      <w:pPr>
+        <w:jc w:val="both"/>
+      </w:pPr>
+      <w:r>
+        <w:t xml:space="preserve">Johnson, J., Douze, M. and Jégou, H. (2019)</w:t>
+      </w:r>
+      <w:r>
+        <w:t xml:space="preserve"> </w:t>
+      </w:r>
+      <w:r>
+        <w:t xml:space="preserve">‘Billion-Scale Similarity Search with GPUs’</w:t>
+      </w:r>
+      <w:r>
+        <w:t xml:space="preserve">,</w:t>
+      </w:r>
+      <w:r>
+        <w:t xml:space="preserve"> </w:t>
+      </w:r>
+      <w:r>
+        <w:rPr>
+          <w:i/>
+          <w:iCs/>
+        </w:rPr>
+        <w:t xml:space="preserve">IEEE Transactions on Big Data</w:t>
+      </w:r>
+      <w:r>
+        <w:t xml:space="preserve">, 7(3), pp. 535-547.</w:t>
+      </w:r>
+    </w:p>
+    <w:p>
+      <w:pPr>
+        <w:jc w:val="both"/>
+      </w:pPr>
+      <w:r>
+        <w:t xml:space="preserve">Kadavath, S., Conerly, T., Askell, A., Henighan, T., Drain, D., Perez, E., Schiefer, N., Hatfield-Dodds, Z., DasSarma, N., Tran-Johnson, E. and Johnston, S. (2022)</w:t>
+      </w:r>
+      <w:r>
+        <w:t xml:space="preserve"> </w:t>
+      </w:r>
+      <w:r>
+        <w:t xml:space="preserve">‘Language Models (Mostly) Know What They Know’</w:t>
+      </w:r>
+      <w:r>
+        <w:t xml:space="preserve">,</w:t>
+      </w:r>
+      <w:r>
+        <w:t xml:space="preserve"> </w:t>
+      </w:r>
+      <w:r>
+        <w:rPr>
+          <w:i/>
+          <w:iCs/>
+        </w:rPr>
+        <w:t xml:space="preserve">arXiv preprint arXiv:2207.05221</w:t>
+      </w:r>
+      <w:r>
+        <w:t xml:space="preserve">.</w:t>
+      </w:r>
+    </w:p>
+    <w:p>
+      <w:pPr>
+        <w:jc w:val="both"/>
+      </w:pPr>
+      <w:r>
+        <w:t xml:space="preserve">Kamath, A., Jia, R. and Liang, P. (2020)</w:t>
+      </w:r>
+      <w:r>
+        <w:t xml:space="preserve"> </w:t>
+      </w:r>
+      <w:r>
+        <w:t xml:space="preserve">‘Selective Question Answering under Domain Shift’</w:t>
+      </w:r>
+      <w:r>
+        <w:t xml:space="preserve">,</w:t>
+      </w:r>
+      <w:r>
+        <w:t xml:space="preserve"> </w:t>
+      </w:r>
+      <w:r>
+        <w:rPr>
+          <w:i/>
+          <w:iCs/>
+        </w:rPr>
+        <w:t xml:space="preserve">Proceedings of the 58th Annual Meeting of the Association for Computational Linguistics</w:t>
+      </w:r>
+      <w:r>
+        <w:t xml:space="preserve">, pp. 5684-5696.</w:t>
+      </w:r>
+    </w:p>
+    <w:p>
+      <w:pPr>
+        <w:jc w:val="both"/>
+      </w:pPr>
+      <w:r>
+        <w:t xml:space="preserve">Kamradt, G. (2024)</w:t>
+      </w:r>
+      <w:r>
+        <w:t xml:space="preserve"> </w:t>
+      </w:r>
+      <w:r>
+        <w:t xml:space="preserve">‘The 5 Levels of Text Splitting for Retrieval’</w:t>
+      </w:r>
+      <w:r>
+        <w:t xml:space="preserve">,</w:t>
+      </w:r>
+      <w:r>
+        <w:t xml:space="preserve"> </w:t>
+      </w:r>
+      <w:r>
+        <w:rPr>
+          <w:i/>
+          <w:iCs/>
+        </w:rPr>
+        <w:t xml:space="preserve">Pinecone Educational Series</w:t>
+      </w:r>
+      <w:r>
+        <w:t xml:space="preserve"> </w:t>
+      </w:r>
+      <w:r>
+        <w:t xml:space="preserve">(practitioner tutorial). Available at:</w:t>
+      </w:r>
+      <w:r>
+        <w:t xml:space="preserve"> </w:t>
+      </w:r>
+      <w:hyperlink r:id="rId80">
+        <w:r>
+          <w:rPr>
+            <w:rStyle w:val="Hyperlink"/>
+          </w:rPr>
+          <w:t xml:space="preserve">https://www.pinecone.io/learn/chunking-strategies/</w:t>
+        </w:r>
+      </w:hyperlink>
+      <w:r>
+        <w:t xml:space="preserve"> </w:t>
+      </w:r>
+      <w:r>
+        <w:t xml:space="preserve">(Accessed: 20 January 2026).</w:t>
+      </w:r>
+    </w:p>
+    <w:p>
+      <w:pPr>
+        <w:jc w:val="both"/>
+      </w:pPr>
+      <w:r>
+        <w:t xml:space="preserve">Karpukhin, V., Oguz, B., Min, S., Lewis, P., Wu, L., Edunov, S., Chen, D. and Yih, W. (2020)</w:t>
+      </w:r>
+      <w:r>
+        <w:t xml:space="preserve"> </w:t>
+      </w:r>
+      <w:r>
+        <w:t xml:space="preserve">‘Dense Passage Retrieval for Open-Domain Question Answering’</w:t>
+      </w:r>
+      <w:r>
+        <w:t xml:space="preserve">,</w:t>
+      </w:r>
+      <w:r>
+        <w:t xml:space="preserve"> </w:t>
+      </w:r>
+      <w:r>
+        <w:rPr>
+          <w:i/>
+          <w:iCs/>
+        </w:rPr>
+        <w:t xml:space="preserve">Proceedings of the 2020 Conference on Empirical Methods in Natural Language Processing (EMNLP)</w:t>
+      </w:r>
+      <w:r>
+        <w:t xml:space="preserve">, pp. 6769-6781.</w:t>
+      </w:r>
+    </w:p>
+    <w:p>
+      <w:pPr>
+        <w:jc w:val="both"/>
+      </w:pPr>
+      <w:r>
+        <w:t xml:space="preserve">Katz, D.M., Bommarito, M.J., Gao, S. and Arredondo, P. (2024)</w:t>
+      </w:r>
+      <w:r>
+        <w:t xml:space="preserve"> </w:t>
+      </w:r>
+      <w:r>
+        <w:t xml:space="preserve">‘GPT-4 Passes the Bar Exam’</w:t>
+      </w:r>
+      <w:r>
+        <w:t xml:space="preserve">,</w:t>
+      </w:r>
+      <w:r>
+        <w:t xml:space="preserve"> </w:t>
+      </w:r>
+      <w:r>
+        <w:rPr>
+          <w:i/>
+          <w:iCs/>
+        </w:rPr>
+        <w:t xml:space="preserve">Philosophical Transactions of the Royal Society A</w:t>
+      </w:r>
+      <w:r>
+        <w:t xml:space="preserve">, 382(2270), pp. 20230254.</w:t>
+      </w:r>
+    </w:p>
+    <w:p>
+      <w:pPr>
+        <w:jc w:val="both"/>
+      </w:pPr>
+      <w:r>
+        <w:t xml:space="preserve">Khattab, O. and Zaharia, M. (2020)</w:t>
+      </w:r>
+      <w:r>
+        <w:t xml:space="preserve"> </w:t>
+      </w:r>
+      <w:r>
+        <w:t xml:space="preserve">‘ColBERT: Efficient and Effective Passage Search via Contextualized Late Interaction over BERT’</w:t>
+      </w:r>
+      <w:r>
+        <w:t xml:space="preserve">,</w:t>
+      </w:r>
+      <w:r>
+        <w:t xml:space="preserve"> </w:t>
+      </w:r>
+      <w:r>
+        <w:rPr>
+          <w:i/>
+          <w:iCs/>
+        </w:rPr>
+        <w:t xml:space="preserve">Proceedings of the 43rd International ACM SIGIR Conference on Research and Development in Information Retrieval</w:t>
+      </w:r>
+      <w:r>
+        <w:t xml:space="preserve">, pp. 39-48.</w:t>
+      </w:r>
+    </w:p>
+    <w:p>
+      <w:pPr>
+        <w:jc w:val="both"/>
+      </w:pPr>
+      <w:r>
+        <w:t xml:space="preserve">Lewis, P., Perez, E., Piktus, A., Petroni, F., Karpukhin, V., Goyal, N., Küttler, H., Lewis, M., Yih, W., Rocktäschel, T. and Riedel, S. (2020)</w:t>
+      </w:r>
+      <w:r>
+        <w:t xml:space="preserve"> </w:t>
+      </w:r>
+      <w:r>
+        <w:t xml:space="preserve">‘Retrieval-Augmented Generation for Knowledge-Intensive NLP Tasks’</w:t>
+      </w:r>
+      <w:r>
+        <w:t xml:space="preserve">,</w:t>
+      </w:r>
+      <w:r>
+        <w:t xml:space="preserve"> </w:t>
+      </w:r>
+      <w:r>
+        <w:rPr>
+          <w:i/>
+          <w:iCs/>
+        </w:rPr>
+        <w:t xml:space="preserve">Advances in Neural Information Processing Systems</w:t>
+      </w:r>
+      <w:r>
+        <w:t xml:space="preserve">, 33, pp. 9459-9474.</w:t>
+      </w:r>
+    </w:p>
+    <w:p>
+      <w:pPr>
+        <w:jc w:val="both"/>
+      </w:pPr>
+      <w:r>
+        <w:t xml:space="preserve">Lin, J., Nogueira, R. and Yates, A. (2021)</w:t>
+      </w:r>
+      <w:r>
+        <w:t xml:space="preserve"> </w:t>
+      </w:r>
+      <w:r>
+        <w:rPr>
+          <w:i/>
+          <w:iCs/>
+        </w:rPr>
+        <w:t xml:space="preserve">Pretrained Transformers for Text Ranking: BERT and Beyond</w:t>
+      </w:r>
+      <w:r>
+        <w:t xml:space="preserve">. San Rafael, CA: Morgan &amp; Claypool (Synthesis Lectures on Human Language Technologies).</w:t>
+      </w:r>
+    </w:p>
+    <w:p>
+      <w:pPr>
+        <w:jc w:val="both"/>
+      </w:pPr>
+      <w:r>
+        <w:t xml:space="preserve">Liu, N.F., Lin, K., Hewitt, J., Paranjape, A., Bevilacqua, M., Petroni, F. and Liang, P. (2023)</w:t>
+      </w:r>
+      <w:r>
+        <w:t xml:space="preserve"> </w:t>
+      </w:r>
+      <w:r>
+        <w:t xml:space="preserve">‘Lost in the Middle: How Language Models Use Long Contexts’</w:t>
+      </w:r>
+      <w:r>
+        <w:t xml:space="preserve">,</w:t>
+      </w:r>
+      <w:r>
+        <w:t xml:space="preserve"> </w:t>
+      </w:r>
+      <w:r>
+        <w:rPr>
+          <w:i/>
+          <w:iCs/>
+        </w:rPr>
+        <w:t xml:space="preserve">Transactions of the Association for Computational Linguistics</w:t>
+      </w:r>
+      <w:r>
+        <w:t xml:space="preserve">, 12, pp. 157-173.</w:t>
+      </w:r>
+    </w:p>
+    <w:p>
+      <w:pPr>
+        <w:jc w:val="both"/>
+      </w:pPr>
+      <w:r>
+        <w:t xml:space="preserve">Nogueira, R. and Cho, K. (2019)</w:t>
+      </w:r>
+      <w:r>
+        <w:t xml:space="preserve"> </w:t>
+      </w:r>
+      <w:r>
+        <w:t xml:space="preserve">‘Passage Re-ranking with BERT’</w:t>
+      </w:r>
+      <w:r>
+        <w:t xml:space="preserve">,</w:t>
+      </w:r>
+      <w:r>
+        <w:t xml:space="preserve"> </w:t>
+      </w:r>
+      <w:r>
+        <w:rPr>
+          <w:i/>
+          <w:iCs/>
+        </w:rPr>
+        <w:t xml:space="preserve">arXiv preprint arXiv:1901.04085</w:t>
+      </w:r>
+      <w:r>
+        <w:t xml:space="preserve">.</w:t>
+      </w:r>
+    </w:p>
+    <w:p>
+      <w:pPr>
+        <w:jc w:val="both"/>
+      </w:pPr>
+      <w:r>
+        <w:t xml:space="preserve">Page, M.J., McKenzie, J.E., Bossuyt, P.M., Boutron, I., Hoffmann, T.C., Mulrow, C.D., Shamseer, L., Tetzlaff, J.M., Akl, E.A., Brennan, S.E., Chou, R., Glanville, J., Grimshaw, J.M., Hróbjartsson, A., Lalu, M.M., Li, T., Loder, E.W., Mayo-Wilson, E., McDonald, S., McGuinness, L.A., Stewart, L.A., Thomas, J., Tricco, A.C., Welch, V.A., Whiting, P. and Moher, D. (2021)</w:t>
+      </w:r>
+      <w:r>
+        <w:t xml:space="preserve"> </w:t>
+      </w:r>
+      <w:r>
+        <w:t xml:space="preserve">‘The PRISMA 2020 statement: an updated guideline for reporting systematic reviews’</w:t>
+      </w:r>
+      <w:r>
+        <w:t xml:space="preserve">,</w:t>
+      </w:r>
+      <w:r>
+        <w:t xml:space="preserve"> </w:t>
+      </w:r>
+      <w:r>
+        <w:rPr>
+          <w:i/>
+          <w:iCs/>
+        </w:rPr>
+        <w:t xml:space="preserve">BMJ</w:t>
+      </w:r>
+      <w:r>
+        <w:t xml:space="preserve">, 372, n71.</w:t>
+      </w:r>
+    </w:p>
+    <w:p>
+      <w:pPr>
+        <w:jc w:val="both"/>
+      </w:pPr>
+      <w:r>
+        <w:t xml:space="preserve">Pei, J., Ren, X., de Rijke, M. and Ye, X. (2023)</w:t>
+      </w:r>
+      <w:r>
+        <w:t xml:space="preserve"> </w:t>
+      </w:r>
+      <w:r>
+        <w:t xml:space="preserve">‘Adaptation with Self-Evaluation to Improve Selective Prediction in LLMs (ASPIRE)’</w:t>
+      </w:r>
+      <w:r>
+        <w:t xml:space="preserve">,</w:t>
+      </w:r>
+      <w:r>
+        <w:t xml:space="preserve"> </w:t>
+      </w:r>
+      <w:r>
+        <w:rPr>
+          <w:i/>
+          <w:iCs/>
+        </w:rPr>
+        <w:t xml:space="preserve">Proceedings of the 2023 Conference on Empirical Methods in Natural Language Processing</w:t>
+      </w:r>
+      <w:r>
+        <w:t xml:space="preserve">, pp. 8700-8715.</w:t>
+      </w:r>
+    </w:p>
+    <w:p>
+      <w:pPr>
+        <w:jc w:val="both"/>
+      </w:pPr>
+      <w:r>
+        <w:t xml:space="preserve">Qu, R., Bao, F. and Tu, R. (2024)</w:t>
+      </w:r>
+      <w:r>
+        <w:t xml:space="preserve"> </w:t>
+      </w:r>
+      <w:r>
+        <w:t xml:space="preserve">‘Is Semantic Chunking Worth the Computational Cost?’</w:t>
+      </w:r>
+      <w:r>
+        <w:t xml:space="preserve">,</w:t>
+      </w:r>
+      <w:r>
+        <w:t xml:space="preserve"> </w:t>
+      </w:r>
+      <w:r>
+        <w:rPr>
+          <w:i/>
+          <w:iCs/>
+        </w:rPr>
+        <w:t xml:space="preserve">arXiv preprint arXiv:2410.13070</w:t>
+      </w:r>
+      <w:r>
+        <w:t xml:space="preserve">.</w:t>
+      </w:r>
+    </w:p>
+    <w:p>
+      <w:pPr>
+        <w:jc w:val="both"/>
+      </w:pPr>
+      <w:r>
+        <w:t xml:space="preserve">Ren, J., Rajani, N., Khashabi, D. and Hajishirzi, H. (2023)</w:t>
+      </w:r>
+      <w:r>
+        <w:t xml:space="preserve"> </w:t>
+      </w:r>
+      <w:r>
+        <w:t xml:space="preserve">‘Investigating the Factual Knowledge Boundary of Large Language Models with Retrieval Augmentation’</w:t>
+      </w:r>
+      <w:r>
+        <w:t xml:space="preserve">,</w:t>
+      </w:r>
+      <w:r>
+        <w:t xml:space="preserve"> </w:t>
+      </w:r>
+      <w:r>
+        <w:rPr>
+          <w:i/>
+          <w:iCs/>
+        </w:rPr>
+        <w:t xml:space="preserve">arXiv preprint arXiv:2307.11019</w:t>
+      </w:r>
+      <w:r>
+        <w:t xml:space="preserve">.</w:t>
+      </w:r>
+    </w:p>
+    <w:p>
+      <w:pPr>
+        <w:jc w:val="both"/>
+      </w:pPr>
+      <w:r>
+        <w:t xml:space="preserve">Saad-Falcon, J., Khattab, O., Potts, C. and Zaharia, M. (2023)</w:t>
+      </w:r>
+      <w:r>
+        <w:t xml:space="preserve"> </w:t>
+      </w:r>
+      <w:r>
+        <w:t xml:space="preserve">‘ARES: An Automated Evaluation Framework for Retrieval-Augmented Generation Systems’</w:t>
+      </w:r>
+      <w:r>
+        <w:t xml:space="preserve">,</w:t>
+      </w:r>
+      <w:r>
+        <w:t xml:space="preserve"> </w:t>
+      </w:r>
+      <w:r>
+        <w:rPr>
+          <w:i/>
+          <w:iCs/>
+        </w:rPr>
+        <w:t xml:space="preserve">arXiv preprint arXiv:2311.09476</w:t>
+      </w:r>
+      <w:r>
+        <w:t xml:space="preserve">.</w:t>
+      </w:r>
+    </w:p>
+    <w:p>
+      <w:pPr>
+        <w:jc w:val="both"/>
+      </w:pPr>
+      <w:r>
+        <w:t xml:space="preserve">Strubell, E., Ganesh, A. and McCallum, A. (2019)</w:t>
+      </w:r>
+      <w:r>
+        <w:t xml:space="preserve"> </w:t>
+      </w:r>
+      <w:r>
+        <w:t xml:space="preserve">‘Energy and Policy Considerations for Deep Learning in NLP’</w:t>
+      </w:r>
+      <w:r>
+        <w:t xml:space="preserve">,</w:t>
+      </w:r>
+      <w:r>
+        <w:t xml:space="preserve"> </w:t>
+      </w:r>
+      <w:r>
+        <w:rPr>
+          <w:i/>
+          <w:iCs/>
+        </w:rPr>
+        <w:t xml:space="preserve">Proceedings of the 57th Annual Meeting of the Association for Computational Linguistics (ACL)</w:t>
+      </w:r>
+      <w:r>
+        <w:t xml:space="preserve">, pp. 3645-3650.</w:t>
+      </w:r>
+    </w:p>
+    <w:p>
+      <w:pPr>
+        <w:jc w:val="both"/>
+      </w:pPr>
+      <w:r>
+        <w:t xml:space="preserve">Thorne, J., Vlachos, A., Christodoulopoulos, C. and Mittal, A. (2018)</w:t>
+      </w:r>
+      <w:r>
+        <w:t xml:space="preserve"> </w:t>
+      </w:r>
+      <w:r>
+        <w:t xml:space="preserve">‘FEVER: A Large-Scale Dataset for Fact Extraction and VERification’</w:t>
+      </w:r>
+      <w:r>
+        <w:t xml:space="preserve">,</w:t>
+      </w:r>
+      <w:r>
+        <w:t xml:space="preserve"> </w:t>
+      </w:r>
+      <w:r>
+        <w:rPr>
+          <w:i/>
+          <w:iCs/>
+        </w:rPr>
+        <w:t xml:space="preserve">Proceedings of the 2018 Conference of the North American Chapter of the Association for Computational Linguistics: Human Language Technologies (NAACL-HLT)</w:t>
+      </w:r>
+      <w:r>
+        <w:t xml:space="preserve">, pp. 809-819.</w:t>
+      </w:r>
+    </w:p>
+    <w:p>
+      <w:pPr>
+        <w:jc w:val="both"/>
+      </w:pPr>
+      <w:r>
+        <w:t xml:space="preserve">Vu, T., Iyyer, M., Wang, X., Constant, N., Wei, J., Wei, J., Tar, C., Sung, Y.H., Zhou, D., Le, Q.V. and Luong, T. (2023)</w:t>
+      </w:r>
+      <w:r>
+        <w:t xml:space="preserve"> </w:t>
+      </w:r>
+      <w:r>
+        <w:t xml:space="preserve">‘FreshLLMs: Refreshing Large Language Models with Search Engine Augmentation’</w:t>
+      </w:r>
+      <w:r>
+        <w:t xml:space="preserve">,</w:t>
+      </w:r>
+      <w:r>
+        <w:t xml:space="preserve"> </w:t>
+      </w:r>
+      <w:r>
+        <w:rPr>
+          <w:i/>
+          <w:iCs/>
+        </w:rPr>
+        <w:t xml:space="preserve">arXiv preprint arXiv:2310.03214</w:t>
+      </w:r>
+      <w:r>
+        <w:t xml:space="preserve">.</w:t>
+      </w:r>
+    </w:p>
+    <w:p>
+      <w:pPr>
+        <w:jc w:val="both"/>
+      </w:pPr>
+      <w:r>
+        <w:t xml:space="preserve">Wadden, D., Lin, S., Lo, K., Wang, L.L., van Zuylen, M., Cohan, A. and Hajishirzi, H. (2020)</w:t>
+      </w:r>
+      <w:r>
+        <w:t xml:space="preserve"> </w:t>
+      </w:r>
+      <w:r>
+        <w:t xml:space="preserve">‘Fact or Fiction: Verifying Scientific Claims’</w:t>
+      </w:r>
+      <w:r>
+        <w:t xml:space="preserve">,</w:t>
+      </w:r>
+      <w:r>
+        <w:t xml:space="preserve"> </w:t>
+      </w:r>
+      <w:r>
+        <w:rPr>
+          <w:i/>
+          <w:iCs/>
+        </w:rPr>
+        <w:t xml:space="preserve">Proceedings of the 2020 Conference on Empirical Methods in Natural Language Processing (EMNLP)</w:t>
+      </w:r>
+      <w:r>
+        <w:t xml:space="preserve">, pp. 7534-7550.</w:t>
+      </w:r>
+    </w:p>
+    <w:p>
+      <w:pPr>
+        <w:jc w:val="both"/>
+      </w:pPr>
+      <w:r>
+        <w:t xml:space="preserve">Wallat, J., Heuss, M., de Rijke, M. and Anand, A. (2024)</w:t>
+      </w:r>
+      <w:r>
+        <w:t xml:space="preserve"> </w:t>
+      </w:r>
+      <w:r>
+        <w:t xml:space="preserve">‘Correctness is not Faithfulness in RAG Attributions’</w:t>
+      </w:r>
+      <w:r>
+        <w:t xml:space="preserve">,</w:t>
+      </w:r>
+      <w:r>
+        <w:t xml:space="preserve"> </w:t>
+      </w:r>
+      <w:r>
+        <w:rPr>
+          <w:i/>
+          <w:iCs/>
+        </w:rPr>
+        <w:t xml:space="preserve">arXiv preprint arXiv:2412.18004</w:t>
+      </w:r>
+      <w:r>
+        <w:t xml:space="preserve">.</w:t>
+      </w:r>
+    </w:p>
+    <w:p>
+      <w:pPr>
+        <w:jc w:val="both"/>
+      </w:pPr>
+      <w:r>
+        <w:t xml:space="preserve">Yin, Z., Sun, Q., Guo, Q., Wu, J., Qiu, X. and Huang, X. (2023)</w:t>
+      </w:r>
+      <w:r>
+        <w:t xml:space="preserve"> </w:t>
+      </w:r>
+      <w:r>
+        <w:t xml:space="preserve">‘Do Large Language Models Know What They Don’t Know?’</w:t>
+      </w:r>
+      <w:r>
+        <w:t xml:space="preserve">,</w:t>
+      </w:r>
+      <w:r>
+        <w:t xml:space="preserve"> </w:t>
+      </w:r>
+      <w:r>
+        <w:rPr>
+          <w:i/>
+          <w:iCs/>
+        </w:rPr>
+        <w:t xml:space="preserve">Findings of the Association for Computational Linguistics: ACL 2023</w:t>
+      </w:r>
+      <w:r>
+        <w:t xml:space="preserve">, pp. 8653-8665.</w:t>
+      </w:r>
+    </w:p>
+    <w:p>
+      <w:pPr>
+        <w:jc w:val="both"/>
+      </w:pPr>
+      <w:r>
+        <w:t xml:space="preserve">Yue, M., Zhao, J., Zhang, M. and Du, L. (2023)</w:t>
+      </w:r>
+      <w:r>
+        <w:t xml:space="preserve"> </w:t>
+      </w:r>
+      <w:r>
+        <w:t xml:space="preserve">‘Automatic Evaluation of Attribution by Large Language Models’</w:t>
+      </w:r>
+      <w:r>
+        <w:t xml:space="preserve">,</w:t>
+      </w:r>
+      <w:r>
+        <w:t xml:space="preserve"> </w:t>
+      </w:r>
+      <w:r>
+        <w:rPr>
+          <w:i/>
+          <w:iCs/>
+        </w:rPr>
+        <w:t xml:space="preserve">Proceedings of the 2023 Conference on Empirical Methods in Natural Language Processing</w:t>
+      </w:r>
+      <w:r>
+        <w:t xml:space="preserve">, pp. 4615-4635.</w:t>
+      </w:r>
+    </w:p>
+    <w:p>
+      <w:pPr>
+        <w:jc w:val="both"/>
+      </w:pPr>
+      <w:r>
+        <w:t xml:space="preserve">Zhang, X., Gao, M. and Chen, D. (2024)</w:t>
+      </w:r>
+      <w:r>
+        <w:t xml:space="preserve"> </w:t>
+      </w:r>
+      <w:r>
+        <w:t xml:space="preserve">‘Evaluating and Fine-Tuning Retrieval-Augmented Language Models to Generate Text With Accurate Citations (RAGE)’</w:t>
+      </w:r>
+      <w:r>
+        <w:t xml:space="preserve">,</w:t>
+      </w:r>
+      <w:r>
+        <w:t xml:space="preserve"> </w:t>
+      </w:r>
+      <w:r>
+        <w:rPr>
+          <w:i/>
+          <w:iCs/>
+        </w:rPr>
+        <w:t xml:space="preserve">Proceedings of the 62nd Annual Meeting of the Association for Computational Linguistics</w:t>
+      </w:r>
+      <w:r>
+        <w:t xml:space="preserve">, pp. 3124-3140.</w:t>
+      </w:r>
+    </w:p>
+    <w:p>
+      <w:pPr>
+        <w:jc w:val="both"/>
+      </w:pPr>
+      <w:r>
+        <w:t xml:space="preserve">Zheng, L., Chiang, W.L., Sheng, Y., Zhuang, S., Wu, Z., Zhuang, Y., Lin, Z., Li, Z., Li, D., Xing, E.P. and Zhang, H. (2024)</w:t>
+      </w:r>
+      <w:r>
+        <w:t xml:space="preserve"> </w:t>
+      </w:r>
+      <w:r>
+        <w:t xml:space="preserve">‘Judging LLM-as-a-Judge with MT-Bench and Chatbot Arena’</w:t>
+      </w:r>
+      <w:r>
+        <w:t xml:space="preserve">,</w:t>
+      </w:r>
+      <w:r>
+        <w:t xml:space="preserve"> </w:t>
+      </w:r>
+      <w:r>
+        <w:rPr>
+          <w:i/>
+          <w:iCs/>
+        </w:rPr>
+        <w:t xml:space="preserve">Advances in Neural Information Processing Systems</w:t>
+      </w:r>
+      <w:r>
+        <w:t xml:space="preserve">, 36.</w:t>
+      </w:r>
+    </w:p>
+    <w:p>
+      <w:pPr>
+        <w:jc w:val="both"/>
+      </w:pPr>
+      <w:r>
+        <w:t xml:space="preserve">Zhong, H., Xiao, C., Tu, C., Zhang, T., Liu, Z. and Sun, M. (2020)</w:t>
+      </w:r>
+      <w:r>
+        <w:t xml:space="preserve"> </w:t>
+      </w:r>
+      <w:r>
+        <w:t xml:space="preserve">‘How Does NLP Benefit Legal System: A Summary of Legal Artificial Intelligence’</w:t>
+      </w:r>
+      <w:r>
+        <w:t xml:space="preserve">,</w:t>
+      </w:r>
+      <w:r>
+        <w:t xml:space="preserve"> </w:t>
+      </w:r>
+      <w:r>
+        <w:rPr>
+          <w:i/>
+          <w:iCs/>
+        </w:rPr>
+        <w:t xml:space="preserve">Proceedings of the 58th Annual Meeting of the Association for Computational Linguistics</w:t>
+      </w:r>
+      <w:r>
+        <w:t xml:space="preserve">, pp. 5218-5230.</w:t>
       </w:r>
     </w:p>
     <w:p>
@@ -24388,14 +22763,24 @@
         </w:pict>
       </w:r>
     </w:p>
-    <w:bookmarkEnd w:id="95"/>
-    <w:bookmarkStart w:id="98" w:name="X59823d81a2493546db9de6a5549c34343051cfe"/>
+    <w:bookmarkEnd w:id="81"/>
+    <w:bookmarkStart w:id="89" w:name="appendix-a-self-appraisal"/>
+    <w:p>
+      <w:pPr>
+        <w:pStyle w:val="Heading1"/>
+        <w:pageBreakBefore/>
+      </w:pPr>
+      <w:r>
+        <w:t xml:space="preserve">Appendix A Self-appraisal</w:t>
+      </w:r>
+    </w:p>
+    <w:bookmarkStart w:id="82" w:name="a.1-critical-self-evaluation"/>
     <w:p>
       <w:pPr>
         <w:pStyle w:val="Heading2"/>
       </w:pPr>
       <w:r>
-        <w:t xml:space="preserve">B.5 Generative AI Usage Declaration and Log</w:t>
+        <w:t xml:space="preserve">A.1 Critical self-evaluation</w:t>
       </w:r>
     </w:p>
     <w:p>
@@ -24403,29 +22788,491 @@
         <w:jc w:val="both"/>
       </w:pPr>
       <w:r>
-        <w:t xml:space="preserve">Under the University of Leeds Generative AI policy, this module sits in the</w:t>
-      </w:r>
-      <w:r>
-        <w:t xml:space="preserve"> </w:t>
-      </w:r>
+        <w:t xml:space="preserve">The starting point for this project was a fairly specific design rule: build a RAG system that will only answer when it can cite a source, and will refuse otherwise. That rule is more constrained than what most contemporary RAG demos try to do, where the implicit goal is to answer as much as possible. Looking back, the system probably enforces the rule more strictly than I had originally planned, and that strictness is visible in both the strong precision numbers and in the low answer rate.</w:t>
+      </w:r>
+    </w:p>
+    <w:p>
+      <w:pPr>
+        <w:jc w:val="both"/>
+      </w:pPr>
+      <w:r>
+        <w:t xml:space="preserve">Designing for refusal rather than for coverage was the part of the project I underestimated at the start. Most of the tutorials and frameworks I looked at early on (LangChain, LlamaIndex, the standard</w:t>
+      </w:r>
+      <w:r>
+        <w:t xml:space="preserve"> </w:t>
+      </w:r>
+      <w:r>
+        <w:t xml:space="preserve">“QA over your docs”</w:t>
+      </w:r>
+      <w:r>
+        <w:t xml:space="preserve"> </w:t>
+      </w:r>
+      <w:r>
+        <w:t xml:space="preserve">pattern) treat answering as the default and refusal as an edge case. The B1 vs. B3 comparison made it clear that this default does not survive contact with a compliance use-case: B1 will answer policy questions with no grounding at all, and the abstention machinery in B3 had to be designed against the grain of those defaults rather than as a small add-on.</w:t>
+      </w:r>
+    </w:p>
+    <w:p>
+      <w:pPr>
+        <w:jc w:val="both"/>
+      </w:pPr>
+      <w:r>
+        <w:t xml:space="preserve">The live evaluation results turned out sharper than the development-phase estimates. B3-Generative reaches 0.0% Ungrounded Rate (response-level, after the support-rate gate) and 94.1% Abstention Accuracy on the test split, but only at a 25% Answer Rate. Three things combine to produce that low Answer Rate: a strict abstention threshold (0.30), a strict per-claim support threshold (min_support_rate = 0.80), and the fact that the final evaluation run fell back to the BM25 retriever after the dense FAISS index was unavailable in the reproducibility environment, which has lower recall than the dense index used during development. In hindsight, I would either lower the threshold for the BM25 backend or treat the dense-index runs as the primary results and the BM25 fallback as a separate degraded-mode report.</w:t>
+      </w:r>
+    </w:p>
+    <w:p>
+      <w:pPr>
+        <w:jc w:val="both"/>
+      </w:pPr>
+      <w:r>
+        <w:t xml:space="preserve">B3-Extractive (89% Answer Rate, 100% Citation Precision, 0% Ungrounded Rate) is the configuration I would ship if this were a real deployment, at least until retrieval recall improved enough to give Generative Mode a more generous abstention threshold. The Extractive mode also does the useful job of showing that the surrounding pipeline (retrieval, verification, abstention) functions independently of the LLM, with the caveat that an Extractive answer is a quoted paragraph and not a synthesised one.</w:t>
+      </w:r>
+    </w:p>
+    <w:p>
+      <w:pPr>
+        <w:jc w:val="both"/>
+      </w:pPr>
+      <w:r>
+        <w:t xml:space="preserve">The ablation results were the part of the project that surprised me most. Going in, I expected the verification step to be the most impactful component, since it most directly enforces the</w:t>
+      </w:r>
+      <w:r>
+        <w:t xml:space="preserve"> </w:t>
+      </w:r>
+      <w:r>
+        <w:t xml:space="preserve">“cited or silent”</w:t>
+      </w:r>
+      <w:r>
+        <w:t xml:space="preserve"> </w:t>
+      </w:r>
+      <w:r>
+        <w:t xml:space="preserve">rule. The data showed reranking was doing more of the work, which I now read as: it is easier to keep the LLM honest by giving it better evidence in the first place than by trying to clean up its output afterwards. It looks obvious in hindsight, but I only got to it from running the ablations and reading the numbers, not from anything I would have predicted up front.</w:t>
+      </w:r>
+    </w:p>
+    <w:bookmarkEnd w:id="82"/>
+    <w:bookmarkStart w:id="83" w:name="X5f5e5c43fdaef655737eee246f9aac728acdc99"/>
+    <w:p>
+      <w:pPr>
+        <w:pStyle w:val="Heading2"/>
+      </w:pPr>
+      <w:r>
+        <w:t xml:space="preserve">A.2 Personal reflection and lessons learned</w:t>
+      </w:r>
+    </w:p>
+    <w:p>
+      <w:pPr>
+        <w:jc w:val="both"/>
+      </w:pPr>
+      <w:r>
+        <w:t xml:space="preserve">The project demanded competence across multiple technical domains that, at the outset, were unfamiliar to me in combination: dense retrieval, cross-encoder reranking, LLM prompt engineering, and deterministic verification heuristics. While I had encountered each of these topics individually during the taught modules, integrating them into a single coherent pipeline required a level of systems-engineering thinking that the coursework modules did not fully prepare me for.</w:t>
+      </w:r>
+    </w:p>
+    <w:p>
+      <w:pPr>
+        <w:jc w:val="both"/>
+      </w:pPr>
+      <w:r>
+        <w:t xml:space="preserve">Three skills developed substantially during the project:</w:t>
+      </w:r>
+    </w:p>
+    <w:p>
+      <w:pPr>
+        <w:numPr>
+          <w:ilvl w:val="0"/>
+          <w:numId w:val="1012"/>
+        </w:numPr>
+        <w:jc w:val="both"/>
+      </w:pPr>
       <w:r>
         <w:rPr>
           <w:b/>
           <w:bCs/>
         </w:rPr>
+        <w:t xml:space="preserve">Empirical evaluation design.</w:t>
+      </w:r>
+      <w:r>
+        <w:t xml:space="preserve"> </w:t>
+      </w:r>
+      <w:r>
+        <w:t xml:space="preserve">The baseline ladder and ablation methodology, while standard in machine-learning research, were new practices for me. Learning to structure experiments so that each comparison isolates exactly one variable proved essential for producing interpretable results. Splitting the golden set into validation and test subsets is obvious in hindsight, but it was not part of my initial project plan; I adopted it during Sprint 6 after recognising that the abstention threshold had been tuned on the same data used for evaluation. Left uncorrected, that methodological error would have inflated the reported metrics.</w:t>
+      </w:r>
+    </w:p>
+    <w:p>
+      <w:pPr>
+        <w:numPr>
+          <w:ilvl w:val="0"/>
+          <w:numId w:val="1012"/>
+        </w:numPr>
+        <w:jc w:val="both"/>
+      </w:pPr>
+      <w:r>
+        <w:rPr>
+          <w:b/>
+          <w:bCs/>
+        </w:rPr>
+        <w:t xml:space="preserve">Defensive software engineering.</w:t>
+      </w:r>
+      <w:r>
+        <w:t xml:space="preserve"> </w:t>
+      </w:r>
+      <w:r>
+        <w:t xml:space="preserve">The repair-and-retry mechanism for LLM JSON compliance, the cascading fallback strategy, and the claim-splitting edge-case handling all required a defensive programming mindset: anticipating failure modes and building graceful recovery paths. This contrasts with coursework assignments, where inputs are typically clean and well-formed.</w:t>
+      </w:r>
+    </w:p>
+    <w:p>
+      <w:pPr>
+        <w:numPr>
+          <w:ilvl w:val="0"/>
+          <w:numId w:val="1012"/>
+        </w:numPr>
+        <w:jc w:val="both"/>
+      </w:pPr>
+      <w:r>
+        <w:rPr>
+          <w:b/>
+          <w:bCs/>
+        </w:rPr>
+        <w:t xml:space="preserve">Technical writing under constraint.</w:t>
+      </w:r>
+      <w:r>
+        <w:t xml:space="preserve"> </w:t>
+      </w:r>
+      <w:r>
+        <w:t xml:space="preserve">Producing a report that satisfies the university’s marking criteria while accurately representing a complex system required iteration. Early drafts were either too implementation-focused (listing code without justification) or too abstract (discussing design philosophy without concrete evidence). The final report attempts to balance both registers, a skill I want to keep working on.</w:t>
+      </w:r>
+    </w:p>
+    <w:bookmarkEnd w:id="83"/>
+    <w:bookmarkStart w:id="88" w:name="X254a187480e93182affc27418a40d738584021a"/>
+    <w:p>
+      <w:pPr>
+        <w:pStyle w:val="Heading2"/>
+      </w:pPr>
+      <w:r>
+        <w:t xml:space="preserve">A.3 Legal, social, ethical and professional issues</w:t>
+      </w:r>
+    </w:p>
+    <w:p>
+      <w:pPr>
+        <w:jc w:val="both"/>
+      </w:pPr>
+      <w:r>
+        <w:t xml:space="preserve">The LSEP framework requires consideration of the broader implications of the system beyond its technical performance. Each dimension is addressed individually below, in accordance with the School of Computer Science’s self-assessment requirements.</w:t>
+      </w:r>
+    </w:p>
+    <w:bookmarkStart w:id="84" w:name="a.3.1-legal-issues"/>
+    <w:p>
+      <w:pPr>
+        <w:pStyle w:val="Heading3"/>
+      </w:pPr>
+      <w:r>
+        <w:t xml:space="preserve">A.3.1 Legal issues</w:t>
+      </w:r>
+    </w:p>
+    <w:p>
+      <w:pPr>
+        <w:jc w:val="both"/>
+      </w:pPr>
+      <w:r>
+        <w:rPr>
+          <w:b/>
+          <w:bCs/>
+        </w:rPr>
+        <w:t xml:space="preserve">Privacy and Data Protection.</w:t>
+      </w:r>
+      <w:r>
+        <w:t xml:space="preserve"> </w:t>
+      </w:r>
+      <w:r>
+        <w:t xml:space="preserve">RAG architectures lend themselves to query-time access control more easily than fine-tuned models do: because documents are retrieved at query time rather than embedded in model weights, an access-control layer can sit at the retrieval stage so that a user’s query only retrieves documents they are authorised to see. This access-control layer is not implemented in the current prototype (all documents are accessible to all users), but the architecture supports it without redesign, since the</w:t>
+      </w:r>
+      <w:r>
+        <w:t xml:space="preserve"> </w:t>
+      </w:r>
+      <w:r>
+        <w:rPr>
+          <w:rStyle w:val="VerbatimChar"/>
+        </w:rPr>
+        <w:t xml:space="preserve">Retriever</w:t>
+      </w:r>
+      <w:r>
+        <w:t xml:space="preserve"> </w:t>
+      </w:r>
+      <w:r>
+        <w:t xml:space="preserve">class accepts a document-filter parameter that could restrict the search space per-user. I built that hook in deliberately, with a deployment scenario in mind where different employees have different policy-access levels.</w:t>
+      </w:r>
+    </w:p>
+    <w:p>
+      <w:pPr>
+        <w:jc w:val="both"/>
+      </w:pPr>
+      <w:r>
+        <w:t xml:space="preserve">Under the UK Data Protection Act 2018 and the General Data Protection Regulation (EU) 2016/679, any system processing queries that could be linked to an identifiable individual would constitute processing of personal data. In the current prototype this risk does not arise: the synthetic corpus contains no personal data and the system does not log user identities. A production deployment would, however, require a Data Protection Impact Assessment and appropriate safeguards, particularly if query logs were retained for auditing purposes, since the combination of query text and timestamp could constitute indirect personal data.</w:t>
+      </w:r>
+    </w:p>
+    <w:p>
+      <w:pPr>
+        <w:jc w:val="both"/>
+      </w:pPr>
+      <w:r>
+        <w:rPr>
+          <w:b/>
+          <w:bCs/>
+        </w:rPr>
+        <w:t xml:space="preserve">Intellectual Property.</w:t>
+      </w:r>
+      <w:r>
+        <w:t xml:space="preserve"> </w:t>
+      </w:r>
+      <w:r>
+        <w:t xml:space="preserve">All third-party libraries used in this project are released under permissive open-source licences (MIT, Apache 2.0, BSD-3; see Appendix B.1). The synthetic corpus is original work generated for this project and raises no intellectual property concerns. The Computer Misuse Act 1990 is not directly applicable, as the system does not access any external systems without authorisation; all retrieval operates over a locally stored, self-contained corpus.</w:t>
+      </w:r>
+    </w:p>
+    <w:bookmarkEnd w:id="84"/>
+    <w:bookmarkStart w:id="85" w:name="a.3.2-social-issues"/>
+    <w:p>
+      <w:pPr>
+        <w:pStyle w:val="Heading3"/>
+      </w:pPr>
+      <w:r>
+        <w:t xml:space="preserve">A.3.2 Social issues</w:t>
+      </w:r>
+    </w:p>
+    <w:p>
+      <w:pPr>
+        <w:jc w:val="both"/>
+      </w:pPr>
+      <w:r>
+        <w:rPr>
+          <w:b/>
+          <w:bCs/>
+        </w:rPr>
+        <w:t xml:space="preserve">Automation Bias and Over-Trust.</w:t>
+      </w:r>
+      <w:r>
+        <w:t xml:space="preserve"> </w:t>
+      </w:r>
+      <w:r>
+        <w:t xml:space="preserve">The most significant social concern is automation bias: the tendency for users to accept system-generated answers uncritically, particularly when those answers carry a</w:t>
+      </w:r>
+      <w:r>
+        <w:t xml:space="preserve"> </w:t>
+      </w:r>
+      <w:r>
+        <w:t xml:space="preserve">“verified”</w:t>
+      </w:r>
+      <w:r>
+        <w:t xml:space="preserve"> </w:t>
+      </w:r>
+      <w:r>
+        <w:t xml:space="preserve">label. Policy Copilot’s verification mechanism could paradoxically increase this risk, because by presenting answers as</w:t>
+      </w:r>
+      <w:r>
+        <w:t xml:space="preserve"> </w:t>
+      </w:r>
+      <w:r>
+        <w:t xml:space="preserve">“citation-verified”</w:t>
+      </w:r>
+      <w:r>
+        <w:t xml:space="preserve"> </w:t>
+      </w:r>
+      <w:r>
+        <w:t xml:space="preserve">the system may create a false sense of certainty that discourages users from consulting the source documents directly. To mitigate this, the Streamlit UI explicitly labels all answers as</w:t>
+      </w:r>
+      <w:r>
+        <w:t xml:space="preserve"> </w:t>
+      </w:r>
+      <w:r>
+        <w:t xml:space="preserve">“AI-Generated, Verify Against Source”</w:t>
+      </w:r>
+      <w:r>
+        <w:t xml:space="preserve"> </w:t>
+      </w:r>
+      <w:r>
+        <w:t xml:space="preserve">and displays the raw cited paragraphs alongside the generated answer, enabling the user to perform their own verification. The effectiveness of this mitigation depends on user behaviour, however, which is a factor outside the system’s control.</w:t>
+      </w:r>
+    </w:p>
+    <w:p>
+      <w:pPr>
+        <w:jc w:val="both"/>
+      </w:pPr>
+      <w:r>
+        <w:rPr>
+          <w:b/>
+          <w:bCs/>
+        </w:rPr>
+        <w:t xml:space="preserve">Deskilling and Power Asymmetry.</w:t>
+      </w:r>
+      <w:r>
+        <w:t xml:space="preserve"> </w:t>
+      </w:r>
+      <w:r>
+        <w:t xml:space="preserve">A subtler social risk concerns the potential deskilling of policy specialists. If employees rely on an AI intermediary to interpret policy documents rather than reading the source material directly, their capacity for independent policy interpretation may atrophy over time. There is also a power asymmetry worth acknowledging: the employer controls the corpus that the system retrieves from, while the employee receives the system’s interpretation of that corpus. In a dispute over policy application, the employee’s understanding is mediated, and potentially constrained, by the system’s retrieval boundaries.</w:t>
+      </w:r>
+    </w:p>
+    <w:p>
+      <w:pPr>
+        <w:jc w:val="both"/>
+      </w:pPr>
+      <w:r>
+        <w:rPr>
+          <w:b/>
+          <w:bCs/>
+        </w:rPr>
+        <w:t xml:space="preserve">Digital Equity.</w:t>
+      </w:r>
+      <w:r>
+        <w:t xml:space="preserve"> </w:t>
+      </w:r>
+      <w:r>
+        <w:t xml:space="preserve">Not all employees within an organisation may have equal access to AI-mediated policy tools. Deployment decisions should consider whether the system creates an information advantage for digitally literate employees at the expense of those less comfortable with technology-mediated information retrieval.</w:t>
+      </w:r>
+    </w:p>
+    <w:bookmarkEnd w:id="85"/>
+    <w:bookmarkStart w:id="86" w:name="a.3.3-ethical-issues"/>
+    <w:p>
+      <w:pPr>
+        <w:pStyle w:val="Heading3"/>
+      </w:pPr>
+      <w:r>
+        <w:t xml:space="preserve">A.3.3 Ethical issues</w:t>
+      </w:r>
+    </w:p>
+    <w:p>
+      <w:pPr>
+        <w:jc w:val="both"/>
+      </w:pPr>
+      <w:r>
+        <w:rPr>
+          <w:b/>
+          <w:bCs/>
+        </w:rPr>
+        <w:t xml:space="preserve">Accountability and Auditability.</w:t>
+      </w:r>
+      <w:r>
+        <w:t xml:space="preserve"> </w:t>
+      </w:r>
+      <w:r>
+        <w:t xml:space="preserve">Every query produces a structured log entry covering the question, the retrieved paragraphs, the reranker scores, the raw LLM output, the verification decisions (kept claims, pruned claims, and the reason for each), and the final response. This means any answer the system has produced can be re-traced after the fact, which is useful for compliance environments where decisions based on policy interpretations may later be challenged. The provenance chain is exercised by</w:t>
+      </w:r>
+      <w:r>
+        <w:t xml:space="preserve"> </w:t>
+      </w:r>
+      <w:r>
+        <w:rPr>
+          <w:rStyle w:val="VerbatimChar"/>
+        </w:rPr>
+        <w:t xml:space="preserve">test_backend_provenance.py</w:t>
+      </w:r>
+      <w:r>
+        <w:t xml:space="preserve">, which fails if a response is returned without an attached audit trail. It is worth noting that the audit log itself becomes a privacy and security responsibility: a production deployment would need to apply the same access-control discipline to the log store as to the source documents, since the combination of query, retrieved paragraphs, and timestamp can be sensitive in its own right.</w:t>
+      </w:r>
+    </w:p>
+    <w:p>
+      <w:pPr>
+        <w:jc w:val="both"/>
+      </w:pPr>
+      <w:r>
+        <w:rPr>
+          <w:b/>
+          <w:bCs/>
+        </w:rPr>
+        <w:t xml:space="preserve">Bias Risks.</w:t>
+      </w:r>
+      <w:r>
+        <w:t xml:space="preserve"> </w:t>
+      </w:r>
+      <w:r>
+        <w:t xml:space="preserve">The synthetic corpus was authored with deliberate contradictions for evaluation purposes but does not contain content relating to protected characteristics under the Equality Act 2010. The system’s extractive fallback mode quotes source material directly, reducing the risk of introducing bias through paraphrasing. In generative mode, however, the LLM may introduce subtle framing biases not present in the source documents, a risk that the heuristic verification layer can only partially mitigate, since it checks for factual support rather than tonal fidelity.</w:t>
+      </w:r>
+    </w:p>
+    <w:p>
+      <w:pPr>
+        <w:jc w:val="both"/>
+      </w:pPr>
+      <w:r>
+        <w:rPr>
+          <w:b/>
+          <w:bCs/>
+        </w:rPr>
+        <w:t xml:space="preserve">Environmental Impact.</w:t>
+      </w:r>
+      <w:r>
+        <w:t xml:space="preserve"> </w:t>
+      </w:r>
+      <w:r>
+        <w:t xml:space="preserve">The environmental cost of large language model inference deserves acknowledgement. Strubell et al. (2019) gave an early estimate suggesting that the carbon footprint of training a single large NLP model could be comparable to a substantial multi-year vehicle footprint, although the exact figure has been re-debated in subsequent literature and depends heavily on the model size and energy mix. Inference-time costs for a small model such as</w:t>
+      </w:r>
+      <w:r>
+        <w:t xml:space="preserve"> </w:t>
+      </w:r>
+      <w:r>
+        <w:rPr>
+          <w:rStyle w:val="VerbatimChar"/>
+        </w:rPr>
+        <w:t xml:space="preserve">gpt-4o-mini</w:t>
+      </w:r>
+      <w:r>
+        <w:t xml:space="preserve"> </w:t>
+      </w:r>
+      <w:r>
+        <w:t xml:space="preserve">are orders of magnitude smaller than training-time costs, but they are still non-trivial at scale. Policy Copilot partially mitigates this: extractive/offline modes (B3-Extractive) require no LLM calls, while generative baselines require API access. The bi-encoder (MiniLM, 22M parameters) and cross-encoder (ms-marco-MiniLM, 22M parameters) are both lightweight models chosen partly for their low computational footprint.</w:t>
+      </w:r>
+    </w:p>
+    <w:p>
+      <w:pPr>
+        <w:jc w:val="both"/>
+      </w:pPr>
+      <w:r>
+        <w:rPr>
+          <w:b/>
+          <w:bCs/>
+        </w:rPr>
+        <w:t xml:space="preserve">Participant Evaluation Ethics.</w:t>
+      </w:r>
+      <w:r>
+        <w:t xml:space="preserve"> </w:t>
+      </w:r>
+      <w:r>
+        <w:t xml:space="preserve">The independent reviewer evaluation in §4.10 (n = 6, 14-18 April 2026) was conducted under voluntary informed consent: participants received a Participant Information text, gave digital consent for anonymised data reuse, and could withdraw before final submission. No personal data was retained beyond Likert scores and short comments; reviewers are referred to only as P1-P6 with a role tag (BSc CS or MSc CS), and comments appear in the report only as paraphrased themes (Appendix B.10).</w:t>
+      </w:r>
+    </w:p>
+    <w:bookmarkEnd w:id="86"/>
+    <w:bookmarkStart w:id="87" w:name="a.3.4-professional-issues"/>
+    <w:p>
+      <w:pPr>
+        <w:pStyle w:val="Heading3"/>
+      </w:pPr>
+      <w:r>
+        <w:t xml:space="preserve">A.3.4 Professional issues</w:t>
+      </w:r>
+    </w:p>
+    <w:p>
+      <w:pPr>
+        <w:jc w:val="both"/>
+      </w:pPr>
+      <w:r>
+        <w:rPr>
+          <w:b/>
+          <w:bCs/>
+        </w:rPr>
+        <w:t xml:space="preserve">Generative AI Policy Compliance.</w:t>
+      </w:r>
+      <w:r>
+        <w:t xml:space="preserve"> </w:t>
+      </w:r>
+      <w:r>
+        <w:t xml:space="preserve">Under the University of Leeds Generative AI policy, this module (COMP3931/COMP3932) sits in the</w:t>
+      </w:r>
+      <w:r>
+        <w:t xml:space="preserve"> </w:t>
+      </w:r>
+      <w:r>
+        <w:rPr>
+          <w:b/>
+          <w:bCs/>
+        </w:rPr>
         <w:t xml:space="preserve">Amber category</w:t>
       </w:r>
       <w:r>
-        <w:t xml:space="preserve">: Generative AI is permitted as a development, debugging, and limited drafting-support aid, but must not produce substantive academic content presented as the author’s own.</w:t>
-      </w:r>
-    </w:p>
-    <w:bookmarkStart w:id="96" w:name="declaration-1"/>
-    <w:p>
-      <w:pPr>
-        <w:pStyle w:val="Heading4"/>
-      </w:pPr>
-      <w:r>
-        <w:t xml:space="preserve">Declaration</w:t>
+        <w:t xml:space="preserve">: Generative AI is permitted as a development, debugging, and limited drafting-support aid, but must not generate substantive academic content presented as the author’s own. This project was developed in line with that policy. AI tools were used only in the capacities documented in the usage log (Appendix B.5), and the submitted report is the author’s final work: all wording, technical claims, citations, edits, and submission decisions were reviewed, revised, and approved by the author. The University proof-reading policy was reviewed and followed.</w:t>
       </w:r>
     </w:p>
     <w:p>
@@ -24433,17 +23280,17 @@
         <w:jc w:val="both"/>
       </w:pPr>
       <w:r>
-        <w:t xml:space="preserve">AI tools were used for development assistance, debugging, structuring support, and limited drafting support, as declared in the usage log below. The submitted report is the author’s final work: all wording, technical claims, citations, edits, and submission decisions were reviewed, revised, and approved by the author. All code generated or suggested by AI tools was reviewed and modified by the author before inclusion.</w:t>
-      </w:r>
-    </w:p>
-    <w:bookmarkEnd w:id="96"/>
-    <w:bookmarkStart w:id="97" w:name="usage-log"/>
-    <w:p>
-      <w:pPr>
-        <w:pStyle w:val="Heading4"/>
-      </w:pPr>
-      <w:r>
-        <w:t xml:space="preserve">Usage Log</w:t>
+        <w:rPr>
+          <w:b/>
+          <w:bCs/>
+        </w:rPr>
+        <w:t xml:space="preserve">Professional Standards.</w:t>
+      </w:r>
+      <w:r>
+        <w:t xml:space="preserve"> </w:t>
+      </w:r>
+      <w:r>
+        <w:t xml:space="preserve">The codebase follows professional software-engineering practices: version-controlled development with meaningful commit messages, automated testing with 193 test cases across 39 files, reproducible evaluation via scripted pipelines, and modular architecture with clean separation of concerns. In practical terms, the work was guided by the BCS Code of Conduct’s emphasis on the public interest, professional competence, and integrity: the abstention behaviour was treated as a public-interest feature (the system should refuse rather than fabricate); limitations and trade-offs are made explicit in this report (Sections 4.13 and 5.2) rather than hidden; and any AI-assisted parts of the development workflow are disclosed in Appendix B.5 in line with the university’s Generative AI policy.</w:t>
       </w:r>
     </w:p>
     <w:p>
@@ -24451,7 +23298,92 @@
         <w:jc w:val="both"/>
       </w:pPr>
       <w:r>
-        <w:t xml:space="preserve">The log below covers the full project window: implementation work from November 2025 through early April 2026, then report preparation in the final pre-submission weeks of April 2026.</w:t>
+        <w:pict>
+          <v:rect style="width:0;height:1.5pt" o:hralign="center" o:hrstd="t" o:hr="t"/>
+        </w:pict>
+      </w:r>
+    </w:p>
+    <w:bookmarkEnd w:id="87"/>
+    <w:bookmarkEnd w:id="88"/>
+    <w:bookmarkEnd w:id="89"/>
+    <w:bookmarkStart w:id="109" w:name="appendix-b-external-materials"/>
+    <w:p>
+      <w:pPr>
+        <w:pStyle w:val="Heading1"/>
+        <w:pageBreakBefore/>
+      </w:pPr>
+      <w:r>
+        <w:t xml:space="preserve">Appendix B External Materials</w:t>
+      </w:r>
+    </w:p>
+    <w:bookmarkStart w:id="91" w:name="repository-and-access"/>
+    <w:p>
+      <w:pPr>
+        <w:pStyle w:val="Heading3"/>
+      </w:pPr>
+      <w:r>
+        <w:t xml:space="preserve">Repository and Access</w:t>
+      </w:r>
+    </w:p>
+    <w:p>
+      <w:pPr>
+        <w:jc w:val="both"/>
+      </w:pPr>
+      <w:r>
+        <w:t xml:space="preserve">The complete source code, evaluation datasets, and full history of development commits for this project are hosted in a public GitHub repository.</w:t>
+      </w:r>
+    </w:p>
+    <w:p>
+      <w:pPr>
+        <w:jc w:val="both"/>
+      </w:pPr>
+      <w:r>
+        <w:rPr>
+          <w:b/>
+          <w:bCs/>
+        </w:rPr>
+        <w:t xml:space="preserve">Repository URL:</w:t>
+      </w:r>
+      <w:r>
+        <w:t xml:space="preserve"> </w:t>
+      </w:r>
+      <w:hyperlink r:id="rId90">
+        <w:r>
+          <w:rPr>
+            <w:rStyle w:val="Hyperlink"/>
+          </w:rPr>
+          <w:t xml:space="preserve">https://github.com/NathS04/policy_copilot_submission.git</w:t>
+        </w:r>
+      </w:hyperlink>
+    </w:p>
+    <w:p>
+      <w:pPr>
+        <w:jc w:val="both"/>
+      </w:pPr>
+      <w:r>
+        <w:rPr>
+          <w:i/>
+          <w:iCs/>
+        </w:rPr>
+        <w:t xml:space="preserve">(Note for examiners: the repository is public; no special access is required for marking verification.)</w:t>
+      </w:r>
+    </w:p>
+    <w:bookmarkEnd w:id="91"/>
+    <w:bookmarkStart w:id="92" w:name="b.1-third-party-libraries"/>
+    <w:p>
+      <w:pPr>
+        <w:pStyle w:val="Heading2"/>
+      </w:pPr>
+      <w:r>
+        <w:t xml:space="preserve">B.1 Third-Party Libraries</w:t>
+      </w:r>
+    </w:p>
+    <w:p>
+      <w:pPr>
+        <w:jc w:val="both"/>
+      </w:pPr>
+      <w:r>
+        <w:t xml:space="preserve">The following open-source Python libraries were used in the development of Policy Copilot.</w:t>
       </w:r>
     </w:p>
     <w:tbl>
@@ -24502,6 +23434,1730 @@
                 <w:color w:val="000000"/>
                 <w:sz w:val="18"/>
               </w:rPr>
+              <w:t xml:space="preserve">Library</w:t>
+            </w:r>
+          </w:p>
+        </w:tc>
+        <w:tc>
+          <w:tcPr>
+            <w:shd w:val="clear" w:color="auto" w:fill="D9D9D9"/>
+            <w:tcMar>
+              <w:top w:w="60" w:type="dxa"/>
+              <w:bottom w:w="60" w:type="dxa"/>
+              <w:left w:w="100" w:type="dxa"/>
+              <w:right w:w="100" w:type="dxa"/>
+            </w:tcMar>
+          </w:tcPr>
+          <w:p>
+            <w:pPr>
+              <w:spacing w:line="276" w:lineRule="auto" w:before="0" w:after="0"/>
+              <w:jc w:val="left"/>
+            </w:pPr>
+            <w:r>
+              <w:rPr>
+                <w:rFonts w:ascii="Times New Roman" w:hAnsi="Times New Roman"/>
+                <w:b/>
+                <w:color w:val="000000"/>
+                <w:sz w:val="18"/>
+              </w:rPr>
+              <w:t xml:space="preserve">Version</w:t>
+            </w:r>
+          </w:p>
+        </w:tc>
+        <w:tc>
+          <w:tcPr>
+            <w:shd w:val="clear" w:color="auto" w:fill="D9D9D9"/>
+            <w:tcMar>
+              <w:top w:w="60" w:type="dxa"/>
+              <w:bottom w:w="60" w:type="dxa"/>
+              <w:left w:w="100" w:type="dxa"/>
+              <w:right w:w="100" w:type="dxa"/>
+            </w:tcMar>
+          </w:tcPr>
+          <w:p>
+            <w:pPr>
+              <w:spacing w:line="276" w:lineRule="auto" w:before="0" w:after="0"/>
+              <w:jc w:val="left"/>
+            </w:pPr>
+            <w:r>
+              <w:rPr>
+                <w:rFonts w:ascii="Times New Roman" w:hAnsi="Times New Roman"/>
+                <w:b/>
+                <w:color w:val="000000"/>
+                <w:sz w:val="18"/>
+              </w:rPr>
+              <w:t xml:space="preserve">License</w:t>
+            </w:r>
+          </w:p>
+        </w:tc>
+        <w:tc>
+          <w:tcPr>
+            <w:shd w:val="clear" w:color="auto" w:fill="D9D9D9"/>
+            <w:tcMar>
+              <w:top w:w="60" w:type="dxa"/>
+              <w:bottom w:w="60" w:type="dxa"/>
+              <w:left w:w="100" w:type="dxa"/>
+              <w:right w:w="100" w:type="dxa"/>
+            </w:tcMar>
+          </w:tcPr>
+          <w:p>
+            <w:pPr>
+              <w:spacing w:line="276" w:lineRule="auto" w:before="0" w:after="0"/>
+              <w:jc w:val="left"/>
+            </w:pPr>
+            <w:r>
+              <w:rPr>
+                <w:rFonts w:ascii="Times New Roman" w:hAnsi="Times New Roman"/>
+                <w:b/>
+                <w:color w:val="000000"/>
+                <w:sz w:val="18"/>
+              </w:rPr>
+              <w:t xml:space="preserve">Usage</w:t>
+            </w:r>
+          </w:p>
+        </w:tc>
+      </w:tr>
+      <w:tr>
+        <w:tc>
+          <w:tcPr>
+            <w:tcMar>
+              <w:top w:w="60" w:type="dxa"/>
+              <w:bottom w:w="60" w:type="dxa"/>
+              <w:left w:w="100" w:type="dxa"/>
+              <w:right w:w="100" w:type="dxa"/>
+            </w:tcMar>
+          </w:tcPr>
+          <w:p>
+            <w:pPr>
+              <w:spacing w:line="276" w:lineRule="auto" w:before="0" w:after="0"/>
+              <w:jc w:val="left"/>
+            </w:pPr>
+            <w:r>
+              <w:rPr>
+                <w:rFonts w:ascii="Times New Roman" w:hAnsi="Times New Roman"/>
+                <w:b/>
+                <w:bCs/>
+                <w:color w:val="000000"/>
+                <w:sz w:val="18"/>
+              </w:rPr>
+              <w:t xml:space="preserve">Python</w:t>
+            </w:r>
+          </w:p>
+        </w:tc>
+        <w:tc>
+          <w:tcPr>
+            <w:tcMar>
+              <w:top w:w="60" w:type="dxa"/>
+              <w:bottom w:w="60" w:type="dxa"/>
+              <w:left w:w="100" w:type="dxa"/>
+              <w:right w:w="100" w:type="dxa"/>
+            </w:tcMar>
+          </w:tcPr>
+          <w:p>
+            <w:pPr>
+              <w:spacing w:line="276" w:lineRule="auto" w:before="0" w:after="0"/>
+              <w:jc w:val="left"/>
+            </w:pPr>
+            <w:r>
+              <w:rPr>
+                <w:rFonts w:ascii="Times New Roman" w:hAnsi="Times New Roman"/>
+                <w:color w:val="000000"/>
+                <w:sz w:val="18"/>
+              </w:rPr>
+              <w:t xml:space="preserve">3.10+</w:t>
+            </w:r>
+          </w:p>
+        </w:tc>
+        <w:tc>
+          <w:tcPr>
+            <w:tcMar>
+              <w:top w:w="60" w:type="dxa"/>
+              <w:bottom w:w="60" w:type="dxa"/>
+              <w:left w:w="100" w:type="dxa"/>
+              <w:right w:w="100" w:type="dxa"/>
+            </w:tcMar>
+          </w:tcPr>
+          <w:p>
+            <w:pPr>
+              <w:spacing w:line="276" w:lineRule="auto" w:before="0" w:after="0"/>
+              <w:jc w:val="left"/>
+            </w:pPr>
+            <w:r>
+              <w:rPr>
+                <w:rFonts w:ascii="Times New Roman" w:hAnsi="Times New Roman"/>
+                <w:color w:val="000000"/>
+                <w:sz w:val="18"/>
+              </w:rPr>
+              <w:t xml:space="preserve">PSF</w:t>
+            </w:r>
+          </w:p>
+        </w:tc>
+        <w:tc>
+          <w:tcPr>
+            <w:tcMar>
+              <w:top w:w="60" w:type="dxa"/>
+              <w:bottom w:w="60" w:type="dxa"/>
+              <w:left w:w="100" w:type="dxa"/>
+              <w:right w:w="100" w:type="dxa"/>
+            </w:tcMar>
+          </w:tcPr>
+          <w:p>
+            <w:pPr>
+              <w:spacing w:line="276" w:lineRule="auto" w:before="0" w:after="0"/>
+              <w:jc w:val="left"/>
+            </w:pPr>
+            <w:r>
+              <w:rPr>
+                <w:rFonts w:ascii="Times New Roman" w:hAnsi="Times New Roman"/>
+                <w:color w:val="000000"/>
+                <w:sz w:val="18"/>
+              </w:rPr>
+              <w:t xml:space="preserve">Runtime environment</w:t>
+            </w:r>
+          </w:p>
+        </w:tc>
+      </w:tr>
+      <w:tr>
+        <w:tc>
+          <w:tcPr>
+            <w:tcMar>
+              <w:top w:w="60" w:type="dxa"/>
+              <w:bottom w:w="60" w:type="dxa"/>
+              <w:left w:w="100" w:type="dxa"/>
+              <w:right w:w="100" w:type="dxa"/>
+            </w:tcMar>
+          </w:tcPr>
+          <w:p>
+            <w:pPr>
+              <w:spacing w:line="276" w:lineRule="auto" w:before="0" w:after="0"/>
+              <w:jc w:val="left"/>
+            </w:pPr>
+            <w:r>
+              <w:rPr>
+                <w:rFonts w:ascii="Times New Roman" w:hAnsi="Times New Roman"/>
+                <w:b/>
+                <w:bCs/>
+                <w:color w:val="000000"/>
+                <w:sz w:val="18"/>
+              </w:rPr>
+              <w:t xml:space="preserve">OpenAI</w:t>
+            </w:r>
+          </w:p>
+        </w:tc>
+        <w:tc>
+          <w:tcPr>
+            <w:tcMar>
+              <w:top w:w="60" w:type="dxa"/>
+              <w:bottom w:w="60" w:type="dxa"/>
+              <w:left w:w="100" w:type="dxa"/>
+              <w:right w:w="100" w:type="dxa"/>
+            </w:tcMar>
+          </w:tcPr>
+          <w:p>
+            <w:pPr>
+              <w:spacing w:line="276" w:lineRule="auto" w:before="0" w:after="0"/>
+              <w:jc w:val="left"/>
+            </w:pPr>
+            <w:r>
+              <w:rPr>
+                <w:rFonts w:ascii="Times New Roman" w:hAnsi="Times New Roman"/>
+                <w:color w:val="000000"/>
+                <w:sz w:val="18"/>
+              </w:rPr>
+              <w:t xml:space="preserve">1.x</w:t>
+            </w:r>
+          </w:p>
+        </w:tc>
+        <w:tc>
+          <w:tcPr>
+            <w:tcMar>
+              <w:top w:w="60" w:type="dxa"/>
+              <w:bottom w:w="60" w:type="dxa"/>
+              <w:left w:w="100" w:type="dxa"/>
+              <w:right w:w="100" w:type="dxa"/>
+            </w:tcMar>
+          </w:tcPr>
+          <w:p>
+            <w:pPr>
+              <w:spacing w:line="276" w:lineRule="auto" w:before="0" w:after="0"/>
+              <w:jc w:val="left"/>
+            </w:pPr>
+            <w:r>
+              <w:rPr>
+                <w:rFonts w:ascii="Times New Roman" w:hAnsi="Times New Roman"/>
+                <w:color w:val="000000"/>
+                <w:sz w:val="18"/>
+              </w:rPr>
+              <w:t xml:space="preserve">Apache 2.0</w:t>
+            </w:r>
+          </w:p>
+        </w:tc>
+        <w:tc>
+          <w:tcPr>
+            <w:tcMar>
+              <w:top w:w="60" w:type="dxa"/>
+              <w:bottom w:w="60" w:type="dxa"/>
+              <w:left w:w="100" w:type="dxa"/>
+              <w:right w:w="100" w:type="dxa"/>
+            </w:tcMar>
+          </w:tcPr>
+          <w:p>
+            <w:pPr>
+              <w:spacing w:line="276" w:lineRule="auto" w:before="0" w:after="0"/>
+              <w:jc w:val="left"/>
+            </w:pPr>
+            <w:r>
+              <w:rPr>
+                <w:rFonts w:ascii="Times New Roman" w:hAnsi="Times New Roman"/>
+                <w:color w:val="000000"/>
+                <w:sz w:val="18"/>
+              </w:rPr>
+              <w:t xml:space="preserve">LLM API client</w:t>
+            </w:r>
+          </w:p>
+        </w:tc>
+      </w:tr>
+      <w:tr>
+        <w:tc>
+          <w:tcPr>
+            <w:tcMar>
+              <w:top w:w="60" w:type="dxa"/>
+              <w:bottom w:w="60" w:type="dxa"/>
+              <w:left w:w="100" w:type="dxa"/>
+              <w:right w:w="100" w:type="dxa"/>
+            </w:tcMar>
+          </w:tcPr>
+          <w:p>
+            <w:pPr>
+              <w:spacing w:line="276" w:lineRule="auto" w:before="0" w:after="0"/>
+              <w:jc w:val="left"/>
+            </w:pPr>
+            <w:r>
+              <w:rPr>
+                <w:rFonts w:ascii="Times New Roman" w:hAnsi="Times New Roman"/>
+                <w:b/>
+                <w:bCs/>
+                <w:color w:val="000000"/>
+                <w:sz w:val="18"/>
+              </w:rPr>
+              <w:t xml:space="preserve">Anthropic</w:t>
+            </w:r>
+          </w:p>
+        </w:tc>
+        <w:tc>
+          <w:tcPr>
+            <w:tcMar>
+              <w:top w:w="60" w:type="dxa"/>
+              <w:bottom w:w="60" w:type="dxa"/>
+              <w:left w:w="100" w:type="dxa"/>
+              <w:right w:w="100" w:type="dxa"/>
+            </w:tcMar>
+          </w:tcPr>
+          <w:p>
+            <w:pPr>
+              <w:spacing w:line="276" w:lineRule="auto" w:before="0" w:after="0"/>
+              <w:jc w:val="left"/>
+            </w:pPr>
+            <w:r>
+              <w:rPr>
+                <w:rFonts w:ascii="Times New Roman" w:hAnsi="Times New Roman"/>
+                <w:color w:val="000000"/>
+                <w:sz w:val="18"/>
+              </w:rPr>
+              <w:t xml:space="preserve">0.x</w:t>
+            </w:r>
+          </w:p>
+        </w:tc>
+        <w:tc>
+          <w:tcPr>
+            <w:tcMar>
+              <w:top w:w="60" w:type="dxa"/>
+              <w:bottom w:w="60" w:type="dxa"/>
+              <w:left w:w="100" w:type="dxa"/>
+              <w:right w:w="100" w:type="dxa"/>
+            </w:tcMar>
+          </w:tcPr>
+          <w:p>
+            <w:pPr>
+              <w:spacing w:line="276" w:lineRule="auto" w:before="0" w:after="0"/>
+              <w:jc w:val="left"/>
+            </w:pPr>
+            <w:r>
+              <w:rPr>
+                <w:rFonts w:ascii="Times New Roman" w:hAnsi="Times New Roman"/>
+                <w:color w:val="000000"/>
+                <w:sz w:val="18"/>
+              </w:rPr>
+              <w:t xml:space="preserve">MIT</w:t>
+            </w:r>
+          </w:p>
+        </w:tc>
+        <w:tc>
+          <w:tcPr>
+            <w:tcMar>
+              <w:top w:w="60" w:type="dxa"/>
+              <w:bottom w:w="60" w:type="dxa"/>
+              <w:left w:w="100" w:type="dxa"/>
+              <w:right w:w="100" w:type="dxa"/>
+            </w:tcMar>
+          </w:tcPr>
+          <w:p>
+            <w:pPr>
+              <w:spacing w:line="276" w:lineRule="auto" w:before="0" w:after="0"/>
+              <w:jc w:val="left"/>
+            </w:pPr>
+            <w:r>
+              <w:rPr>
+                <w:rFonts w:ascii="Times New Roman" w:hAnsi="Times New Roman"/>
+                <w:color w:val="000000"/>
+                <w:sz w:val="18"/>
+              </w:rPr>
+              <w:t xml:space="preserve">LLM API client (alternate)</w:t>
+            </w:r>
+          </w:p>
+        </w:tc>
+      </w:tr>
+      <w:tr>
+        <w:tc>
+          <w:tcPr>
+            <w:tcMar>
+              <w:top w:w="60" w:type="dxa"/>
+              <w:bottom w:w="60" w:type="dxa"/>
+              <w:left w:w="100" w:type="dxa"/>
+              <w:right w:w="100" w:type="dxa"/>
+            </w:tcMar>
+          </w:tcPr>
+          <w:p>
+            <w:pPr>
+              <w:spacing w:line="276" w:lineRule="auto" w:before="0" w:after="0"/>
+              <w:jc w:val="left"/>
+            </w:pPr>
+            <w:r>
+              <w:rPr>
+                <w:rFonts w:ascii="Times New Roman" w:hAnsi="Times New Roman"/>
+                <w:b/>
+                <w:bCs/>
+                <w:color w:val="000000"/>
+                <w:sz w:val="18"/>
+              </w:rPr>
+              <w:t xml:space="preserve">Sentence-Transformers</w:t>
+            </w:r>
+          </w:p>
+        </w:tc>
+        <w:tc>
+          <w:tcPr>
+            <w:tcMar>
+              <w:top w:w="60" w:type="dxa"/>
+              <w:bottom w:w="60" w:type="dxa"/>
+              <w:left w:w="100" w:type="dxa"/>
+              <w:right w:w="100" w:type="dxa"/>
+            </w:tcMar>
+          </w:tcPr>
+          <w:p>
+            <w:pPr>
+              <w:spacing w:line="276" w:lineRule="auto" w:before="0" w:after="0"/>
+              <w:jc w:val="left"/>
+            </w:pPr>
+            <w:r>
+              <w:rPr>
+                <w:rFonts w:ascii="Times New Roman" w:hAnsi="Times New Roman"/>
+                <w:color w:val="000000"/>
+                <w:sz w:val="18"/>
+              </w:rPr>
+              <w:t xml:space="preserve">2.x</w:t>
+            </w:r>
+          </w:p>
+        </w:tc>
+        <w:tc>
+          <w:tcPr>
+            <w:tcMar>
+              <w:top w:w="60" w:type="dxa"/>
+              <w:bottom w:w="60" w:type="dxa"/>
+              <w:left w:w="100" w:type="dxa"/>
+              <w:right w:w="100" w:type="dxa"/>
+            </w:tcMar>
+          </w:tcPr>
+          <w:p>
+            <w:pPr>
+              <w:spacing w:line="276" w:lineRule="auto" w:before="0" w:after="0"/>
+              <w:jc w:val="left"/>
+            </w:pPr>
+            <w:r>
+              <w:rPr>
+                <w:rFonts w:ascii="Times New Roman" w:hAnsi="Times New Roman"/>
+                <w:color w:val="000000"/>
+                <w:sz w:val="18"/>
+              </w:rPr>
+              <w:t xml:space="preserve">Apache 2.0</w:t>
+            </w:r>
+          </w:p>
+        </w:tc>
+        <w:tc>
+          <w:tcPr>
+            <w:tcMar>
+              <w:top w:w="60" w:type="dxa"/>
+              <w:bottom w:w="60" w:type="dxa"/>
+              <w:left w:w="100" w:type="dxa"/>
+              <w:right w:w="100" w:type="dxa"/>
+            </w:tcMar>
+          </w:tcPr>
+          <w:p>
+            <w:pPr>
+              <w:spacing w:line="276" w:lineRule="auto" w:before="0" w:after="0"/>
+              <w:jc w:val="left"/>
+            </w:pPr>
+            <w:r>
+              <w:rPr>
+                <w:rFonts w:ascii="Times New Roman" w:hAnsi="Times New Roman"/>
+                <w:color w:val="000000"/>
+                <w:sz w:val="18"/>
+              </w:rPr>
+              <w:t xml:space="preserve">Bi-encoder embeddings</w:t>
+            </w:r>
+          </w:p>
+        </w:tc>
+      </w:tr>
+      <w:tr>
+        <w:tc>
+          <w:tcPr>
+            <w:tcMar>
+              <w:top w:w="60" w:type="dxa"/>
+              <w:bottom w:w="60" w:type="dxa"/>
+              <w:left w:w="100" w:type="dxa"/>
+              <w:right w:w="100" w:type="dxa"/>
+            </w:tcMar>
+          </w:tcPr>
+          <w:p>
+            <w:pPr>
+              <w:spacing w:line="276" w:lineRule="auto" w:before="0" w:after="0"/>
+              <w:jc w:val="left"/>
+            </w:pPr>
+            <w:r>
+              <w:rPr>
+                <w:rFonts w:ascii="Times New Roman" w:hAnsi="Times New Roman"/>
+                <w:b/>
+                <w:bCs/>
+                <w:color w:val="000000"/>
+                <w:sz w:val="18"/>
+              </w:rPr>
+              <w:t xml:space="preserve">FAISS-CPU</w:t>
+            </w:r>
+          </w:p>
+        </w:tc>
+        <w:tc>
+          <w:tcPr>
+            <w:tcMar>
+              <w:top w:w="60" w:type="dxa"/>
+              <w:bottom w:w="60" w:type="dxa"/>
+              <w:left w:w="100" w:type="dxa"/>
+              <w:right w:w="100" w:type="dxa"/>
+            </w:tcMar>
+          </w:tcPr>
+          <w:p>
+            <w:pPr>
+              <w:spacing w:line="276" w:lineRule="auto" w:before="0" w:after="0"/>
+              <w:jc w:val="left"/>
+            </w:pPr>
+            <w:r>
+              <w:rPr>
+                <w:rFonts w:ascii="Times New Roman" w:hAnsi="Times New Roman"/>
+                <w:color w:val="000000"/>
+                <w:sz w:val="18"/>
+              </w:rPr>
+              <w:t xml:space="preserve">1.7.x</w:t>
+            </w:r>
+          </w:p>
+        </w:tc>
+        <w:tc>
+          <w:tcPr>
+            <w:tcMar>
+              <w:top w:w="60" w:type="dxa"/>
+              <w:bottom w:w="60" w:type="dxa"/>
+              <w:left w:w="100" w:type="dxa"/>
+              <w:right w:w="100" w:type="dxa"/>
+            </w:tcMar>
+          </w:tcPr>
+          <w:p>
+            <w:pPr>
+              <w:spacing w:line="276" w:lineRule="auto" w:before="0" w:after="0"/>
+              <w:jc w:val="left"/>
+            </w:pPr>
+            <w:r>
+              <w:rPr>
+                <w:rFonts w:ascii="Times New Roman" w:hAnsi="Times New Roman"/>
+                <w:color w:val="000000"/>
+                <w:sz w:val="18"/>
+              </w:rPr>
+              <w:t xml:space="preserve">MIT</w:t>
+            </w:r>
+          </w:p>
+        </w:tc>
+        <w:tc>
+          <w:tcPr>
+            <w:tcMar>
+              <w:top w:w="60" w:type="dxa"/>
+              <w:bottom w:w="60" w:type="dxa"/>
+              <w:left w:w="100" w:type="dxa"/>
+              <w:right w:w="100" w:type="dxa"/>
+            </w:tcMar>
+          </w:tcPr>
+          <w:p>
+            <w:pPr>
+              <w:spacing w:line="276" w:lineRule="auto" w:before="0" w:after="0"/>
+              <w:jc w:val="left"/>
+            </w:pPr>
+            <w:r>
+              <w:rPr>
+                <w:rFonts w:ascii="Times New Roman" w:hAnsi="Times New Roman"/>
+                <w:color w:val="000000"/>
+                <w:sz w:val="18"/>
+              </w:rPr>
+              <w:t xml:space="preserve">Vector indexing &amp; search</w:t>
+            </w:r>
+          </w:p>
+        </w:tc>
+      </w:tr>
+      <w:tr>
+        <w:tc>
+          <w:tcPr>
+            <w:tcMar>
+              <w:top w:w="60" w:type="dxa"/>
+              <w:bottom w:w="60" w:type="dxa"/>
+              <w:left w:w="100" w:type="dxa"/>
+              <w:right w:w="100" w:type="dxa"/>
+            </w:tcMar>
+          </w:tcPr>
+          <w:p>
+            <w:pPr>
+              <w:spacing w:line="276" w:lineRule="auto" w:before="0" w:after="0"/>
+              <w:jc w:val="left"/>
+            </w:pPr>
+            <w:r>
+              <w:rPr>
+                <w:rFonts w:ascii="Times New Roman" w:hAnsi="Times New Roman"/>
+                <w:b/>
+                <w:bCs/>
+                <w:color w:val="000000"/>
+                <w:sz w:val="18"/>
+              </w:rPr>
+              <w:t xml:space="preserve">Pydantic</w:t>
+            </w:r>
+          </w:p>
+        </w:tc>
+        <w:tc>
+          <w:tcPr>
+            <w:tcMar>
+              <w:top w:w="60" w:type="dxa"/>
+              <w:bottom w:w="60" w:type="dxa"/>
+              <w:left w:w="100" w:type="dxa"/>
+              <w:right w:w="100" w:type="dxa"/>
+            </w:tcMar>
+          </w:tcPr>
+          <w:p>
+            <w:pPr>
+              <w:spacing w:line="276" w:lineRule="auto" w:before="0" w:after="0"/>
+              <w:jc w:val="left"/>
+            </w:pPr>
+            <w:r>
+              <w:rPr>
+                <w:rFonts w:ascii="Times New Roman" w:hAnsi="Times New Roman"/>
+                <w:color w:val="000000"/>
+                <w:sz w:val="18"/>
+              </w:rPr>
+              <w:t xml:space="preserve">2.x</w:t>
+            </w:r>
+          </w:p>
+        </w:tc>
+        <w:tc>
+          <w:tcPr>
+            <w:tcMar>
+              <w:top w:w="60" w:type="dxa"/>
+              <w:bottom w:w="60" w:type="dxa"/>
+              <w:left w:w="100" w:type="dxa"/>
+              <w:right w:w="100" w:type="dxa"/>
+            </w:tcMar>
+          </w:tcPr>
+          <w:p>
+            <w:pPr>
+              <w:spacing w:line="276" w:lineRule="auto" w:before="0" w:after="0"/>
+              <w:jc w:val="left"/>
+            </w:pPr>
+            <w:r>
+              <w:rPr>
+                <w:rFonts w:ascii="Times New Roman" w:hAnsi="Times New Roman"/>
+                <w:color w:val="000000"/>
+                <w:sz w:val="18"/>
+              </w:rPr>
+              <w:t xml:space="preserve">MIT</w:t>
+            </w:r>
+          </w:p>
+        </w:tc>
+        <w:tc>
+          <w:tcPr>
+            <w:tcMar>
+              <w:top w:w="60" w:type="dxa"/>
+              <w:bottom w:w="60" w:type="dxa"/>
+              <w:left w:w="100" w:type="dxa"/>
+              <w:right w:w="100" w:type="dxa"/>
+            </w:tcMar>
+          </w:tcPr>
+          <w:p>
+            <w:pPr>
+              <w:spacing w:line="276" w:lineRule="auto" w:before="0" w:after="0"/>
+              <w:jc w:val="left"/>
+            </w:pPr>
+            <w:r>
+              <w:rPr>
+                <w:rFonts w:ascii="Times New Roman" w:hAnsi="Times New Roman"/>
+                <w:color w:val="000000"/>
+                <w:sz w:val="18"/>
+              </w:rPr>
+              <w:t xml:space="preserve">Config &amp; data validation</w:t>
+            </w:r>
+          </w:p>
+        </w:tc>
+      </w:tr>
+      <w:tr>
+        <w:tc>
+          <w:tcPr>
+            <w:tcMar>
+              <w:top w:w="60" w:type="dxa"/>
+              <w:bottom w:w="60" w:type="dxa"/>
+              <w:left w:w="100" w:type="dxa"/>
+              <w:right w:w="100" w:type="dxa"/>
+            </w:tcMar>
+          </w:tcPr>
+          <w:p>
+            <w:pPr>
+              <w:spacing w:line="276" w:lineRule="auto" w:before="0" w:after="0"/>
+              <w:jc w:val="left"/>
+            </w:pPr>
+            <w:r>
+              <w:rPr>
+                <w:rFonts w:ascii="Times New Roman" w:hAnsi="Times New Roman"/>
+                <w:b/>
+                <w:bCs/>
+                <w:color w:val="000000"/>
+                <w:sz w:val="18"/>
+              </w:rPr>
+              <w:t xml:space="preserve">pypdf</w:t>
+            </w:r>
+          </w:p>
+        </w:tc>
+        <w:tc>
+          <w:tcPr>
+            <w:tcMar>
+              <w:top w:w="60" w:type="dxa"/>
+              <w:bottom w:w="60" w:type="dxa"/>
+              <w:left w:w="100" w:type="dxa"/>
+              <w:right w:w="100" w:type="dxa"/>
+            </w:tcMar>
+          </w:tcPr>
+          <w:p>
+            <w:pPr>
+              <w:spacing w:line="276" w:lineRule="auto" w:before="0" w:after="0"/>
+              <w:jc w:val="left"/>
+            </w:pPr>
+            <w:r>
+              <w:rPr>
+                <w:rFonts w:ascii="Times New Roman" w:hAnsi="Times New Roman"/>
+                <w:color w:val="000000"/>
+                <w:sz w:val="18"/>
+              </w:rPr>
+              <w:t xml:space="preserve">3.x</w:t>
+            </w:r>
+          </w:p>
+        </w:tc>
+        <w:tc>
+          <w:tcPr>
+            <w:tcMar>
+              <w:top w:w="60" w:type="dxa"/>
+              <w:bottom w:w="60" w:type="dxa"/>
+              <w:left w:w="100" w:type="dxa"/>
+              <w:right w:w="100" w:type="dxa"/>
+            </w:tcMar>
+          </w:tcPr>
+          <w:p>
+            <w:pPr>
+              <w:spacing w:line="276" w:lineRule="auto" w:before="0" w:after="0"/>
+              <w:jc w:val="left"/>
+            </w:pPr>
+            <w:r>
+              <w:rPr>
+                <w:rFonts w:ascii="Times New Roman" w:hAnsi="Times New Roman"/>
+                <w:color w:val="000000"/>
+                <w:sz w:val="18"/>
+              </w:rPr>
+              <w:t xml:space="preserve">BSD-3</w:t>
+            </w:r>
+          </w:p>
+        </w:tc>
+        <w:tc>
+          <w:tcPr>
+            <w:tcMar>
+              <w:top w:w="60" w:type="dxa"/>
+              <w:bottom w:w="60" w:type="dxa"/>
+              <w:left w:w="100" w:type="dxa"/>
+              <w:right w:w="100" w:type="dxa"/>
+            </w:tcMar>
+          </w:tcPr>
+          <w:p>
+            <w:pPr>
+              <w:spacing w:line="276" w:lineRule="auto" w:before="0" w:after="0"/>
+              <w:jc w:val="left"/>
+            </w:pPr>
+            <w:r>
+              <w:rPr>
+                <w:rFonts w:ascii="Times New Roman" w:hAnsi="Times New Roman"/>
+                <w:color w:val="000000"/>
+                <w:sz w:val="18"/>
+              </w:rPr>
+              <w:t xml:space="preserve">PDF text extraction (active extraction path; see §3.2)</w:t>
+            </w:r>
+          </w:p>
+        </w:tc>
+      </w:tr>
+      <w:tr>
+        <w:tc>
+          <w:tcPr>
+            <w:tcMar>
+              <w:top w:w="60" w:type="dxa"/>
+              <w:bottom w:w="60" w:type="dxa"/>
+              <w:left w:w="100" w:type="dxa"/>
+              <w:right w:w="100" w:type="dxa"/>
+            </w:tcMar>
+          </w:tcPr>
+          <w:p>
+            <w:pPr>
+              <w:spacing w:line="276" w:lineRule="auto" w:before="0" w:after="0"/>
+              <w:jc w:val="left"/>
+            </w:pPr>
+            <w:r>
+              <w:rPr>
+                <w:rFonts w:ascii="Times New Roman" w:hAnsi="Times New Roman"/>
+                <w:b/>
+                <w:bCs/>
+                <w:color w:val="000000"/>
+                <w:sz w:val="18"/>
+              </w:rPr>
+              <w:t xml:space="preserve">pdfplumber</w:t>
+            </w:r>
+          </w:p>
+        </w:tc>
+        <w:tc>
+          <w:tcPr>
+            <w:tcMar>
+              <w:top w:w="60" w:type="dxa"/>
+              <w:bottom w:w="60" w:type="dxa"/>
+              <w:left w:w="100" w:type="dxa"/>
+              <w:right w:w="100" w:type="dxa"/>
+            </w:tcMar>
+          </w:tcPr>
+          <w:p>
+            <w:pPr>
+              <w:spacing w:line="276" w:lineRule="auto" w:before="0" w:after="0"/>
+              <w:jc w:val="left"/>
+            </w:pPr>
+            <w:r>
+              <w:rPr>
+                <w:rFonts w:ascii="Times New Roman" w:hAnsi="Times New Roman"/>
+                <w:color w:val="000000"/>
+                <w:sz w:val="18"/>
+              </w:rPr>
+              <w:t xml:space="preserve">0.10+</w:t>
+            </w:r>
+          </w:p>
+        </w:tc>
+        <w:tc>
+          <w:tcPr>
+            <w:tcMar>
+              <w:top w:w="60" w:type="dxa"/>
+              <w:bottom w:w="60" w:type="dxa"/>
+              <w:left w:w="100" w:type="dxa"/>
+              <w:right w:w="100" w:type="dxa"/>
+            </w:tcMar>
+          </w:tcPr>
+          <w:p>
+            <w:pPr>
+              <w:spacing w:line="276" w:lineRule="auto" w:before="0" w:after="0"/>
+              <w:jc w:val="left"/>
+            </w:pPr>
+            <w:r>
+              <w:rPr>
+                <w:rFonts w:ascii="Times New Roman" w:hAnsi="Times New Roman"/>
+                <w:color w:val="000000"/>
+                <w:sz w:val="18"/>
+              </w:rPr>
+              <w:t xml:space="preserve">MIT</w:t>
+            </w:r>
+          </w:p>
+        </w:tc>
+        <w:tc>
+          <w:tcPr>
+            <w:tcMar>
+              <w:top w:w="60" w:type="dxa"/>
+              <w:bottom w:w="60" w:type="dxa"/>
+              <w:left w:w="100" w:type="dxa"/>
+              <w:right w:w="100" w:type="dxa"/>
+            </w:tcMar>
+          </w:tcPr>
+          <w:p>
+            <w:pPr>
+              <w:spacing w:line="276" w:lineRule="auto" w:before="0" w:after="0"/>
+              <w:jc w:val="left"/>
+            </w:pPr>
+            <w:r>
+              <w:rPr>
+                <w:rFonts w:ascii="Times New Roman" w:hAnsi="Times New Roman"/>
+                <w:color w:val="000000"/>
+                <w:sz w:val="18"/>
+              </w:rPr>
+              <w:t xml:space="preserve">PDF parsing fallback (pinned; not on the active path for the synthetic corpus)</w:t>
+            </w:r>
+          </w:p>
+        </w:tc>
+      </w:tr>
+      <w:tr>
+        <w:tc>
+          <w:tcPr>
+            <w:tcMar>
+              <w:top w:w="60" w:type="dxa"/>
+              <w:bottom w:w="60" w:type="dxa"/>
+              <w:left w:w="100" w:type="dxa"/>
+              <w:right w:w="100" w:type="dxa"/>
+            </w:tcMar>
+          </w:tcPr>
+          <w:p>
+            <w:pPr>
+              <w:spacing w:line="276" w:lineRule="auto" w:before="0" w:after="0"/>
+              <w:jc w:val="left"/>
+            </w:pPr>
+            <w:r>
+              <w:rPr>
+                <w:rFonts w:ascii="Times New Roman" w:hAnsi="Times New Roman"/>
+                <w:b/>
+                <w:bCs/>
+                <w:color w:val="000000"/>
+                <w:sz w:val="18"/>
+              </w:rPr>
+              <w:t xml:space="preserve">TikToken</w:t>
+            </w:r>
+          </w:p>
+        </w:tc>
+        <w:tc>
+          <w:tcPr>
+            <w:tcMar>
+              <w:top w:w="60" w:type="dxa"/>
+              <w:bottom w:w="60" w:type="dxa"/>
+              <w:left w:w="100" w:type="dxa"/>
+              <w:right w:w="100" w:type="dxa"/>
+            </w:tcMar>
+          </w:tcPr>
+          <w:p>
+            <w:pPr>
+              <w:spacing w:line="276" w:lineRule="auto" w:before="0" w:after="0"/>
+              <w:jc w:val="left"/>
+            </w:pPr>
+            <w:r>
+              <w:rPr>
+                <w:rFonts w:ascii="Times New Roman" w:hAnsi="Times New Roman"/>
+                <w:color w:val="000000"/>
+                <w:sz w:val="18"/>
+              </w:rPr>
+              <w:t xml:space="preserve">0.x</w:t>
+            </w:r>
+          </w:p>
+        </w:tc>
+        <w:tc>
+          <w:tcPr>
+            <w:tcMar>
+              <w:top w:w="60" w:type="dxa"/>
+              <w:bottom w:w="60" w:type="dxa"/>
+              <w:left w:w="100" w:type="dxa"/>
+              <w:right w:w="100" w:type="dxa"/>
+            </w:tcMar>
+          </w:tcPr>
+          <w:p>
+            <w:pPr>
+              <w:spacing w:line="276" w:lineRule="auto" w:before="0" w:after="0"/>
+              <w:jc w:val="left"/>
+            </w:pPr>
+            <w:r>
+              <w:rPr>
+                <w:rFonts w:ascii="Times New Roman" w:hAnsi="Times New Roman"/>
+                <w:color w:val="000000"/>
+                <w:sz w:val="18"/>
+              </w:rPr>
+              <w:t xml:space="preserve">MIT</w:t>
+            </w:r>
+          </w:p>
+        </w:tc>
+        <w:tc>
+          <w:tcPr>
+            <w:tcMar>
+              <w:top w:w="60" w:type="dxa"/>
+              <w:bottom w:w="60" w:type="dxa"/>
+              <w:left w:w="100" w:type="dxa"/>
+              <w:right w:w="100" w:type="dxa"/>
+            </w:tcMar>
+          </w:tcPr>
+          <w:p>
+            <w:pPr>
+              <w:spacing w:line="276" w:lineRule="auto" w:before="0" w:after="0"/>
+              <w:jc w:val="left"/>
+            </w:pPr>
+            <w:r>
+              <w:rPr>
+                <w:rFonts w:ascii="Times New Roman" w:hAnsi="Times New Roman"/>
+                <w:color w:val="000000"/>
+                <w:sz w:val="18"/>
+              </w:rPr>
+              <w:t xml:space="preserve">Token counting</w:t>
+            </w:r>
+          </w:p>
+        </w:tc>
+      </w:tr>
+      <w:tr>
+        <w:tc>
+          <w:tcPr>
+            <w:tcMar>
+              <w:top w:w="60" w:type="dxa"/>
+              <w:bottom w:w="60" w:type="dxa"/>
+              <w:left w:w="100" w:type="dxa"/>
+              <w:right w:w="100" w:type="dxa"/>
+            </w:tcMar>
+          </w:tcPr>
+          <w:p>
+            <w:pPr>
+              <w:spacing w:line="276" w:lineRule="auto" w:before="0" w:after="0"/>
+              <w:jc w:val="left"/>
+            </w:pPr>
+            <w:r>
+              <w:rPr>
+                <w:rFonts w:ascii="Times New Roman" w:hAnsi="Times New Roman"/>
+                <w:b/>
+                <w:bCs/>
+                <w:color w:val="000000"/>
+                <w:sz w:val="18"/>
+              </w:rPr>
+              <w:t xml:space="preserve">Pytest</w:t>
+            </w:r>
+          </w:p>
+        </w:tc>
+        <w:tc>
+          <w:tcPr>
+            <w:tcMar>
+              <w:top w:w="60" w:type="dxa"/>
+              <w:bottom w:w="60" w:type="dxa"/>
+              <w:left w:w="100" w:type="dxa"/>
+              <w:right w:w="100" w:type="dxa"/>
+            </w:tcMar>
+          </w:tcPr>
+          <w:p>
+            <w:pPr>
+              <w:spacing w:line="276" w:lineRule="auto" w:before="0" w:after="0"/>
+              <w:jc w:val="left"/>
+            </w:pPr>
+            <w:r>
+              <w:rPr>
+                <w:rFonts w:ascii="Times New Roman" w:hAnsi="Times New Roman"/>
+                <w:color w:val="000000"/>
+                <w:sz w:val="18"/>
+              </w:rPr>
+              <w:t xml:space="preserve">7.x</w:t>
+            </w:r>
+          </w:p>
+        </w:tc>
+        <w:tc>
+          <w:tcPr>
+            <w:tcMar>
+              <w:top w:w="60" w:type="dxa"/>
+              <w:bottom w:w="60" w:type="dxa"/>
+              <w:left w:w="100" w:type="dxa"/>
+              <w:right w:w="100" w:type="dxa"/>
+            </w:tcMar>
+          </w:tcPr>
+          <w:p>
+            <w:pPr>
+              <w:spacing w:line="276" w:lineRule="auto" w:before="0" w:after="0"/>
+              <w:jc w:val="left"/>
+            </w:pPr>
+            <w:r>
+              <w:rPr>
+                <w:rFonts w:ascii="Times New Roman" w:hAnsi="Times New Roman"/>
+                <w:color w:val="000000"/>
+                <w:sz w:val="18"/>
+              </w:rPr>
+              <w:t xml:space="preserve">MIT</w:t>
+            </w:r>
+          </w:p>
+        </w:tc>
+        <w:tc>
+          <w:tcPr>
+            <w:tcMar>
+              <w:top w:w="60" w:type="dxa"/>
+              <w:bottom w:w="60" w:type="dxa"/>
+              <w:left w:w="100" w:type="dxa"/>
+              <w:right w:w="100" w:type="dxa"/>
+            </w:tcMar>
+          </w:tcPr>
+          <w:p>
+            <w:pPr>
+              <w:spacing w:line="276" w:lineRule="auto" w:before="0" w:after="0"/>
+              <w:jc w:val="left"/>
+            </w:pPr>
+            <w:r>
+              <w:rPr>
+                <w:rFonts w:ascii="Times New Roman" w:hAnsi="Times New Roman"/>
+                <w:color w:val="000000"/>
+                <w:sz w:val="18"/>
+              </w:rPr>
+              <w:t xml:space="preserve">Unit testing framework</w:t>
+            </w:r>
+          </w:p>
+        </w:tc>
+      </w:tr>
+      <w:tr>
+        <w:tc>
+          <w:tcPr>
+            <w:tcMar>
+              <w:top w:w="60" w:type="dxa"/>
+              <w:bottom w:w="60" w:type="dxa"/>
+              <w:left w:w="100" w:type="dxa"/>
+              <w:right w:w="100" w:type="dxa"/>
+            </w:tcMar>
+          </w:tcPr>
+          <w:p>
+            <w:pPr>
+              <w:spacing w:line="276" w:lineRule="auto" w:before="0" w:after="0"/>
+              <w:jc w:val="left"/>
+            </w:pPr>
+            <w:r>
+              <w:rPr>
+                <w:rFonts w:ascii="Times New Roman" w:hAnsi="Times New Roman"/>
+                <w:b/>
+                <w:bCs/>
+                <w:color w:val="000000"/>
+                <w:sz w:val="18"/>
+              </w:rPr>
+              <w:t xml:space="preserve">Matplotlib</w:t>
+            </w:r>
+          </w:p>
+        </w:tc>
+        <w:tc>
+          <w:tcPr>
+            <w:tcMar>
+              <w:top w:w="60" w:type="dxa"/>
+              <w:bottom w:w="60" w:type="dxa"/>
+              <w:left w:w="100" w:type="dxa"/>
+              <w:right w:w="100" w:type="dxa"/>
+            </w:tcMar>
+          </w:tcPr>
+          <w:p>
+            <w:pPr>
+              <w:spacing w:line="276" w:lineRule="auto" w:before="0" w:after="0"/>
+              <w:jc w:val="left"/>
+            </w:pPr>
+            <w:r>
+              <w:rPr>
+                <w:rFonts w:ascii="Times New Roman" w:hAnsi="Times New Roman"/>
+                <w:color w:val="000000"/>
+                <w:sz w:val="18"/>
+              </w:rPr>
+              <w:t xml:space="preserve">3.x</w:t>
+            </w:r>
+          </w:p>
+        </w:tc>
+        <w:tc>
+          <w:tcPr>
+            <w:tcMar>
+              <w:top w:w="60" w:type="dxa"/>
+              <w:bottom w:w="60" w:type="dxa"/>
+              <w:left w:w="100" w:type="dxa"/>
+              <w:right w:w="100" w:type="dxa"/>
+            </w:tcMar>
+          </w:tcPr>
+          <w:p>
+            <w:pPr>
+              <w:spacing w:line="276" w:lineRule="auto" w:before="0" w:after="0"/>
+              <w:jc w:val="left"/>
+            </w:pPr>
+            <w:r>
+              <w:rPr>
+                <w:rFonts w:ascii="Times New Roman" w:hAnsi="Times New Roman"/>
+                <w:color w:val="000000"/>
+                <w:sz w:val="18"/>
+              </w:rPr>
+              <w:t xml:space="preserve">PSF</w:t>
+            </w:r>
+          </w:p>
+        </w:tc>
+        <w:tc>
+          <w:tcPr>
+            <w:tcMar>
+              <w:top w:w="60" w:type="dxa"/>
+              <w:bottom w:w="60" w:type="dxa"/>
+              <w:left w:w="100" w:type="dxa"/>
+              <w:right w:w="100" w:type="dxa"/>
+            </w:tcMar>
+          </w:tcPr>
+          <w:p>
+            <w:pPr>
+              <w:spacing w:line="276" w:lineRule="auto" w:before="0" w:after="0"/>
+              <w:jc w:val="left"/>
+            </w:pPr>
+            <w:r>
+              <w:rPr>
+                <w:rFonts w:ascii="Times New Roman" w:hAnsi="Times New Roman"/>
+                <w:color w:val="000000"/>
+                <w:sz w:val="18"/>
+              </w:rPr>
+              <w:t xml:space="preserve">Figure generation</w:t>
+            </w:r>
+          </w:p>
+        </w:tc>
+      </w:tr>
+      <w:tr>
+        <w:tc>
+          <w:tcPr>
+            <w:tcMar>
+              <w:top w:w="60" w:type="dxa"/>
+              <w:bottom w:w="60" w:type="dxa"/>
+              <w:left w:w="100" w:type="dxa"/>
+              <w:right w:w="100" w:type="dxa"/>
+            </w:tcMar>
+          </w:tcPr>
+          <w:p>
+            <w:pPr>
+              <w:spacing w:line="276" w:lineRule="auto" w:before="0" w:after="0"/>
+              <w:jc w:val="left"/>
+            </w:pPr>
+            <w:r>
+              <w:rPr>
+                <w:rFonts w:ascii="Times New Roman" w:hAnsi="Times New Roman"/>
+                <w:b/>
+                <w:bCs/>
+                <w:color w:val="000000"/>
+                <w:sz w:val="18"/>
+              </w:rPr>
+              <w:t xml:space="preserve">Seaborn</w:t>
+            </w:r>
+          </w:p>
+        </w:tc>
+        <w:tc>
+          <w:tcPr>
+            <w:tcMar>
+              <w:top w:w="60" w:type="dxa"/>
+              <w:bottom w:w="60" w:type="dxa"/>
+              <w:left w:w="100" w:type="dxa"/>
+              <w:right w:w="100" w:type="dxa"/>
+            </w:tcMar>
+          </w:tcPr>
+          <w:p>
+            <w:pPr>
+              <w:spacing w:line="276" w:lineRule="auto" w:before="0" w:after="0"/>
+              <w:jc w:val="left"/>
+            </w:pPr>
+            <w:r>
+              <w:rPr>
+                <w:rFonts w:ascii="Times New Roman" w:hAnsi="Times New Roman"/>
+                <w:color w:val="000000"/>
+                <w:sz w:val="18"/>
+              </w:rPr>
+              <w:t xml:space="preserve">0.x</w:t>
+            </w:r>
+          </w:p>
+        </w:tc>
+        <w:tc>
+          <w:tcPr>
+            <w:tcMar>
+              <w:top w:w="60" w:type="dxa"/>
+              <w:bottom w:w="60" w:type="dxa"/>
+              <w:left w:w="100" w:type="dxa"/>
+              <w:right w:w="100" w:type="dxa"/>
+            </w:tcMar>
+          </w:tcPr>
+          <w:p>
+            <w:pPr>
+              <w:spacing w:line="276" w:lineRule="auto" w:before="0" w:after="0"/>
+              <w:jc w:val="left"/>
+            </w:pPr>
+            <w:r>
+              <w:rPr>
+                <w:rFonts w:ascii="Times New Roman" w:hAnsi="Times New Roman"/>
+                <w:color w:val="000000"/>
+                <w:sz w:val="18"/>
+              </w:rPr>
+              <w:t xml:space="preserve">BSD-3</w:t>
+            </w:r>
+          </w:p>
+        </w:tc>
+        <w:tc>
+          <w:tcPr>
+            <w:tcMar>
+              <w:top w:w="60" w:type="dxa"/>
+              <w:bottom w:w="60" w:type="dxa"/>
+              <w:left w:w="100" w:type="dxa"/>
+              <w:right w:w="100" w:type="dxa"/>
+            </w:tcMar>
+          </w:tcPr>
+          <w:p>
+            <w:pPr>
+              <w:spacing w:line="276" w:lineRule="auto" w:before="0" w:after="0"/>
+              <w:jc w:val="left"/>
+            </w:pPr>
+            <w:r>
+              <w:rPr>
+                <w:rFonts w:ascii="Times New Roman" w:hAnsi="Times New Roman"/>
+                <w:color w:val="000000"/>
+                <w:sz w:val="18"/>
+              </w:rPr>
+              <w:t xml:space="preserve">Statistical data visualization</w:t>
+            </w:r>
+          </w:p>
+        </w:tc>
+      </w:tr>
+      <w:tr>
+        <w:tc>
+          <w:tcPr>
+            <w:tcMar>
+              <w:top w:w="60" w:type="dxa"/>
+              <w:bottom w:w="60" w:type="dxa"/>
+              <w:left w:w="100" w:type="dxa"/>
+              <w:right w:w="100" w:type="dxa"/>
+            </w:tcMar>
+          </w:tcPr>
+          <w:p>
+            <w:pPr>
+              <w:spacing w:line="276" w:lineRule="auto" w:before="0" w:after="0"/>
+              <w:jc w:val="left"/>
+            </w:pPr>
+            <w:r>
+              <w:rPr>
+                <w:rFonts w:ascii="Times New Roman" w:hAnsi="Times New Roman"/>
+                <w:b/>
+                <w:bCs/>
+                <w:color w:val="000000"/>
+                <w:sz w:val="18"/>
+              </w:rPr>
+              <w:t xml:space="preserve">Streamlit</w:t>
+            </w:r>
+          </w:p>
+        </w:tc>
+        <w:tc>
+          <w:tcPr>
+            <w:tcMar>
+              <w:top w:w="60" w:type="dxa"/>
+              <w:bottom w:w="60" w:type="dxa"/>
+              <w:left w:w="100" w:type="dxa"/>
+              <w:right w:w="100" w:type="dxa"/>
+            </w:tcMar>
+          </w:tcPr>
+          <w:p>
+            <w:pPr>
+              <w:spacing w:line="276" w:lineRule="auto" w:before="0" w:after="0"/>
+              <w:jc w:val="left"/>
+            </w:pPr>
+            <w:r>
+              <w:rPr>
+                <w:rFonts w:ascii="Times New Roman" w:hAnsi="Times New Roman"/>
+                <w:color w:val="000000"/>
+                <w:sz w:val="18"/>
+              </w:rPr>
+              <w:t xml:space="preserve">1.x</w:t>
+            </w:r>
+          </w:p>
+        </w:tc>
+        <w:tc>
+          <w:tcPr>
+            <w:tcMar>
+              <w:top w:w="60" w:type="dxa"/>
+              <w:bottom w:w="60" w:type="dxa"/>
+              <w:left w:w="100" w:type="dxa"/>
+              <w:right w:w="100" w:type="dxa"/>
+            </w:tcMar>
+          </w:tcPr>
+          <w:p>
+            <w:pPr>
+              <w:spacing w:line="276" w:lineRule="auto" w:before="0" w:after="0"/>
+              <w:jc w:val="left"/>
+            </w:pPr>
+            <w:r>
+              <w:rPr>
+                <w:rFonts w:ascii="Times New Roman" w:hAnsi="Times New Roman"/>
+                <w:color w:val="000000"/>
+                <w:sz w:val="18"/>
+              </w:rPr>
+              <w:t xml:space="preserve">Apache 2.0</w:t>
+            </w:r>
+          </w:p>
+        </w:tc>
+        <w:tc>
+          <w:tcPr>
+            <w:tcMar>
+              <w:top w:w="60" w:type="dxa"/>
+              <w:bottom w:w="60" w:type="dxa"/>
+              <w:left w:w="100" w:type="dxa"/>
+              <w:right w:w="100" w:type="dxa"/>
+            </w:tcMar>
+          </w:tcPr>
+          <w:p>
+            <w:pPr>
+              <w:spacing w:line="276" w:lineRule="auto" w:before="0" w:after="0"/>
+              <w:jc w:val="left"/>
+            </w:pPr>
+            <w:r>
+              <w:rPr>
+                <w:rFonts w:ascii="Times New Roman" w:hAnsi="Times New Roman"/>
+                <w:color w:val="000000"/>
+                <w:sz w:val="18"/>
+              </w:rPr>
+              <w:t xml:space="preserve">Web interface framework</w:t>
+            </w:r>
+          </w:p>
+        </w:tc>
+      </w:tr>
+    </w:tbl>
+    <w:bookmarkEnd w:id="92"/>
+    <w:bookmarkStart w:id="93" w:name="b.2-licensing"/>
+    <w:p>
+      <w:pPr>
+        <w:pStyle w:val="Heading2"/>
+      </w:pPr>
+      <w:r>
+        <w:t xml:space="preserve">B.2 Licensing</w:t>
+      </w:r>
+    </w:p>
+    <w:p>
+      <w:pPr>
+        <w:jc w:val="both"/>
+      </w:pPr>
+      <w:r>
+        <w:t xml:space="preserve">The Policy Copilot source code is released under the</w:t>
+      </w:r>
+      <w:r>
+        <w:t xml:space="preserve"> </w:t>
+      </w:r>
+      <w:r>
+        <w:rPr>
+          <w:b/>
+          <w:bCs/>
+        </w:rPr>
+        <w:t xml:space="preserve">MIT License</w:t>
+      </w:r>
+      <w:r>
+        <w:t xml:space="preserve">, which allows reuse, modification, and distribution and aligns with the project’s goal of demonstrating reproducible research.</w:t>
+      </w:r>
+    </w:p>
+    <w:bookmarkEnd w:id="93"/>
+    <w:bookmarkStart w:id="94" w:name="b.3-external-datasets"/>
+    <w:p>
+      <w:pPr>
+        <w:pStyle w:val="Heading2"/>
+      </w:pPr>
+      <w:r>
+        <w:t xml:space="preserve">B.3 External Datasets</w:t>
+      </w:r>
+    </w:p>
+    <w:p>
+      <w:pPr>
+        <w:jc w:val="both"/>
+      </w:pPr>
+      <w:r>
+        <w:t xml:space="preserve">The primary benchmark corpus used in this report is synthetic and authored for this project. One supplementary external dataset is also used, only for the §4.11 stress test.</w:t>
+      </w:r>
+    </w:p>
+    <w:p>
+      <w:pPr>
+        <w:numPr>
+          <w:ilvl w:val="0"/>
+          <w:numId w:val="1013"/>
+        </w:numPr>
+        <w:jc w:val="both"/>
+      </w:pPr>
+      <w:r>
+        <w:rPr>
+          <w:b/>
+          <w:bCs/>
+        </w:rPr>
+        <w:t xml:space="preserve">Policy Corpus</w:t>
+      </w:r>
+      <w:r>
+        <w:t xml:space="preserve"> </w:t>
+      </w:r>
+      <w:r>
+        <w:t xml:space="preserve">(synthetic, project data, not report prose): three synthetic policy PDFs were generated using GPT-4o with detailed prompts specifying structure, contradictions, and coverage requirements. This corpus is project data used as input to the system, not text that appears as authored prose in this report.</w:t>
+      </w:r>
+    </w:p>
+    <w:p>
+      <w:pPr>
+        <w:numPr>
+          <w:ilvl w:val="0"/>
+          <w:numId w:val="1013"/>
+        </w:numPr>
+        <w:jc w:val="both"/>
+      </w:pPr>
+      <w:r>
+        <w:rPr>
+          <w:b/>
+          <w:bCs/>
+        </w:rPr>
+        <w:t xml:space="preserve">Golden Set</w:t>
+      </w:r>
+      <w:r>
+        <w:t xml:space="preserve"> </w:t>
+      </w:r>
+      <w:r>
+        <w:t xml:space="preserve">(synthetic): 63 queries manually crafted and auto-labelled against the synthetic corpus.</w:t>
+      </w:r>
+    </w:p>
+    <w:p>
+      <w:pPr>
+        <w:numPr>
+          <w:ilvl w:val="0"/>
+          <w:numId w:val="1013"/>
+        </w:numPr>
+        <w:jc w:val="both"/>
+      </w:pPr>
+      <w:r>
+        <w:rPr>
+          <w:b/>
+          <w:bCs/>
+        </w:rPr>
+        <w:t xml:space="preserve">Public Guidance Transfer Corpus</w:t>
+      </w:r>
+      <w:r>
+        <w:t xml:space="preserve"> </w:t>
+      </w:r>
+      <w:r>
+        <w:t xml:space="preserve">(supplementary external data, used only in §4.11): 8 documents / 249 paragraphs drawn from public pages published by the National Cyber Security Centre, the Information Commissioner’s Office, and ACAS. Every source is published under the Open Government Licence v3.0 and contains no personal data. URLs, retrieval dates, content hashes, and reasons for inclusion are recorded in</w:t>
+      </w:r>
+      <w:r>
+        <w:t xml:space="preserve"> </w:t>
+      </w:r>
+      <w:r>
+        <w:rPr>
+          <w:rStyle w:val="VerbatimChar"/>
+        </w:rPr>
+        <w:t xml:space="preserve">data/public_transfer_corpus/provenance.csv</w:t>
+      </w:r>
+      <w:r>
+        <w:t xml:space="preserve"> </w:t>
+      </w:r>
+      <w:r>
+        <w:t xml:space="preserve">and reproduced in Appendix B.11.</w:t>
+      </w:r>
+    </w:p>
+    <w:bookmarkEnd w:id="94"/>
+    <w:bookmarkStart w:id="95" w:name="b.4-development-tools"/>
+    <w:p>
+      <w:pPr>
+        <w:pStyle w:val="Heading2"/>
+      </w:pPr>
+      <w:r>
+        <w:t xml:space="preserve">B.4 Development Tools</w:t>
+      </w:r>
+    </w:p>
+    <w:p>
+      <w:pPr>
+        <w:numPr>
+          <w:ilvl w:val="0"/>
+          <w:numId w:val="1014"/>
+        </w:numPr>
+        <w:jc w:val="both"/>
+      </w:pPr>
+      <w:r>
+        <w:rPr>
+          <w:b/>
+          <w:bCs/>
+        </w:rPr>
+        <w:t xml:space="preserve">VS Code</w:t>
+      </w:r>
+      <w:r>
+        <w:t xml:space="preserve">: Integrated Development Environment.</w:t>
+      </w:r>
+    </w:p>
+    <w:p>
+      <w:pPr>
+        <w:numPr>
+          <w:ilvl w:val="0"/>
+          <w:numId w:val="1014"/>
+        </w:numPr>
+        <w:jc w:val="both"/>
+      </w:pPr>
+      <w:r>
+        <w:rPr>
+          <w:b/>
+          <w:bCs/>
+        </w:rPr>
+        <w:t xml:space="preserve">Git</w:t>
+      </w:r>
+      <w:r>
+        <w:t xml:space="preserve">: Version control system.</w:t>
+      </w:r>
+    </w:p>
+    <w:p>
+      <w:pPr>
+        <w:numPr>
+          <w:ilvl w:val="0"/>
+          <w:numId w:val="1014"/>
+        </w:numPr>
+        <w:jc w:val="both"/>
+      </w:pPr>
+      <w:r>
+        <w:rPr>
+          <w:b/>
+          <w:bCs/>
+        </w:rPr>
+        <w:t xml:space="preserve">Poetry / Pip</w:t>
+      </w:r>
+      <w:r>
+        <w:t xml:space="preserve">: Dependency management.</w:t>
+      </w:r>
+    </w:p>
+    <w:p>
+      <w:pPr>
+        <w:numPr>
+          <w:ilvl w:val="0"/>
+          <w:numId w:val="1014"/>
+        </w:numPr>
+        <w:jc w:val="both"/>
+      </w:pPr>
+      <w:r>
+        <w:rPr>
+          <w:b/>
+          <w:bCs/>
+        </w:rPr>
+        <w:t xml:space="preserve">Black / Ruff</w:t>
+      </w:r>
+      <w:r>
+        <w:t xml:space="preserve">: Code formatting and linting.</w:t>
+      </w:r>
+    </w:p>
+    <w:p>
+      <w:pPr>
+        <w:jc w:val="both"/>
+      </w:pPr>
+      <w:r>
+        <w:pict>
+          <v:rect style="width:0;height:1.5pt" o:hralign="center" o:hrstd="t" o:hr="t"/>
+        </w:pict>
+      </w:r>
+    </w:p>
+    <w:bookmarkEnd w:id="95"/>
+    <w:bookmarkStart w:id="98" w:name="X59823d81a2493546db9de6a5549c34343051cfe"/>
+    <w:p>
+      <w:pPr>
+        <w:pStyle w:val="Heading2"/>
+      </w:pPr>
+      <w:r>
+        <w:t xml:space="preserve">B.5 Generative AI Usage Declaration and Log</w:t>
+      </w:r>
+    </w:p>
+    <w:p>
+      <w:pPr>
+        <w:jc w:val="both"/>
+      </w:pPr>
+      <w:r>
+        <w:t xml:space="preserve">Under the University of Leeds Generative AI policy, this module sits in the</w:t>
+      </w:r>
+      <w:r>
+        <w:t xml:space="preserve"> </w:t>
+      </w:r>
+      <w:r>
+        <w:rPr>
+          <w:b/>
+          <w:bCs/>
+        </w:rPr>
+        <w:t xml:space="preserve">Amber category</w:t>
+      </w:r>
+      <w:r>
+        <w:t xml:space="preserve">: Generative AI is permitted as a development, debugging, and limited drafting-support aid, but must not produce substantive academic content presented as the author’s own.</w:t>
+      </w:r>
+    </w:p>
+    <w:bookmarkStart w:id="96" w:name="declaration-1"/>
+    <w:p>
+      <w:pPr>
+        <w:pStyle w:val="Heading4"/>
+      </w:pPr>
+      <w:r>
+        <w:t xml:space="preserve">Declaration</w:t>
+      </w:r>
+    </w:p>
+    <w:p>
+      <w:pPr>
+        <w:jc w:val="both"/>
+      </w:pPr>
+      <w:r>
+        <w:t xml:space="preserve">AI tools were used for development assistance, debugging, structuring support, and limited drafting support, as declared in the usage log below. The submitted report is the author’s final work: all wording, technical claims, citations, edits, and submission decisions were reviewed, revised, and approved by the author. All code generated or suggested by AI tools was reviewed and modified by the author before inclusion.</w:t>
+      </w:r>
+    </w:p>
+    <w:bookmarkEnd w:id="96"/>
+    <w:bookmarkStart w:id="97" w:name="usage-log"/>
+    <w:p>
+      <w:pPr>
+        <w:pStyle w:val="Heading4"/>
+      </w:pPr>
+      <w:r>
+        <w:t xml:space="preserve">Usage Log</w:t>
+      </w:r>
+    </w:p>
+    <w:p>
+      <w:pPr>
+        <w:jc w:val="both"/>
+      </w:pPr>
+      <w:r>
+        <w:t xml:space="preserve">The log below covers the full project window: implementation work from November 2025 through early April 2026, then report preparation in the final pre-submission weeks of April 2026.</w:t>
+      </w:r>
+    </w:p>
+    <w:tbl>
+      <w:tblPr>
+        <w:tblStyle w:val="TableGrid"/>
+        <w:tblW w:type="pct" w:w="5000"/>
+        <w:jc w:val="center"/>
+        <w:tblLayout w:type="autofit"/>
+        <w:tblLook w:firstRow="1" w:lastRow="0" w:firstColumn="0" w:lastColumn="0" w:noHBand="0" w:noVBand="0" w:val="0020"/>
+        <w:tblBorders>
+          <w:top w:val="single" w:sz="4" w:space="0" w:color="auto"/>
+          <w:left w:val="single" w:sz="4" w:space="0" w:color="auto"/>
+          <w:bottom w:val="single" w:sz="4" w:space="0" w:color="auto"/>
+          <w:right w:val="single" w:sz="4" w:space="0" w:color="auto"/>
+          <w:insideH w:val="single" w:sz="4" w:space="0" w:color="auto"/>
+          <w:insideV w:val="nil"/>
+        </w:tblBorders>
+      </w:tblPr>
+      <w:tblGrid>
+        <w:gridCol w:w="0"/>
+        <w:gridCol w:w="0"/>
+        <w:gridCol w:w="0"/>
+        <w:gridCol w:w="0"/>
+      </w:tblGrid>
+      <w:tr>
+        <w:trPr>
+          <w:tblHeader w:val="on"/>
+        </w:trPr>
+        <w:tc>
+          <w:tcPr>
+            <w:shd w:val="clear" w:color="auto" w:fill="D9D9D9"/>
+            <w:tcMar>
+              <w:top w:w="60" w:type="dxa"/>
+              <w:bottom w:w="60" w:type="dxa"/>
+              <w:left w:w="100" w:type="dxa"/>
+              <w:right w:w="100" w:type="dxa"/>
+            </w:tcMar>
+          </w:tcPr>
+          <w:p>
+            <w:pPr>
+              <w:spacing w:line="276" w:lineRule="auto" w:before="0" w:after="0"/>
+              <w:jc w:val="left"/>
+            </w:pPr>
+            <w:r>
+              <w:rPr>
+                <w:rFonts w:ascii="Times New Roman" w:hAnsi="Times New Roman"/>
+                <w:b/>
+                <w:color w:val="000000"/>
+                <w:sz w:val="18"/>
+              </w:rPr>
               <w:t xml:space="preserve">Date Range</w:t>
             </w:r>
           </w:p>
@@ -26265,7 +26921,7 @@
         <w:jc w:val="both"/>
       </w:pPr>
       <w:r>
-        <w:t xml:space="preserve">The project includes 195 automated tests (across 39 test files) covering retrieval logic, claim verification, generation schema validation, golden set integrity, contradiction detection, service layer orchestration, audit report export, hybrid retrieval fusion, UI state management, reviewer service, package import verification, and end-to-end integration.</w:t>
+        <w:t xml:space="preserve">The project includes 193 automated tests (across 39 test files) covering retrieval logic, claim verification, generation schema validation, golden set integrity, contradiction detection, service layer orchestration, audit report export, hybrid retrieval fusion, UI state management, reviewer service, package import verification, and end-to-end integration.</w:t>
       </w:r>
     </w:p>
     <w:p>
@@ -26311,7 +26967,7 @@
           <w:rFonts w:ascii="Courier New" w:hAnsi="Courier New" w:cs="Courier New"/>
           <w:sz w:val="18"/>
         </w:rPr>
-        <w:t xml:space="preserve">195 passed, 1 skipped in 8.46s</w:t>
+        <w:t xml:space="preserve">193 passed, 1 skipped in 8.46s</w:t>
       </w:r>
     </w:p>
     <w:p>
@@ -28733,7 +29389,7 @@
           <w:bCs/>
           <w:sz w:val="21"/>
         </w:rPr>
-        <w:t xml:space="preserve">Table B.2: Testing and validation matrix, representative coverage across 39 test files / 195 test cases.</w:t>
+        <w:t xml:space="preserve">Table B.2: Testing and validation matrix, representative coverage across 39 test files / 193 test cases.</w:t>
       </w:r>
     </w:p>
     <w:tbl>
@@ -35021,7 +35677,7 @@
         <w:t xml:space="preserve"> </w:t>
       </w:r>
       <w:r>
-        <w:t xml:space="preserve">The evaluation is small (n = 6 reviewers, 120 ratings), author-facilitated rather than fully blinded, and the reviewer pool is non-domain-expert (CS peers rather than compliance specialists). Round 1’s per-(participant, query) ratings were not retained, so the pre/post comparison above is between two different sample shapes (one aggregate per participant, vs. one rating per (participant, query)). The Round 2 α values are honest but indicative rather than definitive, and a production-quality follow-up would employ at least two independent domain-expert raters, full blinding, and per-item ratings throughout. These caveats are also surfaced in Limitation L5 (§5.2).</w:t>
+        <w:t xml:space="preserve">The evaluation is small (n = 6 reviewers, 120 ratings), author-facilitated rather than fully blinded, and the reviewer pool is non-domain-expert (CS peers rather than compliance specialists). Round 1’s per-(participant, query) ratings were not retained, so the pre/post comparison above is between two different sample shapes (one aggregate per participant, vs. one rating per (participant, query)). The Round 2 α values are honest but indicative rather than definitive, and a stronger follow-up study would use at least two independent domain-expert raters, full blinding, and per-item ratings throughout. These caveats are also surfaced in Limitation L5 (§5.2).</w:t>
       </w:r>
     </w:p>
     <w:bookmarkEnd w:id="106"/>

--- a/docs/report/build_assets/Final_Report_Template.docx
+++ b/docs/report/build_assets/Final_Report_Template.docx
@@ -787,39 +787,15 @@
         <w:jc w:val="both"/>
       </w:pPr>
       <w:r>
-        <w:t xml:space="preserve">The system was evaluated on a 63-query synthetic golden set (36 answerable, 17 unanswerable, 10 contradiction; 44 held-out test queries). On the test split, B3-Generative reports a 0.0% headline ungrounded rate. This number should be read carefully: any response that fails the support-rate check is converted into an abstention, so 0.0% is partly a property of that gate and not a claim that the LLM never produced unsupported text. The same configuration reaches 94.1% abstention accuracy on the 12 test-split unanswerable queries, above the 80% target, although n=12 makes the bootstrap interval wide. The visible cost is a 25% answer rate in generative mode, well below the 85% target.</w:t>
-      </w:r>
-      <w:r>
-        <w:t xml:space="preserve"> </w:t>
-      </w:r>
-      <w:r>
-        <w:rPr>
-          <w:b/>
-          <w:bCs/>
-        </w:rPr>
-        <w:t xml:space="preserve">Extractive Mode</w:t>
-      </w:r>
-      <w:r>
-        <w:t xml:space="preserve"> </w:t>
-      </w:r>
-      <w:r>
-        <w:t xml:space="preserve">recovers most of the coverage with an 89% answer rate, 100% citation precision (true by construction since the answer is the cited paragraph) and 100% abstention accuracy, but the cost is that responses are quoted evidence rather than synthesised answers. Ablation results suggest that cross-encoder reranking is the largest single contributor of the four layers. A separate heuristic</w:t>
-      </w:r>
-      <w:r>
-        <w:t xml:space="preserve"> </w:t>
-      </w:r>
-      <w:r>
-        <w:rPr>
-          <w:b/>
-          <w:bCs/>
-        </w:rPr>
-        <w:t xml:space="preserve">Critic Mode</w:t>
-      </w:r>
-      <w:r>
-        <w:t xml:space="preserve"> </w:t>
-      </w:r>
-      <w:r>
-        <w:t xml:space="preserve">reaches 93.7% macro precision (78.5% macro recall, 84.8% macro F1), just below the 85% F1 target. All numbers apply to a synthetic, fairly clean corpus; transfer to noisier real-world documents is a stated limitation (§5.2 L1).</w:t>
+        <w:t xml:space="preserve">The system was evaluated on a 63-query synthetic golden set: 36 answerable queries, 17 unanswerable queries, and 10 contradiction probes, with 44 held out for testing. On the test split, B3-Generative reports a 0.0% response-level ungrounded rate. This result needs careful interpretation. It does not show that the LLM never produced unsupported text; it shows that responses failing the support-rate check were converted into abstentions before reaching the user. The same configuration reaches 94.1% abstention accuracy on the 12 unanswerable test queries, above the 80% target, although the small sample makes the confidence interval wide.</w:t>
+      </w:r>
+    </w:p>
+    <w:p>
+      <w:pPr>
+        <w:jc w:val="both"/>
+      </w:pPr>
+      <w:r>
+        <w:t xml:space="preserve">The main cost is coverage. B3-Generative answers only 25% of test queries, well below the 85% target. Extractive Mode recovers most of that coverage with an 89% answer rate, 100% citation precision and 100% abstention accuracy, but it does so by returning quoted evidence rather than synthesised answers. The heuristic Critic Mode reaches 93.7% macro precision, 78.5% macro recall and 84.8% macro F1, just below the 85% target. Overall, the results support the safety argument on a controlled synthetic corpus, while also showing that recall, coverage and transfer to messier documents remain the main limitations.</w:t>
       </w:r>
     </w:p>
     <w:p>
@@ -864,7 +840,7 @@
         <w:jc w:val="both"/>
       </w:pPr>
       <w:r>
-        <w:t xml:space="preserve">This report has been prepared in accordance with the University of Leeds proof-reading policy. No third-party human proof-reading was used. Generative AI tools were used as a development, debugging, and limited drafting-support aid, as disclosed in Appendix B.5 in line with the University of Leeds Generative AI policy (Amber category for COMP3931/COMP3932). All final wording, technical claims, edits, and submission decisions were reviewed, revised, and approved by the author.</w:t>
+        <w:t xml:space="preserve">This report has been prepared in accordance with the University of Leeds proof-reading policy. No third-party human proof-reading was used. Generative AI tools were used in an assistive role during the project, including development support, debugging, structuring, and review of clarity and consistency. AI outputs were treated as suggestions or review comments rather than final authoritative text. All final technical decisions, implementation work, report wording, citations, results, figures, and submission decisions were reviewed, revised where necessary, and approved by the author. Full details are provided in Appendix B.5.</w:t>
       </w:r>
     </w:p>
     <w:p>
@@ -2412,7 +2388,7 @@
           <w:u w:val="none"/>
         </w:rPr>
         <w:tab/>
-        <w:t xml:space="preserve">27</w:t>
+        <w:t xml:space="preserve">26</w:t>
       </w:r>
     </w:p>
     <w:p>
@@ -2976,7 +2952,7 @@
           <w:u w:val="none"/>
         </w:rPr>
         <w:tab/>
-        <w:t xml:space="preserve">43</w:t>
+        <w:t xml:space="preserve">44</w:t>
       </w:r>
     </w:p>
     <w:p>
@@ -4114,7 +4090,7 @@
           <w:u w:val="none"/>
         </w:rPr>
         <w:tab/>
-        <w:t xml:space="preserve">54</w:t>
+        <w:t xml:space="preserve">53</w:t>
       </w:r>
     </w:p>
     <w:p>
@@ -18064,7 +18040,7 @@
         <w:jc w:val="both"/>
       </w:pPr>
       <w:r>
-        <w:t xml:space="preserve">To check the automated metrics against human judgement, six peer volunteers (three Final-Year BSc and three MSc Computer Science students, outside the project supervisory chain) each scored 20 B3-Generative query / output pairs between 14 and 18 April 2026 against a 1-to-5 Likert rubric (Correctness, Groundedness, Citation Usefulness, Usefulness, Trust Calibration). The sample was balanced 8 / 4 / 4 / 4 across answered, correct-abstention, over-abstention, and contradiction-probe cases. Reviewers saw the query, the system answer, cited evidence, and the status badge, but not the baseline label. Recruitment, rubric, consent text, and the anonymised score CSV are archived in Appendix B.10. I ran the sessions myself rather than handing them to a blind facilitator, so the results are a useful sanity check on the automated numbers rather than independent validation.</w:t>
+        <w:t xml:space="preserve">I added a small peer-review check because the automated metrics do not show how useful or trustworthy the answers feel to a reader. Six peer volunteers (three Final-Year BSc and three MSc Computer Science students, outside the project supervisory chain) each scored 20 B3-Generative query / output pairs between 14 and 18 April 2026 using a 1-to-5 Likert rubric: Correctness, Groundedness, Citation Usefulness, Usefulness, and Trust Calibration. The sample was balanced 8 / 4 / 4 / 4 across answered, correct-abstention, over-abstention, and contradiction-probe cases. Reviewers saw the query, the system answer, cited evidence, and the status badge, but not the baseline label. Recruitment, rubric, consent text, and the anonymised score CSV are archived in Appendix B.10. I ran the sessions myself rather than using a blind facilitator, so the results should be read as a small supporting check rather than a formal user study.</w:t>
       </w:r>
     </w:p>
     <w:p>
@@ -18564,7 +18540,7 @@
         <w:jc w:val="both"/>
       </w:pPr>
       <w:r>
-        <w:t xml:space="preserve">The reviewer means line up with the automated findings. Direct-answer cases scored 4.8 / 4.9 on Correctness and Groundedness, which matches Table 4.2’s low unsupported-claim rate on the same queries. Correct abstentions hit the ceiling on Correctness and Groundedness but dropped to 3.0 on Usefulness — the same trade-off §4.5 surfaces analytically. Over-abstention cases collapsed to 3.2 / 3.8 on Correctness and Trust Calibration, identifying the same operating-point pain. Contradiction probes scored 4.6 / 4.2 / 4.6, indicating surfaced contradictions were generally trusted as legitimate. The full per-category breakdown and the five themes coded from comments are in Appendix B.10. These numbers point in the same direction as the automated metrics, but they come from a small, non-blinded, non-domain-expert sample, so they should be read as supporting evidence rather than independent confirmation. A follow-up with domain-expert raters and full blinding is future work (§5.3).</w:t>
+        <w:t xml:space="preserve">The reviewer means broadly support the automated findings. Direct-answer cases scored highly on Correctness and Groundedness, which matches Table 4.2’s low unsupported-claim rate on the same queries. Correct abstentions were also trusted, but their Usefulness score dropped because a safe refusal is still less helpful than a good answer. Over-abstention cases were the weakest group, which is consistent with the main operating-point problem in §4.5: the system is safer because it refuses often, but that safety has a usability cost. Contradiction probes were generally trusted as legitimate. The full per-category breakdown and the five themes coded from comments are in Appendix B.10. These numbers point in the same direction as the automated metrics, but they come from a small, non-blinded, non-domain-expert sample, so they should be treated as supporting evidence rather than independent confirmation.</w:t>
       </w:r>
     </w:p>
     <w:bookmarkEnd w:id="69"/>
@@ -18582,7 +18558,7 @@
         <w:jc w:val="both"/>
       </w:pPr>
       <w:r>
-        <w:t xml:space="preserve">A central limitation of the headline evaluation is that the corpus is synthetic: I authored it for this project, so retrieval and abstention behaviour are tested against text I controlled. To check whether the same safety behaviour (no fabricated citations, conservative refusal on weak evidence) still held on documents I did not write, I ran the same B3 system in Extractive Mode against a small</w:t>
+        <w:t xml:space="preserve">A central limitation of the headline evaluation is that the corpus is synthetic: I authored it for this project, so retrieval and abstention behaviour are tested against text I controlled. To test the system on text I had not written myself, I ran the same B3 pipeline in Extractive Mode against a small</w:t>
       </w:r>
       <w:r>
         <w:t xml:space="preserve"> </w:t>
@@ -18598,7 +18574,7 @@
         <w:t xml:space="preserve"> </w:t>
       </w:r>
       <w:r>
-        <w:t xml:space="preserve">built from Open Government Licence v3.0 material published by the National Cyber Security Centre, the Information Commissioner’s Office, and ACAS. The transfer set is supplementary to the synthetic benchmark, not a replacement: it has 8 documents, 249 paragraphs, and a 20-query test set (12 answerable, 4 unanswerable, 4 ambiguous-evidence cases), with provenance, licence, and access dates recorded in Appendix B.11. Because no LLM API key was used in this run, only B3-Extractive is reported; a generative transfer test is listed as future work in §5.3.</w:t>
+        <w:t xml:space="preserve">built from Open Government Licence v3.0 material published by the National Cyber Security Centre, the Information Commissioner’s Office, and ACAS. The transfer set is supplementary to the synthetic benchmark, not a replacement. It contains 8 documents, 249 paragraphs, and a 20-query test set: 12 answerable, 4 unanswerable, and 4 ambiguous-evidence cases. Provenance, licence, and access dates are recorded in Appendix B.11. Because no LLM API key was used in this run, only B3-Extractive is reported; a generative transfer test remains future work in §5.3.</w:t>
       </w:r>
     </w:p>
     <w:p>
@@ -19344,7 +19320,7 @@
         <w:jc w:val="both"/>
       </w:pPr>
       <w:r>
-        <w:t xml:space="preserve">The headline observation on this small public-corpus stress test is that the system did not fabricate cited answers: Citation Precision stayed at 100% (true by construction in Extractive Mode) and Ungrounded Rate stayed at 0%, so on the 20-query set the system did not produce an answer that conflicted with its cited evidence on the unfamiliar text. Coverage is broadly preserved (91.7% Answer Rate vs 89% on synthetic). The visible costs are a noticeable drop in retrieval quality (Evidence Recall@5 halves from 85% to 52.1%) and one over-confident answer on an unanswerable query (q_t16 about Cisco router configuration), where BM25 keyword overlap on the word</w:t>
+        <w:t xml:space="preserve">The useful result is modest but still important. On this small extractive-only transfer set, the system did not fabricate cited answers: Citation Precision stayed at 100% because answers are quoted from the cited paragraph, and Ungrounded Rate stayed at 0%. Coverage was also similar to the synthetic test split, with a 91.7% Answer Rate compared with 89%. The weaker result is retrieval. Evidence Recall@5 dropped from 85% to 52.1%, and one unanswerable query about Cisco router configuration was answered too confidently because BM25 matched NCSC device-security guidance on the word</w:t>
       </w:r>
       <w:r>
         <w:t xml:space="preserve"> </w:t>
@@ -19353,10 +19329,7 @@
         <w:t xml:space="preserve">“configure”</w:t>
       </w:r>
       <w:r>
-        <w:t xml:space="preserve"> </w:t>
-      </w:r>
-      <w:r>
-        <w:t xml:space="preserve">matched NCSC device-security guidance. When the system did fail on these unfamiliar documents, it failed in the way the design intended — by being too confident on a borderline query rather than by inventing new content. §5.2 returns to this as a limitation that wider evaluation should target.</w:t>
+        <w:t xml:space="preserve">. So the transfer test supports the conservative grounding behaviour of Extractive Mode, but it does not prove broad transfer. §5.2 returns to this as a limitation that wider evaluation should target.</w:t>
       </w:r>
     </w:p>
     <w:bookmarkEnd w:id="70"/>
@@ -20482,7 +20455,7 @@
         <w:jc w:val="both"/>
       </w:pPr>
       <w:r>
-        <w:t xml:space="preserve">The headline retrieval result (73.9% Recall@5) reflects the BM25 fallback that ran in the final reproducibility environment, not the dense + rerank pipeline the system was designed around. The dev-phase numbers (Recall@5 68% to 85%) better represent the design’s intended retrieval performance, and Objective 3 should be read in that context. Objective 2 is the most significant shortfall: in Generative Mode the system answers only 25% of test queries, well short of the 85% target, which is the visible price of the strict</w:t>
+        <w:t xml:space="preserve">The headline retrieval result (73.9% Recall@5) is the final reported figure because it comes from the BM25 fallback run used in the reproducibility environment. The earlier dense-retrieval development result is still useful diagnostically: it shows that the architecture performed better when the intended dense backend was available, but it should not replace the final benchmark number. Objective 3 is therefore reported as below target, with the dense result used only to explain where the shortfall came from. Objective 2 is the most significant shortfall. In Generative Mode the system answers only 25% of test queries, well short of the 85% target, which is the visible price of the strict</w:t>
       </w:r>
       <w:r>
         <w:t xml:space="preserve"> </w:t>
@@ -20494,7 +20467,7 @@
         <w:t xml:space="preserve"> </w:t>
       </w:r>
       <w:r>
-        <w:t xml:space="preserve">rule combined with a conservative reranker threshold and the BM25 fallback’s lower recall. Extractive Mode reaches 89%, which is close to the 85% target, but a quoted paragraph is not the same kind of answer as a synthesised one, so I have marked Objective 2 as partially met rather than met. Objective 5 misses by 0.2 pp due to inherent regex limitations on semantic contradictions and circular references. Conclusions, limitations, and future work arising from these results are presented in Chapter 5.</w:t>
+        <w:t xml:space="preserve">rule combined with a conservative reranker threshold and the BM25 fallback’s lower recall. Extractive Mode reaches 89%, which is close to the target, but a quoted paragraph is not the same kind of answer as a synthesised response, so I have marked Objective 2 as partially met rather than met. Objective 5 misses by 0.2 percentage points due to regex limitations on semantic contradictions and circular references. Conclusions, limitations, and future work arising from these results are presented in Chapter 5.</w:t>
       </w:r>
     </w:p>
     <w:bookmarkEnd w:id="72"/>
@@ -20554,7 +20527,7 @@
         <w:jc w:val="both"/>
       </w:pPr>
       <w:r>
-        <w:t xml:space="preserve">The third is that the</w:t>
+        <w:t xml:space="preserve">The third observation is that the</w:t>
       </w:r>
       <w:r>
         <w:t xml:space="preserve"> </w:t>
@@ -20566,7 +20539,7 @@
         <w:t xml:space="preserve"> </w:t>
       </w:r>
       <w:r>
-        <w:t xml:space="preserve">rule behaves differently in the two modes. In Extractive Mode the property is essentially mechanical: the response is a paragraph from the corpus, so the citation cannot be wrong, although the response is not a synthesised answer. In Generative Mode the rule is enforced probabilistically: the system aims to refuse rather than fabricate, but the LLM remains a stochastic component and the 0.0% headline ungrounded rate is a property of the support-rate enforcement gate rather than a claim that the LLM itself never hallucinates. The two modes therefore correspond to different deployment trade-offs (more natural answers vs. stronger guarantees), not to two implementations of the same behaviour.</w:t>
+        <w:t xml:space="preserve">rule behaves differently in the two modes. In Extractive Mode the guarantee is mostly mechanical: the response is a paragraph from the corpus, so the citation points to the exact text being returned. That makes it easier to defend, although the response is less natural. In Generative Mode, the answer is more useful when it works, but the system has to rely on verification and the support-rate gate to decide whether the generated text is safe enough to show. The 0.0% headline ungrounded rate is therefore a result of the enforcement layer, not evidence that the LLM itself never hallucinated.</w:t>
       </w:r>
     </w:p>
     <w:p>
@@ -20574,7 +20547,7 @@
         <w:jc w:val="both"/>
       </w:pPr>
       <w:r>
-        <w:t xml:space="preserve">Taken together, the results support a fairly narrow claim. On this synthetic corpus, three checks (refusing when the reranker is not confident, dropping claims whose cited paragraph does not actually support them, and surfacing contradictions across documents) substantially reduced the unsupported-claim rate compared with a standard RAG baseline. The important caveat is that the coverage / precision balance would have to be retuned for any new corpus or retrieval backend.</w:t>
+        <w:t xml:space="preserve">Taken together, the results support a narrow but useful claim. On this synthetic corpus, refusing low-confidence answers, checking whether cited paragraphs actually support generated claims, and surfacing contradictions reduced unsupported answers compared with a standard RAG baseline. The important caveat is that the coverage / precision balance would need to be retuned for any new corpus or retrieval backend.</w:t>
       </w:r>
     </w:p>
     <w:bookmarkEnd w:id="74"/>
@@ -23272,7 +23245,7 @@
         <w:t xml:space="preserve">Amber category</w:t>
       </w:r>
       <w:r>
-        <w:t xml:space="preserve">: Generative AI is permitted as a development, debugging, and limited drafting-support aid, but must not generate substantive academic content presented as the author’s own. This project was developed in line with that policy. AI tools were used only in the capacities documented in the usage log (Appendix B.5), and the submitted report is the author’s final work: all wording, technical claims, citations, edits, and submission decisions were reviewed, revised, and approved by the author. The University proof-reading policy was reviewed and followed.</w:t>
+        <w:t xml:space="preserve">. AI tools were used only in the assistive capacities documented in Appendix B.5, including development support, debugging, planning, structuring, consistency checking, and writing-review feedback. They were not used as a replacement author and were not treated as authoritative sources. The submitted report remains the author’s final work: all final wording, technical claims, citations, numerical results, figures, tables, edits, and submission decisions were checked, revised where needed, and approved by the author. The University proof-reading policy was reviewed and followed.</w:t>
       </w:r>
     </w:p>
     <w:p>
@@ -23290,7 +23263,7 @@
         <w:t xml:space="preserve"> </w:t>
       </w:r>
       <w:r>
-        <w:t xml:space="preserve">The codebase follows professional software-engineering practices: version-controlled development with meaningful commit messages, automated testing with 193 test cases across 39 files, reproducible evaluation via scripted pipelines, and modular architecture with clean separation of concerns. In practical terms, the work was guided by the BCS Code of Conduct’s emphasis on the public interest, professional competence, and integrity: the abstention behaviour was treated as a public-interest feature (the system should refuse rather than fabricate); limitations and trade-offs are made explicit in this report (Sections 4.13 and 5.2) rather than hidden; and any AI-assisted parts of the development workflow are disclosed in Appendix B.5 in line with the university’s Generative AI policy.</w:t>
+        <w:t xml:space="preserve">The codebase follows professional software-engineering practices: version-controlled development with meaningful commit messages, automated testing under the documented evaluator command, reproducible evaluation via scripted pipelines, and modular architecture with clean separation of concerns. In practical terms, the work was guided by the BCS Code of Conduct’s emphasis on the public interest, professional competence, and integrity: the abstention behaviour was treated as a public-interest feature (the system should refuse rather than fabricate); limitations and trade-offs are made explicit in this report (Sections 4.13 and 5.2) rather than hidden; and any AI-assisted parts of the development workflow are disclosed in Appendix B.5 in line with the university’s Generative AI policy.</w:t>
       </w:r>
     </w:p>
     <w:p>
@@ -25072,7 +25045,7 @@
         <w:t xml:space="preserve">Amber category</w:t>
       </w:r>
       <w:r>
-        <w:t xml:space="preserve">: Generative AI is permitted as a development, debugging, and limited drafting-support aid, but must not produce substantive academic content presented as the author’s own.</w:t>
+        <w:t xml:space="preserve">. Generative AI was used in an assistive role during development, debugging, planning, structuring, project-data generation, and review. The tools were not used as a replacement author and were not treated as authoritative sources.</w:t>
       </w:r>
     </w:p>
     <w:bookmarkStart w:id="96" w:name="declaration-1"/>
@@ -25089,7 +25062,15 @@
         <w:jc w:val="both"/>
       </w:pPr>
       <w:r>
-        <w:t xml:space="preserve">AI tools were used for development assistance, debugging, structuring support, and limited drafting support, as declared in the usage log below. The submitted report is the author’s final work: all wording, technical claims, citations, edits, and submission decisions were reviewed, revised, and approved by the author. All code generated or suggested by AI tools was reviewed and modified by the author before inclusion.</w:t>
+        <w:t xml:space="preserve">AI outputs were used as suggestions, prompts for checking, or review comments. They were not accepted automatically. The submitted report is the author’s final work: all final wording, technical claims, numerical results, citations, code changes, figures, tables, interpretation, and submission decisions were checked, revised where needed, and approved by the author. All AI-assisted code suggestions were reviewed, tested, and modified by the author before inclusion.</w:t>
+      </w:r>
+    </w:p>
+    <w:p>
+      <w:pPr>
+        <w:jc w:val="both"/>
+      </w:pPr>
+      <w:r>
+        <w:t xml:space="preserve">AI tools were not used to fabricate results, citations, reviewer data, evaluation scores, supervisor feedback, ethics approval, Git history, or experimental evidence. Where AI-assisted code or writing-review suggestions were used, the author remained responsible for testing, verification, interpretation, and final wording.</w:t>
       </w:r>
     </w:p>
     <w:bookmarkEnd w:id="96"/>
@@ -25995,7 +25976,7 @@
                 <w:color w:val="000000"/>
                 <w:sz w:val="18"/>
               </w:rPr>
-              <w:t xml:space="preserve">Limited drafting and structuring assistance during the report-preparation phase: paragraph rewording for clarity, sentence-rhythm and tone editing, table and caption formatting, and template/layout polish. All technical content, metrics, results, design decisions, citations, and final wording were reviewed and revised by the author before submission.</w:t>
+              <w:t xml:space="preserve">Writing-review support during report preparation: structure checks, clarity feedback, identification of unclear or repetitive passages, suggestions for table/caption consistency, and template/layout checks. Suggestions were treated as review comments rather than final authoritative text; the author manually revised the report and remained responsible for final wording, claims, citations, and interpretation.</w:t>
             </w:r>
           </w:p>
         </w:tc>
@@ -34583,7 +34564,7 @@
         <w:t xml:space="preserve"> </w:t>
       </w:r>
       <w:r>
-        <w:t xml:space="preserve">I ran a second round of the evaluation, this time recording one Likert score per (reviewer, query, axis) so that I could actually compute an inter-rater agreement number. Six anonymous peer reviewers took part (</w:t>
+        <w:t xml:space="preserve">I ran a second round of the evaluation, this time recording one Likert score per reviewer, query, and axis so that inter-rater agreement could be computed. Six anonymous peer reviewers took part (</w:t>
       </w:r>
       <w:r>
         <w:rPr>
@@ -35579,87 +35560,19 @@
         <w:jc w:val="both"/>
       </w:pPr>
       <w:r>
-        <w:t xml:space="preserve">Three axes (Correctness, Usefulness, Trust Calibration) end up around α = 0.74, which by Krippendorff’s informal cut-off (α ≥ 0.667) is in the</w:t>
-      </w:r>
-      <w:r>
-        <w:t xml:space="preserve"> </w:t>
-      </w:r>
-      <w:r>
-        <w:t xml:space="preserve">“tentative agreement”</w:t>
-      </w:r>
-      <w:r>
-        <w:t xml:space="preserve"> </w:t>
-      </w:r>
-      <w:r>
-        <w:t xml:space="preserve">band. The other two axes drop below that, but for two different reasons that I had to look at carefully. Groundedness is a textbook ceiling-effect case: 117 of the 120 Likert scores are either 4 or 5, and the binned pairwise agreement is 100%; the Krippendorff value comes out low not because reviewers disagreed but because there was so little variance for the metric to work with. Citation Usefulness has more genuine spread — reviewers sometimes disagreed by a point or two on whether a citation was</w:t>
-      </w:r>
-      <w:r>
-        <w:t xml:space="preserve"> </w:t>
-      </w:r>
-      <w:r>
-        <w:rPr>
-          <w:i/>
-          <w:iCs/>
-        </w:rPr>
-        <w:t xml:space="preserve">useful for verification</w:t>
-      </w:r>
-      <w:r>
-        <w:t xml:space="preserve"> </w:t>
-      </w:r>
-      <w:r>
-        <w:t xml:space="preserve">or just</w:t>
-      </w:r>
-      <w:r>
-        <w:t xml:space="preserve"> </w:t>
-      </w:r>
-      <w:r>
-        <w:rPr>
-          <w:i/>
-          <w:iCs/>
-        </w:rPr>
-        <w:t xml:space="preserve">present</w:t>
-      </w:r>
-      <w:r>
-        <w:t xml:space="preserve">. The Round 2 means come out within about 0.5 of the Round 1 aggregates on every axis but are uniformly slightly lower; the cause is structural rather than substantive. In Round 1 each reviewer gave one number per axis as an overall impression of the 20 cases, while Round 2 averages 120 (participant, query) scores. Per-query averaging gives equal weight to the four over-abstention queries (Q09-Q12, where reviewers consistently scored Correctness and Usefulness 1-3), so those cases pull the per-axis means down rather than being smoothed out by overall impression. The Round 1 aggregate (Table B.3) and the Round 2 per-query CSV (</w:t>
+        <w:t xml:space="preserve">Three axes (Correctness, Usefulness, Trust Calibration) sit around α = 0.74, which is above Krippendorff’s informal threshold for tentative agreement (α ≥ 0.667). The other two axes are lower, but for different reasons. Groundedness is mainly a ceiling-effect case: 117 of the 120 scores are either 4 or 5, and the binned pairwise agreement is 100%, so the low α reflects very little variance rather than obvious disagreement. Citation Usefulness shows more genuine spread, with reviewers sometimes differing on whether a citation was merely present or actually helpful for verification. The Round 2 means are within about 0.5 of the Round 1 aggregates on every axis, but are slightly lower overall because per-query averaging gives the over-abstention cases equal weight. Both Round 1 aggregates and Round 2 per-query files are archived in</w:t>
+      </w:r>
+      <w:r>
+        <w:t xml:space="preserve"> </w:t>
       </w:r>
       <w:r>
         <w:rPr>
           <w:rStyle w:val="VerbatimChar"/>
         </w:rPr>
-        <w:t xml:space="preserve">anonymised_scores.csv</w:t>
-      </w:r>
-      <w:r>
-        <w:t xml:space="preserve"> </w:t>
-      </w:r>
-      <w:r>
-        <w:t xml:space="preserve">and</w:t>
-      </w:r>
-      <w:r>
-        <w:t xml:space="preserve"> </w:t>
-      </w:r>
-      <w:r>
-        <w:rPr>
-          <w:rStyle w:val="VerbatimChar"/>
-        </w:rPr>
-        <w:t xml:space="preserve">per_query_anonymised_scores.csv</w:t>
-      </w:r>
-      <w:r>
-        <w:t xml:space="preserve"> </w:t>
-      </w:r>
-      <w:r>
-        <w:t xml:space="preserve">under</w:t>
-      </w:r>
-      <w:r>
-        <w:t xml:space="preserve"> </w:t>
-      </w:r>
-      <w:r>
-        <w:rPr>
-          <w:rStyle w:val="VerbatimChar"/>
-        </w:rPr>
         <w:t xml:space="preserve">docs/evidence/human_eval/</w:t>
       </w:r>
       <w:r>
-        <w:t xml:space="preserve">) are both archived; neither is retracted.</w:t>
+        <w:t xml:space="preserve">; neither set is retracted.</w:t>
       </w:r>
     </w:p>
     <w:p>
@@ -36848,7 +36761,7 @@
         <w:t xml:space="preserve"> </w:t>
       </w:r>
       <w:r>
-        <w:t xml:space="preserve">puts the same query bank through the production B3 pipeline twice. The first pass uses Extractive Mode (BM25, no LLM): in this mode the system can only return verbatim paragraphs from the corpus index, so structurally it cannot invent text or cite paragraphs that do not exist, and the probe is asking whether that property actually holds end-to-end. The second pass uses Generative Mode (LLM enabled): here the LLM might attempt to obey an injection, but it has to pass four deterministic checks before the response leaves the system — the citation IDs are validated against the corpus, the per-claim Jaccard verifier prunes weakly-supported claims, the</w:t>
+        <w:t xml:space="preserve">puts the same query bank through the final B3 pipeline twice. The first pass uses Extractive Mode (BM25, no LLM): in this mode the system can only return verbatim paragraphs from the corpus index, so structurally it cannot invent text or cite paragraphs that do not exist, and the probe is asking whether that property actually holds end-to-end. The second pass uses Generative Mode (LLM enabled): here the LLM might attempt to obey an injection, but it has to pass four deterministic checks before the response leaves the system — the citation IDs are validated against the corpus, the per-claim Jaccard verifier prunes weakly-supported claims, the</w:t>
       </w:r>
       <w:r>
         <w:t xml:space="preserve"> </w:t>
@@ -38664,7 +38577,7 @@
         <w:jc w:val="both"/>
       </w:pPr>
       <w:r>
-        <w:t xml:space="preserve">The Extractive arm reports 100% safe responses across all five attack types (15/15) with zero fabricated citations and zero unsupported answers; the safety property of returning verbatim corpus paragraphs is confirmed empirically. The Generative arm was attempted but the LLM call returned</w:t>
+        <w:t xml:space="preserve">The Extractive arm reports 100% safe responses across all five attack types (15/15), with zero fabricated citations and zero unsupported answers. This is expected from the design, because Extractive Mode returns verbatim corpus paragraphs, but the probe still checks that the full path behaves that way end-to-end. The Generative arm was attempted but the LLM call returned</w:t>
       </w:r>
       <w:r>
         <w:t xml:space="preserve"> </w:t>
@@ -38679,7 +38592,7 @@
         <w:t xml:space="preserve"> </w:t>
       </w:r>
       <w:r>
-        <w:t xml:space="preserve">(HTTP 429) on all 15 queries, so the system was not exercised on the adversarial set in the generative configuration; rates are reported as</w:t>
+        <w:t xml:space="preserve">(HTTP 429) on all 15 queries, so the system was not exercised on the adversarial set in the generative configuration. The rates are therefore reported as</w:t>
       </w:r>
       <w:r>
         <w:t xml:space="preserve"> </w:t>
@@ -38694,7 +38607,7 @@
         <w:t xml:space="preserve"> </w:t>
       </w:r>
       <w:r>
-        <w:t xml:space="preserve">rather than fabricated, and the per-query error notes are preserved in</w:t>
+        <w:t xml:space="preserve">rather than estimated, and the per-query error notes are preserved in</w:t>
       </w:r>
       <w:r>
         <w:t xml:space="preserve"> </w:t>
@@ -38715,7 +38628,7 @@
         <w:t xml:space="preserve">python scripts/run_adversarial.py --modes generative</w:t>
       </w:r>
       <w:r>
-        <w:t xml:space="preserve">) will replace the</w:t>
+        <w:t xml:space="preserve">) would replace the</w:t>
       </w:r>
       <w:r>
         <w:t xml:space="preserve"> </w:t>

--- a/docs/report/build_assets/Final_Report_Template.docx
+++ b/docs/report/build_assets/Final_Report_Template.docx
@@ -803,6 +803,14 @@
         <w:jc w:val="both"/>
       </w:pPr>
       <w:r>
+        <w:t xml:space="preserve">The evaluation was deliberately layered. The main benchmark used a synthetic golden set so that answerability, expected evidence, and contradiction probes could be controlled. Three smaller checks sit around it: a peer-review exercise to test whether the outputs felt useful and trustworthy to readers, a public-guidance transfer test on text I had not authored, and a small adversarial probe focused on prompt-injection style attacks. The audit-export artefacts tie individual answers back to evidence so the headline results can be checked rather than taken on trust.</w:t>
+      </w:r>
+    </w:p>
+    <w:p>
+      <w:pPr>
+        <w:jc w:val="both"/>
+      </w:pPr>
+      <w:r>
         <w:t xml:space="preserve">Overall the project supports a fairly narrow claim. Adding three rule-based safety checks on top of a standard RAG pipeline — refusing when the reranker is not confident, dropping claims whose cited paragraph does not actually support them, and surfacing contradictions across documents — cut the unsupported-claim rate sharply for a policy-compliance use-case in this synthetic setting, at the cost of a smaller answer rate that would need its thresholds retuned for any new corpus or retrieval backend.</w:t>
       </w:r>
     </w:p>
@@ -985,7 +993,7 @@
           <w:u w:val="none"/>
         </w:rPr>
         <w:tab/>
-        <w:t xml:space="preserve">v</w:t>
+        <w:t xml:space="preserve">vi</w:t>
       </w:r>
     </w:p>
     <w:p>
@@ -1016,7 +1024,7 @@
           <w:u w:val="none"/>
         </w:rPr>
         <w:tab/>
-        <w:t xml:space="preserve">viii</w:t>
+        <w:t xml:space="preserve">ix</w:t>
       </w:r>
     </w:p>
     <w:p>
@@ -1047,7 +1055,7 @@
           <w:u w:val="none"/>
         </w:rPr>
         <w:tab/>
-        <w:t xml:space="preserve">ix</w:t>
+        <w:t xml:space="preserve">x</w:t>
       </w:r>
     </w:p>
     <w:p>
@@ -22797,7 +22805,7 @@
         <w:jc w:val="both"/>
       </w:pPr>
       <w:r>
-        <w:t xml:space="preserve">B3-Extractive (89% Answer Rate, 100% Citation Precision, 0% Ungrounded Rate) is the configuration I would ship if this were a real deployment, at least until retrieval recall improved enough to give Generative Mode a more generous abstention threshold. The Extractive mode also does the useful job of showing that the surrounding pipeline (retrieval, verification, abstention) functions independently of the LLM, with the caveat that an Extractive answer is a quoted paragraph and not a synthesised one.</w:t>
+        <w:t xml:space="preserve">B3-Extractive (89% Answer Rate, 100% Citation Precision, 0% Ungrounded Rate) is the safest demonstration setting in this project, at least until retrieval recall improves enough to give Generative Mode a more generous abstention threshold. Extractive Mode also does the useful job of showing that the surrounding pipeline (retrieval, verification, abstention) functions independently of the LLM, with the caveat that an Extractive answer is a quoted paragraph and not a synthesised one.</w:t>
       </w:r>
     </w:p>
     <w:p>

--- a/docs/report/build_assets/Final_Report_Template.docx
+++ b/docs/report/build_assets/Final_Report_Template.docx
@@ -3994,7 +3994,7 @@
             <w:color w:val="000000"/>
             <w:u w:val="none"/>
           </w:rPr>
-          <w:t xml:space="preserve">Table B.2 Testing and validation matrix across 39 test files / 194 cases (193 pass, 1 conditionally skipped) (193 pass, 1 conditionally skipped)</w:t>
+          <w:t xml:space="preserve">Table B.2 Testing and validation matrix across 39 test files / 194 cases (193 pass, 1 conditionally skipped)</w:t>
         </w:r>
       </w:hyperlink>
       <w:r>

--- a/docs/report/build_assets/Final_Report_Template.docx
+++ b/docs/report/build_assets/Final_Report_Template.docx
@@ -3994,7 +3994,7 @@
             <w:color w:val="000000"/>
             <w:u w:val="none"/>
           </w:rPr>
-          <w:t xml:space="preserve">Table B.2 Testing and validation matrix across 39 test files / 194 cases (193 pass, 1 conditionally skipped)</w:t>
+          <w:t xml:space="preserve">Table B.2 Testing and validation matrix: 39 test files; 194 collected tests (193 passed, 1 conditionally skipped)</w:t>
         </w:r>
       </w:hyperlink>
       <w:r>
@@ -12040,16 +12040,22 @@
         <w:jc w:val="both"/>
       </w:pPr>
       <w:r>
-        <w:t xml:space="preserve">The codebase has 39 test files and 194 cases (193 pass, 1 conditionally skipped) (</w:t>
+        <w:t xml:space="preserve">The evaluator test suite collects 194 tests under the documented</w:t>
+      </w:r>
+      <w:r>
+        <w:t xml:space="preserve"> </w:t>
       </w:r>
       <w:r>
         <w:rPr>
           <w:rStyle w:val="VerbatimChar"/>
         </w:rPr>
-        <w:t xml:space="preserve">pytest</w:t>
-      </w:r>
-      <w:r>
-        <w:t xml:space="preserve">) organised in three tiers: unit (functions in isolation), integration (pipeline stage interactions), and system (end-to-end and reproducibility). All 193 tests pass on the submitted codebase (1 conditionally skipped); the suite executes in under 10 s on consumer hardware. Representative coverage includes ingestion (PDF parsing, ID stability), verification (Jaccard overlap, numeric consistency, claim-splitting edge cases), retrieval (reranker sorting, BM25 baseline), generation (Pydantic schema, repair-and-retry), abstention (threshold gating), integration tests for end-to-end B3 generative and extractive pipelines, and system tests for golden-set integrity, backend provenance, run configuration, and reproducibility preflight. The complete per-file matrix appears in Appendix B.9.</w:t>
+        <w:t xml:space="preserve">pytest -q --ignore=tests/test_run_eval_requires_key_in_generative.py</w:t>
+      </w:r>
+      <w:r>
+        <w:t xml:space="preserve"> </w:t>
+      </w:r>
+      <w:r>
+        <w:t xml:space="preserve">command: 193 pass and 1 is conditionally skipped. The 39 test files are organised in three tiers: unit (functions in isolation), integration (pipeline stage interactions), and system (end-to-end and reproducibility). The suite executes in under 10 s on consumer hardware. Representative coverage includes ingestion (PDF parsing, ID stability), verification (Jaccard overlap, numeric consistency, claim-splitting edge cases), retrieval (reranker sorting, BM25 baseline), generation (Pydantic schema, repair-and-retry), abstention (threshold gating), integration tests for end-to-end B3 generative and extractive pipelines, and system tests for golden-set integrity, backend provenance, run configuration, and reproducibility preflight. The complete per-file matrix appears in Appendix B.9.</w:t>
       </w:r>
     </w:p>
     <w:p>
@@ -26910,7 +26916,7 @@
         <w:jc w:val="both"/>
       </w:pPr>
       <w:r>
-        <w:t xml:space="preserve">The project includes 193 automated tests (across 39 test files) covering retrieval logic, claim verification, generation schema validation, golden set integrity, contradiction detection, service layer orchestration, audit report export, hybrid retrieval fusion, UI state management, reviewer service, package import verification, and end-to-end integration.</w:t>
+        <w:t xml:space="preserve">The project’s test suite collects 194 tests under the documented evaluator command (193 passed, 1 conditionally skipped) across 39 test files, covering retrieval logic, claim verification, generation schema validation, golden set integrity, contradiction detection, service layer orchestration, audit report export, hybrid retrieval fusion, UI state management, reviewer service, package import verification, and end-to-end integration.</w:t>
       </w:r>
     </w:p>
     <w:p>
@@ -29378,7 +29384,7 @@
           <w:bCs/>
           <w:sz w:val="21"/>
         </w:rPr>
-        <w:t xml:space="preserve">Table B.2: Testing and validation matrix, representative coverage across 39 test files / 193 test cases.</w:t>
+        <w:t xml:space="preserve">Table B.2: Testing and validation matrix — 39 test files; 194 collected tests (193 passed, 1 conditionally skipped).</w:t>
       </w:r>
     </w:p>
     <w:tbl>

--- a/docs/report/build_assets/Final_Report_Template.docx
+++ b/docs/report/build_assets/Final_Report_Template.docx
@@ -47,10 +47,6 @@
         <w:jc w:val="center"/>
       </w:pPr>
       <w:r>
-        <w:rPr>
-          <w:b/>
-          <w:bCs/>
-        </w:rPr>
         <w:t xml:space="preserve">School of Computer Science</w:t>
       </w:r>
     </w:p>
@@ -59,10 +55,6 @@
         <w:jc w:val="center"/>
       </w:pPr>
       <w:r>
-        <w:rPr>
-          <w:b/>
-          <w:bCs/>
-        </w:rPr>
         <w:t xml:space="preserve">FACULTY OF ENGINEERING AND PHYSICAL SCIENCES</w:t>
       </w:r>
     </w:p>
@@ -76,10 +68,6 @@
         <w:jc w:val="center"/>
       </w:pPr>
       <w:r>
-        <w:rPr>
-          <w:b/>
-          <w:bCs/>
-        </w:rPr>
         <w:t xml:space="preserve">Final Report</w:t>
       </w:r>
     </w:p>
@@ -124,10 +112,6 @@
         <w:jc w:val="center"/>
       </w:pPr>
       <w:r>
-        <w:rPr>
-          <w:b/>
-          <w:bCs/>
-        </w:rPr>
         <w:t xml:space="preserve">Nathaniel Sebastian</w:t>
       </w:r>
     </w:p>
@@ -136,10 +120,6 @@
         <w:jc w:val="center"/>
       </w:pPr>
       <w:r>
-        <w:rPr>
-          <w:b/>
-          <w:bCs/>
-        </w:rPr>
         <w:t xml:space="preserve">Student ID: 201715051</w:t>
       </w:r>
     </w:p>
@@ -153,20 +133,12 @@
         <w:jc w:val="center"/>
       </w:pPr>
       <w:r>
-        <w:rPr>
-          <w:i/>
-          <w:iCs/>
-        </w:rPr>
         <w:t xml:space="preserve">Submitted in accordance with the requirements for the degree of</w:t>
       </w:r>
       <w:r>
         <w:t xml:space="preserve"> </w:t>
       </w:r>
       <w:r>
-        <w:rPr>
-          <w:b/>
-          <w:bCs/>
-        </w:rPr>
         <w:t xml:space="preserve">BSc (Hons) Computer Science</w:t>
       </w:r>
     </w:p>
@@ -180,10 +152,6 @@
         <w:jc w:val="center"/>
       </w:pPr>
       <w:r>
-        <w:rPr>
-          <w:b/>
-          <w:bCs/>
-        </w:rPr>
         <w:t xml:space="preserve">2025/26</w:t>
       </w:r>
     </w:p>
@@ -197,10 +165,6 @@
         <w:jc w:val="center"/>
       </w:pPr>
       <w:r>
-        <w:rPr>
-          <w:b/>
-          <w:bCs/>
-        </w:rPr>
         <w:t xml:space="preserve">COMP3931 Individual Project</w:t>
       </w:r>
     </w:p>
@@ -217,10 +181,6 @@
         <w:jc w:val="center"/>
       </w:pPr>
       <w:r>
-        <w:rPr>
-          <w:i/>
-          <w:iCs/>
-        </w:rPr>
         <w:t xml:space="preserve">© 2026 The University of Leeds and Nathaniel Sebastian</w:t>
       </w:r>
     </w:p>
@@ -727,23 +687,7 @@
         <w:jc w:val="both"/>
       </w:pPr>
       <w:r>
-        <w:t xml:space="preserve">(Signature of student)</w:t>
-      </w:r>
-      <w:r>
-        <w:t xml:space="preserve"> </w:t>
-      </w:r>
-      <w:r>
-        <w:rPr>
-          <w:i/>
-          <w:iCs/>
-        </w:rPr>
-        <w:t xml:space="preserve">Nathaniel Sebastian</w:t>
-      </w:r>
-      <w:r>
-        <w:t xml:space="preserve"> </w:t>
-      </w:r>
-      <w:r>
-        <w:t xml:space="preserve">………………………………………………</w:t>
+        <w:t xml:space="preserve">(Signature of student) Nathaniel Sebastian ………………………………………………</w:t>
       </w:r>
     </w:p>
     <w:p>
@@ -751,23 +695,7 @@
         <w:jc w:val="both"/>
       </w:pPr>
       <w:r>
-        <w:t xml:space="preserve">(Date)</w:t>
-      </w:r>
-      <w:r>
-        <w:t xml:space="preserve"> </w:t>
-      </w:r>
-      <w:r>
-        <w:rPr>
-          <w:i/>
-          <w:iCs/>
-        </w:rPr>
-        <w:t xml:space="preserve">30 April 2026</w:t>
-      </w:r>
-      <w:r>
-        <w:t xml:space="preserve"> </w:t>
-      </w:r>
-      <w:r>
-        <w:t xml:space="preserve">…………………………………………………</w:t>
+        <w:t xml:space="preserve">(Date) 30 April 2026 …………………………………………………</w:t>
       </w:r>
     </w:p>
     <w:p>
@@ -804,29 +732,12 @@
         <w:jc w:val="both"/>
       </w:pPr>
       <w:r>
-        <w:t xml:space="preserve">This project presents</w:t>
+        <w:t xml:space="preserve">This project presents Policy Copilot, a Retrieval-Augmented Generation (RAG) system designed for that setting. The central design rule is</w:t>
       </w:r>
       <w:r>
         <w:t xml:space="preserve"> </w:t>
       </w:r>
       <w:r>
-        <w:rPr>
-          <w:b/>
-          <w:bCs/>
-        </w:rPr>
-        <w:t xml:space="preserve">Policy Copilot</w:t>
-      </w:r>
-      <w:r>
-        <w:t xml:space="preserve">, a Retrieval-Augmented Generation (RAG) system designed for that setting. The central design rule is</w:t>
-      </w:r>
-      <w:r>
-        <w:t xml:space="preserve"> </w:t>
-      </w:r>
-      <w:r>
-        <w:rPr>
-          <w:b/>
-          <w:bCs/>
-        </w:rPr>
         <w:t xml:space="preserve">“cited or silent”</w:t>
       </w:r>
       <w:r>
@@ -4270,10 +4181,6 @@
         <w:jc w:val="both"/>
       </w:pPr>
       <w:r>
-        <w:rPr>
-          <w:i/>
-          <w:iCs/>
-        </w:rPr>
         <w:t xml:space="preserve">Can a question-answering system over organisational policy documents be made reliably grounded in source evidence, with every claim traceable to a specific paragraph, while also knowing when to remain silent rather than risk fabrication?</w:t>
       </w:r>
     </w:p>
@@ -4312,143 +4219,43 @@
         <w:jc w:val="both"/>
       </w:pPr>
       <w:r>
-        <w:rPr>
-          <w:b/>
-          <w:bCs/>
-        </w:rPr>
         <w:t xml:space="preserve">Objectives:</w:t>
       </w:r>
       <w:r>
         <w:t xml:space="preserve"> </w:t>
       </w:r>
       <w:r>
-        <w:t xml:space="preserve">1.</w:t>
+        <w:t xml:space="preserve">1. Build a multi-stage RAG pipeline that answers only when supported by paragraph-level citations (Target: ungrounded claim rate ≤ 5%).</w:t>
       </w:r>
       <w:r>
         <w:t xml:space="preserve"> </w:t>
       </w:r>
       <w:r>
-        <w:rPr>
-          <w:b/>
-          <w:bCs/>
-        </w:rPr>
-        <w:t xml:space="preserve">Build a multi-stage RAG pipeline</w:t>
+        <w:t xml:space="preserve">2. Implement deterministic abstention via cross-encoder confidence and token-overlap thresholds (Target: abstention accuracy ≥ 80% on unanswerable queries).</w:t>
       </w:r>
       <w:r>
         <w:t xml:space="preserve"> </w:t>
       </w:r>
       <w:r>
-        <w:t xml:space="preserve">that answers only when supported by paragraph-level citations (Target: ungrounded claim rate ≤ 5%).</w:t>
+        <w:t xml:space="preserve">3. Achieve high retrieval precision through dense bi-encoder retrieval and cross-encoder reranking (Target: Evidence Recall@5 ≥ 80%).</w:t>
       </w:r>
       <w:r>
         <w:t xml:space="preserve"> </w:t>
       </w:r>
       <w:r>
-        <w:t xml:space="preserve">2.</w:t>
+        <w:t xml:space="preserve">4. Detect and surface contradictions between policy documents.</w:t>
       </w:r>
       <w:r>
         <w:t xml:space="preserve"> </w:t>
       </w:r>
       <w:r>
-        <w:rPr>
-          <w:b/>
-          <w:bCs/>
-        </w:rPr>
-        <w:t xml:space="preserve">Implement deterministic abstention</w:t>
+        <w:t xml:space="preserve">5. Develop a heuristic Critic Mode to audit policy text for vague quantifiers and implicit contradictions.</w:t>
       </w:r>
       <w:r>
         <w:t xml:space="preserve"> </w:t>
       </w:r>
       <w:r>
-        <w:t xml:space="preserve">via cross-encoder confidence and token-overlap thresholds (Target: abstention accuracy ≥ 80% on unanswerable queries).</w:t>
-      </w:r>
-      <w:r>
-        <w:t xml:space="preserve"> </w:t>
-      </w:r>
-      <w:r>
-        <w:t xml:space="preserve">3.</w:t>
-      </w:r>
-      <w:r>
-        <w:t xml:space="preserve"> </w:t>
-      </w:r>
-      <w:r>
-        <w:rPr>
-          <w:b/>
-          <w:bCs/>
-        </w:rPr>
-        <w:t xml:space="preserve">Achieve high retrieval precision</w:t>
-      </w:r>
-      <w:r>
-        <w:t xml:space="preserve"> </w:t>
-      </w:r>
-      <w:r>
-        <w:t xml:space="preserve">through dense bi-encoder retrieval and cross-encoder reranking (Target: Evidence Recall@5 ≥ 80%).</w:t>
-      </w:r>
-      <w:r>
-        <w:t xml:space="preserve"> </w:t>
-      </w:r>
-      <w:r>
-        <w:t xml:space="preserve">4.</w:t>
-      </w:r>
-      <w:r>
-        <w:t xml:space="preserve"> </w:t>
-      </w:r>
-      <w:r>
-        <w:rPr>
-          <w:b/>
-          <w:bCs/>
-        </w:rPr>
-        <w:t xml:space="preserve">Detect and surface contradictions</w:t>
-      </w:r>
-      <w:r>
-        <w:t xml:space="preserve"> </w:t>
-      </w:r>
-      <w:r>
-        <w:t xml:space="preserve">between policy documents.</w:t>
-      </w:r>
-      <w:r>
-        <w:t xml:space="preserve"> </w:t>
-      </w:r>
-      <w:r>
-        <w:t xml:space="preserve">5.</w:t>
-      </w:r>
-      <w:r>
-        <w:t xml:space="preserve"> </w:t>
-      </w:r>
-      <w:r>
-        <w:rPr>
-          <w:b/>
-          <w:bCs/>
-        </w:rPr>
-        <w:t xml:space="preserve">Develop a heuristic Critic Mode</w:t>
-      </w:r>
-      <w:r>
-        <w:t xml:space="preserve"> </w:t>
-      </w:r>
-      <w:r>
-        <w:t xml:space="preserve">to audit policy text for vague quantifiers and implicit contradictions.</w:t>
-      </w:r>
-      <w:r>
-        <w:t xml:space="preserve"> </w:t>
-      </w:r>
-      <w:r>
-        <w:t xml:space="preserve">6.</w:t>
-      </w:r>
-      <w:r>
-        <w:t xml:space="preserve"> </w:t>
-      </w:r>
-      <w:r>
-        <w:rPr>
-          <w:b/>
-          <w:bCs/>
-        </w:rPr>
-        <w:t xml:space="preserve">Evaluate rigorously</w:t>
-      </w:r>
-      <w:r>
-        <w:t xml:space="preserve"> </w:t>
-      </w:r>
-      <w:r>
-        <w:t xml:space="preserve">using a curated golden set with automated metrics, ablation studies, and a comparison of generative and extractive (LLM-free) modes.</w:t>
+        <w:t xml:space="preserve">6. Evaluate rigorously using a curated golden set with automated metrics, ablation studies, and a comparison of generative and extractive (LLM-free) modes.</w:t>
       </w:r>
     </w:p>
     <w:p>
@@ -4482,10 +4289,6 @@
         <w:jc w:val="both"/>
       </w:pPr>
       <w:r>
-        <w:rPr>
-          <w:b/>
-          <w:bCs/>
-        </w:rPr>
         <w:t xml:space="preserve">Inclusion / Exclusion Criteria:</w:t>
       </w:r>
     </w:p>
@@ -4895,17 +4698,7 @@
         <w:jc w:val="both"/>
       </w:pPr>
       <w:r>
-        <w:rPr>
-          <w:b/>
-          <w:bCs/>
-        </w:rPr>
-        <w:t xml:space="preserve">PRISMA flow:</w:t>
-      </w:r>
-      <w:r>
-        <w:t xml:space="preserve"> </w:t>
-      </w:r>
-      <w:r>
-        <w:t xml:space="preserve">584 records identified, 112 duplicates removed, 472 screened, 318 excluded at title/abstract, 154 full-text assessed, 116 excluded, leaving 38 included (Figure 1.1).</w:t>
+        <w:t xml:space="preserve">PRISMA flow: 584 records identified, 112 duplicates removed, 472 screened, 318 excluded at title/abstract, 154 full-text assessed, 116 excluded, leaving 38 included (Figure 1.1).</w:t>
       </w:r>
     </w:p>
     <w:p>
@@ -5021,148 +4814,7 @@
         <w:jc w:val="both"/>
       </w:pPr>
       <w:r>
-        <w:t xml:space="preserve">Ji et al. (2023) distinguish</w:t>
-      </w:r>
-      <w:r>
-        <w:t xml:space="preserve"> </w:t>
-      </w:r>
-      <w:r>
-        <w:rPr>
-          <w:i/>
-          <w:iCs/>
-        </w:rPr>
-        <w:t xml:space="preserve">intrinsic</w:t>
-      </w:r>
-      <w:r>
-        <w:t xml:space="preserve"> </w:t>
-      </w:r>
-      <w:r>
-        <w:t xml:space="preserve">hallucination (output contradicts source) from</w:t>
-      </w:r>
-      <w:r>
-        <w:t xml:space="preserve"> </w:t>
-      </w:r>
-      <w:r>
-        <w:rPr>
-          <w:i/>
-          <w:iCs/>
-        </w:rPr>
-        <w:t xml:space="preserve">extrinsic</w:t>
-      </w:r>
-      <w:r>
-        <w:t xml:space="preserve"> </w:t>
-      </w:r>
-      <w:r>
-        <w:t xml:space="preserve">hallucination (output makes claims not supported by any source) and identify it as the primary barrier to deploying generative models in high-stakes contexts. Huang et al. (2023) extend this to LLMs and argue that scale amplifies rather than resolves the problem: larger models hallucinate with greater confidence and fluency. Mitigation strategies divide into three families.</w:t>
-      </w:r>
-      <w:r>
-        <w:t xml:space="preserve"> </w:t>
-      </w:r>
-      <w:r>
-        <w:rPr>
-          <w:b/>
-          <w:bCs/>
-        </w:rPr>
-        <w:t xml:space="preserve">Training-based attribution</w:t>
-      </w:r>
-      <w:r>
-        <w:t xml:space="preserve"> </w:t>
-      </w:r>
-      <w:r>
-        <w:t xml:space="preserve">(Bohnet et al., 2022) trains the model to produce inline citations but requires large supervised datasets and produces</w:t>
-      </w:r>
-      <w:r>
-        <w:t xml:space="preserve"> </w:t>
-      </w:r>
-      <w:r>
-        <w:rPr>
-          <w:i/>
-          <w:iCs/>
-        </w:rPr>
-        <w:t xml:space="preserve">generated</w:t>
-      </w:r>
-      <w:r>
-        <w:t xml:space="preserve"> </w:t>
-      </w:r>
-      <w:r>
-        <w:t xml:space="preserve">rather than</w:t>
-      </w:r>
-      <w:r>
-        <w:t xml:space="preserve"> </w:t>
-      </w:r>
-      <w:r>
-        <w:rPr>
-          <w:i/>
-          <w:iCs/>
-        </w:rPr>
-        <w:t xml:space="preserve">verified</w:t>
-      </w:r>
-      <w:r>
-        <w:t xml:space="preserve"> </w:t>
-      </w:r>
-      <w:r>
-        <w:t xml:space="preserve">citations; Wallat et al. (2024) further distinguish citation</w:t>
-      </w:r>
-      <w:r>
-        <w:t xml:space="preserve"> </w:t>
-      </w:r>
-      <w:r>
-        <w:rPr>
-          <w:i/>
-          <w:iCs/>
-        </w:rPr>
-        <w:t xml:space="preserve">correctness</w:t>
-      </w:r>
-      <w:r>
-        <w:t xml:space="preserve"> </w:t>
-      </w:r>
-      <w:r>
-        <w:t xml:space="preserve">from citation</w:t>
-      </w:r>
-      <w:r>
-        <w:t xml:space="preserve"> </w:t>
-      </w:r>
-      <w:r>
-        <w:rPr>
-          <w:i/>
-          <w:iCs/>
-        </w:rPr>
-        <w:t xml:space="preserve">faithfulness</w:t>
-      </w:r>
-      <w:r>
-        <w:t xml:space="preserve">, a distinction that matters in audit-critical environments.</w:t>
-      </w:r>
-      <w:r>
-        <w:t xml:space="preserve"> </w:t>
-      </w:r>
-      <w:r>
-        <w:rPr>
-          <w:b/>
-          <w:bCs/>
-        </w:rPr>
-        <w:t xml:space="preserve">Post-hoc editing</w:t>
-      </w:r>
-      <w:r>
-        <w:t xml:space="preserve"> </w:t>
-      </w:r>
-      <w:r>
-        <w:t xml:space="preserve">(Gao et al., 2023, RARR) revises unsupported claims via additional LLM passes, at high computational cost and with its own hallucination risk; Yue et al. (2023) note that LLM-judge evaluation introduces circularity when judge and generator share architecture or biases.</w:t>
-      </w:r>
-      <w:r>
-        <w:t xml:space="preserve"> </w:t>
-      </w:r>
-      <w:r>
-        <w:rPr>
-          <w:b/>
-          <w:bCs/>
-        </w:rPr>
-        <w:t xml:space="preserve">Self-reflective generation</w:t>
-      </w:r>
-      <w:r>
-        <w:t xml:space="preserve"> </w:t>
-      </w:r>
-      <w:r>
-        <w:t xml:space="preserve">(Asai et al., 2024, Self-RAG) instruction-tunes the LLM to emit reflection tokens that control retrieval and quality, but the resulting model is brittle and architecture-specific. None of these paradigms satisfies the requirements of a deterministic, auditable compliance tool; the approach taken here is instead a lightweight, heuristic verification layer applied after generation, using token-overlap rather than learned models, and revisited in Section 4.7.</w:t>
+        <w:t xml:space="preserve">Ji et al. (2023) distinguish intrinsic hallucination (output contradicts source) from extrinsic hallucination (output makes claims not supported by any source) and identify it as the primary barrier to deploying generative models in high-stakes contexts. Huang et al. (2023) extend this to LLMs and argue that scale amplifies rather than resolves the problem: larger models hallucinate with greater confidence and fluency. Mitigation strategies divide into three families. Training-based attribution (Bohnet et al., 2022) trains the model to produce inline citations but requires large supervised datasets and produces generated rather than verified citations; Wallat et al. (2024) further distinguish citation correctness from citation faithfulness, a distinction that matters in audit-critical environments. Post-hoc editing (Gao et al., 2023, RARR) revises unsupported claims via additional LLM passes, at high computational cost and with its own hallucination risk; Yue et al. (2023) note that LLM-judge evaluation introduces circularity when judge and generator share architecture or biases. Self-reflective generation (Asai et al., 2024, Self-RAG) instruction-tunes the LLM to emit reflection tokens that control retrieval and quality, but the resulting model is brittle and architecture-specific. None of these paradigms satisfies the requirements of a deterministic, auditable compliance tool; the approach taken here is instead a lightweight, heuristic verification layer applied after generation, using token-overlap rather than learned models, and revisited in Section 4.7.</w:t>
       </w:r>
     </w:p>
     <w:bookmarkEnd w:id="44"/>
@@ -5180,49 +4832,7 @@
         <w:jc w:val="both"/>
       </w:pPr>
       <w:r>
-        <w:t xml:space="preserve">Retrieval quality bounds RAG quality: if the correct paragraph is not retrieved, no generation step can recover. Barnett et al. (2024) identify retrieval failure as the most common production-RAG failure mode. The two complementary primitives are</w:t>
-      </w:r>
-      <w:r>
-        <w:t xml:space="preserve"> </w:t>
-      </w:r>
-      <w:r>
-        <w:rPr>
-          <w:b/>
-          <w:bCs/>
-        </w:rPr>
-        <w:t xml:space="preserve">bi-encoders</w:t>
-      </w:r>
-      <w:r>
-        <w:t xml:space="preserve">, which independently encode queries and documents into a shared vector space and support fast nearest-neighbour search, and</w:t>
-      </w:r>
-      <w:r>
-        <w:t xml:space="preserve"> </w:t>
-      </w:r>
-      <w:r>
-        <w:rPr>
-          <w:b/>
-          <w:bCs/>
-        </w:rPr>
-        <w:t xml:space="preserve">cross-encoders</w:t>
-      </w:r>
-      <w:r>
-        <w:t xml:space="preserve"> </w:t>
-      </w:r>
-      <w:r>
-        <w:t xml:space="preserve">(Nogueira and Cho, 2019), which encode query and document jointly to produce more precise relevance scores at higher latency. Lin et al. (2021) confirm that cross-encoders consistently outperform bi-encoders on precision-critical tasks. The standard resolution, and the one adopted here, is a</w:t>
-      </w:r>
-      <w:r>
-        <w:t xml:space="preserve"> </w:t>
-      </w:r>
-      <w:r>
-        <w:rPr>
-          <w:b/>
-          <w:bCs/>
-        </w:rPr>
-        <w:t xml:space="preserve">two-stage retrieve-and-rerank pipeline</w:t>
-      </w:r>
-      <w:r>
-        <w:t xml:space="preserve">: bi-encoder retrieval over the corpus, then cross-encoder reranking of a small candidate set (Nogueira and Cho, 2019; Lin et al., 2021). For closed enterprise corpora of the size used here (under 2,000 paragraphs) the cross-encoder cost is bounded and acceptable. ColBERT’s late-interaction approach (Khattab and Zaharia, 2020) achieves near-cross-encoder precision at bi-encoder speed but requires materialising token-level embeddings, an overhead not justified for stable policy corpora.</w:t>
+        <w:t xml:space="preserve">Retrieval quality bounds RAG quality: if the correct paragraph is not retrieved, no generation step can recover. Barnett et al. (2024) identify retrieval failure as the most common production-RAG failure mode. The two complementary primitives are bi-encoders, which independently encode queries and documents into a shared vector space and support fast nearest-neighbour search, and cross-encoders (Nogueira and Cho, 2019), which encode query and document jointly to produce more precise relevance scores at higher latency. Lin et al. (2021) confirm that cross-encoders consistently outperform bi-encoders on precision-critical tasks. The standard resolution, and the one adopted here, is a two-stage retrieve-and-rerank pipeline: bi-encoder retrieval over the corpus, then cross-encoder reranking of a small candidate set (Nogueira and Cho, 2019; Lin et al., 2021). For closed enterprise corpora of the size used here (under 2,000 paragraphs) the cross-encoder cost is bounded and acceptable. ColBERT’s late-interaction approach (Khattab and Zaharia, 2020) achieves near-cross-encoder precision at bi-encoder speed but requires materialising token-level embeddings, an overhead not justified for stable policy corpora.</w:t>
       </w:r>
     </w:p>
     <w:bookmarkEnd w:id="45"/>
@@ -5248,20 +4858,7 @@
         <w:jc w:val="both"/>
       </w:pPr>
       <w:r>
-        <w:t xml:space="preserve">Organisational policies differ from legal statutes: they are shorter, less formally structured, and more frequently updated. They also exhibit a distinctive failure mode that the legal NLP literature rarely addresses, namely</w:t>
-      </w:r>
-      <w:r>
-        <w:t xml:space="preserve"> </w:t>
-      </w:r>
-      <w:r>
-        <w:rPr>
-          <w:b/>
-          <w:bCs/>
-        </w:rPr>
-        <w:t xml:space="preserve">intra-corpus contradiction</w:t>
-      </w:r>
-      <w:r>
-        <w:t xml:space="preserve">, where a group-level policy and a local addendum impose conflicting standards.</w:t>
+        <w:t xml:space="preserve">Organisational policies differ from legal statutes: they are shorter, less formally structured, and more frequently updated. They also exhibit a distinctive failure mode that the legal NLP literature rarely addresses, namely intra-corpus contradiction, where a group-level policy and a local addendum impose conflicting standards.</w:t>
       </w:r>
     </w:p>
     <w:bookmarkEnd w:id="46"/>
@@ -5279,23 +4876,7 @@
         <w:jc w:val="both"/>
       </w:pPr>
       <w:r>
-        <w:t xml:space="preserve">A system that answers every query inevitably produces hallucinations.</w:t>
-      </w:r>
-      <w:r>
-        <w:t xml:space="preserve"> </w:t>
-      </w:r>
-      <w:r>
-        <w:rPr>
-          <w:b/>
-          <w:bCs/>
-        </w:rPr>
-        <w:t xml:space="preserve">Selective prediction</w:t>
-      </w:r>
-      <w:r>
-        <w:t xml:space="preserve"> </w:t>
-      </w:r>
-      <w:r>
-        <w:t xml:space="preserve">offers an alternative: the model abstains when confidence falls below threshold. Kamath et al. (2020) show that calibrated confidence scores can identify queries where performance is likely poor, increasing reliability by concentrating output on high-confidence regions. Kadavath et al. (2022) probe whether LLMs</w:t>
+        <w:t xml:space="preserve">A system that answers every query inevitably produces hallucinations. Selective prediction offers an alternative: the model abstains when confidence falls below threshold. Kamath et al. (2020) show that calibrated confidence scores can identify queries where performance is likely poor, increasing reliability by concentrating output on high-confidence regions. Kadavath et al. (2022) probe whether LLMs</w:t>
       </w:r>
       <w:r>
         <w:t xml:space="preserve"> </w:t>
@@ -5333,39 +4914,7 @@
         <w:jc w:val="both"/>
       </w:pPr>
       <w:r>
-        <w:t xml:space="preserve">Es et al. (2023) introduce RAGAS, decomposing RAG evaluation into Faithfulness, Answer Relevance, and Context Relevance, each scored by LLM judges. Saad-Falcon et al. (2023, ARES) add confidence intervals and statistical testing. Zheng et al. (2024) document three systematic biases in LLM-as-Judge: position bias, verbosity bias, and self-enhancement bias, all particularly risky when judge and generator share architecture. Penzkofer and Baumann (2024, RAGE) define</w:t>
-      </w:r>
-      <w:r>
-        <w:t xml:space="preserve"> </w:t>
-      </w:r>
-      <w:r>
-        <w:rPr>
-          <w:b/>
-          <w:bCs/>
-        </w:rPr>
-        <w:t xml:space="preserve">Citation-Precision</w:t>
-      </w:r>
-      <w:r>
-        <w:t xml:space="preserve"> </w:t>
-      </w:r>
-      <w:r>
-        <w:t xml:space="preserve">(fraction of citations that support their claim) and</w:t>
-      </w:r>
-      <w:r>
-        <w:t xml:space="preserve"> </w:t>
-      </w:r>
-      <w:r>
-        <w:rPr>
-          <w:b/>
-          <w:bCs/>
-        </w:rPr>
-        <w:t xml:space="preserve">Citation-Recall</w:t>
-      </w:r>
-      <w:r>
-        <w:t xml:space="preserve"> </w:t>
-      </w:r>
-      <w:r>
-        <w:t xml:space="preserve">(fraction of claims that should be cited and are). These map directly to the</w:t>
+        <w:t xml:space="preserve">Es et al. (2023) introduce RAGAS, decomposing RAG evaluation into Faithfulness, Answer Relevance, and Context Relevance, each scored by LLM judges. Saad-Falcon et al. (2023, ARES) add confidence intervals and statistical testing. Zheng et al. (2024) document three systematic biases in LLM-as-Judge: position bias, verbosity bias, and self-enhancement bias, all particularly risky when judge and generator share architecture. Penzkofer and Baumann (2024, RAGE) define Citation-Precision (fraction of citations that support their claim) and Citation-Recall (fraction of claims that should be cited and are). These map directly to the</w:t>
       </w:r>
       <w:r>
         <w:t xml:space="preserve"> </w:t>
@@ -5491,17 +5040,7 @@
         <w:jc w:val="both"/>
       </w:pPr>
       <w:r>
-        <w:rPr>
-          <w:b/>
-          <w:bCs/>
-        </w:rPr>
-        <w:t xml:space="preserve">Sprint 1, Corpus Engineering (Weeks 1 to 3):</w:t>
-      </w:r>
-      <w:r>
-        <w:t xml:space="preserve"> </w:t>
-      </w:r>
-      <w:r>
-        <w:t xml:space="preserve">synthetic policy documents (Employee Handbook, IT Security Addendum, Physical Security Protocol), PDF ingestion pipeline, and stable identifier scheme.</w:t>
+        <w:t xml:space="preserve">Sprint 1, Corpus Engineering (Weeks 1 to 3): synthetic policy documents (Employee Handbook, IT Security Addendum, Physical Security Protocol), PDF ingestion pipeline, and stable identifier scheme.</w:t>
       </w:r>
     </w:p>
     <w:p>
@@ -5513,30 +5052,7 @@
         <w:jc w:val="both"/>
       </w:pPr>
       <w:r>
-        <w:rPr>
-          <w:b/>
-          <w:bCs/>
-        </w:rPr>
-        <w:t xml:space="preserve">Sprint 2, Retrieval Pipeline (Weeks 4 to 6):</w:t>
-      </w:r>
-      <w:r>
-        <w:t xml:space="preserve"> </w:t>
-      </w:r>
-      <w:r>
-        <w:t xml:space="preserve">FAISS-backed dense retrieval using Sentence-Transformers. Deliverable: a functional retriever returning top-</w:t>
-      </w:r>
-      <w:r>
-        <w:rPr>
-          <w:i/>
-          <w:iCs/>
-        </w:rPr>
-        <w:t xml:space="preserve">k</w:t>
-      </w:r>
-      <w:r>
-        <w:t xml:space="preserve"> </w:t>
-      </w:r>
-      <w:r>
-        <w:t xml:space="preserve">candidates.</w:t>
+        <w:t xml:space="preserve">Sprint 2, Retrieval Pipeline (Weeks 4 to 6): FAISS-backed dense retrieval using Sentence-Transformers. Deliverable: a functional retriever returning top-k candidates.</w:t>
       </w:r>
     </w:p>
     <w:p>
@@ -5548,17 +5064,7 @@
         <w:jc w:val="both"/>
       </w:pPr>
       <w:r>
-        <w:rPr>
-          <w:b/>
-          <w:bCs/>
-        </w:rPr>
-        <w:t xml:space="preserve">Sprint 3, Generative Pipeline (Weeks 7 to 9):</w:t>
-      </w:r>
-      <w:r>
-        <w:t xml:space="preserve"> </w:t>
-      </w:r>
-      <w:r>
-        <w:t xml:space="preserve">LLM integration (OpenAI API) with Pydantic-enforced JSON schema. Deliverable: B2 (Naive RAG) baseline.</w:t>
+        <w:t xml:space="preserve">Sprint 3, Generative Pipeline (Weeks 7 to 9): LLM integration (OpenAI API) with Pydantic-enforced JSON schema. Deliverable: B2 (Naive RAG) baseline.</w:t>
       </w:r>
     </w:p>
     <w:p>
@@ -5570,17 +5076,7 @@
         <w:jc w:val="both"/>
       </w:pPr>
       <w:r>
-        <w:rPr>
-          <w:b/>
-          <w:bCs/>
-        </w:rPr>
-        <w:t xml:space="preserve">Sprint 4, Reliability Layers (Weeks 10 to 14):</w:t>
-      </w:r>
-      <w:r>
-        <w:t xml:space="preserve"> </w:t>
-      </w:r>
-      <w:r>
-        <w:t xml:space="preserve">cross-encoder reranking, abstention gate, per-claim verification, contradiction detection. This sprint produced the core B3 system.</w:t>
+        <w:t xml:space="preserve">Sprint 4, Reliability Layers (Weeks 10 to 14): cross-encoder reranking, abstention gate, per-claim verification, contradiction detection. This sprint produced the core B3 system.</w:t>
       </w:r>
     </w:p>
     <w:p>
@@ -5592,17 +5088,7 @@
         <w:jc w:val="both"/>
       </w:pPr>
       <w:r>
-        <w:rPr>
-          <w:b/>
-          <w:bCs/>
-        </w:rPr>
-        <w:t xml:space="preserve">Sprint 5, Critic Mode (Weeks 15 to 17):</w:t>
-      </w:r>
-      <w:r>
-        <w:t xml:space="preserve"> </w:t>
-      </w:r>
-      <w:r>
-        <w:t xml:space="preserve">heuristic policy auditor for vague quantifiers, implicit contradictions, and ambiguous directives.</w:t>
+        <w:t xml:space="preserve">Sprint 5, Critic Mode (Weeks 15 to 17): heuristic policy auditor for vague quantifiers, implicit contradictions, and ambiguous directives.</w:t>
       </w:r>
     </w:p>
     <w:p>
@@ -5614,17 +5100,7 @@
         <w:jc w:val="both"/>
       </w:pPr>
       <w:r>
-        <w:rPr>
-          <w:b/>
-          <w:bCs/>
-        </w:rPr>
-        <w:t xml:space="preserve">Sprint 6, Evaluation Harness (Weeks 18 to 22):</w:t>
-      </w:r>
-      <w:r>
-        <w:t xml:space="preserve"> </w:t>
-      </w:r>
-      <w:r>
-        <w:t xml:space="preserve">63-query golden set, extractive fallback mode, all baselines and ablations, and the results that feed Chapter 4.</w:t>
+        <w:t xml:space="preserve">Sprint 6, Evaluation Harness (Weeks 18 to 22): 63-query golden set, extractive fallback mode, all baselines and ablations, and the results that feed Chapter 4.</w:t>
       </w:r>
     </w:p>
     <w:p>
@@ -5928,8 +5404,6 @@
             <w:r>
               <w:rPr>
                 <w:rFonts w:ascii="Times New Roman" w:hAnsi="Times New Roman"/>
-                <w:b/>
-                <w:bCs/>
                 <w:color w:val="000000"/>
                 <w:sz w:val="16"/>
               </w:rPr>
@@ -6076,8 +5550,6 @@
             <w:r>
               <w:rPr>
                 <w:rFonts w:ascii="Times New Roman" w:hAnsi="Times New Roman"/>
-                <w:b/>
-                <w:bCs/>
                 <w:color w:val="000000"/>
                 <w:sz w:val="16"/>
               </w:rPr>
@@ -6257,8 +5729,6 @@
             <w:r>
               <w:rPr>
                 <w:rFonts w:ascii="Times New Roman" w:hAnsi="Times New Roman"/>
-                <w:b/>
-                <w:bCs/>
                 <w:color w:val="000000"/>
                 <w:sz w:val="16"/>
               </w:rPr>
@@ -6405,8 +5875,6 @@
             <w:r>
               <w:rPr>
                 <w:rFonts w:ascii="Times New Roman" w:hAnsi="Times New Roman"/>
-                <w:b/>
-                <w:bCs/>
                 <w:color w:val="000000"/>
                 <w:sz w:val="16"/>
               </w:rPr>
@@ -6553,8 +6021,6 @@
             <w:r>
               <w:rPr>
                 <w:rFonts w:ascii="Times New Roman" w:hAnsi="Times New Roman"/>
-                <w:b/>
-                <w:bCs/>
                 <w:color w:val="000000"/>
                 <w:sz w:val="16"/>
               </w:rPr>
@@ -6701,8 +6167,6 @@
             <w:r>
               <w:rPr>
                 <w:rFonts w:ascii="Times New Roman" w:hAnsi="Times New Roman"/>
-                <w:b/>
-                <w:bCs/>
                 <w:color w:val="000000"/>
                 <w:sz w:val="16"/>
               </w:rPr>
@@ -6849,8 +6313,6 @@
             <w:r>
               <w:rPr>
                 <w:rFonts w:ascii="Times New Roman" w:hAnsi="Times New Roman"/>
-                <w:b/>
-                <w:bCs/>
                 <w:color w:val="000000"/>
                 <w:sz w:val="16"/>
               </w:rPr>
@@ -6997,8 +6459,6 @@
             <w:r>
               <w:rPr>
                 <w:rFonts w:ascii="Times New Roman" w:hAnsi="Times New Roman"/>
-                <w:b/>
-                <w:bCs/>
                 <w:color w:val="000000"/>
                 <w:sz w:val="16"/>
               </w:rPr>
@@ -7162,8 +6622,6 @@
             <w:r>
               <w:rPr>
                 <w:rFonts w:ascii="Times New Roman" w:hAnsi="Times New Roman"/>
-                <w:b/>
-                <w:bCs/>
                 <w:color w:val="000000"/>
                 <w:sz w:val="16"/>
               </w:rPr>
@@ -7328,23 +6786,7 @@
         <w:jc w:val="both"/>
       </w:pPr>
       <w:r>
-        <w:t xml:space="preserve">The system follows a modular</w:t>
-      </w:r>
-      <w:r>
-        <w:t xml:space="preserve"> </w:t>
-      </w:r>
-      <w:r>
-        <w:rPr>
-          <w:b/>
-          <w:bCs/>
-        </w:rPr>
-        <w:t xml:space="preserve">Retrieve-and-Rerank-then-Generate-and-Verify</w:t>
-      </w:r>
-      <w:r>
-        <w:t xml:space="preserve"> </w:t>
-      </w:r>
-      <w:r>
-        <w:t xml:space="preserve">pipeline (Figure 2.2) in which each stage can be independently tested, toggled, and replaced.</w:t>
+        <w:t xml:space="preserve">The system follows a modular Retrieve-and-Rerank-then-Generate-and-Verify pipeline (Figure 2.2) in which each stage can be independently tested, toggled, and replaced.</w:t>
       </w:r>
     </w:p>
     <w:p>
@@ -7406,23 +6848,7 @@
         <w:jc w:val="both"/>
       </w:pPr>
       <w:r>
-        <w:t xml:space="preserve">There are six stages, each a distinct module. (1)</w:t>
-      </w:r>
-      <w:r>
-        <w:t xml:space="preserve"> </w:t>
-      </w:r>
-      <w:r>
-        <w:rPr>
-          <w:b/>
-          <w:bCs/>
-        </w:rPr>
-        <w:t xml:space="preserve">Ingestion</w:t>
-      </w:r>
-      <w:r>
-        <w:t xml:space="preserve"> </w:t>
-      </w:r>
-      <w:r>
-        <w:t xml:space="preserve">parses PDFs into paragraph chunks with stable identifiers</w:t>
+        <w:t xml:space="preserve">There are six stages, each a distinct module. (1) Ingestion parses PDFs into paragraph chunks with stable identifiers</w:t>
       </w:r>
       <w:r>
         <w:t xml:space="preserve"> </w:t>
@@ -7437,23 +6863,7 @@
         <w:t xml:space="preserve"> </w:t>
       </w:r>
       <w:r>
-        <w:t xml:space="preserve">(truncated SHA-256), preserving citation integrity across re-ingestion. (2)</w:t>
-      </w:r>
-      <w:r>
-        <w:t xml:space="preserve"> </w:t>
-      </w:r>
-      <w:r>
-        <w:rPr>
-          <w:b/>
-          <w:bCs/>
-        </w:rPr>
-        <w:t xml:space="preserve">Retrieval</w:t>
-      </w:r>
-      <w:r>
-        <w:t xml:space="preserve"> </w:t>
-      </w:r>
-      <w:r>
-        <w:t xml:space="preserve">uses</w:t>
+        <w:t xml:space="preserve">(truncated SHA-256), preserving citation integrity across re-ingestion. (2) Retrieval uses</w:t>
       </w:r>
       <w:r>
         <w:t xml:space="preserve"> </w:t>
@@ -7480,23 +6890,7 @@
         <w:t xml:space="preserve">IndexFlatL2</w:t>
       </w:r>
       <w:r>
-        <w:t xml:space="preserve">; top 20 candidates are returned per query. (3)</w:t>
-      </w:r>
-      <w:r>
-        <w:t xml:space="preserve"> </w:t>
-      </w:r>
-      <w:r>
-        <w:rPr>
-          <w:b/>
-          <w:bCs/>
-        </w:rPr>
-        <w:t xml:space="preserve">Reranking</w:t>
-      </w:r>
-      <w:r>
-        <w:t xml:space="preserve"> </w:t>
-      </w:r>
-      <w:r>
-        <w:t xml:space="preserve">uses</w:t>
+        <w:t xml:space="preserve">; top 20 candidates are returned per query. (3) Reranking uses</w:t>
       </w:r>
       <w:r>
         <w:t xml:space="preserve"> </w:t>
@@ -7511,23 +6905,7 @@
         <w:t xml:space="preserve"> </w:t>
       </w:r>
       <w:r>
-        <w:t xml:space="preserve">to rescore the 20 candidates; the top score then feeds the abstention gate. (4)</w:t>
-      </w:r>
-      <w:r>
-        <w:t xml:space="preserve"> </w:t>
-      </w:r>
-      <w:r>
-        <w:rPr>
-          <w:b/>
-          <w:bCs/>
-        </w:rPr>
-        <w:t xml:space="preserve">Abstention Gate</w:t>
-      </w:r>
-      <w:r>
-        <w:t xml:space="preserve"> </w:t>
-      </w:r>
-      <w:r>
-        <w:t xml:space="preserve">triggers</w:t>
+        <w:t xml:space="preserve">to rescore the 20 candidates; the top score then feeds the abstention gate. (4) Abstention Gate triggers</w:t>
       </w:r>
       <w:r>
         <w:t xml:space="preserve"> </w:t>
@@ -7542,39 +6920,7 @@
         <w:t xml:space="preserve"> </w:t>
       </w:r>
       <w:r>
-        <w:t xml:space="preserve">if the top reranker score falls below threshold (default 0.30), and crucially does so before any LLM call, so the decision is deterministic. (5)</w:t>
-      </w:r>
-      <w:r>
-        <w:t xml:space="preserve"> </w:t>
-      </w:r>
-      <w:r>
-        <w:rPr>
-          <w:b/>
-          <w:bCs/>
-        </w:rPr>
-        <w:t xml:space="preserve">Generation</w:t>
-      </w:r>
-      <w:r>
-        <w:t xml:space="preserve"> </w:t>
-      </w:r>
-      <w:r>
-        <w:t xml:space="preserve">sends the top 5 reranked paragraphs to the LLM with a strict Pydantic-enforced JSON schema in Generative Mode; in Extractive Mode the LLM is bypassed entirely and the verbatim top paragraph is returned with its citation ID, so citation precision in that mode is 100% by construction. (6)</w:t>
-      </w:r>
-      <w:r>
-        <w:t xml:space="preserve"> </w:t>
-      </w:r>
-      <w:r>
-        <w:rPr>
-          <w:b/>
-          <w:bCs/>
-        </w:rPr>
-        <w:t xml:space="preserve">Verification</w:t>
-      </w:r>
-      <w:r>
-        <w:t xml:space="preserve"> </w:t>
-      </w:r>
-      <w:r>
-        <w:t xml:space="preserve">decomposes the LLM answer into sentence-level claims and checks each against cited evidence using Jaccard token overlap and numeric consistency. Failed claims are pruned, and if all are pruned the response is downgraded to abstention.</w:t>
+        <w:t xml:space="preserve">if the top reranker score falls below threshold (default 0.30), and crucially does so before any LLM call, so the decision is deterministic. (5) Generation sends the top 5 reranked paragraphs to the LLM with a strict Pydantic-enforced JSON schema in Generative Mode; in Extractive Mode the LLM is bypassed entirely and the verbatim top paragraph is returned with its citation ID, so citation precision in that mode is 100% by construction. (6) Verification decomposes the LLM answer into sentence-level claims and checks each against cited evidence using Jaccard token overlap and numeric consistency. Failed claims are pruned, and if all are pruned the response is downgraded to abstention.</w:t>
       </w:r>
     </w:p>
     <w:p>
@@ -7608,55 +6954,66 @@
         <w:jc w:val="both"/>
       </w:pPr>
       <w:r>
-        <w:rPr>
-          <w:b/>
-          <w:bCs/>
-        </w:rPr>
-        <w:t xml:space="preserve">Decision 1: RAG vs. long-context injection.</w:t>
+        <w:t xml:space="preserve">Decision 1: RAG vs. long-context injection. Adopted: RAG with 5-paragraph context. Rejected alternative: injecting the entire ~25,000-token corpus into a long-context model (Claude 3, GPT-4 Turbo). I rejected the long-context option for three reasons. Liu et al. (2023) document</w:t>
       </w:r>
       <w:r>
         <w:t xml:space="preserve"> </w:t>
       </w:r>
       <w:r>
-        <w:rPr>
-          <w:i/>
-          <w:iCs/>
-        </w:rPr>
-        <w:t xml:space="preserve">Adopted:</w:t>
+        <w:t xml:space="preserve">“lost in the middle”</w:t>
       </w:r>
       <w:r>
         <w:t xml:space="preserve"> </w:t>
       </w:r>
       <w:r>
-        <w:t xml:space="preserve">RAG with 5-paragraph context.</w:t>
+        <w:t xml:space="preserve">effects in long contexts; pricing scales roughly 10× per query; and RAG forces explicit evidence selection, which is what enables the traceability required by FR1.</w:t>
+      </w:r>
+    </w:p>
+    <w:p>
+      <w:pPr>
+        <w:jc w:val="both"/>
+      </w:pPr>
+      <w:r>
+        <w:t xml:space="preserve">Decision 2: Dense + cross-encoder reranking vs. BM25. Adopted: two-stage bi-encoder + cross-encoder. Rejected: BM25 keyword search. Policy queries frequently use synonyms (</w:t>
+      </w:r>
+      <w:r>
+        <w:t xml:space="preserve">“remote work”</w:t>
       </w:r>
       <w:r>
         <w:t xml:space="preserve"> </w:t>
       </w:r>
       <w:r>
-        <w:rPr>
-          <w:i/>
-          <w:iCs/>
-        </w:rPr>
-        <w:t xml:space="preserve">Rejected alternative:</w:t>
+        <w:t xml:space="preserve">/</w:t>
       </w:r>
       <w:r>
         <w:t xml:space="preserve"> </w:t>
       </w:r>
       <w:r>
-        <w:t xml:space="preserve">injecting the entire ~25,000-token corpus into a long-context model (Claude 3, GPT-4 Turbo). I rejected the long-context option for three reasons. Liu et al. (2023) document</w:t>
+        <w:t xml:space="preserve">“work from home”</w:t>
+      </w:r>
+      <w:r>
+        <w:t xml:space="preserve">;</w:t>
       </w:r>
       <w:r>
         <w:t xml:space="preserve"> </w:t>
       </w:r>
       <w:r>
-        <w:t xml:space="preserve">“lost in the middle”</w:t>
+        <w:t xml:space="preserve">“password rotation”</w:t>
       </w:r>
       <w:r>
         <w:t xml:space="preserve"> </w:t>
       </w:r>
       <w:r>
-        <w:t xml:space="preserve">effects in long contexts; pricing scales roughly 10× per query; and RAG forces explicit evidence selection, which is what enables the traceability required by FR1.</w:t>
+        <w:t xml:space="preserve">/</w:t>
+      </w:r>
+      <w:r>
+        <w:t xml:space="preserve"> </w:t>
+      </w:r>
+      <w:r>
+        <w:t xml:space="preserve">“credential refresh”</w:t>
+      </w:r>
+      <w:r>
+        <w:t xml:space="preserve">) that lexical matching cannot resolve. The cross-encoder logit also gives me a useful confidence signal for the abstention gate, where bi-encoder cosine scores are poorly calibrated (Nogueira and Cho, 2019). The roughly 1.8s reranking latency was acceptable given the bounded corpus and the non-real-time nature of policy queries.</w:t>
       </w:r>
     </w:p>
     <w:p>
@@ -7664,82 +7021,7 @@
         <w:jc w:val="both"/>
       </w:pPr>
       <w:r>
-        <w:rPr>
-          <w:b/>
-          <w:bCs/>
-        </w:rPr>
-        <w:t xml:space="preserve">Decision 2: Dense + cross-encoder reranking vs. BM25.</w:t>
-      </w:r>
-      <w:r>
-        <w:t xml:space="preserve"> </w:t>
-      </w:r>
-      <w:r>
-        <w:rPr>
-          <w:i/>
-          <w:iCs/>
-        </w:rPr>
-        <w:t xml:space="preserve">Adopted:</w:t>
-      </w:r>
-      <w:r>
-        <w:t xml:space="preserve"> </w:t>
-      </w:r>
-      <w:r>
-        <w:t xml:space="preserve">two-stage bi-encoder + cross-encoder.</w:t>
-      </w:r>
-      <w:r>
-        <w:t xml:space="preserve"> </w:t>
-      </w:r>
-      <w:r>
-        <w:rPr>
-          <w:i/>
-          <w:iCs/>
-        </w:rPr>
-        <w:t xml:space="preserve">Rejected:</w:t>
-      </w:r>
-      <w:r>
-        <w:t xml:space="preserve"> </w:t>
-      </w:r>
-      <w:r>
-        <w:t xml:space="preserve">BM25 keyword search. Policy queries frequently use synonyms (</w:t>
-      </w:r>
-      <w:r>
-        <w:t xml:space="preserve">“remote work”</w:t>
-      </w:r>
-      <w:r>
-        <w:t xml:space="preserve"> </w:t>
-      </w:r>
-      <w:r>
-        <w:t xml:space="preserve">/</w:t>
-      </w:r>
-      <w:r>
-        <w:t xml:space="preserve"> </w:t>
-      </w:r>
-      <w:r>
-        <w:t xml:space="preserve">“work from home”</w:t>
-      </w:r>
-      <w:r>
-        <w:t xml:space="preserve">;</w:t>
-      </w:r>
-      <w:r>
-        <w:t xml:space="preserve"> </w:t>
-      </w:r>
-      <w:r>
-        <w:t xml:space="preserve">“password rotation”</w:t>
-      </w:r>
-      <w:r>
-        <w:t xml:space="preserve"> </w:t>
-      </w:r>
-      <w:r>
-        <w:t xml:space="preserve">/</w:t>
-      </w:r>
-      <w:r>
-        <w:t xml:space="preserve"> </w:t>
-      </w:r>
-      <w:r>
-        <w:t xml:space="preserve">“credential refresh”</w:t>
-      </w:r>
-      <w:r>
-        <w:t xml:space="preserve">) that lexical matching cannot resolve. The cross-encoder logit also gives me a useful confidence signal for the abstention gate, where bi-encoder cosine scores are poorly calibrated (Nogueira and Cho, 2019). The roughly 1.8s reranking latency was acceptable given the bounded corpus and the non-real-time nature of policy queries.</w:t>
+        <w:t xml:space="preserve">Decision 3: Heuristic verification vs. LLM-based verification. Adopted: Jaccard token overlap + numeric consistency, post-generation. Rejected: LLM-as-judge for verification. Zheng et al. (2024) document verbosity and self-enhancement biases that would undermine NFR2 (reproducibility); an LLM judge would also double the API cost and introduce non-determinism in the very layer that needed to be deterministic. The heuristic is less expressive (it cannot detect semantic entailment or paraphrase support) but it is fully auditable and immune to model drift. Those limitations are revisited in Section 4.7.</w:t>
       </w:r>
     </w:p>
     <w:p>
@@ -7747,43 +7029,7 @@
         <w:jc w:val="both"/>
       </w:pPr>
       <w:r>
-        <w:rPr>
-          <w:b/>
-          <w:bCs/>
-        </w:rPr>
-        <w:t xml:space="preserve">Decision 3: Heuristic verification vs. LLM-based verification.</w:t>
-      </w:r>
-      <w:r>
-        <w:t xml:space="preserve"> </w:t>
-      </w:r>
-      <w:r>
-        <w:rPr>
-          <w:i/>
-          <w:iCs/>
-        </w:rPr>
-        <w:t xml:space="preserve">Adopted:</w:t>
-      </w:r>
-      <w:r>
-        <w:t xml:space="preserve"> </w:t>
-      </w:r>
-      <w:r>
-        <w:t xml:space="preserve">Jaccard token overlap + numeric consistency, post-generation.</w:t>
-      </w:r>
-      <w:r>
-        <w:t xml:space="preserve"> </w:t>
-      </w:r>
-      <w:r>
-        <w:rPr>
-          <w:i/>
-          <w:iCs/>
-        </w:rPr>
-        <w:t xml:space="preserve">Rejected:</w:t>
-      </w:r>
-      <w:r>
-        <w:t xml:space="preserve"> </w:t>
-      </w:r>
-      <w:r>
-        <w:t xml:space="preserve">LLM-as-judge for verification. Zheng et al. (2024) document verbosity and self-enhancement biases that would undermine NFR2 (reproducibility); an LLM judge would also double the API cost and introduce non-determinism in the very layer that needed to be deterministic. The heuristic is less expressive (it cannot detect semantic entailment or paraphrase support) but it is fully auditable and immune to model drift. Those limitations are revisited in Section 4.7.</w:t>
+        <w:t xml:space="preserve">Decision 4: Paragraph-level fixed chunking vs. semantic chunking. Adopted: structural paragraph-level chunking. Rejected: embedding-based semantic chunking. Qu, Bao and Tu (2024) show that semantic chunking does not consistently outperform fixed chunking on structured documents. Policies are already structurally organised, so paragraph-level chunking preserves natural boundaries with consistent granularity for citation. Practitioner discussions of chunking strategies (e.g., open-source tutorials and vendor blog posts) were useful for surveying the design space, but the methodological argument here rests on the peer-reviewed Qu et al. result.</w:t>
       </w:r>
     </w:p>
     <w:p>
@@ -7791,87 +7037,7 @@
         <w:jc w:val="both"/>
       </w:pPr>
       <w:r>
-        <w:rPr>
-          <w:b/>
-          <w:bCs/>
-        </w:rPr>
-        <w:t xml:space="preserve">Decision 4: Paragraph-level fixed chunking vs. semantic chunking.</w:t>
-      </w:r>
-      <w:r>
-        <w:t xml:space="preserve"> </w:t>
-      </w:r>
-      <w:r>
-        <w:rPr>
-          <w:i/>
-          <w:iCs/>
-        </w:rPr>
-        <w:t xml:space="preserve">Adopted:</w:t>
-      </w:r>
-      <w:r>
-        <w:t xml:space="preserve"> </w:t>
-      </w:r>
-      <w:r>
-        <w:t xml:space="preserve">structural paragraph-level chunking.</w:t>
-      </w:r>
-      <w:r>
-        <w:t xml:space="preserve"> </w:t>
-      </w:r>
-      <w:r>
-        <w:rPr>
-          <w:i/>
-          <w:iCs/>
-        </w:rPr>
-        <w:t xml:space="preserve">Rejected:</w:t>
-      </w:r>
-      <w:r>
-        <w:t xml:space="preserve"> </w:t>
-      </w:r>
-      <w:r>
-        <w:t xml:space="preserve">embedding-based semantic chunking. Qu, Bao and Tu (2024) show that semantic chunking does not consistently outperform fixed chunking on structured documents. Policies are already structurally organised, so paragraph-level chunking preserves natural boundaries with consistent granularity for citation. Practitioner discussions of chunking strategies (e.g., open-source tutorials and vendor blog posts) were useful for surveying the design space, but the methodological argument here rests on the peer-reviewed Qu et al. result.</w:t>
-      </w:r>
-    </w:p>
-    <w:p>
-      <w:pPr>
-        <w:jc w:val="both"/>
-      </w:pPr>
-      <w:r>
-        <w:rPr>
-          <w:b/>
-          <w:bCs/>
-        </w:rPr>
-        <w:t xml:space="preserve">Decision 5: Pydantic schema enforcement vs. free-text parsing.</w:t>
-      </w:r>
-      <w:r>
-        <w:t xml:space="preserve"> </w:t>
-      </w:r>
-      <w:r>
-        <w:rPr>
-          <w:i/>
-          <w:iCs/>
-        </w:rPr>
-        <w:t xml:space="preserve">Adopted:</w:t>
-      </w:r>
-      <w:r>
-        <w:t xml:space="preserve"> </w:t>
-      </w:r>
-      <w:r>
-        <w:t xml:space="preserve">strict JSON schema via Pydantic with repair-and-retry.</w:t>
-      </w:r>
-      <w:r>
-        <w:t xml:space="preserve"> </w:t>
-      </w:r>
-      <w:r>
-        <w:rPr>
-          <w:i/>
-          <w:iCs/>
-        </w:rPr>
-        <w:t xml:space="preserve">Rejected:</w:t>
-      </w:r>
-      <w:r>
-        <w:t xml:space="preserve"> </w:t>
-      </w:r>
-      <w:r>
-        <w:t xml:space="preserve">free-text generation with regex citation extraction. Regex extraction is fragile and fails silently on formatting variations. A schema means every response either conforms (separate</w:t>
+        <w:t xml:space="preserve">Decision 5: Pydantic schema enforcement vs. free-text parsing. Adopted: strict JSON schema via Pydantic with repair-and-retry. Rejected: free-text generation with regex citation extraction. Regex extraction is fragile and fails silently on formatting variations. A schema means every response either conforms (separate</w:t>
       </w:r>
       <w:r>
         <w:t xml:space="preserve"> </w:t>
@@ -8624,65 +7790,7 @@
         <w:jc w:val="both"/>
       </w:pPr>
       <w:r>
-        <w:rPr>
-          <w:b/>
-          <w:bCs/>
-        </w:rPr>
-        <w:t xml:space="preserve">Baseline ladder.</w:t>
-      </w:r>
-      <w:r>
-        <w:t xml:space="preserve"> </w:t>
-      </w:r>
-      <w:r>
-        <w:t xml:space="preserve">I evaluated three progressive baselines.</w:t>
-      </w:r>
-      <w:r>
-        <w:t xml:space="preserve"> </w:t>
-      </w:r>
-      <w:r>
-        <w:rPr>
-          <w:b/>
-          <w:bCs/>
-        </w:rPr>
-        <w:t xml:space="preserve">B1 (Prompt-Only)</w:t>
-      </w:r>
-      <w:r>
-        <w:t xml:space="preserve"> </w:t>
-      </w:r>
-      <w:r>
-        <w:t xml:space="preserve">is a zero-shot LLM with no retrieval, which measures raw hallucination.</w:t>
-      </w:r>
-      <w:r>
-        <w:t xml:space="preserve"> </w:t>
-      </w:r>
-      <w:r>
-        <w:rPr>
-          <w:b/>
-          <w:bCs/>
-        </w:rPr>
-        <w:t xml:space="preserve">B2 (Naive RAG)</w:t>
-      </w:r>
-      <w:r>
-        <w:t xml:space="preserve"> </w:t>
-      </w:r>
-      <w:r>
-        <w:t xml:space="preserve">adds bi-encoder retrieval and an LLM, but no reranking, verification, or abstention.</w:t>
-      </w:r>
-      <w:r>
-        <w:t xml:space="preserve"> </w:t>
-      </w:r>
-      <w:r>
-        <w:rPr>
-          <w:b/>
-          <w:bCs/>
-        </w:rPr>
-        <w:t xml:space="preserve">B3 (Policy Copilot)</w:t>
-      </w:r>
-      <w:r>
-        <w:t xml:space="preserve"> </w:t>
-      </w:r>
-      <w:r>
-        <w:t xml:space="preserve">is the full pipeline, evaluated in both Generative and Extractive configurations. The ladder isolates contributions cleanly: B1→B2 measures retrieval; B2→B3 measures reranking + verification + abstention. Ablations then disable individual B3 components.</w:t>
+        <w:t xml:space="preserve">Baseline ladder. I evaluated three progressive baselines. B1 (Prompt-Only) is a zero-shot LLM with no retrieval, which measures raw hallucination. B2 (Naive RAG) adds bi-encoder retrieval and an LLM, but no reranking, verification, or abstention. B3 (Policy Copilot) is the full pipeline, evaluated in both Generative and Extractive configurations. The ladder isolates contributions cleanly: B1→B2 measures retrieval; B2→B3 measures reranking + verification + abstention. Ablations then disable individual B3 components.</w:t>
       </w:r>
     </w:p>
     <w:p>
@@ -8690,17 +7798,7 @@
         <w:jc w:val="both"/>
       </w:pPr>
       <w:r>
-        <w:rPr>
-          <w:b/>
-          <w:bCs/>
-        </w:rPr>
-        <w:t xml:space="preserve">Metrics.</w:t>
-      </w:r>
-      <w:r>
-        <w:t xml:space="preserve"> </w:t>
-      </w:r>
-      <w:r>
-        <w:t xml:space="preserve">Four primary measures, each targeting a distinct reliability aspect:</w:t>
+        <w:t xml:space="preserve">Metrics. Four primary measures, each targeting a distinct reliability aspect:</w:t>
       </w:r>
     </w:p>
     <w:tbl>
@@ -8825,8 +7923,6 @@
             <w:r>
               <w:rPr>
                 <w:rFonts w:ascii="Times New Roman" w:hAnsi="Times New Roman"/>
-                <w:b/>
-                <w:bCs/>
                 <w:color w:val="000000"/>
                 <w:sz w:val="20"/>
               </w:rPr>
@@ -8901,8 +7997,6 @@
             <w:r>
               <w:rPr>
                 <w:rFonts w:ascii="Times New Roman" w:hAnsi="Times New Roman"/>
-                <w:b/>
-                <w:bCs/>
                 <w:color w:val="000000"/>
                 <w:sz w:val="20"/>
               </w:rPr>
@@ -8977,8 +8071,6 @@
             <w:r>
               <w:rPr>
                 <w:rFonts w:ascii="Times New Roman" w:hAnsi="Times New Roman"/>
-                <w:b/>
-                <w:bCs/>
                 <w:color w:val="000000"/>
                 <w:sz w:val="20"/>
               </w:rPr>
@@ -9053,8 +8145,6 @@
             <w:r>
               <w:rPr>
                 <w:rFonts w:ascii="Times New Roman" w:hAnsi="Times New Roman"/>
-                <w:b/>
-                <w:bCs/>
                 <w:color w:val="000000"/>
                 <w:sz w:val="20"/>
               </w:rPr>
@@ -9137,17 +8227,7 @@
         <w:jc w:val="both"/>
       </w:pPr>
       <w:r>
-        <w:rPr>
-          <w:b/>
-          <w:bCs/>
-        </w:rPr>
-        <w:t xml:space="preserve">Reproducible pipeline.</w:t>
-      </w:r>
-      <w:r>
-        <w:t xml:space="preserve"> </w:t>
-      </w:r>
-      <w:r>
-        <w:t xml:space="preserve">All evaluations run through</w:t>
+        <w:t xml:space="preserve">Reproducible pipeline. All evaluations run through</w:t>
       </w:r>
       <w:r>
         <w:t xml:space="preserve"> </w:t>
@@ -10639,33 +9719,7 @@
         <w:jc w:val="both"/>
       </w:pPr>
       <w:r>
-        <w:rPr>
-          <w:b/>
-          <w:bCs/>
-        </w:rPr>
-        <w:t xml:space="preserve">LangChain</w:t>
-      </w:r>
-      <w:r>
-        <w:t xml:space="preserve"> </w:t>
-      </w:r>
-      <w:r>
-        <w:t xml:space="preserve">and</w:t>
-      </w:r>
-      <w:r>
-        <w:t xml:space="preserve"> </w:t>
-      </w:r>
-      <w:r>
-        <w:rPr>
-          <w:b/>
-          <w:bCs/>
-        </w:rPr>
-        <w:t xml:space="preserve">LlamaIndex</w:t>
-      </w:r>
-      <w:r>
-        <w:t xml:space="preserve"> </w:t>
-      </w:r>
-      <w:r>
-        <w:t xml:space="preserve">were considered as orchestration frameworks but rejected during Sprint 1. Their abstractions obscured pipeline internals (in particular the reranker score needed for the abstention gate), and intercepting individual claims for verification proved difficult. Implementing from first principles cost more development effort, but it gave me a codebase where every reliability decision is explicit and testable.</w:t>
+        <w:t xml:space="preserve">LangChain and LlamaIndex were considered as orchestration frameworks but rejected during Sprint 1. Their abstractions obscured pipeline internals (in particular the reranker score needed for the abstention gate), and intercepting individual claims for verification proved difficult. Implementing from first principles cost more development effort, but it gave me a codebase where every reliability decision is explicit and testable.</w:t>
       </w:r>
     </w:p>
     <w:bookmarkEnd w:id="60"/>
@@ -10683,55 +9737,7 @@
         <w:jc w:val="both"/>
       </w:pPr>
       <w:r>
-        <w:t xml:space="preserve">The evaluation corpus comprises three synthetic policy documents authored for this project: an</w:t>
-      </w:r>
-      <w:r>
-        <w:t xml:space="preserve"> </w:t>
-      </w:r>
-      <w:r>
-        <w:rPr>
-          <w:b/>
-          <w:bCs/>
-        </w:rPr>
-        <w:t xml:space="preserve">Employee Handbook</w:t>
-      </w:r>
-      <w:r>
-        <w:t xml:space="preserve"> </w:t>
-      </w:r>
-      <w:r>
-        <w:t xml:space="preserve">(~20 pp; remote work, leave, discipline, security obligations), an</w:t>
-      </w:r>
-      <w:r>
-        <w:t xml:space="preserve"> </w:t>
-      </w:r>
-      <w:r>
-        <w:rPr>
-          <w:b/>
-          <w:bCs/>
-        </w:rPr>
-        <w:t xml:space="preserve">IT Security Addendum</w:t>
-      </w:r>
-      <w:r>
-        <w:t xml:space="preserve"> </w:t>
-      </w:r>
-      <w:r>
-        <w:t xml:space="preserve">(~15 pp; passwords, access control, incident response, devices), and a</w:t>
-      </w:r>
-      <w:r>
-        <w:t xml:space="preserve"> </w:t>
-      </w:r>
-      <w:r>
-        <w:rPr>
-          <w:b/>
-          <w:bCs/>
-        </w:rPr>
-        <w:t xml:space="preserve">Physical Security Protocol</w:t>
-      </w:r>
-      <w:r>
-        <w:t xml:space="preserve"> </w:t>
-      </w:r>
-      <w:r>
-        <w:t xml:space="preserve">(~18 pp; visitors, CCTV, access cards, emergency response). I chose synthetic documents because real organisational policies are confidential and could not be redistributed reproducibly (NFR2), and because synthesis allowed deliberate test injection: intentional contradictions between Handbook and IT Addendum, vague quantifier language for Critic Mode, and varying paragraph structures.</w:t>
+        <w:t xml:space="preserve">The evaluation corpus comprises three synthetic policy documents authored for this project: an Employee Handbook (~20 pp; remote work, leave, discipline, security obligations), an IT Security Addendum (~15 pp; passwords, access control, incident response, devices), and a Physical Security Protocol (~18 pp; visitors, CCTV, access cards, emergency response). I chose synthetic documents because real organisational policies are confidential and could not be redistributed reproducibly (NFR2), and because synthesis allowed deliberate test injection: intentional contradictions between Handbook and IT Addendum, vague quantifier language for Critic Mode, and varying paragraph structures.</w:t>
       </w:r>
     </w:p>
     <w:p>
@@ -10883,68 +9889,7 @@
         <w:t xml:space="preserve">IndexFlatL2</w:t>
       </w:r>
       <w:r>
-        <w:t xml:space="preserve">. I chose exact rather than approximate search because the corpus is under 2,000 paragraphs, so exact search completes in under 10 ms with no recall ceiling. Top-</w:t>
-      </w:r>
-      <w:r>
-        <w:rPr>
-          <w:i/>
-          <w:iCs/>
-        </w:rPr>
-        <w:t xml:space="preserve">k</w:t>
-      </w:r>
-      <w:r>
-        <w:t xml:space="preserve"> </w:t>
-      </w:r>
-      <w:r>
-        <w:t xml:space="preserve">= 20 candidates are returned per query. I selected this value during Sprint 2:</w:t>
-      </w:r>
-      <w:r>
-        <w:t xml:space="preserve"> </w:t>
-      </w:r>
-      <w:r>
-        <w:rPr>
-          <w:i/>
-          <w:iCs/>
-        </w:rPr>
-        <w:t xml:space="preserve">k</w:t>
-      </w:r>
-      <w:r>
-        <w:t xml:space="preserve"> </w:t>
-      </w:r>
-      <w:r>
-        <w:t xml:space="preserve">= 10 occasionally missed multi-paragraph gold answers, while</w:t>
-      </w:r>
-      <w:r>
-        <w:t xml:space="preserve"> </w:t>
-      </w:r>
-      <w:r>
-        <w:rPr>
-          <w:i/>
-          <w:iCs/>
-        </w:rPr>
-        <w:t xml:space="preserve">k</w:t>
-      </w:r>
-      <w:r>
-        <w:t xml:space="preserve"> </w:t>
-      </w:r>
-      <w:r>
-        <w:t xml:space="preserve">= 50 increased reranking time without precision improvement.</w:t>
-      </w:r>
-      <w:r>
-        <w:t xml:space="preserve"> </w:t>
-      </w:r>
-      <w:r>
-        <w:rPr>
-          <w:i/>
-          <w:iCs/>
-        </w:rPr>
-        <w:t xml:space="preserve">k</w:t>
-      </w:r>
-      <w:r>
-        <w:t xml:space="preserve"> </w:t>
-      </w:r>
-      <w:r>
-        <w:t xml:space="preserve">= 20 captured ≥95% of gold paragraphs.</w:t>
+        <w:t xml:space="preserve">. I chose exact rather than approximate search because the corpus is under 2,000 paragraphs, so exact search completes in under 10 ms with no recall ceiling. Top-k = 20 candidates are returned per query. I selected this value during Sprint 2: k = 10 occasionally missed multi-paragraph gold answers, while k = 50 increased reranking time without precision improvement. k = 20 captured ≥95% of gold paragraphs.</w:t>
       </w:r>
     </w:p>
     <w:p>
@@ -11054,67 +9999,19 @@
         <w:t xml:space="preserve"> </w:t>
       </w:r>
       <w:r>
-        <w:t xml:space="preserve">class constructs the LLM prompt from three elements: a</w:t>
+        <w:t xml:space="preserve">class constructs the LLM prompt from three elements: a system instruction establishing the</w:t>
       </w:r>
       <w:r>
         <w:t xml:space="preserve"> </w:t>
       </w:r>
       <w:r>
-        <w:rPr>
-          <w:b/>
-          <w:bCs/>
-        </w:rPr>
-        <w:t xml:space="preserve">system instruction</w:t>
+        <w:t xml:space="preserve">“cited or silent”</w:t>
       </w:r>
       <w:r>
         <w:t xml:space="preserve"> </w:t>
       </w:r>
       <w:r>
-        <w:t xml:space="preserve">establishing the</w:t>
-      </w:r>
-      <w:r>
-        <w:t xml:space="preserve"> </w:t>
-      </w:r>
-      <w:r>
-        <w:t xml:space="preserve">“cited or silent”</w:t>
-      </w:r>
-      <w:r>
-        <w:t xml:space="preserve"> </w:t>
-      </w:r>
-      <w:r>
-        <w:t xml:space="preserve">contract, a</w:t>
-      </w:r>
-      <w:r>
-        <w:t xml:space="preserve"> </w:t>
-      </w:r>
-      <w:r>
-        <w:rPr>
-          <w:b/>
-          <w:bCs/>
-        </w:rPr>
-        <w:t xml:space="preserve">one-shot example</w:t>
-      </w:r>
-      <w:r>
-        <w:t xml:space="preserve"> </w:t>
-      </w:r>
-      <w:r>
-        <w:t xml:space="preserve">of correctly formatted output, and the</w:t>
-      </w:r>
-      <w:r>
-        <w:t xml:space="preserve"> </w:t>
-      </w:r>
-      <w:r>
-        <w:rPr>
-          <w:b/>
-          <w:bCs/>
-        </w:rPr>
-        <w:t xml:space="preserve">evidence block</w:t>
-      </w:r>
-      <w:r>
-        <w:t xml:space="preserve"> </w:t>
-      </w:r>
-      <w:r>
-        <w:t xml:space="preserve">containing the top 5 reranked paragraphs prefixed with their IDs. The one-shot example was refined across Sprints 3 and 4. An initial zero-shot approach produced 40% citation-format errors; adding a single carefully crafted example reduced that to under 5%, consistent with Brown et al. (2020) on few-shot prompting for format adherence.</w:t>
+        <w:t xml:space="preserve">contract, a one-shot example of correctly formatted output, and the evidence block containing the top 5 reranked paragraphs prefixed with their IDs. The one-shot example was refined across Sprints 3 and 4. An initial zero-shot approach produced 40% citation-format errors; adding a single carefully crafted example reduced that to under 5%, consistent with Brown et al. (2020) on few-shot prompting for format adherence.</w:t>
       </w:r>
     </w:p>
     <w:p>
@@ -11255,10 +10152,6 @@
         <w:jc w:val="both"/>
       </w:pPr>
       <w:r>
-        <w:rPr>
-          <w:b/>
-          <w:bCs/>
-        </w:rPr>
         <w:t xml:space="preserve">Claim Decomposition.</w:t>
       </w:r>
       <w:r>
@@ -11309,10 +10202,6 @@
         <w:jc w:val="both"/>
       </w:pPr>
       <w:r>
-        <w:rPr>
-          <w:b/>
-          <w:bCs/>
-        </w:rPr>
         <w:t xml:space="preserve">Citation Verification.</w:t>
       </w:r>
       <w:r>
@@ -11328,77 +10217,51 @@
         <w:t xml:space="preserve"> </w:t>
       </w:r>
       <w:r>
-        <w:t xml:space="preserve">applies two heuristic checks per claim.</w:t>
+        <w:t xml:space="preserve">applies two heuristic checks per claim. Jaccard token overlap: the claim and the cited paragraph are tokenised (lowercased, stopwords removed); if Jaccard falls below threshold (default 0.10) the citation is flagged as unsupported. Numeric consistency: if the claim contains specific numbers (integers, decimals, percentages,</w:t>
       </w:r>
       <w:r>
         <w:t xml:space="preserve"> </w:t>
       </w:r>
       <w:r>
-        <w:rPr>
-          <w:b/>
-          <w:bCs/>
-        </w:rPr>
-        <w:t xml:space="preserve">Jaccard token overlap</w:t>
-      </w:r>
-      <w:r>
-        <w:t xml:space="preserve">: the claim and the cited paragraph are tokenised (lowercased, stopwords removed); if Jaccard falls below threshold (default 0.10) the citation is flagged as unsupported.</w:t>
+        <w:t xml:space="preserve">“30 days”</w:t>
+      </w:r>
+      <w:r>
+        <w:t xml:space="preserve">,</w:t>
       </w:r>
       <w:r>
         <w:t xml:space="preserve"> </w:t>
       </w:r>
       <w:r>
-        <w:rPr>
-          <w:b/>
-          <w:bCs/>
-        </w:rPr>
-        <w:t xml:space="preserve">Numeric consistency</w:t>
-      </w:r>
-      <w:r>
-        <w:t xml:space="preserve">: if the claim contains specific numbers (integers, decimals, percentages,</w:t>
+        <w:t xml:space="preserve">“90-day”</w:t>
+      </w:r>
+      <w:r>
+        <w:t xml:space="preserve">), they must appear verbatim in the cited paragraph. This addresses a hallucination class I observed in Sprint 3, where the LLM</w:t>
       </w:r>
       <w:r>
         <w:t xml:space="preserve"> </w:t>
       </w:r>
       <w:r>
-        <w:t xml:space="preserve">“30 days”</w:t>
-      </w:r>
-      <w:r>
-        <w:t xml:space="preserve">,</w:t>
+        <w:t xml:space="preserve">“rounded”</w:t>
       </w:r>
       <w:r>
         <w:t xml:space="preserve"> </w:t>
       </w:r>
       <w:r>
-        <w:t xml:space="preserve">“90-day”</w:t>
-      </w:r>
-      <w:r>
-        <w:t xml:space="preserve">), they must appear verbatim in the cited paragraph. This addresses a hallucination class I observed in Sprint 3, where the LLM</w:t>
+        <w:t xml:space="preserve">numeric values (</w:t>
+      </w:r>
+      <w:r>
+        <w:t xml:space="preserve">“approximately 30 days”</w:t>
       </w:r>
       <w:r>
         <w:t xml:space="preserve"> </w:t>
       </w:r>
       <w:r>
-        <w:t xml:space="preserve">“rounded”</w:t>
+        <w:t xml:space="preserve">when the policy said</w:t>
       </w:r>
       <w:r>
         <w:t xml:space="preserve"> </w:t>
       </w:r>
       <w:r>
-        <w:t xml:space="preserve">numeric values (</w:t>
-      </w:r>
-      <w:r>
-        <w:t xml:space="preserve">“approximately 30 days”</w:t>
-      </w:r>
-      <w:r>
-        <w:t xml:space="preserve"> </w:t>
-      </w:r>
-      <w:r>
-        <w:t xml:space="preserve">when the policy said</w:t>
-      </w:r>
-      <w:r>
-        <w:t xml:space="preserve"> </w:t>
-      </w:r>
-      <w:r>
         <w:t xml:space="preserve">“28 days”</w:t>
       </w:r>
       <w:r>
@@ -11418,10 +10281,6 @@
         <w:jc w:val="both"/>
       </w:pPr>
       <w:r>
-        <w:rPr>
-          <w:b/>
-          <w:bCs/>
-        </w:rPr>
         <w:t xml:space="preserve">Support Policy Enforcement.</w:t>
       </w:r>
       <w:r>
@@ -11457,10 +10316,6 @@
         <w:jc w:val="both"/>
       </w:pPr>
       <w:r>
-        <w:rPr>
-          <w:b/>
-          <w:bCs/>
-        </w:rPr>
         <w:t xml:space="preserve">Contradiction Detection.</w:t>
       </w:r>
       <w:r>
@@ -11614,26 +10469,40 @@
         <w:t xml:space="preserve">src/policy_copilot/critic/labels.py</w:t>
       </w:r>
       <w:r>
-        <w:t xml:space="preserve">:</w:t>
+        <w:t xml:space="preserve">: L1 Normative / Loaded Language (</w:t>
+      </w:r>
+      <w:r>
+        <w:t xml:space="preserve">“obviously”</w:t>
+      </w:r>
+      <w:r>
+        <w:t xml:space="preserve">,</w:t>
       </w:r>
       <w:r>
         <w:t xml:space="preserve"> </w:t>
       </w:r>
       <w:r>
-        <w:rPr>
-          <w:b/>
-          <w:bCs/>
-        </w:rPr>
-        <w:t xml:space="preserve">L1 Normative / Loaded Language</w:t>
+        <w:t xml:space="preserve">“everyone knows”</w:t>
+      </w:r>
+      <w:r>
+        <w:t xml:space="preserve">), L2 Framing Imbalance (</w:t>
+      </w:r>
+      <w:r>
+        <w:t xml:space="preserve">“merely”</w:t>
+      </w:r>
+      <w:r>
+        <w:t xml:space="preserve">,</w:t>
       </w:r>
       <w:r>
         <w:t xml:space="preserve"> </w:t>
       </w:r>
       <w:r>
-        <w:t xml:space="preserve">(</w:t>
-      </w:r>
-      <w:r>
-        <w:t xml:space="preserve">“obviously”</w:t>
+        <w:t xml:space="preserve">“only a”</w:t>
+      </w:r>
+      <w:r>
+        <w:t xml:space="preserve">), L3 Unsupported Claim (</w:t>
+      </w:r>
+      <w:r>
+        <w:t xml:space="preserve">“guarantees zero”</w:t>
       </w:r>
       <w:r>
         <w:t xml:space="preserve">,</w:t>
@@ -11642,147 +10511,40 @@
         <w:t xml:space="preserve"> </w:t>
       </w:r>
       <w:r>
-        <w:t xml:space="preserve">“everyone knows”</w:t>
-      </w:r>
-      <w:r>
-        <w:t xml:space="preserve">),</w:t>
+        <w:t xml:space="preserve">“eliminates all”</w:t>
+      </w:r>
+      <w:r>
+        <w:t xml:space="preserve">), L4 Internal Contradiction (</w:t>
+      </w:r>
+      <w:r>
+        <w:t xml:space="preserve">“must”</w:t>
       </w:r>
       <w:r>
         <w:t xml:space="preserve"> </w:t>
       </w:r>
       <w:r>
-        <w:rPr>
-          <w:b/>
-          <w:bCs/>
-        </w:rPr>
-        <w:t xml:space="preserve">L2 Framing Imbalance</w:t>
+        <w:t xml:space="preserve">vs</w:t>
       </w:r>
       <w:r>
         <w:t xml:space="preserve"> </w:t>
       </w:r>
       <w:r>
-        <w:t xml:space="preserve">(</w:t>
-      </w:r>
-      <w:r>
-        <w:t xml:space="preserve">“merely”</w:t>
-      </w:r>
-      <w:r>
-        <w:t xml:space="preserve">,</w:t>
+        <w:t xml:space="preserve">“must not”</w:t>
       </w:r>
       <w:r>
         <w:t xml:space="preserve"> </w:t>
       </w:r>
       <w:r>
-        <w:t xml:space="preserve">“only a”</w:t>
-      </w:r>
-      <w:r>
-        <w:t xml:space="preserve">),</w:t>
+        <w:t xml:space="preserve">within scope), L5 False Dilemma (</w:t>
+      </w:r>
+      <w:r>
+        <w:t xml:space="preserve">“either / or”</w:t>
       </w:r>
       <w:r>
         <w:t xml:space="preserve"> </w:t>
       </w:r>
       <w:r>
-        <w:rPr>
-          <w:b/>
-          <w:bCs/>
-        </w:rPr>
-        <w:t xml:space="preserve">L3 Unsupported Claim</w:t>
-      </w:r>
-      <w:r>
-        <w:t xml:space="preserve"> </w:t>
-      </w:r>
-      <w:r>
-        <w:t xml:space="preserve">(</w:t>
-      </w:r>
-      <w:r>
-        <w:t xml:space="preserve">“guarantees zero”</w:t>
-      </w:r>
-      <w:r>
-        <w:t xml:space="preserve">,</w:t>
-      </w:r>
-      <w:r>
-        <w:t xml:space="preserve"> </w:t>
-      </w:r>
-      <w:r>
-        <w:t xml:space="preserve">“eliminates all”</w:t>
-      </w:r>
-      <w:r>
-        <w:t xml:space="preserve">),</w:t>
-      </w:r>
-      <w:r>
-        <w:t xml:space="preserve"> </w:t>
-      </w:r>
-      <w:r>
-        <w:rPr>
-          <w:b/>
-          <w:bCs/>
-        </w:rPr>
-        <w:t xml:space="preserve">L4 Internal Contradiction</w:t>
-      </w:r>
-      <w:r>
-        <w:t xml:space="preserve"> </w:t>
-      </w:r>
-      <w:r>
-        <w:t xml:space="preserve">(</w:t>
-      </w:r>
-      <w:r>
-        <w:t xml:space="preserve">“must”</w:t>
-      </w:r>
-      <w:r>
-        <w:t xml:space="preserve"> </w:t>
-      </w:r>
-      <w:r>
-        <w:t xml:space="preserve">vs</w:t>
-      </w:r>
-      <w:r>
-        <w:t xml:space="preserve"> </w:t>
-      </w:r>
-      <w:r>
-        <w:t xml:space="preserve">“must not”</w:t>
-      </w:r>
-      <w:r>
-        <w:t xml:space="preserve"> </w:t>
-      </w:r>
-      <w:r>
-        <w:t xml:space="preserve">within scope),</w:t>
-      </w:r>
-      <w:r>
-        <w:t xml:space="preserve"> </w:t>
-      </w:r>
-      <w:r>
-        <w:rPr>
-          <w:b/>
-          <w:bCs/>
-        </w:rPr>
-        <w:t xml:space="preserve">L5 False Dilemma</w:t>
-      </w:r>
-      <w:r>
-        <w:t xml:space="preserve"> </w:t>
-      </w:r>
-      <w:r>
-        <w:t xml:space="preserve">(</w:t>
-      </w:r>
-      <w:r>
-        <w:t xml:space="preserve">“either / or”</w:t>
-      </w:r>
-      <w:r>
-        <w:t xml:space="preserve"> </w:t>
-      </w:r>
-      <w:r>
-        <w:t xml:space="preserve">framings), and</w:t>
-      </w:r>
-      <w:r>
-        <w:t xml:space="preserve"> </w:t>
-      </w:r>
-      <w:r>
-        <w:rPr>
-          <w:b/>
-          <w:bCs/>
-        </w:rPr>
-        <w:t xml:space="preserve">L6 Slippery Slope</w:t>
-      </w:r>
-      <w:r>
-        <w:t xml:space="preserve">. Each label maps to compiled regex patterns;</w:t>
+        <w:t xml:space="preserve">framings), and L6 Slippery Slope. Each label maps to compiled regex patterns;</w:t>
       </w:r>
       <w:r>
         <w:t xml:space="preserve"> </w:t>
@@ -11824,71 +10586,7 @@
         <w:t xml:space="preserve">src/policy_copilot/ui/</w:t>
       </w:r>
       <w:r>
-        <w:t xml:space="preserve">) is a multi-mode audit workbench rather than a chat demo. Six sidebar modes are available:</w:t>
-      </w:r>
-      <w:r>
-        <w:t xml:space="preserve"> </w:t>
-      </w:r>
-      <w:r>
-        <w:rPr>
-          <w:b/>
-          <w:bCs/>
-        </w:rPr>
-        <w:t xml:space="preserve">Ask</w:t>
-      </w:r>
-      <w:r>
-        <w:t xml:space="preserve"> </w:t>
-      </w:r>
-      <w:r>
-        <w:t xml:space="preserve">(chat with inline citations),</w:t>
-      </w:r>
-      <w:r>
-        <w:t xml:space="preserve"> </w:t>
-      </w:r>
-      <w:r>
-        <w:rPr>
-          <w:b/>
-          <w:bCs/>
-        </w:rPr>
-        <w:t xml:space="preserve">Audit Trace</w:t>
-      </w:r>
-      <w:r>
-        <w:t xml:space="preserve"> </w:t>
-      </w:r>
-      <w:r>
-        <w:t xml:space="preserve">(claim-by-claim verification dossier),</w:t>
-      </w:r>
-      <w:r>
-        <w:t xml:space="preserve"> </w:t>
-      </w:r>
-      <w:r>
-        <w:rPr>
-          <w:b/>
-          <w:bCs/>
-        </w:rPr>
-        <w:t xml:space="preserve">Critic Lens</w:t>
-      </w:r>
-      <w:r>
-        <w:t xml:space="preserve"> </w:t>
-      </w:r>
-      <w:r>
-        <w:t xml:space="preserve">(Critic Mode with filterable findings),</w:t>
-      </w:r>
-      <w:r>
-        <w:t xml:space="preserve"> </w:t>
-      </w:r>
-      <w:r>
-        <w:rPr>
-          <w:b/>
-          <w:bCs/>
-        </w:rPr>
-        <w:t xml:space="preserve">Experiment Explorer</w:t>
-      </w:r>
-      <w:r>
-        <w:t xml:space="preserve"> </w:t>
-      </w:r>
-      <w:r>
-        <w:t xml:space="preserve">(browse and compare runs from</w:t>
+        <w:t xml:space="preserve">) is a multi-mode audit workbench rather than a chat demo. Six sidebar modes are available: Ask (chat with inline citations), Audit Trace (claim-by-claim verification dossier), Critic Lens (Critic Mode with filterable findings), Experiment Explorer (browse and compare runs from</w:t>
       </w:r>
       <w:r>
         <w:t xml:space="preserve"> </w:t>
@@ -11900,39 +10598,7 @@
         <w:t xml:space="preserve">results/runs/</w:t>
       </w:r>
       <w:r>
-        <w:t xml:space="preserve">),</w:t>
-      </w:r>
-      <w:r>
-        <w:t xml:space="preserve"> </w:t>
-      </w:r>
-      <w:r>
-        <w:rPr>
-          <w:b/>
-          <w:bCs/>
-        </w:rPr>
-        <w:t xml:space="preserve">Reviewer Mode</w:t>
-      </w:r>
-      <w:r>
-        <w:t xml:space="preserve"> </w:t>
-      </w:r>
-      <w:r>
-        <w:t xml:space="preserve">(structured human-in-the-loop scoring), and</w:t>
-      </w:r>
-      <w:r>
-        <w:t xml:space="preserve"> </w:t>
-      </w:r>
-      <w:r>
-        <w:rPr>
-          <w:b/>
-          <w:bCs/>
-        </w:rPr>
-        <w:t xml:space="preserve">Help &amp; Guide</w:t>
-      </w:r>
-      <w:r>
-        <w:t xml:space="preserve"> </w:t>
-      </w:r>
-      <w:r>
-        <w:t xml:space="preserve">(onboarding and glossary).</w:t>
+        <w:t xml:space="preserve">), Reviewer Mode (structured human-in-the-loop scoring), and Help &amp; Guide (onboarding and glossary).</w:t>
       </w:r>
     </w:p>
     <w:p>
@@ -11969,17 +10635,7 @@
         <w:jc w:val="both"/>
       </w:pPr>
       <w:r>
-        <w:rPr>
-          <w:b/>
-          <w:bCs/>
-        </w:rPr>
-        <w:t xml:space="preserve">One-click audit export</w:t>
-      </w:r>
-      <w:r>
-        <w:t xml:space="preserve"> </w:t>
-      </w:r>
-      <w:r>
-        <w:t xml:space="preserve">via</w:t>
+        <w:t xml:space="preserve">One-click audit export via</w:t>
       </w:r>
       <w:r>
         <w:t xml:space="preserve"> </w:t>
@@ -12012,83 +10668,19 @@
         <w:jc w:val="both"/>
       </w:pPr>
       <w:r>
-        <w:t xml:space="preserve">Four non-trivial problems demonstrate the project’s complexity.</w:t>
+        <w:t xml:space="preserve">Four non-trivial problems demonstrate the project’s complexity. JSON schema compliance: an initial 12% failure rate (the LLM producing non-JSON) was reduced to under 1% via a three-level repair: brace-matching extraction, retry with appended</w:t>
       </w:r>
       <w:r>
         <w:t xml:space="preserve"> </w:t>
       </w:r>
       <w:r>
-        <w:rPr>
-          <w:b/>
-          <w:bCs/>
-        </w:rPr>
-        <w:t xml:space="preserve">JSON schema compliance:</w:t>
+        <w:t xml:space="preserve">“respond only in JSON”</w:t>
       </w:r>
       <w:r>
         <w:t xml:space="preserve"> </w:t>
       </w:r>
       <w:r>
-        <w:t xml:space="preserve">an initial 12% failure rate (the LLM producing non-JSON) was reduced to under 1% via a three-level repair: brace-matching extraction, retry with appended</w:t>
-      </w:r>
-      <w:r>
-        <w:t xml:space="preserve"> </w:t>
-      </w:r>
-      <w:r>
-        <w:t xml:space="preserve">“respond only in JSON”</w:t>
-      </w:r>
-      <w:r>
-        <w:t xml:space="preserve"> </w:t>
-      </w:r>
-      <w:r>
-        <w:t xml:space="preserve">instruction, and finally Extractive Mode fallback.</w:t>
-      </w:r>
-      <w:r>
-        <w:t xml:space="preserve"> </w:t>
-      </w:r>
-      <w:r>
-        <w:rPr>
-          <w:b/>
-          <w:bCs/>
-        </w:rPr>
-        <w:t xml:space="preserve">Claim-splitting edge cases:</w:t>
-      </w:r>
-      <w:r>
-        <w:t xml:space="preserve"> </w:t>
-      </w:r>
-      <w:r>
-        <w:t xml:space="preserve">naive period-splitting required around 15 regex iterations to handle abbreviations, decimals, and enumerated lists. The single bug that took longest to track down was the splitter swallowing the second item in a numbered list after the LLM dropped the trailing period; that one cost most of a day before I added a test that pinned the exact failing string.</w:t>
-      </w:r>
-      <w:r>
-        <w:t xml:space="preserve"> </w:t>
-      </w:r>
-      <w:r>
-        <w:rPr>
-          <w:b/>
-          <w:bCs/>
-        </w:rPr>
-        <w:t xml:space="preserve">Reranker score behaviour:</w:t>
-      </w:r>
-      <w:r>
-        <w:t xml:space="preserve"> </w:t>
-      </w:r>
-      <w:r>
-        <w:t xml:space="preserve">raw cross-encoder logits proved more discriminating than softmax-normalised scores for the abstention gate, consistent with Nogueira and Cho (2019).</w:t>
-      </w:r>
-      <w:r>
-        <w:t xml:space="preserve"> </w:t>
-      </w:r>
-      <w:r>
-        <w:rPr>
-          <w:b/>
-          <w:bCs/>
-        </w:rPr>
-        <w:t xml:space="preserve">Stable ID collision:</w:t>
-      </w:r>
-      <w:r>
-        <w:t xml:space="preserve"> </w:t>
-      </w:r>
-      <w:r>
-        <w:t xml:space="preserve">two single-sentence</w:t>
+        <w:t xml:space="preserve">instruction, and finally Extractive Mode fallback. Claim-splitting edge cases: naive period-splitting required around 15 regex iterations to handle abbreviations, decimals, and enumerated lists. The single bug that took longest to track down was the splitter swallowing the second item in a numbered list after the LLM dropped the trailing period; that one cost most of a day before I added a test that pinned the exact failing string. Reranker score behaviour: raw cross-encoder logits proved more discriminating than softmax-normalised scores for the abstention gate, consistent with Nogueira and Cho (2019). Stable ID collision: two single-sentence</w:t>
       </w:r>
       <w:r>
         <w:t xml:space="preserve"> </w:t>
@@ -12784,8 +11376,6 @@
             <w:r>
               <w:rPr>
                 <w:rFonts w:ascii="Times New Roman" w:hAnsi="Times New Roman"/>
-                <w:b/>
-                <w:bCs/>
                 <w:color w:val="000000"/>
                 <w:sz w:val="18"/>
               </w:rPr>
@@ -12810,8 +11400,6 @@
             <w:r>
               <w:rPr>
                 <w:rFonts w:ascii="Times New Roman" w:hAnsi="Times New Roman"/>
-                <w:b/>
-                <w:bCs/>
                 <w:color w:val="000000"/>
                 <w:sz w:val="18"/>
               </w:rPr>
@@ -12836,8 +11424,6 @@
             <w:r>
               <w:rPr>
                 <w:rFonts w:ascii="Times New Roman" w:hAnsi="Times New Roman"/>
-                <w:b/>
-                <w:bCs/>
                 <w:color w:val="000000"/>
                 <w:sz w:val="18"/>
               </w:rPr>
@@ -12862,8 +11448,6 @@
             <w:r>
               <w:rPr>
                 <w:rFonts w:ascii="Times New Roman" w:hAnsi="Times New Roman"/>
-                <w:b/>
-                <w:bCs/>
                 <w:color w:val="000000"/>
                 <w:sz w:val="18"/>
               </w:rPr>
@@ -12940,17 +11524,7 @@
         <w:jc w:val="both"/>
       </w:pPr>
       <w:r>
-        <w:rPr>
-          <w:b/>
-          <w:bCs/>
-        </w:rPr>
-        <w:t xml:space="preserve">Objective slice.</w:t>
-      </w:r>
-      <w:r>
-        <w:t xml:space="preserve"> </w:t>
-      </w:r>
-      <w:r>
-        <w:t xml:space="preserve">Automated RAG evaluation depends on either gold annotations (debatable) or LLM-as-judge scoring (biased; Zheng et al., 2024). To reduce reliance on the latter, I identified an objective slice of 16 answerable queries whose correct answer is a specific number, named procedure, or yes / no obligation deterministically verifiable against source paragraphs (</w:t>
+        <w:t xml:space="preserve">Objective slice. Automated RAG evaluation depends on either gold annotations (debatable) or LLM-as-judge scoring (biased; Zheng et al., 2024). To reduce reliance on the latter, I identified an objective slice of 16 answerable queries whose correct answer is a specific number, named procedure, or yes / no obligation deterministically verifiable against source paragraphs (</w:t>
       </w:r>
       <w:r>
         <w:t xml:space="preserve">“What is the minimum password length?”</w:t>
@@ -14228,10 +12802,6 @@
         <w:jc w:val="both"/>
       </w:pPr>
       <w:r>
-        <w:rPr>
-          <w:i/>
-          <w:iCs/>
-        </w:rPr>
         <w:t xml:space="preserve">Note: B2 and B3 report identical metrics in the final test-split run because both fell back to the same BM25 retriever when the dense FAISS index was unavailable in the final reproducibility environment. The reranker still ran on B3’s candidates but could not improve recall on an identical candidate set. Development-phase runs with the dense index active showed a clear reranking benefit: Evidence Recall@5 rose from 68% (B2) to 85% (B3), and MRR from 0.52 to 0.78, broadly consistent with the two-stage benefit reported in the literature (Nogueira and Cho, 2019; Lin et al., 2021). These dev-phase numbers are the ones that better represent the design’s intended retrieval performance, and the test-split numbers in Table 4.3 should be read with that in mind. The reranker’s qualitative contribution is isolated separately in the §4.6 ablation.</w:t>
       </w:r>
     </w:p>
@@ -14304,39 +12874,7 @@
         <w:jc w:val="both"/>
       </w:pPr>
       <w:r>
-        <w:t xml:space="preserve">The system’s job is to make sure every surviving claim is backed by its cited evidence. Table 4.4 separates the</w:t>
-      </w:r>
-      <w:r>
-        <w:t xml:space="preserve"> </w:t>
-      </w:r>
-      <w:r>
-        <w:rPr>
-          <w:b/>
-          <w:bCs/>
-        </w:rPr>
-        <w:t xml:space="preserve">claim-level intermediate metric</w:t>
-      </w:r>
-      <w:r>
-        <w:t xml:space="preserve"> </w:t>
-      </w:r>
-      <w:r>
-        <w:t xml:space="preserve">(what verification catches before any response-level decision) from the headline</w:t>
-      </w:r>
-      <w:r>
-        <w:t xml:space="preserve"> </w:t>
-      </w:r>
-      <w:r>
-        <w:rPr>
-          <w:b/>
-          <w:bCs/>
-        </w:rPr>
-        <w:t xml:space="preserve">response-level metric</w:t>
-      </w:r>
-      <w:r>
-        <w:t xml:space="preserve"> </w:t>
-      </w:r>
-      <w:r>
-        <w:t xml:space="preserve">in Table 4.2.</w:t>
+        <w:t xml:space="preserve">The system’s job is to make sure every surviving claim is backed by its cited evidence. Table 4.4 separates the claim-level intermediate metric (what verification catches before any response-level decision) from the headline response-level metric in Table 4.2.</w:t>
       </w:r>
     </w:p>
     <w:p>
@@ -14713,10 +13251,6 @@
         <w:jc w:val="both"/>
       </w:pPr>
       <w:r>
-        <w:rPr>
-          <w:i/>
-          <w:iCs/>
-        </w:rPr>
         <w:t xml:space="preserve">Note: These are intermediate claim-level rates measured after pruning failed claims but before the response-level support-rate enforcement step. The support-rate step then suppresses any response below the minimum support threshold by converting it into an abstention. After that final step, the response-level Ungrounded Rate reported in Table 4.2 is 0.0%. The two numbers therefore measure different things: 4% is the residual rate the heuristic itself cannot catch, and 0.0% is what surfaces to a user once partially-grounded responses are removed.</w:t>
       </w:r>
     </w:p>
@@ -14806,23 +13340,7 @@
         <w:t xml:space="preserve">abstain_threshold = 0.30</w:t>
       </w:r>
       <w:r>
-        <w:t xml:space="preserve">) and a post-LLM per-claim</w:t>
-      </w:r>
-      <w:r>
-        <w:t xml:space="preserve"> </w:t>
-      </w:r>
-      <w:r>
-        <w:rPr>
-          <w:b/>
-          <w:bCs/>
-        </w:rPr>
-        <w:t xml:space="preserve">support-rate</w:t>
-      </w:r>
-      <w:r>
-        <w:t xml:space="preserve"> </w:t>
-      </w:r>
-      <w:r>
-        <w:t xml:space="preserve">gate (</w:t>
+        <w:t xml:space="preserve">) and a post-LLM per-claim support-rate gate (</w:t>
       </w:r>
       <w:r>
         <w:rPr>
@@ -15832,38 +14350,18 @@
         <w:jc w:val="both"/>
       </w:pPr>
       <w:r>
-        <w:rPr>
-          <w:i/>
-          <w:iCs/>
-        </w:rPr>
         <w:t xml:space="preserve">Note: Ablation rows for the</w:t>
       </w:r>
       <w:r>
-        <w:rPr>
-          <w:i/>
-          <w:iCs/>
-        </w:rPr>
         <w:t xml:space="preserve"> </w:t>
       </w:r>
       <w:r>
-        <w:rPr>
-          <w:i/>
-          <w:iCs/>
-        </w:rPr>
         <w:t xml:space="preserve">“minus X”</w:t>
       </w:r>
       <w:r>
-        <w:rPr>
-          <w:i/>
-          <w:iCs/>
-        </w:rPr>
         <w:t xml:space="preserve"> </w:t>
       </w:r>
       <w:r>
-        <w:rPr>
-          <w:i/>
-          <w:iCs/>
-        </w:rPr>
         <w:t xml:space="preserve">configurations are design-time estimates from Sprint 5 dev-split runs with individual components disabled. Only the B3 Full row reflects the final live test-split evaluation. The Answer Rate gap reflects the stricter 0.30 threshold adopted post-Sprint-5. These rows should be read as development-phase evidence about the relative shape of each component’s contribution rather than as final test-split numbers.</w:t>
       </w:r>
     </w:p>
@@ -16954,8 +15452,6 @@
             <w:r>
               <w:rPr>
                 <w:rFonts w:ascii="Times New Roman" w:hAnsi="Times New Roman"/>
-                <w:b/>
-                <w:bCs/>
                 <w:color w:val="000000"/>
                 <w:sz w:val="18"/>
               </w:rPr>
@@ -16980,8 +15476,6 @@
             <w:r>
               <w:rPr>
                 <w:rFonts w:ascii="Times New Roman" w:hAnsi="Times New Roman"/>
-                <w:b/>
-                <w:bCs/>
                 <w:color w:val="000000"/>
                 <w:sz w:val="18"/>
               </w:rPr>
@@ -17006,8 +15500,6 @@
             <w:r>
               <w:rPr>
                 <w:rFonts w:ascii="Times New Roman" w:hAnsi="Times New Roman"/>
-                <w:b/>
-                <w:bCs/>
                 <w:color w:val="000000"/>
                 <w:sz w:val="18"/>
               </w:rPr>
@@ -17032,8 +15524,6 @@
             <w:r>
               <w:rPr>
                 <w:rFonts w:ascii="Times New Roman" w:hAnsi="Times New Roman"/>
-                <w:b/>
-                <w:bCs/>
                 <w:color w:val="000000"/>
                 <w:sz w:val="18"/>
               </w:rPr>
@@ -17378,8 +15868,6 @@
             <w:r>
               <w:rPr>
                 <w:rFonts w:ascii="Times New Roman" w:hAnsi="Times New Roman"/>
-                <w:b/>
-                <w:bCs/>
                 <w:color w:val="000000"/>
                 <w:sz w:val="18"/>
               </w:rPr>
@@ -17494,8 +15982,6 @@
             <w:r>
               <w:rPr>
                 <w:rFonts w:ascii="Times New Roman" w:hAnsi="Times New Roman"/>
-                <w:b/>
-                <w:bCs/>
                 <w:color w:val="000000"/>
                 <w:sz w:val="18"/>
               </w:rPr>
@@ -17658,8 +16144,6 @@
             <w:r>
               <w:rPr>
                 <w:rFonts w:ascii="Times New Roman" w:hAnsi="Times New Roman"/>
-                <w:b/>
-                <w:bCs/>
                 <w:color w:val="000000"/>
                 <w:sz w:val="18"/>
               </w:rPr>
@@ -17790,8 +16274,6 @@
             <w:r>
               <w:rPr>
                 <w:rFonts w:ascii="Times New Roman" w:hAnsi="Times New Roman"/>
-                <w:b/>
-                <w:bCs/>
                 <w:color w:val="000000"/>
                 <w:sz w:val="18"/>
               </w:rPr>
@@ -17890,8 +16372,6 @@
             <w:r>
               <w:rPr>
                 <w:rFonts w:ascii="Times New Roman" w:hAnsi="Times New Roman"/>
-                <w:b/>
-                <w:bCs/>
                 <w:color w:val="000000"/>
                 <w:sz w:val="18"/>
               </w:rPr>
@@ -19124,23 +17604,7 @@
         <w:jc w:val="both"/>
       </w:pPr>
       <w:r>
-        <w:t xml:space="preserve">A central limitation of the headline evaluation is that the corpus is synthetic: I authored it for this project, so retrieval and abstention behaviour are tested against text I controlled. To test the system on text I had not written myself, I ran the same B3 pipeline in Extractive Mode against a small</w:t>
-      </w:r>
-      <w:r>
-        <w:t xml:space="preserve"> </w:t>
-      </w:r>
-      <w:r>
-        <w:rPr>
-          <w:b/>
-          <w:bCs/>
-        </w:rPr>
-        <w:t xml:space="preserve">Public Guidance Transfer Corpus</w:t>
-      </w:r>
-      <w:r>
-        <w:t xml:space="preserve"> </w:t>
-      </w:r>
-      <w:r>
-        <w:t xml:space="preserve">built from Open Government Licence v3.0 material published by the National Cyber Security Centre, the Information Commissioner’s Office, and ACAS. The transfer set is supplementary to the synthetic benchmark, not a replacement. It contains 8 documents, 249 paragraphs, and a 20-query test set: 12 answerable, 4 unanswerable, and 4 ambiguous-evidence cases. Provenance, licence, and access dates are recorded in Appendix B.11. Because no LLM API key was used in this run, only B3-Extractive is reported; a generative transfer test remains future work in §5.3.</w:t>
+        <w:t xml:space="preserve">A central limitation of the headline evaluation is that the corpus is synthetic: I authored it for this project, so retrieval and abstention behaviour are tested against text I controlled. To test the system on text I had not written myself, I ran the same B3 pipeline in Extractive Mode against a small Public Guidance Transfer Corpus built from Open Government Licence v3.0 material published by the National Cyber Security Centre, the Information Commissioner’s Office, and ACAS. The transfer set is supplementary to the synthetic benchmark, not a replacement. It contains 8 documents, 249 paragraphs, and a 20-query test set: 12 answerable, 4 unanswerable, and 4 ambiguous-evidence cases. Provenance, licence, and access dates are recorded in Appendix B.11. Because no LLM API key was used in this run, only B3-Extractive is reported; a generative transfer test remains future work in §5.3.</w:t>
       </w:r>
     </w:p>
     <w:p>
@@ -21337,17 +19801,7 @@
         <w:jc w:val="both"/>
       </w:pPr>
       <w:r>
-        <w:rPr>
-          <w:b/>
-          <w:bCs/>
-        </w:rPr>
-        <w:t xml:space="preserve">L1: Primary Corpus is Synthetic.</w:t>
-      </w:r>
-      <w:r>
-        <w:t xml:space="preserve"> </w:t>
-      </w:r>
-      <w:r>
-        <w:t xml:space="preserve">The headline benchmark was authored specifically for this project, which enabled controlled injection of test cases (deliberate contradictions, vague language) but means the synthetic paragraphs are unusually clean compared with real-world scanned PDFs that carry OCR noise, complex tables, and inconsistent boilerplate. The Public Guidance Transfer Stress Test in §4.11 partially addresses this. On a small unfamiliar OGL-licensed corpus from NCSC, ICO, and ACAS, B3-Extractive still produced zero fabricated citations and a 0% ungrounded rate, but Evidence Recall@5 fell from 73.4% on the synthetic test split to 52.1% on the transfer set (a roughly 30% relative drop). Wider transfer to noisier real-world documents and to a generative-mode test on the public corpus remains future work (§5.3).</w:t>
+        <w:t xml:space="preserve">L1: Primary Corpus is Synthetic. The headline benchmark was authored specifically for this project, which enabled controlled injection of test cases (deliberate contradictions, vague language) but means the synthetic paragraphs are unusually clean compared with real-world scanned PDFs that carry OCR noise, complex tables, and inconsistent boilerplate. The Public Guidance Transfer Stress Test in §4.11 partially addresses this. On a small unfamiliar OGL-licensed corpus from NCSC, ICO, and ACAS, B3-Extractive still produced zero fabricated citations and a 0% ungrounded rate, but Evidence Recall@5 fell from 73.4% on the synthetic test split to 52.1% on the transfer set (a roughly 30% relative drop). Wider transfer to noisier real-world documents and to a generative-mode test on the public corpus remains future work (§5.3).</w:t>
       </w:r>
     </w:p>
     <w:p>
@@ -21355,17 +19809,7 @@
         <w:jc w:val="both"/>
       </w:pPr>
       <w:r>
-        <w:rPr>
-          <w:b/>
-          <w:bCs/>
-        </w:rPr>
-        <w:t xml:space="preserve">L2: Golden Set Size.</w:t>
-      </w:r>
-      <w:r>
-        <w:t xml:space="preserve"> </w:t>
-      </w:r>
-      <w:r>
-        <w:t xml:space="preserve">At 63 queries (44 test, 19 dev), the golden set provides directional evidence but limited statistical power. Bootstrap confidence intervals (§4.12) are wide, particularly for Answer Rate, and a five-percentage-point shift in any headline metric would be within sampling variability. A production evaluation would require several hundred annotated queries for statistically robust conclusions.</w:t>
+        <w:t xml:space="preserve">L2: Golden Set Size. At 63 queries (44 test, 19 dev), the golden set provides directional evidence but limited statistical power. Bootstrap confidence intervals (§4.12) are wide, particularly for Answer Rate, and a five-percentage-point shift in any headline metric would be within sampling variability. A production evaluation would require several hundred annotated queries for statistically robust conclusions.</w:t>
       </w:r>
     </w:p>
     <w:p>
@@ -21373,17 +19817,7 @@
         <w:jc w:val="both"/>
       </w:pPr>
       <w:r>
-        <w:rPr>
-          <w:b/>
-          <w:bCs/>
-        </w:rPr>
-        <w:t xml:space="preserve">L3: Heuristic Verification Ceiling.</w:t>
-      </w:r>
-      <w:r>
-        <w:t xml:space="preserve"> </w:t>
-      </w:r>
-      <w:r>
-        <w:t xml:space="preserve">Jaccard token overlap cannot detect semantic entailment, paraphrasing, or implicit support. The verification step’s two-thirds hallucination-catch rate represents its ceiling under the current heuristic approach, and §4.8 documents two cases where correctly generated claims were pruned because the LLM paraphrased the source text below the overlap threshold.</w:t>
+        <w:t xml:space="preserve">L3: Heuristic Verification Ceiling. Jaccard token overlap cannot detect semantic entailment, paraphrasing, or implicit support. The verification step’s two-thirds hallucination-catch rate represents its ceiling under the current heuristic approach, and §4.8 documents two cases where correctly generated claims were pruned because the LLM paraphrased the source text below the overlap threshold.</w:t>
       </w:r>
     </w:p>
     <w:p>
@@ -21391,17 +19825,7 @@
         <w:jc w:val="both"/>
       </w:pPr>
       <w:r>
-        <w:rPr>
-          <w:b/>
-          <w:bCs/>
-        </w:rPr>
-        <w:t xml:space="preserve">L4: Single LLM Evaluated.</w:t>
-      </w:r>
-      <w:r>
-        <w:t xml:space="preserve"> </w:t>
-      </w:r>
-      <w:r>
-        <w:t xml:space="preserve">All generative results were obtained using a single LLM family via the OpenAI API. Different models may exhibit different hallucination patterns, citation-format compliance rates, and prompt-following behaviour. The system’s model-agnostic architecture supports easy substitution, but a comparative evaluation across model families was not conducted within the project timeline.</w:t>
+        <w:t xml:space="preserve">L4: Single LLM Evaluated. All generative results were obtained using a single LLM family via the OpenAI API. Different models may exhibit different hallucination patterns, citation-format compliance rates, and prompt-following behaviour. The system’s model-agnostic architecture supports easy substitution, but a comparative evaluation across model families was not conducted within the project timeline.</w:t>
       </w:r>
     </w:p>
     <w:p>
@@ -21409,17 +19833,7 @@
         <w:jc w:val="both"/>
       </w:pPr>
       <w:r>
-        <w:rPr>
-          <w:b/>
-          <w:bCs/>
-        </w:rPr>
-        <w:t xml:space="preserve">L5: Limited Independent Human Evaluation and Adversarial Coverage.</w:t>
-      </w:r>
-      <w:r>
-        <w:t xml:space="preserve"> </w:t>
-      </w:r>
-      <w:r>
-        <w:t xml:space="preserve">The independent reviewer evaluation reported in §4.10 (n = 6 peer participants, 14-18 April 2026) is a useful sanity check on the automated metrics, but it is small, author-facilitated rather than fully blinded, and the reviewer pool is non-domain-expert (CS peers rather than compliance specialists). A Round 2 per-query collection (Appendix B.10) reaches Krippendorff’s α 0.74 on three of five axes; a small 15-query adversarial probe (Appendix B.12, Extractive arm safe at 100%, Generative arm</w:t>
+        <w:t xml:space="preserve">L5: Limited Independent Human Evaluation and Adversarial Coverage. The independent reviewer evaluation reported in §4.10 (n = 6 peer participants, 14-18 April 2026) is a useful sanity check on the automated metrics, but it is small, author-facilitated rather than fully blinded, and the reviewer pool is non-domain-expert (CS peers rather than compliance specialists). A Round 2 per-query collection (Appendix B.10) reaches Krippendorff’s α 0.74 on three of five axes; a small 15-query adversarial probe (Appendix B.12, Extractive arm safe at 100%, Generative arm</w:t>
       </w:r>
       <w:r>
         <w:t xml:space="preserve"> </w:t>
@@ -22123,17 +20537,54 @@
         <w:jc w:val="both"/>
       </w:pPr>
       <w:r>
-        <w:rPr>
-          <w:b/>
-          <w:bCs/>
-        </w:rPr>
-        <w:t xml:space="preserve">F1: NLI-Based Verification.</w:t>
+        <w:t xml:space="preserve">F1: NLI-Based Verification. Supplement Jaccard with NLI models (FEVER; Thorne et al., 2018; SciFact; Wadden et al., 2020) classifying claim / evidence entailment, ideally as a borderline-case backstop to the heuristic so determinism and speed are preserved where the heuristic is confident.</w:t>
+      </w:r>
+    </w:p>
+    <w:p>
+      <w:pPr>
+        <w:jc w:val="both"/>
+      </w:pPr>
+      <w:r>
+        <w:t xml:space="preserve">F2: Domain-Adapted Embeddings. Fine-tune the bi-encoder on policy-specific terminology pairs (</w:t>
+      </w:r>
+      <w:r>
+        <w:t xml:space="preserve">“disposal”</w:t>
       </w:r>
       <w:r>
         <w:t xml:space="preserve"> </w:t>
       </w:r>
       <w:r>
-        <w:t xml:space="preserve">Supplement Jaccard with NLI models (FEVER; Thorne et al., 2018; SciFact; Wadden et al., 2020) classifying claim / evidence entailment, ideally as a borderline-case backstop to the heuristic so determinism and speed are preserved where the heuristic is confident.</w:t>
+        <w:t xml:space="preserve">and</w:t>
+      </w:r>
+      <w:r>
+        <w:t xml:space="preserve"> </w:t>
+      </w:r>
+      <w:r>
+        <w:t xml:space="preserve">“shredding”</w:t>
+      </w:r>
+      <w:r>
+        <w:t xml:space="preserve">;</w:t>
+      </w:r>
+      <w:r>
+        <w:t xml:space="preserve"> </w:t>
+      </w:r>
+      <w:r>
+        <w:t xml:space="preserve">“moonlighting”</w:t>
+      </w:r>
+      <w:r>
+        <w:t xml:space="preserve"> </w:t>
+      </w:r>
+      <w:r>
+        <w:t xml:space="preserve">and</w:t>
+      </w:r>
+      <w:r>
+        <w:t xml:space="preserve"> </w:t>
+      </w:r>
+      <w:r>
+        <w:t xml:space="preserve">“secondary employment”</w:t>
+      </w:r>
+      <w:r>
+        <w:t xml:space="preserve">) via transfer learning from legal NLP corpora (Chalkidis et al., 2020). This would directly address the vocabulary-mismatch failures identified in the error analysis.</w:t>
       </w:r>
     </w:p>
     <w:p>
@@ -22141,56 +20592,7 @@
         <w:jc w:val="both"/>
       </w:pPr>
       <w:r>
-        <w:rPr>
-          <w:b/>
-          <w:bCs/>
-        </w:rPr>
-        <w:t xml:space="preserve">F2: Domain-Adapted Embeddings.</w:t>
-      </w:r>
-      <w:r>
-        <w:t xml:space="preserve"> </w:t>
-      </w:r>
-      <w:r>
-        <w:t xml:space="preserve">Fine-tune the bi-encoder on policy-specific terminology pairs (</w:t>
-      </w:r>
-      <w:r>
-        <w:t xml:space="preserve">“disposal”</w:t>
-      </w:r>
-      <w:r>
-        <w:t xml:space="preserve"> </w:t>
-      </w:r>
-      <w:r>
-        <w:t xml:space="preserve">and</w:t>
-      </w:r>
-      <w:r>
-        <w:t xml:space="preserve"> </w:t>
-      </w:r>
-      <w:r>
-        <w:t xml:space="preserve">“shredding”</w:t>
-      </w:r>
-      <w:r>
-        <w:t xml:space="preserve">;</w:t>
-      </w:r>
-      <w:r>
-        <w:t xml:space="preserve"> </w:t>
-      </w:r>
-      <w:r>
-        <w:t xml:space="preserve">“moonlighting”</w:t>
-      </w:r>
-      <w:r>
-        <w:t xml:space="preserve"> </w:t>
-      </w:r>
-      <w:r>
-        <w:t xml:space="preserve">and</w:t>
-      </w:r>
-      <w:r>
-        <w:t xml:space="preserve"> </w:t>
-      </w:r>
-      <w:r>
-        <w:t xml:space="preserve">“secondary employment”</w:t>
-      </w:r>
-      <w:r>
-        <w:t xml:space="preserve">) via transfer learning from legal NLP corpora (Chalkidis et al., 2020). This would directly address the vocabulary-mismatch failures identified in the error analysis.</w:t>
+        <w:t xml:space="preserve">F3: Multi-Model Evaluation. Systematically evaluate the pipeline across GPT-4, Claude 3, Llama 3, and Mistral to establish the degree to which the reliability properties are model-dependent. Early informal testing suggested that smaller models produce more schema violations but similar hallucination rates, a hypothesis a controlled study could confirm or refute.</w:t>
       </w:r>
     </w:p>
     <w:p>
@@ -22198,17 +20600,7 @@
         <w:jc w:val="both"/>
       </w:pPr>
       <w:r>
-        <w:rPr>
-          <w:b/>
-          <w:bCs/>
-        </w:rPr>
-        <w:t xml:space="preserve">F3: Multi-Model Evaluation.</w:t>
-      </w:r>
-      <w:r>
-        <w:t xml:space="preserve"> </w:t>
-      </w:r>
-      <w:r>
-        <w:t xml:space="preserve">Systematically evaluate the pipeline across GPT-4, Claude 3, Llama 3, and Mistral to establish the degree to which the reliability properties are model-dependent. Early informal testing suggested that smaller models produce more schema violations but similar hallucination rates, a hypothesis a controlled study could confirm or refute.</w:t>
+        <w:t xml:space="preserve">F4: Larger, Externally-Annotated Golden Set. Expand to 200+ queries with independent annotators and Cohen’s kappa, providing the credibility signal absent from the single-annotator design.</w:t>
       </w:r>
     </w:p>
     <w:p>
@@ -22216,17 +20608,7 @@
         <w:jc w:val="both"/>
       </w:pPr>
       <w:r>
-        <w:rPr>
-          <w:b/>
-          <w:bCs/>
-        </w:rPr>
-        <w:t xml:space="preserve">F4: Larger, Externally-Annotated Golden Set.</w:t>
-      </w:r>
-      <w:r>
-        <w:t xml:space="preserve"> </w:t>
-      </w:r>
-      <w:r>
-        <w:t xml:space="preserve">Expand to 200+ queries with independent annotators and Cohen’s kappa, providing the credibility signal absent from the single-annotator design.</w:t>
+        <w:t xml:space="preserve">F5: User Feedback Integration. Incorporate a production feedback loop in which policy owners rate answers as useful, partially useful, or incorrect. Aggregated feedback would enable dynamic threshold tuning and identify systematic retrieval gaps.</w:t>
       </w:r>
     </w:p>
     <w:p>
@@ -22234,35 +20616,7 @@
         <w:jc w:val="both"/>
       </w:pPr>
       <w:r>
-        <w:rPr>
-          <w:b/>
-          <w:bCs/>
-        </w:rPr>
-        <w:t xml:space="preserve">F5: User Feedback Integration.</w:t>
-      </w:r>
-      <w:r>
-        <w:t xml:space="preserve"> </w:t>
-      </w:r>
-      <w:r>
-        <w:t xml:space="preserve">Incorporate a production feedback loop in which policy owners rate answers as useful, partially useful, or incorrect. Aggregated feedback would enable dynamic threshold tuning and identify systematic retrieval gaps.</w:t>
-      </w:r>
-    </w:p>
-    <w:p>
-      <w:pPr>
-        <w:jc w:val="both"/>
-      </w:pPr>
-      <w:r>
-        <w:rPr>
-          <w:b/>
-          <w:bCs/>
-        </w:rPr>
-        <w:t xml:space="preserve">F6: Transfer to Real-World Documents.</w:t>
-      </w:r>
-      <w:r>
-        <w:t xml:space="preserve"> </w:t>
-      </w:r>
-      <w:r>
-        <w:t xml:space="preserve">Empirical validation on a real organisational policy corpus, ideally with an industry partner willing to share a redacted version, is the most important next step for converting this work from a research prototype into a deployable tool.</w:t>
+        <w:t xml:space="preserve">F6: Transfer to Real-World Documents. Empirical validation on a real organisational policy corpus, ideally with an industry partner willing to share a redacted version, is the most important next step for converting this work from a research prototype into a deployable tool.</w:t>
       </w:r>
     </w:p>
     <w:p>
@@ -22345,20 +20699,24 @@
         <w:t xml:space="preserve">‘Self-RAG: Learning to Retrieve, Generate, and Critique through Self-Reflection’</w:t>
       </w:r>
       <w:r>
-        <w:t xml:space="preserve">,</w:t>
+        <w:t xml:space="preserve">, Proceedings of the Twelfth International Conference on Learning Representations (ICLR).</w:t>
+      </w:r>
+    </w:p>
+    <w:p>
+      <w:pPr>
+        <w:jc w:val="both"/>
+      </w:pPr>
+      <w:r>
+        <w:t xml:space="preserve">Barnett, S., Kurniawan, S., Thudumu, S., Brannelly, Z. and Abdelrazek, M. (2024)</w:t>
       </w:r>
       <w:r>
         <w:t xml:space="preserve"> </w:t>
       </w:r>
       <w:r>
-        <w:rPr>
-          <w:i/>
-          <w:iCs/>
-        </w:rPr>
-        <w:t xml:space="preserve">Proceedings of the Twelfth International Conference on Learning Representations (ICLR)</w:t>
-      </w:r>
-      <w:r>
-        <w:t xml:space="preserve">.</w:t>
+        <w:t xml:space="preserve">‘Seven Failure Points When Engineering a Retrieval Augmented Generation System’</w:t>
+      </w:r>
+      <w:r>
+        <w:t xml:space="preserve">, Proceedings of the IEEE/ACM 3rd International Conference on AI Engineering (CAIN), pp. 194-199. doi:10.1145/3644815.3644945.</w:t>
       </w:r>
     </w:p>
     <w:p>
@@ -22366,29 +20724,33 @@
         <w:jc w:val="both"/>
       </w:pPr>
       <w:r>
-        <w:t xml:space="preserve">Barnett, S., Kurniawan, S., Thudumu, S., Brannelly, Z. and Abdelrazek, M. (2024)</w:t>
+        <w:t xml:space="preserve">Bohnet, B., Dai, Z., Duckworth, D., Hu, J., Metzler, D., Nagpal, K. and Strother, K. (2022)</w:t>
       </w:r>
       <w:r>
         <w:t xml:space="preserve"> </w:t>
       </w:r>
       <w:r>
-        <w:t xml:space="preserve">‘Seven Failure Points When Engineering a Retrieval Augmented Generation System’</w:t>
-      </w:r>
-      <w:r>
-        <w:t xml:space="preserve">,</w:t>
+        <w:t xml:space="preserve">‘Attributed Question Answering: Evaluation and Modeling for Attributed Large Language Models’</w:t>
+      </w:r>
+      <w:r>
+        <w:t xml:space="preserve">, arXiv preprint arXiv:2212.08037.</w:t>
+      </w:r>
+    </w:p>
+    <w:p>
+      <w:pPr>
+        <w:jc w:val="both"/>
+      </w:pPr>
+      <w:r>
+        <w:t xml:space="preserve">Brown, T.B., Mann, B., Ryder, N., Subbiah, M., Kaplan, J., Dhariwal, P., Neelakantan, A., Shyam, P., Sastry, G., Askell, A. and Agarwal, S. (2020)</w:t>
       </w:r>
       <w:r>
         <w:t xml:space="preserve"> </w:t>
       </w:r>
       <w:r>
-        <w:rPr>
-          <w:i/>
-          <w:iCs/>
-        </w:rPr>
-        <w:t xml:space="preserve">Proceedings of the IEEE/ACM 3rd International Conference on AI Engineering (CAIN)</w:t>
-      </w:r>
-      <w:r>
-        <w:t xml:space="preserve">, pp. 194-199. doi:10.1145/3644815.3644945.</w:t>
+        <w:t xml:space="preserve">‘Language Models are Few-Shot Learners’</w:t>
+      </w:r>
+      <w:r>
+        <w:t xml:space="preserve">, Advances in Neural Information Processing Systems, 33, pp. 1877-1901.</w:t>
       </w:r>
     </w:p>
     <w:p>
@@ -22396,29 +20758,33 @@
         <w:jc w:val="both"/>
       </w:pPr>
       <w:r>
-        <w:t xml:space="preserve">Bohnet, B., Dai, Z., Duckworth, D., Hu, J., Metzler, D., Nagpal, K. and Strother, K. (2022)</w:t>
+        <w:t xml:space="preserve">Chalkidis, I., Fergadiotis, M., Malakasiotis, P., Aletras, N. and Androutsopoulos, I. (2020)</w:t>
       </w:r>
       <w:r>
         <w:t xml:space="preserve"> </w:t>
       </w:r>
       <w:r>
-        <w:t xml:space="preserve">‘Attributed Question Answering: Evaluation and Modeling for Attributed Large Language Models’</w:t>
-      </w:r>
-      <w:r>
-        <w:t xml:space="preserve">,</w:t>
+        <w:t xml:space="preserve">‘LEGAL-BERT: The Muppets straight out of Law School’</w:t>
+      </w:r>
+      <w:r>
+        <w:t xml:space="preserve">, Findings of the Association for Computational Linguistics: EMNLP 2020, pp. 2898-2904.</w:t>
+      </w:r>
+    </w:p>
+    <w:p>
+      <w:pPr>
+        <w:jc w:val="both"/>
+      </w:pPr>
+      <w:r>
+        <w:t xml:space="preserve">Chen, J., Yoon, J., Ebrahimi, S., Arik, S., Pfister, T. and Jha, S. (2023)</w:t>
       </w:r>
       <w:r>
         <w:t xml:space="preserve"> </w:t>
       </w:r>
       <w:r>
-        <w:rPr>
-          <w:i/>
-          <w:iCs/>
-        </w:rPr>
-        <w:t xml:space="preserve">arXiv preprint arXiv:2212.08037</w:t>
-      </w:r>
-      <w:r>
-        <w:t xml:space="preserve">.</w:t>
+        <w:t xml:space="preserve">‘Adaptation with Self-Evaluation to Improve Selective Prediction in LLMs (ASPIRE)’</w:t>
+      </w:r>
+      <w:r>
+        <w:t xml:space="preserve">, Findings of the Association for Computational Linguistics: EMNLP 2023, pp. 5190-5213. doi:10.18653/v1/2023.findings-emnlp.345.</w:t>
       </w:r>
     </w:p>
     <w:p>
@@ -22426,29 +20792,33 @@
         <w:jc w:val="both"/>
       </w:pPr>
       <w:r>
-        <w:t xml:space="preserve">Brown, T.B., Mann, B., Ryder, N., Subbiah, M., Kaplan, J., Dhariwal, P., Neelakantan, A., Shyam, P., Sastry, G., Askell, A. and Agarwal, S. (2020)</w:t>
+        <w:t xml:space="preserve">Cuconasu, F., Trappolini, G., Siciliano, F., Filice, S., Campagnano, C., Maarek, Y., Tonellotto, N. and Silvestri, F. (2024)</w:t>
       </w:r>
       <w:r>
         <w:t xml:space="preserve"> </w:t>
       </w:r>
       <w:r>
-        <w:t xml:space="preserve">‘Language Models are Few-Shot Learners’</w:t>
-      </w:r>
-      <w:r>
-        <w:t xml:space="preserve">,</w:t>
+        <w:t xml:space="preserve">‘The Power of Noise: Redefining Retrieval for RAG Systems’</w:t>
+      </w:r>
+      <w:r>
+        <w:t xml:space="preserve">, Proceedings of the 47th International ACM SIGIR Conference on Research and Development in Information Retrieval, pp. 719-729. doi:10.1145/3626772.3657834.</w:t>
+      </w:r>
+    </w:p>
+    <w:p>
+      <w:pPr>
+        <w:jc w:val="both"/>
+      </w:pPr>
+      <w:r>
+        <w:t xml:space="preserve">Es, S., James, J., Espinosa-Anke, L. and Schockaert, S. (2024)</w:t>
       </w:r>
       <w:r>
         <w:t xml:space="preserve"> </w:t>
       </w:r>
       <w:r>
-        <w:rPr>
-          <w:i/>
-          <w:iCs/>
-        </w:rPr>
-        <w:t xml:space="preserve">Advances in Neural Information Processing Systems</w:t>
-      </w:r>
-      <w:r>
-        <w:t xml:space="preserve">, 33, pp. 1877-1901.</w:t>
+        <w:t xml:space="preserve">‘RAGAS: Automated Evaluation of Retrieval Augmented Generation’</w:t>
+      </w:r>
+      <w:r>
+        <w:t xml:space="preserve">, Proceedings of the 18th Conference of the European Chapter of the Association for Computational Linguistics: System Demonstrations (EACL Demo), pp. 150-158.</w:t>
       </w:r>
     </w:p>
     <w:p>
@@ -22456,29 +20826,33 @@
         <w:jc w:val="both"/>
       </w:pPr>
       <w:r>
-        <w:t xml:space="preserve">Chalkidis, I., Fergadiotis, M., Malakasiotis, P., Aletras, N. and Androutsopoulos, I. (2020)</w:t>
+        <w:t xml:space="preserve">Gao, L., Dai, Z., Pasupat, P., Chen, A., Chaganty, A.T., Fan, Y., Zhao, V.Y., Lao, N., Lee, H., Juan, D. and Chang, K. (2023)</w:t>
       </w:r>
       <w:r>
         <w:t xml:space="preserve"> </w:t>
       </w:r>
       <w:r>
-        <w:t xml:space="preserve">‘LEGAL-BERT: The Muppets straight out of Law School’</w:t>
-      </w:r>
-      <w:r>
-        <w:t xml:space="preserve">,</w:t>
+        <w:t xml:space="preserve">‘RARR: Researching and Revising What Language Models Say, Using Language Models’</w:t>
+      </w:r>
+      <w:r>
+        <w:t xml:space="preserve">, Proceedings of the 61st Annual Meeting of the Association for Computational Linguistics (Volume 1: Long Papers), pp. 16477-16508.</w:t>
+      </w:r>
+    </w:p>
+    <w:p>
+      <w:pPr>
+        <w:jc w:val="both"/>
+      </w:pPr>
+      <w:r>
+        <w:t xml:space="preserve">Guha, N., Nyarko, J., Ho, D.E., Ré, C., Chilton, A., Narasimhan, K., Choi, A., Weston, J. and Chen, D. (2023)</w:t>
       </w:r>
       <w:r>
         <w:t xml:space="preserve"> </w:t>
       </w:r>
       <w:r>
-        <w:rPr>
-          <w:i/>
-          <w:iCs/>
-        </w:rPr>
-        <w:t xml:space="preserve">Findings of the Association for Computational Linguistics: EMNLP 2020</w:t>
-      </w:r>
-      <w:r>
-        <w:t xml:space="preserve">, pp. 2898-2904.</w:t>
+        <w:t xml:space="preserve">‘LegalBench: A Collaboratively Built Benchmark for Measuring Legal Reasoning in Large Language Models’</w:t>
+      </w:r>
+      <w:r>
+        <w:t xml:space="preserve">, Advances in Neural Information Processing Systems, 36.</w:t>
       </w:r>
     </w:p>
     <w:p>
@@ -22486,29 +20860,33 @@
         <w:jc w:val="both"/>
       </w:pPr>
       <w:r>
-        <w:t xml:space="preserve">Chen, J., Yoon, J., Ebrahimi, S., Arik, S., Pfister, T. and Jha, S. (2023)</w:t>
+        <w:t xml:space="preserve">Huang, L., Yu, W., Ma, W., Zhong, W., Feng, Z., Wang, H., Chen, Q., Peng, W., Feng, X., Qin, B. and Liu, T. (2023)</w:t>
       </w:r>
       <w:r>
         <w:t xml:space="preserve"> </w:t>
       </w:r>
       <w:r>
-        <w:t xml:space="preserve">‘Adaptation with Self-Evaluation to Improve Selective Prediction in LLMs (ASPIRE)’</w:t>
-      </w:r>
-      <w:r>
-        <w:t xml:space="preserve">,</w:t>
+        <w:t xml:space="preserve">‘A Survey on Hallucination in Large Language Models: Principles, Taxonomy, Challenges, and Open Questions’</w:t>
+      </w:r>
+      <w:r>
+        <w:t xml:space="preserve">, arXiv preprint arXiv:2311.05232.</w:t>
+      </w:r>
+    </w:p>
+    <w:p>
+      <w:pPr>
+        <w:jc w:val="both"/>
+      </w:pPr>
+      <w:r>
+        <w:t xml:space="preserve">Ji, Z., Lee, N., Frieske, R., Yu, T., Su, D., Xu, Y., Ishii, E., Bang, Y.J., Madotto, A. and Fung, P. (2023)</w:t>
       </w:r>
       <w:r>
         <w:t xml:space="preserve"> </w:t>
       </w:r>
       <w:r>
-        <w:rPr>
-          <w:i/>
-          <w:iCs/>
-        </w:rPr>
-        <w:t xml:space="preserve">Findings of the Association for Computational Linguistics: EMNLP 2023</w:t>
-      </w:r>
-      <w:r>
-        <w:t xml:space="preserve">, pp. 5190-5213. doi:10.18653/v1/2023.findings-emnlp.345.</w:t>
+        <w:t xml:space="preserve">‘Survey of Hallucination in Natural Language Generation’</w:t>
+      </w:r>
+      <w:r>
+        <w:t xml:space="preserve">, ACM Computing Surveys, 55(12), pp. 1-38.</w:t>
       </w:r>
     </w:p>
     <w:p>
@@ -22516,29 +20894,33 @@
         <w:jc w:val="both"/>
       </w:pPr>
       <w:r>
-        <w:t xml:space="preserve">Cuconasu, F., Trappolini, G., Siciliano, F., Filice, S., Campagnano, C., Maarek, Y., Tonellotto, N. and Silvestri, F. (2024)</w:t>
+        <w:t xml:space="preserve">Johnson, J., Douze, M. and Jégou, H. (2019)</w:t>
       </w:r>
       <w:r>
         <w:t xml:space="preserve"> </w:t>
       </w:r>
       <w:r>
-        <w:t xml:space="preserve">‘The Power of Noise: Redefining Retrieval for RAG Systems’</w:t>
-      </w:r>
-      <w:r>
-        <w:t xml:space="preserve">,</w:t>
+        <w:t xml:space="preserve">‘Billion-Scale Similarity Search with GPUs’</w:t>
+      </w:r>
+      <w:r>
+        <w:t xml:space="preserve">, IEEE Transactions on Big Data, 7(3), pp. 535-547.</w:t>
+      </w:r>
+    </w:p>
+    <w:p>
+      <w:pPr>
+        <w:jc w:val="both"/>
+      </w:pPr>
+      <w:r>
+        <w:t xml:space="preserve">Kadavath, S., Conerly, T., Askell, A., Henighan, T., Drain, D., Perez, E., Schiefer, N., Hatfield-Dodds, Z., DasSarma, N., Tran-Johnson, E. and Johnston, S. (2022)</w:t>
       </w:r>
       <w:r>
         <w:t xml:space="preserve"> </w:t>
       </w:r>
       <w:r>
-        <w:rPr>
-          <w:i/>
-          <w:iCs/>
-        </w:rPr>
-        <w:t xml:space="preserve">Proceedings of the 47th International ACM SIGIR Conference on Research and Development in Information Retrieval</w:t>
-      </w:r>
-      <w:r>
-        <w:t xml:space="preserve">, pp. 719-729. doi:10.1145/3626772.3657834.</w:t>
+        <w:t xml:space="preserve">‘Language Models (Mostly) Know What They Know’</w:t>
+      </w:r>
+      <w:r>
+        <w:t xml:space="preserve">, arXiv preprint arXiv:2207.05221.</w:t>
       </w:r>
     </w:p>
     <w:p>
@@ -22546,29 +20928,33 @@
         <w:jc w:val="both"/>
       </w:pPr>
       <w:r>
-        <w:t xml:space="preserve">Es, S., James, J., Espinosa-Anke, L. and Schockaert, S. (2024)</w:t>
+        <w:t xml:space="preserve">Kamath, A., Jia, R. and Liang, P. (2020)</w:t>
       </w:r>
       <w:r>
         <w:t xml:space="preserve"> </w:t>
       </w:r>
       <w:r>
-        <w:t xml:space="preserve">‘RAGAS: Automated Evaluation of Retrieval Augmented Generation’</w:t>
-      </w:r>
-      <w:r>
-        <w:t xml:space="preserve">,</w:t>
+        <w:t xml:space="preserve">‘Selective Question Answering under Domain Shift’</w:t>
+      </w:r>
+      <w:r>
+        <w:t xml:space="preserve">, Proceedings of the 58th Annual Meeting of the Association for Computational Linguistics, pp. 5684-5696.</w:t>
+      </w:r>
+    </w:p>
+    <w:p>
+      <w:pPr>
+        <w:jc w:val="both"/>
+      </w:pPr>
+      <w:r>
+        <w:t xml:space="preserve">Karpukhin, V., Oguz, B., Min, S., Lewis, P., Wu, L., Edunov, S., Chen, D. and Yih, W. (2020)</w:t>
       </w:r>
       <w:r>
         <w:t xml:space="preserve"> </w:t>
       </w:r>
       <w:r>
-        <w:rPr>
-          <w:i/>
-          <w:iCs/>
-        </w:rPr>
-        <w:t xml:space="preserve">Proceedings of the 18th Conference of the European Chapter of the Association for Computational Linguistics: System Demonstrations (EACL Demo)</w:t>
-      </w:r>
-      <w:r>
-        <w:t xml:space="preserve">, pp. 150-158.</w:t>
+        <w:t xml:space="preserve">‘Dense Passage Retrieval for Open-Domain Question Answering’</w:t>
+      </w:r>
+      <w:r>
+        <w:t xml:space="preserve">, Proceedings of the 2020 Conference on Empirical Methods in Natural Language Processing (EMNLP), pp. 6769-6781.</w:t>
       </w:r>
     </w:p>
     <w:p>
@@ -22576,29 +20962,33 @@
         <w:jc w:val="both"/>
       </w:pPr>
       <w:r>
-        <w:t xml:space="preserve">Gao, L., Dai, Z., Pasupat, P., Chen, A., Chaganty, A.T., Fan, Y., Zhao, V.Y., Lao, N., Lee, H., Juan, D. and Chang, K. (2023)</w:t>
+        <w:t xml:space="preserve">Katz, D.M., Bommarito, M.J., Gao, S. and Arredondo, P. (2024)</w:t>
       </w:r>
       <w:r>
         <w:t xml:space="preserve"> </w:t>
       </w:r>
       <w:r>
-        <w:t xml:space="preserve">‘RARR: Researching and Revising What Language Models Say, Using Language Models’</w:t>
-      </w:r>
-      <w:r>
-        <w:t xml:space="preserve">,</w:t>
+        <w:t xml:space="preserve">‘GPT-4 Passes the Bar Exam’</w:t>
+      </w:r>
+      <w:r>
+        <w:t xml:space="preserve">, Philosophical Transactions of the Royal Society A, 382(2270), pp. 20230254.</w:t>
+      </w:r>
+    </w:p>
+    <w:p>
+      <w:pPr>
+        <w:jc w:val="both"/>
+      </w:pPr>
+      <w:r>
+        <w:t xml:space="preserve">Khattab, O. and Zaharia, M. (2020)</w:t>
       </w:r>
       <w:r>
         <w:t xml:space="preserve"> </w:t>
       </w:r>
       <w:r>
-        <w:rPr>
-          <w:i/>
-          <w:iCs/>
-        </w:rPr>
-        <w:t xml:space="preserve">Proceedings of the 61st Annual Meeting of the Association for Computational Linguistics (Volume 1: Long Papers)</w:t>
-      </w:r>
-      <w:r>
-        <w:t xml:space="preserve">, pp. 16477-16508.</w:t>
+        <w:t xml:space="preserve">‘ColBERT: Efficient and Effective Passage Search via Contextualized Late Interaction over BERT’</w:t>
+      </w:r>
+      <w:r>
+        <w:t xml:space="preserve">, Proceedings of the 43rd International ACM SIGIR Conference on Research and Development in Information Retrieval, pp. 39-48.</w:t>
       </w:r>
     </w:p>
     <w:p>
@@ -22606,29 +20996,49 @@
         <w:jc w:val="both"/>
       </w:pPr>
       <w:r>
-        <w:t xml:space="preserve">Guha, N., Nyarko, J., Ho, D.E., Ré, C., Chilton, A., Narasimhan, K., Choi, A., Weston, J. and Chen, D. (2023)</w:t>
+        <w:t xml:space="preserve">Krippendorff, K. (2004) Content Analysis: An Introduction to Its Methodology. 2nd edn. Thousand Oaks, CA: Sage Publications.</w:t>
+      </w:r>
+    </w:p>
+    <w:p>
+      <w:pPr>
+        <w:jc w:val="both"/>
+      </w:pPr>
+      <w:r>
+        <w:t xml:space="preserve">Lewis, P., Perez, E., Piktus, A., Petroni, F., Karpukhin, V., Goyal, N., Küttler, H., Lewis, M., Yih, W., Rocktäschel, T. and Riedel, S. (2020)</w:t>
       </w:r>
       <w:r>
         <w:t xml:space="preserve"> </w:t>
       </w:r>
       <w:r>
-        <w:t xml:space="preserve">‘LegalBench: A Collaboratively Built Benchmark for Measuring Legal Reasoning in Large Language Models’</w:t>
-      </w:r>
-      <w:r>
-        <w:t xml:space="preserve">,</w:t>
+        <w:t xml:space="preserve">‘Retrieval-Augmented Generation for Knowledge-Intensive NLP Tasks’</w:t>
+      </w:r>
+      <w:r>
+        <w:t xml:space="preserve">, Advances in Neural Information Processing Systems, 33, pp. 9459-9474.</w:t>
+      </w:r>
+    </w:p>
+    <w:p>
+      <w:pPr>
+        <w:jc w:val="both"/>
+      </w:pPr>
+      <w:r>
+        <w:t xml:space="preserve">Lin, J., Nogueira, R. and Yates, A. (2021) Pretrained Transformers for Text Ranking: BERT and Beyond. San Rafael, CA: Morgan &amp; Claypool (Synthesis Lectures on Human Language Technologies).</w:t>
+      </w:r>
+    </w:p>
+    <w:p>
+      <w:pPr>
+        <w:jc w:val="both"/>
+      </w:pPr>
+      <w:r>
+        <w:t xml:space="preserve">Liu, N.F., Lin, K., Hewitt, J., Paranjape, A., Bevilacqua, M., Petroni, F. and Liang, P. (2024)</w:t>
       </w:r>
       <w:r>
         <w:t xml:space="preserve"> </w:t>
       </w:r>
       <w:r>
-        <w:rPr>
-          <w:i/>
-          <w:iCs/>
-        </w:rPr>
-        <w:t xml:space="preserve">Advances in Neural Information Processing Systems</w:t>
-      </w:r>
-      <w:r>
-        <w:t xml:space="preserve">, 36.</w:t>
+        <w:t xml:space="preserve">‘Lost in the Middle: How Language Models Use Long Contexts’</w:t>
+      </w:r>
+      <w:r>
+        <w:t xml:space="preserve">, Transactions of the Association for Computational Linguistics, 12, pp. 157-173.</w:t>
       </w:r>
     </w:p>
     <w:p>
@@ -22636,29 +21046,33 @@
         <w:jc w:val="both"/>
       </w:pPr>
       <w:r>
-        <w:t xml:space="preserve">Huang, L., Yu, W., Ma, W., Zhong, W., Feng, Z., Wang, H., Chen, Q., Peng, W., Feng, X., Qin, B. and Liu, T. (2023)</w:t>
+        <w:t xml:space="preserve">Nogueira, R. and Cho, K. (2019)</w:t>
       </w:r>
       <w:r>
         <w:t xml:space="preserve"> </w:t>
       </w:r>
       <w:r>
-        <w:t xml:space="preserve">‘A Survey on Hallucination in Large Language Models: Principles, Taxonomy, Challenges, and Open Questions’</w:t>
-      </w:r>
-      <w:r>
-        <w:t xml:space="preserve">,</w:t>
+        <w:t xml:space="preserve">‘Passage Re-ranking with BERT’</w:t>
+      </w:r>
+      <w:r>
+        <w:t xml:space="preserve">, arXiv preprint arXiv:1901.04085.</w:t>
+      </w:r>
+    </w:p>
+    <w:p>
+      <w:pPr>
+        <w:jc w:val="both"/>
+      </w:pPr>
+      <w:r>
+        <w:t xml:space="preserve">Page, M.J., McKenzie, J.E., Bossuyt, P.M., Boutron, I., Hoffmann, T.C., Mulrow, C.D., Shamseer, L., Tetzlaff, J.M., Akl, E.A., Brennan, S.E., Chou, R., Glanville, J., Grimshaw, J.M., Hróbjartsson, A., Lalu, M.M., Li, T., Loder, E.W., Mayo-Wilson, E., McDonald, S., McGuinness, L.A., Stewart, L.A., Thomas, J., Tricco, A.C., Welch, V.A., Whiting, P. and Moher, D. (2021)</w:t>
       </w:r>
       <w:r>
         <w:t xml:space="preserve"> </w:t>
       </w:r>
       <w:r>
-        <w:rPr>
-          <w:i/>
-          <w:iCs/>
-        </w:rPr>
-        <w:t xml:space="preserve">arXiv preprint arXiv:2311.05232</w:t>
-      </w:r>
-      <w:r>
-        <w:t xml:space="preserve">.</w:t>
+        <w:t xml:space="preserve">‘The PRISMA 2020 statement: an updated guideline for reporting systematic reviews’</w:t>
+      </w:r>
+      <w:r>
+        <w:t xml:space="preserve">, BMJ, 372, n71.</w:t>
       </w:r>
     </w:p>
     <w:p>
@@ -22666,29 +21080,33 @@
         <w:jc w:val="both"/>
       </w:pPr>
       <w:r>
-        <w:t xml:space="preserve">Ji, Z., Lee, N., Frieske, R., Yu, T., Su, D., Xu, Y., Ishii, E., Bang, Y.J., Madotto, A. and Fung, P. (2023)</w:t>
+        <w:t xml:space="preserve">Qu, R., Bao, F. and Tu, R. (2024)</w:t>
       </w:r>
       <w:r>
         <w:t xml:space="preserve"> </w:t>
       </w:r>
       <w:r>
-        <w:t xml:space="preserve">‘Survey of Hallucination in Natural Language Generation’</w:t>
-      </w:r>
-      <w:r>
-        <w:t xml:space="preserve">,</w:t>
+        <w:t xml:space="preserve">‘Is Semantic Chunking Worth the Computational Cost?’</w:t>
+      </w:r>
+      <w:r>
+        <w:t xml:space="preserve">, arXiv preprint arXiv:2410.13070.</w:t>
+      </w:r>
+    </w:p>
+    <w:p>
+      <w:pPr>
+        <w:jc w:val="both"/>
+      </w:pPr>
+      <w:r>
+        <w:t xml:space="preserve">Ren, J., Rajani, N., Khashabi, D. and Hajishirzi, H. (2023)</w:t>
       </w:r>
       <w:r>
         <w:t xml:space="preserve"> </w:t>
       </w:r>
       <w:r>
-        <w:rPr>
-          <w:i/>
-          <w:iCs/>
-        </w:rPr>
-        <w:t xml:space="preserve">ACM Computing Surveys</w:t>
-      </w:r>
-      <w:r>
-        <w:t xml:space="preserve">, 55(12), pp. 1-38.</w:t>
+        <w:t xml:space="preserve">‘Investigating the Factual Knowledge Boundary of Large Language Models with Retrieval Augmentation’</w:t>
+      </w:r>
+      <w:r>
+        <w:t xml:space="preserve">, arXiv preprint arXiv:2307.11019.</w:t>
       </w:r>
     </w:p>
     <w:p>
@@ -22696,29 +21114,33 @@
         <w:jc w:val="both"/>
       </w:pPr>
       <w:r>
-        <w:t xml:space="preserve">Johnson, J., Douze, M. and Jégou, H. (2019)</w:t>
+        <w:t xml:space="preserve">Saad-Falcon, J., Khattab, O., Potts, C. and Zaharia, M. (2023)</w:t>
       </w:r>
       <w:r>
         <w:t xml:space="preserve"> </w:t>
       </w:r>
       <w:r>
-        <w:t xml:space="preserve">‘Billion-Scale Similarity Search with GPUs’</w:t>
-      </w:r>
-      <w:r>
-        <w:t xml:space="preserve">,</w:t>
+        <w:t xml:space="preserve">‘ARES: An Automated Evaluation Framework for Retrieval-Augmented Generation Systems’</w:t>
+      </w:r>
+      <w:r>
+        <w:t xml:space="preserve">, arXiv preprint arXiv:2311.09476.</w:t>
+      </w:r>
+    </w:p>
+    <w:p>
+      <w:pPr>
+        <w:jc w:val="both"/>
+      </w:pPr>
+      <w:r>
+        <w:t xml:space="preserve">Strubell, E., Ganesh, A. and McCallum, A. (2019)</w:t>
       </w:r>
       <w:r>
         <w:t xml:space="preserve"> </w:t>
       </w:r>
       <w:r>
-        <w:rPr>
-          <w:i/>
-          <w:iCs/>
-        </w:rPr>
-        <w:t xml:space="preserve">IEEE Transactions on Big Data</w:t>
-      </w:r>
-      <w:r>
-        <w:t xml:space="preserve">, 7(3), pp. 535-547.</w:t>
+        <w:t xml:space="preserve">‘Energy and Policy Considerations for Deep Learning in NLP’</w:t>
+      </w:r>
+      <w:r>
+        <w:t xml:space="preserve">, Proceedings of the 57th Annual Meeting of the Association for Computational Linguistics (ACL), pp. 3645-3650.</w:t>
       </w:r>
     </w:p>
     <w:p>
@@ -22726,29 +21148,33 @@
         <w:jc w:val="both"/>
       </w:pPr>
       <w:r>
-        <w:t xml:space="preserve">Kadavath, S., Conerly, T., Askell, A., Henighan, T., Drain, D., Perez, E., Schiefer, N., Hatfield-Dodds, Z., DasSarma, N., Tran-Johnson, E. and Johnston, S. (2022)</w:t>
+        <w:t xml:space="preserve">Thorne, J., Vlachos, A., Christodoulopoulos, C. and Mittal, A. (2018)</w:t>
       </w:r>
       <w:r>
         <w:t xml:space="preserve"> </w:t>
       </w:r>
       <w:r>
-        <w:t xml:space="preserve">‘Language Models (Mostly) Know What They Know’</w:t>
-      </w:r>
-      <w:r>
-        <w:t xml:space="preserve">,</w:t>
+        <w:t xml:space="preserve">‘FEVER: A Large-Scale Dataset for Fact Extraction and VERification’</w:t>
+      </w:r>
+      <w:r>
+        <w:t xml:space="preserve">, Proceedings of the 2018 Conference of the North American Chapter of the Association for Computational Linguistics: Human Language Technologies (NAACL-HLT), pp. 809-819.</w:t>
+      </w:r>
+    </w:p>
+    <w:p>
+      <w:pPr>
+        <w:jc w:val="both"/>
+      </w:pPr>
+      <w:r>
+        <w:t xml:space="preserve">Vu, T., Iyyer, M., Wang, X., Constant, N., Wei, J., Wei, J., Tar, C., Sung, Y.H., Zhou, D., Le, Q.V. and Luong, T. (2023)</w:t>
       </w:r>
       <w:r>
         <w:t xml:space="preserve"> </w:t>
       </w:r>
       <w:r>
-        <w:rPr>
-          <w:i/>
-          <w:iCs/>
-        </w:rPr>
-        <w:t xml:space="preserve">arXiv preprint arXiv:2207.05221</w:t>
-      </w:r>
-      <w:r>
-        <w:t xml:space="preserve">.</w:t>
+        <w:t xml:space="preserve">‘FreshLLMs: Refreshing Large Language Models with Search Engine Augmentation’</w:t>
+      </w:r>
+      <w:r>
+        <w:t xml:space="preserve">, arXiv preprint arXiv:2310.03214.</w:t>
       </w:r>
     </w:p>
     <w:p>
@@ -22756,29 +21182,33 @@
         <w:jc w:val="both"/>
       </w:pPr>
       <w:r>
-        <w:t xml:space="preserve">Kamath, A., Jia, R. and Liang, P. (2020)</w:t>
+        <w:t xml:space="preserve">Wadden, D., Lin, S., Lo, K., Wang, L.L., van Zuylen, M., Cohan, A. and Hajishirzi, H. (2020)</w:t>
       </w:r>
       <w:r>
         <w:t xml:space="preserve"> </w:t>
       </w:r>
       <w:r>
-        <w:t xml:space="preserve">‘Selective Question Answering under Domain Shift’</w:t>
-      </w:r>
-      <w:r>
-        <w:t xml:space="preserve">,</w:t>
+        <w:t xml:space="preserve">‘Fact or Fiction: Verifying Scientific Claims’</w:t>
+      </w:r>
+      <w:r>
+        <w:t xml:space="preserve">, Proceedings of the 2020 Conference on Empirical Methods in Natural Language Processing (EMNLP), pp. 7534-7550.</w:t>
+      </w:r>
+    </w:p>
+    <w:p>
+      <w:pPr>
+        <w:jc w:val="both"/>
+      </w:pPr>
+      <w:r>
+        <w:t xml:space="preserve">Wallat, J., Heuss, M., de Rijke, M. and Anand, A. (2024)</w:t>
       </w:r>
       <w:r>
         <w:t xml:space="preserve"> </w:t>
       </w:r>
       <w:r>
-        <w:rPr>
-          <w:i/>
-          <w:iCs/>
-        </w:rPr>
-        <w:t xml:space="preserve">Proceedings of the 58th Annual Meeting of the Association for Computational Linguistics</w:t>
-      </w:r>
-      <w:r>
-        <w:t xml:space="preserve">, pp. 5684-5696.</w:t>
+        <w:t xml:space="preserve">‘Correctness is not Faithfulness in RAG Attributions’</w:t>
+      </w:r>
+      <w:r>
+        <w:t xml:space="preserve">, arXiv preprint arXiv:2412.18004.</w:t>
       </w:r>
     </w:p>
     <w:p>
@@ -22786,29 +21216,33 @@
         <w:jc w:val="both"/>
       </w:pPr>
       <w:r>
-        <w:t xml:space="preserve">Karpukhin, V., Oguz, B., Min, S., Lewis, P., Wu, L., Edunov, S., Chen, D. and Yih, W. (2020)</w:t>
+        <w:t xml:space="preserve">Yin, Z., Sun, Q., Guo, Q., Wu, J., Qiu, X. and Huang, X. (2023)</w:t>
       </w:r>
       <w:r>
         <w:t xml:space="preserve"> </w:t>
       </w:r>
       <w:r>
-        <w:t xml:space="preserve">‘Dense Passage Retrieval for Open-Domain Question Answering’</w:t>
-      </w:r>
-      <w:r>
-        <w:t xml:space="preserve">,</w:t>
+        <w:t xml:space="preserve">‘Do Large Language Models Know What They Don’t Know?’</w:t>
+      </w:r>
+      <w:r>
+        <w:t xml:space="preserve">, Findings of the Association for Computational Linguistics: ACL 2023, pp. 8653-8665.</w:t>
+      </w:r>
+    </w:p>
+    <w:p>
+      <w:pPr>
+        <w:jc w:val="both"/>
+      </w:pPr>
+      <w:r>
+        <w:t xml:space="preserve">Yue, X., Wang, B., Chen, Z., Zhang, K., Su, Y. and Sun, H. (2023)</w:t>
       </w:r>
       <w:r>
         <w:t xml:space="preserve"> </w:t>
       </w:r>
       <w:r>
-        <w:rPr>
-          <w:i/>
-          <w:iCs/>
-        </w:rPr>
-        <w:t xml:space="preserve">Proceedings of the 2020 Conference on Empirical Methods in Natural Language Processing (EMNLP)</w:t>
-      </w:r>
-      <w:r>
-        <w:t xml:space="preserve">, pp. 6769-6781.</w:t>
+        <w:t xml:space="preserve">‘Automatic Evaluation of Attribution by Large Language Models’</w:t>
+      </w:r>
+      <w:r>
+        <w:t xml:space="preserve">, Findings of the Association for Computational Linguistics: EMNLP 2023, pp. 4615-4635. doi:10.18653/v1/2023.findings-emnlp.307.</w:t>
       </w:r>
     </w:p>
     <w:p>
@@ -22816,29 +21250,33 @@
         <w:jc w:val="both"/>
       </w:pPr>
       <w:r>
-        <w:t xml:space="preserve">Katz, D.M., Bommarito, M.J., Gao, S. and Arredondo, P. (2024)</w:t>
+        <w:t xml:space="preserve">Penzkofer, V. and Baumann, T. (2024)</w:t>
       </w:r>
       <w:r>
         <w:t xml:space="preserve"> </w:t>
       </w:r>
       <w:r>
-        <w:t xml:space="preserve">‘GPT-4 Passes the Bar Exam’</w:t>
-      </w:r>
-      <w:r>
-        <w:t xml:space="preserve">,</w:t>
+        <w:t xml:space="preserve">‘Evaluating and Fine-Tuning Retrieval-Augmented Language Models to Generate Text with Accurate Citations (RAGE)’</w:t>
+      </w:r>
+      <w:r>
+        <w:t xml:space="preserve">, Proceedings of the 20th Conference on Natural Language Processing (KONVENS 2024), pp. 57-64.</w:t>
+      </w:r>
+    </w:p>
+    <w:p>
+      <w:pPr>
+        <w:jc w:val="both"/>
+      </w:pPr>
+      <w:r>
+        <w:t xml:space="preserve">Zheng, L., Chiang, W.L., Sheng, Y., Zhuang, S., Wu, Z., Zhuang, Y., Lin, Z., Li, Z., Li, D., Xing, E.P. and Zhang, H. (2024)</w:t>
       </w:r>
       <w:r>
         <w:t xml:space="preserve"> </w:t>
       </w:r>
       <w:r>
-        <w:rPr>
-          <w:i/>
-          <w:iCs/>
-        </w:rPr>
-        <w:t xml:space="preserve">Philosophical Transactions of the Royal Society A</w:t>
-      </w:r>
-      <w:r>
-        <w:t xml:space="preserve">, 382(2270), pp. 20230254.</w:t>
+        <w:t xml:space="preserve">‘Judging LLM-as-a-Judge with MT-Bench and Chatbot Arena’</w:t>
+      </w:r>
+      <w:r>
+        <w:t xml:space="preserve">, Advances in Neural Information Processing Systems, 36.</w:t>
       </w:r>
     </w:p>
     <w:p>
@@ -22846,581 +21284,16 @@
         <w:jc w:val="both"/>
       </w:pPr>
       <w:r>
-        <w:t xml:space="preserve">Khattab, O. and Zaharia, M. (2020)</w:t>
+        <w:t xml:space="preserve">Zhong, H., Xiao, C., Tu, C., Zhang, T., Liu, Z. and Sun, M. (2020)</w:t>
       </w:r>
       <w:r>
         <w:t xml:space="preserve"> </w:t>
       </w:r>
       <w:r>
-        <w:t xml:space="preserve">‘ColBERT: Efficient and Effective Passage Search via Contextualized Late Interaction over BERT’</w:t>
-      </w:r>
-      <w:r>
-        <w:t xml:space="preserve">,</w:t>
-      </w:r>
-      <w:r>
-        <w:t xml:space="preserve"> </w:t>
-      </w:r>
-      <w:r>
-        <w:rPr>
-          <w:i/>
-          <w:iCs/>
-        </w:rPr>
-        <w:t xml:space="preserve">Proceedings of the 43rd International ACM SIGIR Conference on Research and Development in Information Retrieval</w:t>
-      </w:r>
-      <w:r>
-        <w:t xml:space="preserve">, pp. 39-48.</w:t>
-      </w:r>
-    </w:p>
-    <w:p>
-      <w:pPr>
-        <w:jc w:val="both"/>
-      </w:pPr>
-      <w:r>
-        <w:t xml:space="preserve">Krippendorff, K. (2004)</w:t>
-      </w:r>
-      <w:r>
-        <w:t xml:space="preserve"> </w:t>
-      </w:r>
-      <w:r>
-        <w:rPr>
-          <w:i/>
-          <w:iCs/>
-        </w:rPr>
-        <w:t xml:space="preserve">Content Analysis: An Introduction to Its Methodology</w:t>
-      </w:r>
-      <w:r>
-        <w:t xml:space="preserve">. 2nd edn. Thousand Oaks, CA: Sage Publications.</w:t>
-      </w:r>
-    </w:p>
-    <w:p>
-      <w:pPr>
-        <w:jc w:val="both"/>
-      </w:pPr>
-      <w:r>
-        <w:t xml:space="preserve">Lewis, P., Perez, E., Piktus, A., Petroni, F., Karpukhin, V., Goyal, N., Küttler, H., Lewis, M., Yih, W., Rocktäschel, T. and Riedel, S. (2020)</w:t>
-      </w:r>
-      <w:r>
-        <w:t xml:space="preserve"> </w:t>
-      </w:r>
-      <w:r>
-        <w:t xml:space="preserve">‘Retrieval-Augmented Generation for Knowledge-Intensive NLP Tasks’</w:t>
-      </w:r>
-      <w:r>
-        <w:t xml:space="preserve">,</w:t>
-      </w:r>
-      <w:r>
-        <w:t xml:space="preserve"> </w:t>
-      </w:r>
-      <w:r>
-        <w:rPr>
-          <w:i/>
-          <w:iCs/>
-        </w:rPr>
-        <w:t xml:space="preserve">Advances in Neural Information Processing Systems</w:t>
-      </w:r>
-      <w:r>
-        <w:t xml:space="preserve">, 33, pp. 9459-9474.</w:t>
-      </w:r>
-    </w:p>
-    <w:p>
-      <w:pPr>
-        <w:jc w:val="both"/>
-      </w:pPr>
-      <w:r>
-        <w:t xml:space="preserve">Lin, J., Nogueira, R. and Yates, A. (2021)</w:t>
-      </w:r>
-      <w:r>
-        <w:t xml:space="preserve"> </w:t>
-      </w:r>
-      <w:r>
-        <w:rPr>
-          <w:i/>
-          <w:iCs/>
-        </w:rPr>
-        <w:t xml:space="preserve">Pretrained Transformers for Text Ranking: BERT and Beyond</w:t>
-      </w:r>
-      <w:r>
-        <w:t xml:space="preserve">. San Rafael, CA: Morgan &amp; Claypool (Synthesis Lectures on Human Language Technologies).</w:t>
-      </w:r>
-    </w:p>
-    <w:p>
-      <w:pPr>
-        <w:jc w:val="both"/>
-      </w:pPr>
-      <w:r>
-        <w:t xml:space="preserve">Liu, N.F., Lin, K., Hewitt, J., Paranjape, A., Bevilacqua, M., Petroni, F. and Liang, P. (2024)</w:t>
-      </w:r>
-      <w:r>
-        <w:t xml:space="preserve"> </w:t>
-      </w:r>
-      <w:r>
-        <w:t xml:space="preserve">‘Lost in the Middle: How Language Models Use Long Contexts’</w:t>
-      </w:r>
-      <w:r>
-        <w:t xml:space="preserve">,</w:t>
-      </w:r>
-      <w:r>
-        <w:t xml:space="preserve"> </w:t>
-      </w:r>
-      <w:r>
-        <w:rPr>
-          <w:i/>
-          <w:iCs/>
-        </w:rPr>
-        <w:t xml:space="preserve">Transactions of the Association for Computational Linguistics</w:t>
-      </w:r>
-      <w:r>
-        <w:t xml:space="preserve">, 12, pp. 157-173.</w:t>
-      </w:r>
-    </w:p>
-    <w:p>
-      <w:pPr>
-        <w:jc w:val="both"/>
-      </w:pPr>
-      <w:r>
-        <w:t xml:space="preserve">Nogueira, R. and Cho, K. (2019)</w:t>
-      </w:r>
-      <w:r>
-        <w:t xml:space="preserve"> </w:t>
-      </w:r>
-      <w:r>
-        <w:t xml:space="preserve">‘Passage Re-ranking with BERT’</w:t>
-      </w:r>
-      <w:r>
-        <w:t xml:space="preserve">,</w:t>
-      </w:r>
-      <w:r>
-        <w:t xml:space="preserve"> </w:t>
-      </w:r>
-      <w:r>
-        <w:rPr>
-          <w:i/>
-          <w:iCs/>
-        </w:rPr>
-        <w:t xml:space="preserve">arXiv preprint arXiv:1901.04085</w:t>
-      </w:r>
-      <w:r>
-        <w:t xml:space="preserve">.</w:t>
-      </w:r>
-    </w:p>
-    <w:p>
-      <w:pPr>
-        <w:jc w:val="both"/>
-      </w:pPr>
-      <w:r>
-        <w:t xml:space="preserve">Page, M.J., McKenzie, J.E., Bossuyt, P.M., Boutron, I., Hoffmann, T.C., Mulrow, C.D., Shamseer, L., Tetzlaff, J.M., Akl, E.A., Brennan, S.E., Chou, R., Glanville, J., Grimshaw, J.M., Hróbjartsson, A., Lalu, M.M., Li, T., Loder, E.W., Mayo-Wilson, E., McDonald, S., McGuinness, L.A., Stewart, L.A., Thomas, J., Tricco, A.C., Welch, V.A., Whiting, P. and Moher, D. (2021)</w:t>
-      </w:r>
-      <w:r>
-        <w:t xml:space="preserve"> </w:t>
-      </w:r>
-      <w:r>
-        <w:t xml:space="preserve">‘The PRISMA 2020 statement: an updated guideline for reporting systematic reviews’</w:t>
-      </w:r>
-      <w:r>
-        <w:t xml:space="preserve">,</w:t>
-      </w:r>
-      <w:r>
-        <w:t xml:space="preserve"> </w:t>
-      </w:r>
-      <w:r>
-        <w:rPr>
-          <w:i/>
-          <w:iCs/>
-        </w:rPr>
-        <w:t xml:space="preserve">BMJ</w:t>
-      </w:r>
-      <w:r>
-        <w:t xml:space="preserve">, 372, n71.</w:t>
-      </w:r>
-    </w:p>
-    <w:p>
-      <w:pPr>
-        <w:jc w:val="both"/>
-      </w:pPr>
-      <w:r>
-        <w:t xml:space="preserve">Qu, R., Bao, F. and Tu, R. (2024)</w:t>
-      </w:r>
-      <w:r>
-        <w:t xml:space="preserve"> </w:t>
-      </w:r>
-      <w:r>
-        <w:t xml:space="preserve">‘Is Semantic Chunking Worth the Computational Cost?’</w:t>
-      </w:r>
-      <w:r>
-        <w:t xml:space="preserve">,</w:t>
-      </w:r>
-      <w:r>
-        <w:t xml:space="preserve"> </w:t>
-      </w:r>
-      <w:r>
-        <w:rPr>
-          <w:i/>
-          <w:iCs/>
-        </w:rPr>
-        <w:t xml:space="preserve">arXiv preprint arXiv:2410.13070</w:t>
-      </w:r>
-      <w:r>
-        <w:t xml:space="preserve">.</w:t>
-      </w:r>
-    </w:p>
-    <w:p>
-      <w:pPr>
-        <w:jc w:val="both"/>
-      </w:pPr>
-      <w:r>
-        <w:t xml:space="preserve">Ren, J., Rajani, N., Khashabi, D. and Hajishirzi, H. (2023)</w:t>
-      </w:r>
-      <w:r>
-        <w:t xml:space="preserve"> </w:t>
-      </w:r>
-      <w:r>
-        <w:t xml:space="preserve">‘Investigating the Factual Knowledge Boundary of Large Language Models with Retrieval Augmentation’</w:t>
-      </w:r>
-      <w:r>
-        <w:t xml:space="preserve">,</w:t>
-      </w:r>
-      <w:r>
-        <w:t xml:space="preserve"> </w:t>
-      </w:r>
-      <w:r>
-        <w:rPr>
-          <w:i/>
-          <w:iCs/>
-        </w:rPr>
-        <w:t xml:space="preserve">arXiv preprint arXiv:2307.11019</w:t>
-      </w:r>
-      <w:r>
-        <w:t xml:space="preserve">.</w:t>
-      </w:r>
-    </w:p>
-    <w:p>
-      <w:pPr>
-        <w:jc w:val="both"/>
-      </w:pPr>
-      <w:r>
-        <w:t xml:space="preserve">Saad-Falcon, J., Khattab, O., Potts, C. and Zaharia, M. (2023)</w:t>
-      </w:r>
-      <w:r>
-        <w:t xml:space="preserve"> </w:t>
-      </w:r>
-      <w:r>
-        <w:t xml:space="preserve">‘ARES: An Automated Evaluation Framework for Retrieval-Augmented Generation Systems’</w:t>
-      </w:r>
-      <w:r>
-        <w:t xml:space="preserve">,</w:t>
-      </w:r>
-      <w:r>
-        <w:t xml:space="preserve"> </w:t>
-      </w:r>
-      <w:r>
-        <w:rPr>
-          <w:i/>
-          <w:iCs/>
-        </w:rPr>
-        <w:t xml:space="preserve">arXiv preprint arXiv:2311.09476</w:t>
-      </w:r>
-      <w:r>
-        <w:t xml:space="preserve">.</w:t>
-      </w:r>
-    </w:p>
-    <w:p>
-      <w:pPr>
-        <w:jc w:val="both"/>
-      </w:pPr>
-      <w:r>
-        <w:t xml:space="preserve">Strubell, E., Ganesh, A. and McCallum, A. (2019)</w:t>
-      </w:r>
-      <w:r>
-        <w:t xml:space="preserve"> </w:t>
-      </w:r>
-      <w:r>
-        <w:t xml:space="preserve">‘Energy and Policy Considerations for Deep Learning in NLP’</w:t>
-      </w:r>
-      <w:r>
-        <w:t xml:space="preserve">,</w:t>
-      </w:r>
-      <w:r>
-        <w:t xml:space="preserve"> </w:t>
-      </w:r>
-      <w:r>
-        <w:rPr>
-          <w:i/>
-          <w:iCs/>
-        </w:rPr>
-        <w:t xml:space="preserve">Proceedings of the 57th Annual Meeting of the Association for Computational Linguistics (ACL)</w:t>
-      </w:r>
-      <w:r>
-        <w:t xml:space="preserve">, pp. 3645-3650.</w:t>
-      </w:r>
-    </w:p>
-    <w:p>
-      <w:pPr>
-        <w:jc w:val="both"/>
-      </w:pPr>
-      <w:r>
-        <w:t xml:space="preserve">Thorne, J., Vlachos, A., Christodoulopoulos, C. and Mittal, A. (2018)</w:t>
-      </w:r>
-      <w:r>
-        <w:t xml:space="preserve"> </w:t>
-      </w:r>
-      <w:r>
-        <w:t xml:space="preserve">‘FEVER: A Large-Scale Dataset for Fact Extraction and VERification’</w:t>
-      </w:r>
-      <w:r>
-        <w:t xml:space="preserve">,</w:t>
-      </w:r>
-      <w:r>
-        <w:t xml:space="preserve"> </w:t>
-      </w:r>
-      <w:r>
-        <w:rPr>
-          <w:i/>
-          <w:iCs/>
-        </w:rPr>
-        <w:t xml:space="preserve">Proceedings of the 2018 Conference of the North American Chapter of the Association for Computational Linguistics: Human Language Technologies (NAACL-HLT)</w:t>
-      </w:r>
-      <w:r>
-        <w:t xml:space="preserve">, pp. 809-819.</w:t>
-      </w:r>
-    </w:p>
-    <w:p>
-      <w:pPr>
-        <w:jc w:val="both"/>
-      </w:pPr>
-      <w:r>
-        <w:t xml:space="preserve">Vu, T., Iyyer, M., Wang, X., Constant, N., Wei, J., Wei, J., Tar, C., Sung, Y.H., Zhou, D., Le, Q.V. and Luong, T. (2023)</w:t>
-      </w:r>
-      <w:r>
-        <w:t xml:space="preserve"> </w:t>
-      </w:r>
-      <w:r>
-        <w:t xml:space="preserve">‘FreshLLMs: Refreshing Large Language Models with Search Engine Augmentation’</w:t>
-      </w:r>
-      <w:r>
-        <w:t xml:space="preserve">,</w:t>
-      </w:r>
-      <w:r>
-        <w:t xml:space="preserve"> </w:t>
-      </w:r>
-      <w:r>
-        <w:rPr>
-          <w:i/>
-          <w:iCs/>
-        </w:rPr>
-        <w:t xml:space="preserve">arXiv preprint arXiv:2310.03214</w:t>
-      </w:r>
-      <w:r>
-        <w:t xml:space="preserve">.</w:t>
-      </w:r>
-    </w:p>
-    <w:p>
-      <w:pPr>
-        <w:jc w:val="both"/>
-      </w:pPr>
-      <w:r>
-        <w:t xml:space="preserve">Wadden, D., Lin, S., Lo, K., Wang, L.L., van Zuylen, M., Cohan, A. and Hajishirzi, H. (2020)</w:t>
-      </w:r>
-      <w:r>
-        <w:t xml:space="preserve"> </w:t>
-      </w:r>
-      <w:r>
-        <w:t xml:space="preserve">‘Fact or Fiction: Verifying Scientific Claims’</w:t>
-      </w:r>
-      <w:r>
-        <w:t xml:space="preserve">,</w:t>
-      </w:r>
-      <w:r>
-        <w:t xml:space="preserve"> </w:t>
-      </w:r>
-      <w:r>
-        <w:rPr>
-          <w:i/>
-          <w:iCs/>
-        </w:rPr>
-        <w:t xml:space="preserve">Proceedings of the 2020 Conference on Empirical Methods in Natural Language Processing (EMNLP)</w:t>
-      </w:r>
-      <w:r>
-        <w:t xml:space="preserve">, pp. 7534-7550.</w:t>
-      </w:r>
-    </w:p>
-    <w:p>
-      <w:pPr>
-        <w:jc w:val="both"/>
-      </w:pPr>
-      <w:r>
-        <w:t xml:space="preserve">Wallat, J., Heuss, M., de Rijke, M. and Anand, A. (2024)</w:t>
-      </w:r>
-      <w:r>
-        <w:t xml:space="preserve"> </w:t>
-      </w:r>
-      <w:r>
-        <w:t xml:space="preserve">‘Correctness is not Faithfulness in RAG Attributions’</w:t>
-      </w:r>
-      <w:r>
-        <w:t xml:space="preserve">,</w:t>
-      </w:r>
-      <w:r>
-        <w:t xml:space="preserve"> </w:t>
-      </w:r>
-      <w:r>
-        <w:rPr>
-          <w:i/>
-          <w:iCs/>
-        </w:rPr>
-        <w:t xml:space="preserve">arXiv preprint arXiv:2412.18004</w:t>
-      </w:r>
-      <w:r>
-        <w:t xml:space="preserve">.</w:t>
-      </w:r>
-    </w:p>
-    <w:p>
-      <w:pPr>
-        <w:jc w:val="both"/>
-      </w:pPr>
-      <w:r>
-        <w:t xml:space="preserve">Yin, Z., Sun, Q., Guo, Q., Wu, J., Qiu, X. and Huang, X. (2023)</w:t>
-      </w:r>
-      <w:r>
-        <w:t xml:space="preserve"> </w:t>
-      </w:r>
-      <w:r>
-        <w:t xml:space="preserve">‘Do Large Language Models Know What They Don’t Know?’</w:t>
-      </w:r>
-      <w:r>
-        <w:t xml:space="preserve">,</w:t>
-      </w:r>
-      <w:r>
-        <w:t xml:space="preserve"> </w:t>
-      </w:r>
-      <w:r>
-        <w:rPr>
-          <w:i/>
-          <w:iCs/>
-        </w:rPr>
-        <w:t xml:space="preserve">Findings of the Association for Computational Linguistics: ACL 2023</w:t>
-      </w:r>
-      <w:r>
-        <w:t xml:space="preserve">, pp. 8653-8665.</w:t>
-      </w:r>
-    </w:p>
-    <w:p>
-      <w:pPr>
-        <w:jc w:val="both"/>
-      </w:pPr>
-      <w:r>
-        <w:t xml:space="preserve">Yue, X., Wang, B., Chen, Z., Zhang, K., Su, Y. and Sun, H. (2023)</w:t>
-      </w:r>
-      <w:r>
-        <w:t xml:space="preserve"> </w:t>
-      </w:r>
-      <w:r>
-        <w:t xml:space="preserve">‘Automatic Evaluation of Attribution by Large Language Models’</w:t>
-      </w:r>
-      <w:r>
-        <w:t xml:space="preserve">,</w:t>
-      </w:r>
-      <w:r>
-        <w:t xml:space="preserve"> </w:t>
-      </w:r>
-      <w:r>
-        <w:rPr>
-          <w:i/>
-          <w:iCs/>
-        </w:rPr>
-        <w:t xml:space="preserve">Findings of the Association for Computational Linguistics: EMNLP 2023</w:t>
-      </w:r>
-      <w:r>
-        <w:t xml:space="preserve">, pp. 4615-4635. doi:10.18653/v1/2023.findings-emnlp.307.</w:t>
-      </w:r>
-    </w:p>
-    <w:p>
-      <w:pPr>
-        <w:jc w:val="both"/>
-      </w:pPr>
-      <w:r>
-        <w:t xml:space="preserve">Penzkofer, V. and Baumann, T. (2024)</w:t>
-      </w:r>
-      <w:r>
-        <w:t xml:space="preserve"> </w:t>
-      </w:r>
-      <w:r>
-        <w:t xml:space="preserve">‘Evaluating and Fine-Tuning Retrieval-Augmented Language Models to Generate Text with Accurate Citations (RAGE)’</w:t>
-      </w:r>
-      <w:r>
-        <w:t xml:space="preserve">,</w:t>
-      </w:r>
-      <w:r>
-        <w:t xml:space="preserve"> </w:t>
-      </w:r>
-      <w:r>
-        <w:rPr>
-          <w:i/>
-          <w:iCs/>
-        </w:rPr>
-        <w:t xml:space="preserve">Proceedings of the 20th Conference on Natural Language Processing (KONVENS 2024)</w:t>
-      </w:r>
-      <w:r>
-        <w:t xml:space="preserve">, pp. 57-64.</w:t>
-      </w:r>
-    </w:p>
-    <w:p>
-      <w:pPr>
-        <w:jc w:val="both"/>
-      </w:pPr>
-      <w:r>
-        <w:t xml:space="preserve">Zheng, L., Chiang, W.L., Sheng, Y., Zhuang, S., Wu, Z., Zhuang, Y., Lin, Z., Li, Z., Li, D., Xing, E.P. and Zhang, H. (2024)</w:t>
-      </w:r>
-      <w:r>
-        <w:t xml:space="preserve"> </w:t>
-      </w:r>
-      <w:r>
-        <w:t xml:space="preserve">‘Judging LLM-as-a-Judge with MT-Bench and Chatbot Arena’</w:t>
-      </w:r>
-      <w:r>
-        <w:t xml:space="preserve">,</w:t>
-      </w:r>
-      <w:r>
-        <w:t xml:space="preserve"> </w:t>
-      </w:r>
-      <w:r>
-        <w:rPr>
-          <w:i/>
-          <w:iCs/>
-        </w:rPr>
-        <w:t xml:space="preserve">Advances in Neural Information Processing Systems</w:t>
-      </w:r>
-      <w:r>
-        <w:t xml:space="preserve">, 36.</w:t>
-      </w:r>
-    </w:p>
-    <w:p>
-      <w:pPr>
-        <w:jc w:val="both"/>
-      </w:pPr>
-      <w:r>
-        <w:t xml:space="preserve">Zhong, H., Xiao, C., Tu, C., Zhang, T., Liu, Z. and Sun, M. (2020)</w:t>
-      </w:r>
-      <w:r>
-        <w:t xml:space="preserve"> </w:t>
-      </w:r>
-      <w:r>
         <w:t xml:space="preserve">‘How Does NLP Benefit Legal System: A Summary of Legal Artificial Intelligence’</w:t>
       </w:r>
       <w:r>
-        <w:t xml:space="preserve">,</w:t>
-      </w:r>
-      <w:r>
-        <w:t xml:space="preserve"> </w:t>
-      </w:r>
-      <w:r>
-        <w:rPr>
-          <w:i/>
-          <w:iCs/>
-        </w:rPr>
-        <w:t xml:space="preserve">Proceedings of the 58th Annual Meeting of the Association for Computational Linguistics</w:t>
-      </w:r>
-      <w:r>
-        <w:t xml:space="preserve">, pp. 5218-5230.</w:t>
+        <w:t xml:space="preserve">, Proceedings of the 58th Annual Meeting of the Association for Computational Linguistics, pp. 5218-5230.</w:t>
       </w:r>
     </w:p>
     <w:p>
@@ -23503,23 +21376,7 @@
         <w:jc w:val="both"/>
       </w:pPr>
       <w:r>
-        <w:t xml:space="preserve">B3-Extractive (88% Answer Rate, 100% Citation Precision, 0% Ungrounded Rate, 50.0% Abstention Accuracy on n = 12 unanswerable test queries) is the safest demonstration setting for</w:t>
-      </w:r>
-      <w:r>
-        <w:t xml:space="preserve"> </w:t>
-      </w:r>
-      <w:r>
-        <w:rPr>
-          <w:b/>
-          <w:bCs/>
-        </w:rPr>
-        <w:t xml:space="preserve">fabrication risk</w:t>
-      </w:r>
-      <w:r>
-        <w:t xml:space="preserve"> </w:t>
-      </w:r>
-      <w:r>
-        <w:t xml:space="preserve">in this project, at least until retrieval recall improves enough to give Generative Mode a more generous abstention threshold. Its Abstention Accuracy on the small unanswerable subset is modest because Extractive Mode bypasses the LLM and therefore the post-LLM</w:t>
+        <w:t xml:space="preserve">B3-Extractive (88% Answer Rate, 100% Citation Precision, 0% Ungrounded Rate, 50.0% Abstention Accuracy on n = 12 unanswerable test queries) is the safest demonstration setting for fabrication risk in this project, at least until retrieval recall improves enough to give Generative Mode a more generous abstention threshold. Its Abstention Accuracy on the small unanswerable subset is modest because Extractive Mode bypasses the LLM and therefore the post-LLM</w:t>
       </w:r>
       <w:r>
         <w:t xml:space="preserve"> </w:t>
@@ -23592,17 +21449,7 @@
         <w:jc w:val="both"/>
       </w:pPr>
       <w:r>
-        <w:rPr>
-          <w:b/>
-          <w:bCs/>
-        </w:rPr>
-        <w:t xml:space="preserve">Empirical evaluation design.</w:t>
-      </w:r>
-      <w:r>
-        <w:t xml:space="preserve"> </w:t>
-      </w:r>
-      <w:r>
-        <w:t xml:space="preserve">The baseline ladder and ablation methodology, while standard in machine-learning research, were new practices for me. Learning to structure experiments so that each comparison isolates exactly one variable proved essential for producing interpretable results. Splitting the golden set into validation and test subsets is obvious in hindsight, but it was not part of my initial project plan; I adopted it during Sprint 6 after recognising that the abstention threshold had been tuned on the same data used for evaluation. Left uncorrected, that methodological error would have inflated the reported metrics.</w:t>
+        <w:t xml:space="preserve">Empirical evaluation design. The baseline ladder and ablation methodology, while standard in machine-learning research, were new practices for me. Learning to structure experiments so that each comparison isolates exactly one variable proved essential for producing interpretable results. Splitting the golden set into validation and test subsets is obvious in hindsight, but it was not part of my initial project plan; I adopted it during Sprint 6 after recognising that the abstention threshold had been tuned on the same data used for evaluation. Left uncorrected, that methodological error would have inflated the reported metrics.</w:t>
       </w:r>
     </w:p>
     <w:p>
@@ -23614,17 +21461,7 @@
         <w:jc w:val="both"/>
       </w:pPr>
       <w:r>
-        <w:rPr>
-          <w:b/>
-          <w:bCs/>
-        </w:rPr>
-        <w:t xml:space="preserve">Defensive software engineering.</w:t>
-      </w:r>
-      <w:r>
-        <w:t xml:space="preserve"> </w:t>
-      </w:r>
-      <w:r>
-        <w:t xml:space="preserve">The repair-and-retry mechanism for LLM JSON compliance, the cascading fallback strategy, and the claim-splitting edge-case handling all required a defensive programming mindset: anticipating failure modes and building graceful recovery paths. This contrasts with coursework assignments, where inputs are typically clean and well-formed.</w:t>
+        <w:t xml:space="preserve">Defensive software engineering. The repair-and-retry mechanism for LLM JSON compliance, the cascading fallback strategy, and the claim-splitting edge-case handling all required a defensive programming mindset: anticipating failure modes and building graceful recovery paths. This contrasts with coursework assignments, where inputs are typically clean and well-formed.</w:t>
       </w:r>
     </w:p>
     <w:p>
@@ -23636,17 +21473,7 @@
         <w:jc w:val="both"/>
       </w:pPr>
       <w:r>
-        <w:rPr>
-          <w:b/>
-          <w:bCs/>
-        </w:rPr>
-        <w:t xml:space="preserve">Technical writing under constraint.</w:t>
-      </w:r>
-      <w:r>
-        <w:t xml:space="preserve"> </w:t>
-      </w:r>
-      <w:r>
-        <w:t xml:space="preserve">Producing a report that satisfies the university’s marking criteria while accurately representing a complex system required iteration. Early drafts were either too implementation-focused (listing code without justification) or too abstract (discussing design philosophy without concrete evidence). The final report attempts to balance both registers, a skill I want to keep working on.</w:t>
+        <w:t xml:space="preserve">Technical writing under constraint. Producing a report that satisfies the university’s marking criteria while accurately representing a complex system required iteration. Early drafts were either too implementation-focused (listing code without justification) or too abstract (discussing design philosophy without concrete evidence). The final report attempts to balance both registers, a skill I want to keep working on.</w:t>
       </w:r>
     </w:p>
     <w:bookmarkEnd w:id="91"/>
@@ -23681,17 +21508,7 @@
         <w:jc w:val="both"/>
       </w:pPr>
       <w:r>
-        <w:rPr>
-          <w:b/>
-          <w:bCs/>
-        </w:rPr>
-        <w:t xml:space="preserve">Privacy and Data Protection.</w:t>
-      </w:r>
-      <w:r>
-        <w:t xml:space="preserve"> </w:t>
-      </w:r>
-      <w:r>
-        <w:t xml:space="preserve">RAG architectures lend themselves to query-time access control more easily than fine-tuned models do: because documents are retrieved at query time rather than embedded in model weights, an access-control layer can sit at the retrieval stage so that a user’s query only retrieves documents they are authorised to see. This access-control layer is not implemented in the current prototype (all documents are accessible to all users), but the architecture supports it without redesign, since the</w:t>
+        <w:t xml:space="preserve">Privacy and Data Protection. RAG architectures lend themselves to query-time access control more easily than fine-tuned models do: because documents are retrieved at query time rather than embedded in model weights, an access-control layer can sit at the retrieval stage so that a user’s query only retrieves documents they are authorised to see. This access-control layer is not implemented in the current prototype (all documents are accessible to all users), but the architecture supports it without redesign, since the</w:t>
       </w:r>
       <w:r>
         <w:t xml:space="preserve"> </w:t>
@@ -23722,17 +21539,7 @@
         <w:jc w:val="both"/>
       </w:pPr>
       <w:r>
-        <w:rPr>
-          <w:b/>
-          <w:bCs/>
-        </w:rPr>
-        <w:t xml:space="preserve">Intellectual Property.</w:t>
-      </w:r>
-      <w:r>
-        <w:t xml:space="preserve"> </w:t>
-      </w:r>
-      <w:r>
-        <w:t xml:space="preserve">All third-party libraries used in this project are released under permissive open-source licences (MIT, Apache 2.0, BSD-3; see Appendix B.1). The synthetic corpus is original work generated for this project and raises no intellectual property concerns. The Computer Misuse Act 1990 is not directly applicable, as the system does not access any external systems without authorisation; all retrieval operates over a locally stored, self-contained corpus.</w:t>
+        <w:t xml:space="preserve">Intellectual Property. All third-party libraries used in this project are released under permissive open-source licences (MIT, Apache 2.0, BSD-3; see Appendix B.1). The synthetic corpus is original work generated for this project and raises no intellectual property concerns. The Computer Misuse Act 1990 is not directly applicable, as the system does not access any external systems without authorisation; all retrieval operates over a locally stored, self-contained corpus.</w:t>
       </w:r>
     </w:p>
     <w:bookmarkEnd w:id="92"/>
@@ -23750,52 +21557,42 @@
         <w:jc w:val="both"/>
       </w:pPr>
       <w:r>
-        <w:rPr>
-          <w:b/>
-          <w:bCs/>
-        </w:rPr>
-        <w:t xml:space="preserve">Automation Bias and Over-Trust.</w:t>
+        <w:t xml:space="preserve">Automation Bias and Over-Trust. The most significant social concern is automation bias: the tendency for users to accept system-generated answers uncritically, particularly when those answers carry a</w:t>
       </w:r>
       <w:r>
         <w:t xml:space="preserve"> </w:t>
       </w:r>
       <w:r>
-        <w:t xml:space="preserve">The most significant social concern is automation bias: the tendency for users to accept system-generated answers uncritically, particularly when those answers carry a</w:t>
+        <w:t xml:space="preserve">“verified”</w:t>
       </w:r>
       <w:r>
         <w:t xml:space="preserve"> </w:t>
       </w:r>
       <w:r>
-        <w:t xml:space="preserve">“verified”</w:t>
+        <w:t xml:space="preserve">label. Policy Copilot’s verification mechanism could paradoxically increase this risk, because by presenting answers as</w:t>
       </w:r>
       <w:r>
         <w:t xml:space="preserve"> </w:t>
       </w:r>
       <w:r>
-        <w:t xml:space="preserve">label. Policy Copilot’s verification mechanism could paradoxically increase this risk, because by presenting answers as</w:t>
+        <w:t xml:space="preserve">“citation-verified”</w:t>
       </w:r>
       <w:r>
         <w:t xml:space="preserve"> </w:t>
       </w:r>
       <w:r>
-        <w:t xml:space="preserve">“citation-verified”</w:t>
+        <w:t xml:space="preserve">the system may create a false sense of certainty that discourages users from consulting the source documents directly. To mitigate this, the Streamlit UI explicitly labels all answers as</w:t>
       </w:r>
       <w:r>
         <w:t xml:space="preserve"> </w:t>
       </w:r>
       <w:r>
-        <w:t xml:space="preserve">the system may create a false sense of certainty that discourages users from consulting the source documents directly. To mitigate this, the Streamlit UI explicitly labels all answers as</w:t>
+        <w:t xml:space="preserve">“AI-Generated, Verify Against Source”</w:t>
       </w:r>
       <w:r>
         <w:t xml:space="preserve"> </w:t>
       </w:r>
       <w:r>
-        <w:t xml:space="preserve">“AI-Generated, Verify Against Source”</w:t>
-      </w:r>
-      <w:r>
-        <w:t xml:space="preserve"> </w:t>
-      </w:r>
-      <w:r>
         <w:t xml:space="preserve">and displays the raw cited paragraphs alongside the generated answer, enabling the user to perform their own verification. The effectiveness of this mitigation depends on user behaviour, however, which is a factor outside the system’s control.</w:t>
       </w:r>
     </w:p>
@@ -23804,17 +21601,7 @@
         <w:jc w:val="both"/>
       </w:pPr>
       <w:r>
-        <w:rPr>
-          <w:b/>
-          <w:bCs/>
-        </w:rPr>
-        <w:t xml:space="preserve">Deskilling and Power Asymmetry.</w:t>
-      </w:r>
-      <w:r>
-        <w:t xml:space="preserve"> </w:t>
-      </w:r>
-      <w:r>
-        <w:t xml:space="preserve">A subtler social risk concerns the potential deskilling of policy specialists. If employees rely on an AI intermediary to interpret policy documents rather than reading the source material directly, their capacity for independent policy interpretation may atrophy over time. There is also a power asymmetry worth acknowledging: the employer controls the corpus that the system retrieves from, while the employee receives the system’s interpretation of that corpus. In a dispute over policy application, the employee’s understanding is mediated, and potentially constrained, by the system’s retrieval boundaries.</w:t>
+        <w:t xml:space="preserve">Deskilling and Power Asymmetry. A subtler social risk concerns the potential deskilling of policy specialists. If employees rely on an AI intermediary to interpret policy documents rather than reading the source material directly, their capacity for independent policy interpretation may atrophy over time. There is also a power asymmetry worth acknowledging: the employer controls the corpus that the system retrieves from, while the employee receives the system’s interpretation of that corpus. In a dispute over policy application, the employee’s understanding is mediated, and potentially constrained, by the system’s retrieval boundaries.</w:t>
       </w:r>
     </w:p>
     <w:p>
@@ -23822,17 +21609,7 @@
         <w:jc w:val="both"/>
       </w:pPr>
       <w:r>
-        <w:rPr>
-          <w:b/>
-          <w:bCs/>
-        </w:rPr>
-        <w:t xml:space="preserve">Digital Equity.</w:t>
-      </w:r>
-      <w:r>
-        <w:t xml:space="preserve"> </w:t>
-      </w:r>
-      <w:r>
-        <w:t xml:space="preserve">Not all employees within an organisation may have equal access to AI-mediated policy tools. Deployment decisions should consider whether the system creates an information advantage for digitally literate employees at the expense of those less comfortable with technology-mediated information retrieval.</w:t>
+        <w:t xml:space="preserve">Digital Equity. Not all employees within an organisation may have equal access to AI-mediated policy tools. Deployment decisions should consider whether the system creates an information advantage for digitally literate employees at the expense of those less comfortable with technology-mediated information retrieval.</w:t>
       </w:r>
     </w:p>
     <w:bookmarkEnd w:id="93"/>
@@ -23850,17 +21627,7 @@
         <w:jc w:val="both"/>
       </w:pPr>
       <w:r>
-        <w:rPr>
-          <w:b/>
-          <w:bCs/>
-        </w:rPr>
-        <w:t xml:space="preserve">Accountability and Auditability.</w:t>
-      </w:r>
-      <w:r>
-        <w:t xml:space="preserve"> </w:t>
-      </w:r>
-      <w:r>
-        <w:t xml:space="preserve">Every query produces a structured log entry covering the question, the retrieved paragraphs, the reranker scores, the raw LLM output, the verification decisions (kept claims, pruned claims, and the reason for each), and the final response. This means any answer the system has produced can be re-traced after the fact, which is useful for compliance environments where decisions based on policy interpretations may later be challenged. The provenance chain is exercised by</w:t>
+        <w:t xml:space="preserve">Accountability and Auditability. Every query produces a structured log entry covering the question, the retrieved paragraphs, the reranker scores, the raw LLM output, the verification decisions (kept claims, pruned claims, and the reason for each), and the final response. This means any answer the system has produced can be re-traced after the fact, which is useful for compliance environments where decisions based on policy interpretations may later be challenged. The provenance chain is exercised by</w:t>
       </w:r>
       <w:r>
         <w:t xml:space="preserve"> </w:t>
@@ -23880,17 +21647,7 @@
         <w:jc w:val="both"/>
       </w:pPr>
       <w:r>
-        <w:rPr>
-          <w:b/>
-          <w:bCs/>
-        </w:rPr>
-        <w:t xml:space="preserve">Bias Risks.</w:t>
-      </w:r>
-      <w:r>
-        <w:t xml:space="preserve"> </w:t>
-      </w:r>
-      <w:r>
-        <w:t xml:space="preserve">The synthetic corpus was authored with deliberate contradictions for evaluation purposes but does not contain content relating to protected characteristics under the Equality Act 2010. The system’s extractive fallback mode quotes source material directly, reducing the risk of introducing bias through paraphrasing. In generative mode, however, the LLM may introduce subtle framing biases not present in the source documents, a risk that the heuristic verification layer can only partially mitigate, since it checks for factual support rather than tonal fidelity.</w:t>
+        <w:t xml:space="preserve">Bias Risks. The synthetic corpus was authored with deliberate contradictions for evaluation purposes but does not contain content relating to protected characteristics under the Equality Act 2010. The system’s extractive fallback mode quotes source material directly, reducing the risk of introducing bias through paraphrasing. In generative mode, however, the LLM may introduce subtle framing biases not present in the source documents, a risk that the heuristic verification layer can only partially mitigate, since it checks for factual support rather than tonal fidelity.</w:t>
       </w:r>
     </w:p>
     <w:p>
@@ -23898,17 +21655,7 @@
         <w:jc w:val="both"/>
       </w:pPr>
       <w:r>
-        <w:rPr>
-          <w:b/>
-          <w:bCs/>
-        </w:rPr>
-        <w:t xml:space="preserve">Environmental Impact.</w:t>
-      </w:r>
-      <w:r>
-        <w:t xml:space="preserve"> </w:t>
-      </w:r>
-      <w:r>
-        <w:t xml:space="preserve">The environmental cost of large language model inference deserves acknowledgement. Strubell et al. (2019) gave an early estimate suggesting that the carbon footprint of training a single large NLP model could be comparable to a substantial multi-year vehicle footprint, although the exact figure has been re-debated in subsequent literature and depends heavily on the model size and energy mix. Inference-time costs for a small model such as</w:t>
+        <w:t xml:space="preserve">Environmental Impact. The environmental cost of large language model inference deserves acknowledgement. Strubell et al. (2019) gave an early estimate suggesting that the carbon footprint of training a single large NLP model could be comparable to a substantial multi-year vehicle footprint, although the exact figure has been re-debated in subsequent literature and depends heavily on the model size and energy mix. Inference-time costs for a small model such as</w:t>
       </w:r>
       <w:r>
         <w:t xml:space="preserve"> </w:t>
@@ -23931,17 +21678,7 @@
         <w:jc w:val="both"/>
       </w:pPr>
       <w:r>
-        <w:rPr>
-          <w:b/>
-          <w:bCs/>
-        </w:rPr>
-        <w:t xml:space="preserve">Participant Evaluation Ethics.</w:t>
-      </w:r>
-      <w:r>
-        <w:t xml:space="preserve"> </w:t>
-      </w:r>
-      <w:r>
-        <w:t xml:space="preserve">The independent reviewer evaluation in §4.10 (n = 6, 14-18 April 2026) was conducted under voluntary informed consent: participants received a Participant Information text, gave digital consent for anonymised data reuse, and could withdraw before final submission. No personal data was retained beyond Likert scores and short comments; reviewers are referred to only as P1-P6 with a role tag (BSc CS or MSc CS), and comments appear in the report only as paraphrased themes (Appendix B.10).</w:t>
+        <w:t xml:space="preserve">Participant Evaluation Ethics. The independent reviewer evaluation in §4.10 (n = 6, 14-18 April 2026) was conducted under voluntary informed consent: participants received a Participant Information text, gave digital consent for anonymised data reuse, and could withdraw before final submission. No personal data was retained beyond Likert scores and short comments; reviewers are referred to only as P1-P6 with a role tag (BSc CS or MSc CS), and comments appear in the report only as paraphrased themes (Appendix B.10).</w:t>
       </w:r>
     </w:p>
     <w:bookmarkEnd w:id="94"/>
@@ -23959,30 +21696,7 @@
         <w:jc w:val="both"/>
       </w:pPr>
       <w:r>
-        <w:rPr>
-          <w:b/>
-          <w:bCs/>
-        </w:rPr>
-        <w:t xml:space="preserve">Generative AI Policy Compliance.</w:t>
-      </w:r>
-      <w:r>
-        <w:t xml:space="preserve"> </w:t>
-      </w:r>
-      <w:r>
-        <w:t xml:space="preserve">Under the University of Leeds Generative AI policy, this module (COMP3931/COMP3932) sits in the</w:t>
-      </w:r>
-      <w:r>
-        <w:t xml:space="preserve"> </w:t>
-      </w:r>
-      <w:r>
-        <w:rPr>
-          <w:b/>
-          <w:bCs/>
-        </w:rPr>
-        <w:t xml:space="preserve">Amber category</w:t>
-      </w:r>
-      <w:r>
-        <w:t xml:space="preserve">. AI tools were used only in the assistive capacities documented in Appendix B.5, including development support, debugging, planning, structuring, consistency checking, and writing-review feedback. They were not used as a replacement author and were not treated as authoritative sources. The submitted report remains the author’s final work: all final wording, technical claims, citations, numerical results, figures, tables, edits, and submission decisions were checked, revised where needed, and approved by the author. The University proof-reading policy was reviewed and followed.</w:t>
+        <w:t xml:space="preserve">Generative AI Policy Compliance. Under the University of Leeds Generative AI policy, this module (COMP3931/COMP3932) sits in the Amber category. AI tools were used only in the assistive capacities documented in Appendix B.5, including development support, debugging, planning, structuring, consistency checking, and writing-review feedback. They were not used as a replacement author and were not treated as authoritative sources. The submitted report remains the author’s final work: all final wording, technical claims, citations, numerical results, figures, tables, edits, and submission decisions were checked, revised where needed, and approved by the author. The University proof-reading policy was reviewed and followed.</w:t>
       </w:r>
     </w:p>
     <w:p>
@@ -23990,17 +21704,7 @@
         <w:jc w:val="both"/>
       </w:pPr>
       <w:r>
-        <w:rPr>
-          <w:b/>
-          <w:bCs/>
-        </w:rPr>
-        <w:t xml:space="preserve">Professional Standards.</w:t>
-      </w:r>
-      <w:r>
-        <w:t xml:space="preserve"> </w:t>
-      </w:r>
-      <w:r>
-        <w:t xml:space="preserve">The codebase follows professional software-engineering practices: version-controlled development with meaningful commit messages, automated testing under the documented evaluator command, reproducible evaluation via scripted pipelines, and modular architecture with clean separation of concerns. In practical terms, the work was guided by the BCS Code of Conduct’s emphasis on the public interest, professional competence, and integrity: the abstention behaviour was treated as a public-interest feature (the system should refuse rather than fabricate); limitations and trade-offs are made explicit in this report (Sections 4.13 and 5.2) rather than hidden; and any AI-assisted parts of the development workflow are disclosed in Appendix B.5 in line with the university’s Generative AI policy.</w:t>
+        <w:t xml:space="preserve">Professional Standards. The codebase follows professional software-engineering practices: version-controlled development with meaningful commit messages, automated testing under the documented evaluator command, reproducible evaluation via scripted pipelines, and modular architecture with clean separation of concerns. In practical terms, the work was guided by the BCS Code of Conduct’s emphasis on the public interest, professional competence, and integrity: the abstention behaviour was treated as a public-interest feature (the system should refuse rather than fabricate); limitations and trade-offs are made explicit in this report (Sections 4.13 and 5.2) rather than hidden; and any AI-assisted parts of the development workflow are disclosed in Appendix B.5 in line with the university’s Generative AI policy.</w:t>
       </w:r>
     </w:p>
     <w:p>
@@ -24048,10 +21752,6 @@
         <w:jc w:val="both"/>
       </w:pPr>
       <w:r>
-        <w:rPr>
-          <w:b/>
-          <w:bCs/>
-        </w:rPr>
         <w:t xml:space="preserve">Repository URL:</w:t>
       </w:r>
       <w:r>
@@ -24071,10 +21771,6 @@
         <w:jc w:val="both"/>
       </w:pPr>
       <w:r>
-        <w:rPr>
-          <w:i/>
-          <w:iCs/>
-        </w:rPr>
         <w:t xml:space="preserve">(Note for examiners: the repository is public; no special access is required for marking verification.)</w:t>
       </w:r>
     </w:p>
@@ -24245,8 +21941,6 @@
             <w:r>
               <w:rPr>
                 <w:rFonts w:ascii="Times New Roman" w:hAnsi="Times New Roman"/>
-                <w:b/>
-                <w:bCs/>
                 <w:color w:val="000000"/>
                 <w:sz w:val="18"/>
               </w:rPr>
@@ -24345,8 +22039,6 @@
             <w:r>
               <w:rPr>
                 <w:rFonts w:ascii="Times New Roman" w:hAnsi="Times New Roman"/>
-                <w:b/>
-                <w:bCs/>
                 <w:color w:val="000000"/>
                 <w:sz w:val="18"/>
               </w:rPr>
@@ -24445,8 +22137,6 @@
             <w:r>
               <w:rPr>
                 <w:rFonts w:ascii="Times New Roman" w:hAnsi="Times New Roman"/>
-                <w:b/>
-                <w:bCs/>
                 <w:color w:val="000000"/>
                 <w:sz w:val="18"/>
               </w:rPr>
@@ -24545,8 +22235,6 @@
             <w:r>
               <w:rPr>
                 <w:rFonts w:ascii="Times New Roman" w:hAnsi="Times New Roman"/>
-                <w:b/>
-                <w:bCs/>
                 <w:color w:val="000000"/>
                 <w:sz w:val="18"/>
               </w:rPr>
@@ -24645,8 +22333,6 @@
             <w:r>
               <w:rPr>
                 <w:rFonts w:ascii="Times New Roman" w:hAnsi="Times New Roman"/>
-                <w:b/>
-                <w:bCs/>
                 <w:color w:val="000000"/>
                 <w:sz w:val="18"/>
               </w:rPr>
@@ -24745,8 +22431,6 @@
             <w:r>
               <w:rPr>
                 <w:rFonts w:ascii="Times New Roman" w:hAnsi="Times New Roman"/>
-                <w:b/>
-                <w:bCs/>
                 <w:color w:val="000000"/>
                 <w:sz w:val="18"/>
               </w:rPr>
@@ -24845,8 +22529,6 @@
             <w:r>
               <w:rPr>
                 <w:rFonts w:ascii="Times New Roman" w:hAnsi="Times New Roman"/>
-                <w:b/>
-                <w:bCs/>
                 <w:color w:val="000000"/>
                 <w:sz w:val="18"/>
               </w:rPr>
@@ -24945,8 +22627,6 @@
             <w:r>
               <w:rPr>
                 <w:rFonts w:ascii="Times New Roman" w:hAnsi="Times New Roman"/>
-                <w:b/>
-                <w:bCs/>
                 <w:color w:val="000000"/>
                 <w:sz w:val="18"/>
               </w:rPr>
@@ -25045,8 +22725,6 @@
             <w:r>
               <w:rPr>
                 <w:rFonts w:ascii="Times New Roman" w:hAnsi="Times New Roman"/>
-                <w:b/>
-                <w:bCs/>
                 <w:color w:val="000000"/>
                 <w:sz w:val="18"/>
               </w:rPr>
@@ -25145,8 +22823,6 @@
             <w:r>
               <w:rPr>
                 <w:rFonts w:ascii="Times New Roman" w:hAnsi="Times New Roman"/>
-                <w:b/>
-                <w:bCs/>
                 <w:color w:val="000000"/>
                 <w:sz w:val="18"/>
               </w:rPr>
@@ -25245,8 +22921,6 @@
             <w:r>
               <w:rPr>
                 <w:rFonts w:ascii="Times New Roman" w:hAnsi="Times New Roman"/>
-                <w:b/>
-                <w:bCs/>
                 <w:color w:val="000000"/>
                 <w:sz w:val="18"/>
               </w:rPr>
@@ -25345,8 +23019,6 @@
             <w:r>
               <w:rPr>
                 <w:rFonts w:ascii="Times New Roman" w:hAnsi="Times New Roman"/>
-                <w:b/>
-                <w:bCs/>
                 <w:color w:val="000000"/>
                 <w:sz w:val="18"/>
               </w:rPr>
@@ -25445,8 +23117,6 @@
             <w:r>
               <w:rPr>
                 <w:rFonts w:ascii="Times New Roman" w:hAnsi="Times New Roman"/>
-                <w:b/>
-                <w:bCs/>
                 <w:color w:val="000000"/>
                 <w:sz w:val="18"/>
               </w:rPr>
@@ -25543,20 +23213,7 @@
         <w:jc w:val="both"/>
       </w:pPr>
       <w:r>
-        <w:t xml:space="preserve">The Policy Copilot source code is released under the</w:t>
-      </w:r>
-      <w:r>
-        <w:t xml:space="preserve"> </w:t>
-      </w:r>
-      <w:r>
-        <w:rPr>
-          <w:b/>
-          <w:bCs/>
-        </w:rPr>
-        <w:t xml:space="preserve">MIT License</w:t>
-      </w:r>
-      <w:r>
-        <w:t xml:space="preserve">, which allows reuse, modification, and distribution and aligns with the project’s goal of demonstrating reproducible research.</w:t>
+        <w:t xml:space="preserve">The Policy Copilot source code is released under the MIT License, which allows reuse, modification, and distribution and aligns with the project’s goal of demonstrating reproducible research.</w:t>
       </w:r>
     </w:p>
     <w:bookmarkEnd w:id="101"/>
@@ -25586,17 +23243,7 @@
         <w:jc w:val="both"/>
       </w:pPr>
       <w:r>
-        <w:rPr>
-          <w:b/>
-          <w:bCs/>
-        </w:rPr>
-        <w:t xml:space="preserve">Policy Corpus</w:t>
-      </w:r>
-      <w:r>
-        <w:t xml:space="preserve"> </w:t>
-      </w:r>
-      <w:r>
-        <w:t xml:space="preserve">(synthetic, project data, not report prose): three synthetic policy PDFs were generated using GPT-4o with detailed prompts specifying structure, contradictions, and coverage requirements. This corpus is project data used as input to the system, not text that appears as authored prose in this report.</w:t>
+        <w:t xml:space="preserve">Policy Corpus (synthetic, project data, not report prose): three synthetic policy PDFs were generated using GPT-4o with detailed prompts specifying structure, contradictions, and coverage requirements. This corpus is project data used as input to the system, not text that appears as authored prose in this report.</w:t>
       </w:r>
     </w:p>
     <w:p>
@@ -25608,17 +23255,7 @@
         <w:jc w:val="both"/>
       </w:pPr>
       <w:r>
-        <w:rPr>
-          <w:b/>
-          <w:bCs/>
-        </w:rPr>
-        <w:t xml:space="preserve">Golden Set</w:t>
-      </w:r>
-      <w:r>
-        <w:t xml:space="preserve"> </w:t>
-      </w:r>
-      <w:r>
-        <w:t xml:space="preserve">(synthetic): 63 queries manually crafted and auto-labelled against the synthetic corpus.</w:t>
+        <w:t xml:space="preserve">Golden Set (synthetic): 63 queries manually crafted and auto-labelled against the synthetic corpus.</w:t>
       </w:r>
     </w:p>
     <w:p>
@@ -25630,17 +23267,7 @@
         <w:jc w:val="both"/>
       </w:pPr>
       <w:r>
-        <w:rPr>
-          <w:b/>
-          <w:bCs/>
-        </w:rPr>
-        <w:t xml:space="preserve">Public Guidance Transfer Corpus</w:t>
-      </w:r>
-      <w:r>
-        <w:t xml:space="preserve"> </w:t>
-      </w:r>
-      <w:r>
-        <w:t xml:space="preserve">(supplementary external data, used only in §4.11): 8 documents / 249 paragraphs drawn from public pages published by the National Cyber Security Centre, the Information Commissioner’s Office, and ACAS. The captured text was taken from public-sector guidance pages whose site terms or page footers state the Open Government Licence v3.0, except where otherwise stated; the downloader keeps only main article text and excludes logos, images, navigation, cookie banners, and other non-text or third-party material. URLs, retrieval dates, content hashes, and reasons for inclusion are recorded in</w:t>
+        <w:t xml:space="preserve">Public Guidance Transfer Corpus (supplementary external data, used only in §4.11): 8 documents / 249 paragraphs drawn from public pages published by the National Cyber Security Centre, the Information Commissioner’s Office, and ACAS. The captured text was taken from public-sector guidance pages whose site terms or page footers state the Open Government Licence v3.0, except where otherwise stated; the downloader keeps only main article text and excludes logos, images, navigation, cookie banners, and other non-text or third-party material. URLs, retrieval dates, content hashes, and reasons for inclusion are recorded in</w:t>
       </w:r>
       <w:r>
         <w:t xml:space="preserve"> </w:t>
@@ -25677,14 +23304,7 @@
         <w:jc w:val="both"/>
       </w:pPr>
       <w:r>
-        <w:rPr>
-          <w:b/>
-          <w:bCs/>
-        </w:rPr>
-        <w:t xml:space="preserve">VS Code</w:t>
-      </w:r>
-      <w:r>
-        <w:t xml:space="preserve">: Integrated Development Environment.</w:t>
+        <w:t xml:space="preserve">VS Code: Integrated Development Environment.</w:t>
       </w:r>
     </w:p>
     <w:p>
@@ -25696,14 +23316,7 @@
         <w:jc w:val="both"/>
       </w:pPr>
       <w:r>
-        <w:rPr>
-          <w:b/>
-          <w:bCs/>
-        </w:rPr>
-        <w:t xml:space="preserve">Git</w:t>
-      </w:r>
-      <w:r>
-        <w:t xml:space="preserve">: Version control system.</w:t>
+        <w:t xml:space="preserve">Git: Version control system.</w:t>
       </w:r>
     </w:p>
     <w:p>
@@ -25715,14 +23328,7 @@
         <w:jc w:val="both"/>
       </w:pPr>
       <w:r>
-        <w:rPr>
-          <w:b/>
-          <w:bCs/>
-        </w:rPr>
-        <w:t xml:space="preserve">Poetry / Pip</w:t>
-      </w:r>
-      <w:r>
-        <w:t xml:space="preserve">: Dependency management.</w:t>
+        <w:t xml:space="preserve">Poetry / Pip: Dependency management.</w:t>
       </w:r>
     </w:p>
     <w:p>
@@ -25734,14 +23340,7 @@
         <w:jc w:val="both"/>
       </w:pPr>
       <w:r>
-        <w:rPr>
-          <w:b/>
-          <w:bCs/>
-        </w:rPr>
-        <w:t xml:space="preserve">Black / Ruff</w:t>
-      </w:r>
-      <w:r>
-        <w:t xml:space="preserve">: Code formatting and linting.</w:t>
+        <w:t xml:space="preserve">Black / Ruff: Code formatting and linting.</w:t>
       </w:r>
     </w:p>
     <w:p>
@@ -25769,20 +23368,7 @@
         <w:jc w:val="both"/>
       </w:pPr>
       <w:r>
-        <w:t xml:space="preserve">Under the University of Leeds Generative AI policy, this module sits in the</w:t>
-      </w:r>
-      <w:r>
-        <w:t xml:space="preserve"> </w:t>
-      </w:r>
-      <w:r>
-        <w:rPr>
-          <w:b/>
-          <w:bCs/>
-        </w:rPr>
-        <w:t xml:space="preserve">Amber category</w:t>
-      </w:r>
-      <w:r>
-        <w:t xml:space="preserve">. Generative AI was used in an assistive role during development, debugging, planning, structuring, project-data generation, and review. The tools were not used as a replacement author and were not treated as authoritative sources.</w:t>
+        <w:t xml:space="preserve">Under the University of Leeds Generative AI policy, this module sits in the Amber category. Generative AI was used in an assistive role during development, debugging, planning, structuring, project-data generation, and review. The tools were not used as a replacement author and were not treated as authoritative sources.</w:t>
       </w:r>
     </w:p>
     <w:bookmarkStart w:id="104" w:name="declaration-1"/>
@@ -26993,28 +24579,10 @@
             <w:r>
               <w:rPr>
                 <w:rFonts w:ascii="Times New Roman" w:hAnsi="Times New Roman"/>
-                <w:b/>
-                <w:bCs/>
                 <w:color w:val="000000"/>
                 <w:sz w:val="20"/>
               </w:rPr>
-              <w:t xml:space="preserve">Yes — limited.</w:t>
-            </w:r>
-            <w:r>
-              <w:rPr>
-                <w:rFonts w:ascii="Times New Roman" w:hAnsi="Times New Roman"/>
-                <w:color w:val="000000"/>
-                <w:sz w:val="20"/>
-              </w:rPr>
-              <w:t xml:space="preserve"> </w:t>
-            </w:r>
-            <w:r>
-              <w:rPr>
-                <w:rFonts w:ascii="Times New Roman" w:hAnsi="Times New Roman"/>
-                <w:color w:val="000000"/>
-                <w:sz w:val="20"/>
-              </w:rPr>
-              <w:t xml:space="preserve">The primary evaluation uses automated metrics against a synthetic golden set. In addition, a small independent reviewer evaluation (n = 6 peer participants, 14-18 April 2026) was conducted to triangulate the automated metrics (Section 4.10). Participants were Final-Year BSc and MSc Computer Science peers from the University of Leeds School of Computer Science; recruitment was voluntary and outside the project’s supervisory chain. Participants received a Participant Information text, gave digital consent for anonymised data reuse, and were free to withdraw before final submission. No personal data was retained beyond Likert scores and short comments; reviewers are referred to only as P1-P6 with role tag (BSc CS / MSc CS). Recruitment, rubric, consent text, and anonymised results are reproduced in Appendix B.10.</w:t>
+              <w:t xml:space="preserve">Yes — limited. The primary evaluation uses automated metrics against a synthetic golden set. In addition, a small independent reviewer evaluation (n = 6 peer participants, 14-18 April 2026) was conducted to triangulate the automated metrics (Section 4.10). Participants were Final-Year BSc and MSc Computer Science peers from the University of Leeds School of Computer Science; recruitment was voluntary and outside the project’s supervisory chain. Participants received a Participant Information text, gave digital consent for anonymised data reuse, and were free to withdraw before final submission. No personal data was retained beyond Likert scores and short comments; reviewers are referred to only as P1-P6 with role tag (BSc CS / MSc CS). Recruitment, rubric, consent text, and anonymised results are reproduced in Appendix B.10.</w:t>
             </w:r>
           </w:p>
         </w:tc>
@@ -27085,28 +24653,10 @@
             <w:r>
               <w:rPr>
                 <w:rFonts w:ascii="Times New Roman" w:hAnsi="Times New Roman"/>
-                <w:b/>
-                <w:bCs/>
                 <w:color w:val="000000"/>
                 <w:sz w:val="20"/>
               </w:rPr>
-              <w:t xml:space="preserve">No.</w:t>
-            </w:r>
-            <w:r>
-              <w:rPr>
-                <w:rFonts w:ascii="Times New Roman" w:hAnsi="Times New Roman"/>
-                <w:color w:val="000000"/>
-                <w:sz w:val="20"/>
-              </w:rPr>
-              <w:t xml:space="preserve"> </w:t>
-            </w:r>
-            <w:r>
-              <w:rPr>
-                <w:rFonts w:ascii="Times New Roman" w:hAnsi="Times New Roman"/>
-                <w:color w:val="000000"/>
-                <w:sz w:val="20"/>
-              </w:rPr>
-              <w:t xml:space="preserve">The policy corpus is entirely synthetic, generated to simulate organisational documents. No real employee names, identifiers, or personal data appear in any document.</w:t>
+              <w:t xml:space="preserve">No. The policy corpus is entirely synthetic, generated to simulate organisational documents. No real employee names, identifiers, or personal data appear in any document.</w:t>
             </w:r>
           </w:p>
         </w:tc>
@@ -27177,28 +24727,10 @@
             <w:r>
               <w:rPr>
                 <w:rFonts w:ascii="Times New Roman" w:hAnsi="Times New Roman"/>
-                <w:b/>
-                <w:bCs/>
                 <w:color w:val="000000"/>
                 <w:sz w:val="20"/>
               </w:rPr>
-              <w:t xml:space="preserve">Mitigated.</w:t>
-            </w:r>
-            <w:r>
-              <w:rPr>
-                <w:rFonts w:ascii="Times New Roman" w:hAnsi="Times New Roman"/>
-                <w:color w:val="000000"/>
-                <w:sz w:val="20"/>
-              </w:rPr>
-              <w:t xml:space="preserve"> </w:t>
-            </w:r>
-            <w:r>
-              <w:rPr>
-                <w:rFonts w:ascii="Times New Roman" w:hAnsi="Times New Roman"/>
-                <w:color w:val="000000"/>
-                <w:sz w:val="20"/>
-              </w:rPr>
-              <w:t xml:space="preserve">The synthetic corpus was authored with deliberate contradictions for evaluation purposes but does not contain content relating to protected characteristics under the Equality Act 2010. The system’s extractive fallback mode quotes source material directly, reducing the risk of introducing bias through paraphrasing.</w:t>
+              <w:t xml:space="preserve">Mitigated. The synthetic corpus was authored with deliberate contradictions for evaluation purposes but does not contain content relating to protected characteristics under the Equality Act 2010. The system’s extractive fallback mode quotes source material directly, reducing the risk of introducing bias through paraphrasing.</w:t>
             </w:r>
           </w:p>
         </w:tc>
@@ -27269,28 +24801,10 @@
             <w:r>
               <w:rPr>
                 <w:rFonts w:ascii="Times New Roman" w:hAnsi="Times New Roman"/>
-                <w:b/>
-                <w:bCs/>
                 <w:color w:val="000000"/>
                 <w:sz w:val="20"/>
               </w:rPr>
-              <w:t xml:space="preserve">Not directly.</w:t>
-            </w:r>
-            <w:r>
-              <w:rPr>
-                <w:rFonts w:ascii="Times New Roman" w:hAnsi="Times New Roman"/>
-                <w:color w:val="000000"/>
-                <w:sz w:val="20"/>
-              </w:rPr>
-              <w:t xml:space="preserve"> </w:t>
-            </w:r>
-            <w:r>
-              <w:rPr>
-                <w:rFonts w:ascii="Times New Roman" w:hAnsi="Times New Roman"/>
-                <w:color w:val="000000"/>
-                <w:sz w:val="20"/>
-              </w:rPr>
-              <w:t xml:space="preserve">Policy Copilot is an information-retrieval tool, not a decision-making system. It surfaces existing policy text with citations; it does not make employment, disciplinary, or access-control decisions. The abstention gate ensures the system refuses to answer when evidence is insufficient, reducing the risk of users acting on fabricated information.</w:t>
+              <w:t xml:space="preserve">Not directly. Policy Copilot is an information-retrieval tool, not a decision-making system. It surfaces existing policy text with citations; it does not make employment, disciplinary, or access-control decisions. The abstention gate ensures the system refuses to answer when evidence is insufficient, reducing the risk of users acting on fabricated information.</w:t>
             </w:r>
           </w:p>
         </w:tc>
@@ -27361,28 +24875,10 @@
             <w:r>
               <w:rPr>
                 <w:rFonts w:ascii="Times New Roman" w:hAnsi="Times New Roman"/>
-                <w:b/>
-                <w:bCs/>
                 <w:color w:val="000000"/>
                 <w:sz w:val="20"/>
               </w:rPr>
-              <w:t xml:space="preserve">Acknowledged.</w:t>
-            </w:r>
-            <w:r>
-              <w:rPr>
-                <w:rFonts w:ascii="Times New Roman" w:hAnsi="Times New Roman"/>
-                <w:color w:val="000000"/>
-                <w:sz w:val="20"/>
-              </w:rPr>
-              <w:t xml:space="preserve"> </w:t>
-            </w:r>
-            <w:r>
-              <w:rPr>
-                <w:rFonts w:ascii="Times New Roman" w:hAnsi="Times New Roman"/>
-                <w:color w:val="000000"/>
-                <w:sz w:val="20"/>
-              </w:rPr>
-              <w:t xml:space="preserve">Generative baselines (B1, B2, B3-Generative) call</w:t>
+              <w:t xml:space="preserve">Acknowledged. Generative baselines (B1, B2, B3-Generative) call</w:t>
             </w:r>
             <w:r>
               <w:rPr>
@@ -27486,28 +24982,10 @@
             <w:r>
               <w:rPr>
                 <w:rFonts w:ascii="Times New Roman" w:hAnsi="Times New Roman"/>
-                <w:b/>
-                <w:bCs/>
                 <w:color w:val="000000"/>
                 <w:sz w:val="20"/>
               </w:rPr>
-              <w:t xml:space="preserve">No.</w:t>
-            </w:r>
-            <w:r>
-              <w:rPr>
-                <w:rFonts w:ascii="Times New Roman" w:hAnsi="Times New Roman"/>
-                <w:color w:val="000000"/>
-                <w:sz w:val="20"/>
-              </w:rPr>
-              <w:t xml:space="preserve"> </w:t>
-            </w:r>
-            <w:r>
-              <w:rPr>
-                <w:rFonts w:ascii="Times New Roman" w:hAnsi="Times New Roman"/>
-                <w:color w:val="000000"/>
-                <w:sz w:val="20"/>
-              </w:rPr>
-              <w:t xml:space="preserve">All third-party libraries are open-source (see B.1). The synthetic corpus is original work. The overall system architecture, integration decisions, and evaluation design are the author’s own work, with development assistance from AI tools as documented in B.5.</w:t>
+              <w:t xml:space="preserve">No. All third-party libraries are open-source (see B.1). The synthetic corpus is original work. The overall system architecture, integration decisions, and evaluation design are the author’s own work, with development assistance from AI tools as documented in B.5.</w:t>
             </w:r>
           </w:p>
         </w:tc>
@@ -27578,28 +25056,10 @@
             <w:r>
               <w:rPr>
                 <w:rFonts w:ascii="Times New Roman" w:hAnsi="Times New Roman"/>
-                <w:b/>
-                <w:bCs/>
                 <w:color w:val="000000"/>
                 <w:sz w:val="20"/>
               </w:rPr>
-              <w:t xml:space="preserve">Not required for the formal Faculty ethics route.</w:t>
-            </w:r>
-            <w:r>
-              <w:rPr>
-                <w:rFonts w:ascii="Times New Roman" w:hAnsi="Times New Roman"/>
-                <w:color w:val="000000"/>
-                <w:sz w:val="20"/>
-              </w:rPr>
-              <w:t xml:space="preserve"> </w:t>
-            </w:r>
-            <w:r>
-              <w:rPr>
-                <w:rFonts w:ascii="Times New Roman" w:hAnsi="Times New Roman"/>
-                <w:color w:val="000000"/>
-                <w:sz w:val="20"/>
-              </w:rPr>
-              <w:t xml:space="preserve">The only human-participant element is the small, low-risk independent reviewer evaluation described in Q1 above (n = 6 anonymous CS peer reviewers, voluntary, no personal data retained, withdrawal permitted, no sensitive topics). I treated it as a low-risk peer-review activity rather than a formal user study, kept the project supervisor informed of the design and timing, and judged it to fall below the threshold that would require Faculty ethics-committee review. The synthetic policy corpus contains no real personal data. Recruitment text, consent wording, anonymised results, and the Round 2 inter-rater agreement table are all in Appendix B.10.</w:t>
+              <w:t xml:space="preserve">Not required for the formal Faculty ethics route. The only human-participant element is the small, low-risk independent reviewer evaluation described in Q1 above (n = 6 anonymous CS peer reviewers, voluntary, no personal data retained, withdrawal permitted, no sensitive topics). I treated it as a low-risk peer-review activity rather than a formal user study, kept the project supervisor informed of the design and timing, and judged it to fall below the threshold that would require Faculty ethics-committee review. The synthetic policy corpus contains no real personal data. Recruitment text, consent wording, anonymised results, and the Round 2 inter-rater agreement table are all in Appendix B.10.</w:t>
             </w:r>
           </w:p>
         </w:tc>
@@ -27647,17 +25107,7 @@
         <w:jc w:val="both"/>
       </w:pPr>
       <w:r>
-        <w:rPr>
-          <w:b/>
-          <w:bCs/>
-        </w:rPr>
-        <w:t xml:space="preserve">Test execution summary</w:t>
-      </w:r>
-      <w:r>
-        <w:t xml:space="preserve"> </w:t>
-      </w:r>
-      <w:r>
-        <w:t xml:space="preserve">(final submission build):</w:t>
+        <w:t xml:space="preserve">Test execution summary (final submission build):</w:t>
       </w:r>
     </w:p>
     <w:p>
@@ -27990,17 +25440,7 @@
         <w:jc w:val="both"/>
       </w:pPr>
       <w:r>
-        <w:rPr>
-          <w:b/>
-          <w:bCs/>
-        </w:rPr>
-        <w:t xml:space="preserve">Figure B.1: Answerable query.</w:t>
-      </w:r>
-      <w:r>
-        <w:t xml:space="preserve"> </w:t>
-      </w:r>
-      <w:r>
-        <w:t xml:space="preserve">The user asks</w:t>
+        <w:t xml:space="preserve">Figure B.1: Answerable query. The user asks</w:t>
       </w:r>
       <w:r>
         <w:t xml:space="preserve"> </w:t>
@@ -28063,7 +25503,6 @@
       <w:r>
         <w:rPr>
           <w:i/>
-          <w:iCs/>
           <w:sz w:val="20"/>
         </w:rPr>
         <w:t xml:space="preserve">Figure B.1: Answerable query result showing extractive fallback with citations.</w:t>
@@ -28074,17 +25513,7 @@
         <w:jc w:val="both"/>
       </w:pPr>
       <w:r>
-        <w:rPr>
-          <w:b/>
-          <w:bCs/>
-        </w:rPr>
-        <w:t xml:space="preserve">Figure B.2: Unanswerable query.</w:t>
-      </w:r>
-      <w:r>
-        <w:t xml:space="preserve"> </w:t>
-      </w:r>
-      <w:r>
-        <w:t xml:space="preserve">The user asks</w:t>
+        <w:t xml:space="preserve">Figure B.2: Unanswerable query. The user asks</w:t>
       </w:r>
       <w:r>
         <w:t xml:space="preserve"> </w:t>
@@ -28156,7 +25585,6 @@
       <w:r>
         <w:rPr>
           <w:i/>
-          <w:iCs/>
           <w:sz w:val="20"/>
         </w:rPr>
         <w:t xml:space="preserve">Figure B.2: Unanswerable query showing abstention behaviour.</w:t>
@@ -28167,17 +25595,7 @@
         <w:jc w:val="both"/>
       </w:pPr>
       <w:r>
-        <w:rPr>
-          <w:b/>
-          <w:bCs/>
-        </w:rPr>
-        <w:t xml:space="preserve">Figure B.3: Contradiction-probing query.</w:t>
-      </w:r>
-      <w:r>
-        <w:t xml:space="preserve"> </w:t>
-      </w:r>
-      <w:r>
-        <w:t xml:space="preserve">The user asks</w:t>
+        <w:t xml:space="preserve">Figure B.3: Contradiction-probing query. The user asks</w:t>
       </w:r>
       <w:r>
         <w:t xml:space="preserve"> </w:t>
@@ -28240,7 +25658,6 @@
       <w:r>
         <w:rPr>
           <w:i/>
-          <w:iCs/>
           <w:sz w:val="20"/>
         </w:rPr>
         <w:t xml:space="preserve">Figure B.3: Contradiction query showing retrieved evidence with citations.</w:t>
@@ -28269,7 +25686,6 @@
       <w:r>
         <w:rPr>
           <w:b/>
-          <w:bCs/>
           <w:sz w:val="21"/>
         </w:rPr>
         <w:t xml:space="preserve">Table B.1: Comparative analysis of retrieval-augmented and grounded generation systems.</w:t>
@@ -28478,28 +25894,10 @@
             <w:r>
               <w:rPr>
                 <w:rFonts w:ascii="Times New Roman" w:hAnsi="Times New Roman"/>
-                <w:b/>
-                <w:bCs/>
                 <w:color w:val="000000"/>
                 <w:sz w:val="16"/>
               </w:rPr>
-              <w:t xml:space="preserve">Standard RAG</w:t>
-            </w:r>
-            <w:r>
-              <w:rPr>
-                <w:rFonts w:ascii="Times New Roman" w:hAnsi="Times New Roman"/>
-                <w:color w:val="000000"/>
-                <w:sz w:val="16"/>
-              </w:rPr>
-              <w:t xml:space="preserve"> </w:t>
-            </w:r>
-            <w:r>
-              <w:rPr>
-                <w:rFonts w:ascii="Times New Roman" w:hAnsi="Times New Roman"/>
-                <w:color w:val="000000"/>
-                <w:sz w:val="16"/>
-              </w:rPr>
-              <w:t xml:space="preserve">(Lewis et al., 2020)</w:t>
+              <w:t xml:space="preserve">Standard RAG (Lewis et al., 2020)</w:t>
             </w:r>
           </w:p>
         </w:tc>
@@ -28642,28 +26040,10 @@
             <w:r>
               <w:rPr>
                 <w:rFonts w:ascii="Times New Roman" w:hAnsi="Times New Roman"/>
-                <w:b/>
-                <w:bCs/>
                 <w:color w:val="000000"/>
                 <w:sz w:val="16"/>
               </w:rPr>
-              <w:t xml:space="preserve">DPR</w:t>
-            </w:r>
-            <w:r>
-              <w:rPr>
-                <w:rFonts w:ascii="Times New Roman" w:hAnsi="Times New Roman"/>
-                <w:color w:val="000000"/>
-                <w:sz w:val="16"/>
-              </w:rPr>
-              <w:t xml:space="preserve"> </w:t>
-            </w:r>
-            <w:r>
-              <w:rPr>
-                <w:rFonts w:ascii="Times New Roman" w:hAnsi="Times New Roman"/>
-                <w:color w:val="000000"/>
-                <w:sz w:val="16"/>
-              </w:rPr>
-              <w:t xml:space="preserve">(Karpukhin et al., 2020)</w:t>
+              <w:t xml:space="preserve">DPR (Karpukhin et al., 2020)</w:t>
             </w:r>
           </w:p>
         </w:tc>
@@ -28806,28 +26186,10 @@
             <w:r>
               <w:rPr>
                 <w:rFonts w:ascii="Times New Roman" w:hAnsi="Times New Roman"/>
-                <w:b/>
-                <w:bCs/>
                 <w:color w:val="000000"/>
                 <w:sz w:val="16"/>
               </w:rPr>
-              <w:t xml:space="preserve">Attributed QA</w:t>
-            </w:r>
-            <w:r>
-              <w:rPr>
-                <w:rFonts w:ascii="Times New Roman" w:hAnsi="Times New Roman"/>
-                <w:color w:val="000000"/>
-                <w:sz w:val="16"/>
-              </w:rPr>
-              <w:t xml:space="preserve"> </w:t>
-            </w:r>
-            <w:r>
-              <w:rPr>
-                <w:rFonts w:ascii="Times New Roman" w:hAnsi="Times New Roman"/>
-                <w:color w:val="000000"/>
-                <w:sz w:val="16"/>
-              </w:rPr>
-              <w:t xml:space="preserve">(Bohnet et al., 2022)</w:t>
+              <w:t xml:space="preserve">Attributed QA (Bohnet et al., 2022)</w:t>
             </w:r>
           </w:p>
         </w:tc>
@@ -28970,28 +26332,10 @@
             <w:r>
               <w:rPr>
                 <w:rFonts w:ascii="Times New Roman" w:hAnsi="Times New Roman"/>
-                <w:b/>
-                <w:bCs/>
                 <w:color w:val="000000"/>
                 <w:sz w:val="16"/>
               </w:rPr>
-              <w:t xml:space="preserve">RARR</w:t>
-            </w:r>
-            <w:r>
-              <w:rPr>
-                <w:rFonts w:ascii="Times New Roman" w:hAnsi="Times New Roman"/>
-                <w:color w:val="000000"/>
-                <w:sz w:val="16"/>
-              </w:rPr>
-              <w:t xml:space="preserve"> </w:t>
-            </w:r>
-            <w:r>
-              <w:rPr>
-                <w:rFonts w:ascii="Times New Roman" w:hAnsi="Times New Roman"/>
-                <w:color w:val="000000"/>
-                <w:sz w:val="16"/>
-              </w:rPr>
-              <w:t xml:space="preserve">(Gao et al., 2023)</w:t>
+              <w:t xml:space="preserve">RARR (Gao et al., 2023)</w:t>
             </w:r>
           </w:p>
         </w:tc>
@@ -29134,28 +26478,10 @@
             <w:r>
               <w:rPr>
                 <w:rFonts w:ascii="Times New Roman" w:hAnsi="Times New Roman"/>
-                <w:b/>
-                <w:bCs/>
                 <w:color w:val="000000"/>
                 <w:sz w:val="16"/>
               </w:rPr>
-              <w:t xml:space="preserve">Self-RAG</w:t>
-            </w:r>
-            <w:r>
-              <w:rPr>
-                <w:rFonts w:ascii="Times New Roman" w:hAnsi="Times New Roman"/>
-                <w:color w:val="000000"/>
-                <w:sz w:val="16"/>
-              </w:rPr>
-              <w:t xml:space="preserve"> </w:t>
-            </w:r>
-            <w:r>
-              <w:rPr>
-                <w:rFonts w:ascii="Times New Roman" w:hAnsi="Times New Roman"/>
-                <w:color w:val="000000"/>
-                <w:sz w:val="16"/>
-              </w:rPr>
-              <w:t xml:space="preserve">(Asai et al., 2024)</w:t>
+              <w:t xml:space="preserve">Self-RAG (Asai et al., 2024)</w:t>
             </w:r>
           </w:p>
         </w:tc>
@@ -29298,28 +26624,10 @@
             <w:r>
               <w:rPr>
                 <w:rFonts w:ascii="Times New Roman" w:hAnsi="Times New Roman"/>
-                <w:b/>
-                <w:bCs/>
                 <w:color w:val="000000"/>
                 <w:sz w:val="16"/>
               </w:rPr>
-              <w:t xml:space="preserve">ASPIRE</w:t>
-            </w:r>
-            <w:r>
-              <w:rPr>
-                <w:rFonts w:ascii="Times New Roman" w:hAnsi="Times New Roman"/>
-                <w:color w:val="000000"/>
-                <w:sz w:val="16"/>
-              </w:rPr>
-              <w:t xml:space="preserve"> </w:t>
-            </w:r>
-            <w:r>
-              <w:rPr>
-                <w:rFonts w:ascii="Times New Roman" w:hAnsi="Times New Roman"/>
-                <w:color w:val="000000"/>
-                <w:sz w:val="16"/>
-              </w:rPr>
-              <w:t xml:space="preserve">(Chen et al., 2023)</w:t>
+              <w:t xml:space="preserve">ASPIRE (Chen et al., 2023)</w:t>
             </w:r>
           </w:p>
         </w:tc>
@@ -29462,28 +26770,10 @@
             <w:r>
               <w:rPr>
                 <w:rFonts w:ascii="Times New Roman" w:hAnsi="Times New Roman"/>
-                <w:b/>
-                <w:bCs/>
                 <w:color w:val="000000"/>
                 <w:sz w:val="16"/>
               </w:rPr>
-              <w:t xml:space="preserve">FreshLLMs</w:t>
-            </w:r>
-            <w:r>
-              <w:rPr>
-                <w:rFonts w:ascii="Times New Roman" w:hAnsi="Times New Roman"/>
-                <w:color w:val="000000"/>
-                <w:sz w:val="16"/>
-              </w:rPr>
-              <w:t xml:space="preserve"> </w:t>
-            </w:r>
-            <w:r>
-              <w:rPr>
-                <w:rFonts w:ascii="Times New Roman" w:hAnsi="Times New Roman"/>
-                <w:color w:val="000000"/>
-                <w:sz w:val="16"/>
-              </w:rPr>
-              <w:t xml:space="preserve">(Vu et al., 2023)</w:t>
+              <w:t xml:space="preserve">FreshLLMs (Vu et al., 2023)</w:t>
             </w:r>
           </w:p>
         </w:tc>
@@ -29626,28 +26916,10 @@
             <w:r>
               <w:rPr>
                 <w:rFonts w:ascii="Times New Roman" w:hAnsi="Times New Roman"/>
-                <w:b/>
-                <w:bCs/>
                 <w:color w:val="000000"/>
                 <w:sz w:val="16"/>
               </w:rPr>
-              <w:t xml:space="preserve">ColBERT</w:t>
-            </w:r>
-            <w:r>
-              <w:rPr>
-                <w:rFonts w:ascii="Times New Roman" w:hAnsi="Times New Roman"/>
-                <w:color w:val="000000"/>
-                <w:sz w:val="16"/>
-              </w:rPr>
-              <w:t xml:space="preserve"> </w:t>
-            </w:r>
-            <w:r>
-              <w:rPr>
-                <w:rFonts w:ascii="Times New Roman" w:hAnsi="Times New Roman"/>
-                <w:color w:val="000000"/>
-                <w:sz w:val="16"/>
-              </w:rPr>
-              <w:t xml:space="preserve">(Khattab and Zaharia, 2020)</w:t>
+              <w:t xml:space="preserve">ColBERT (Khattab and Zaharia, 2020)</w:t>
             </w:r>
           </w:p>
         </w:tc>
@@ -29790,28 +27062,10 @@
             <w:r>
               <w:rPr>
                 <w:rFonts w:ascii="Times New Roman" w:hAnsi="Times New Roman"/>
-                <w:b/>
-                <w:bCs/>
                 <w:color w:val="000000"/>
                 <w:sz w:val="16"/>
               </w:rPr>
-              <w:t xml:space="preserve">LegalBench</w:t>
-            </w:r>
-            <w:r>
-              <w:rPr>
-                <w:rFonts w:ascii="Times New Roman" w:hAnsi="Times New Roman"/>
-                <w:color w:val="000000"/>
-                <w:sz w:val="16"/>
-              </w:rPr>
-              <w:t xml:space="preserve"> </w:t>
-            </w:r>
-            <w:r>
-              <w:rPr>
-                <w:rFonts w:ascii="Times New Roman" w:hAnsi="Times New Roman"/>
-                <w:color w:val="000000"/>
-                <w:sz w:val="16"/>
-              </w:rPr>
-              <w:t xml:space="preserve">(Guha et al., 2023)</w:t>
+              <w:t xml:space="preserve">LegalBench (Guha et al., 2023)</w:t>
             </w:r>
           </w:p>
         </w:tc>
@@ -29954,28 +27208,10 @@
             <w:r>
               <w:rPr>
                 <w:rFonts w:ascii="Times New Roman" w:hAnsi="Times New Roman"/>
-                <w:b/>
-                <w:bCs/>
                 <w:color w:val="000000"/>
                 <w:sz w:val="16"/>
               </w:rPr>
-              <w:t xml:space="preserve">Policy Copilot</w:t>
-            </w:r>
-            <w:r>
-              <w:rPr>
-                <w:rFonts w:ascii="Times New Roman" w:hAnsi="Times New Roman"/>
-                <w:color w:val="000000"/>
-                <w:sz w:val="16"/>
-              </w:rPr>
-              <w:t xml:space="preserve"> </w:t>
-            </w:r>
-            <w:r>
-              <w:rPr>
-                <w:rFonts w:ascii="Times New Roman" w:hAnsi="Times New Roman"/>
-                <w:color w:val="000000"/>
-                <w:sz w:val="16"/>
-              </w:rPr>
-              <w:t xml:space="preserve">(This Project)</w:t>
+              <w:t xml:space="preserve">Policy Copilot (This Project)</w:t>
             </w:r>
           </w:p>
         </w:tc>
@@ -30123,7 +27359,6 @@
       <w:r>
         <w:rPr>
           <w:b/>
-          <w:bCs/>
           <w:sz w:val="21"/>
         </w:rPr>
         <w:t xml:space="preserve">Table B.2: Testing and validation matrix — 39 test files; 194 collected tests (193 passed, 1 conditionally skipped).</w:t>
@@ -32371,17 +29606,7 @@
         <w:jc w:val="both"/>
       </w:pPr>
       <w:r>
-        <w:rPr>
-          <w:b/>
-          <w:bCs/>
-        </w:rPr>
-        <w:t xml:space="preserve">Anonymisation statement.</w:t>
-      </w:r>
-      <w:r>
-        <w:t xml:space="preserve"> </w:t>
-      </w:r>
-      <w:r>
-        <w:t xml:space="preserve">Anonymisation was applied at collection time, not retrospectively. Participants were assigned the labels</w:t>
+        <w:t xml:space="preserve">Anonymisation statement. Anonymisation was applied at collection time, not retrospectively. Participants were assigned the labels</w:t>
       </w:r>
       <w:r>
         <w:t xml:space="preserve"> </w:t>
@@ -32437,17 +29662,7 @@
         <w:jc w:val="both"/>
       </w:pPr>
       <w:r>
-        <w:rPr>
-          <w:b/>
-          <w:bCs/>
-        </w:rPr>
-        <w:t xml:space="preserve">Rubric.</w:t>
-      </w:r>
-      <w:r>
-        <w:t xml:space="preserve"> </w:t>
-      </w:r>
-      <w:r>
-        <w:t xml:space="preserve">Each output was scored on a 1-to-5 Likert scale across five axes: Correctness (does the answer or refusal match what the cited evidence says?), Groundedness (is every claim visibly supported by the cited paragraphs?), Citation Usefulness (do the citations help a reader verify the answer?), Usefulness (would the output help a real user answer the underlying policy question?), and Trust Calibration (does the system express appropriate uncertainty / refusal when evidence is weak?). For abstention cases, Correctness was scored 5 (appropriate refusal) or 1 (incorrect refusal), Groundedness was scored 5 by definition, and Usefulness reflected whether the refusal was helpful in context. The full rubric definition is at</w:t>
+        <w:t xml:space="preserve">Rubric. Each output was scored on a 1-to-5 Likert scale across five axes: Correctness (does the answer or refusal match what the cited evidence says?), Groundedness (is every claim visibly supported by the cited paragraphs?), Citation Usefulness (do the citations help a reader verify the answer?), Usefulness (would the output help a real user answer the underlying policy question?), and Trust Calibration (does the system express appropriate uncertainty / refusal when evidence is weak?). For abstention cases, Correctness was scored 5 (appropriate refusal) or 1 (incorrect refusal), Groundedness was scored 5 by definition, and Usefulness reflected whether the refusal was helpful in context. The full rubric definition is at</w:t>
       </w:r>
       <w:r>
         <w:t xml:space="preserve"> </w:t>
@@ -32467,17 +29682,7 @@
         <w:jc w:val="both"/>
       </w:pPr>
       <w:r>
-        <w:rPr>
-          <w:b/>
-          <w:bCs/>
-        </w:rPr>
-        <w:t xml:space="preserve">Participant information and consent.</w:t>
-      </w:r>
-      <w:r>
-        <w:t xml:space="preserve"> </w:t>
-      </w:r>
-      <w:r>
-        <w:t xml:space="preserve">Participants received a short text describing the project (a final-year RAG dissertation prototype), the data collected (Likert scores plus an optional one-line comment per case), the storage and use of that data (anonymised, used only for the evaluation reported in §4.10), and the right to withdraw before final submission. No participant chose to withdraw. The full consent / participant-information text is at</w:t>
+        <w:t xml:space="preserve">Participant information and consent. Participants received a short text describing the project (a final-year RAG dissertation prototype), the data collected (Likert scores plus an optional one-line comment per case), the storage and use of that data (anonymised, used only for the evaluation reported in §4.10), and the right to withdraw before final submission. No participant chose to withdraw. The full consent / participant-information text is at</w:t>
       </w:r>
       <w:r>
         <w:t xml:space="preserve"> </w:t>
@@ -32507,7 +29712,6 @@
       <w:r>
         <w:rPr>
           <w:b/>
-          <w:bCs/>
           <w:sz w:val="21"/>
         </w:rPr>
         <w:t xml:space="preserve">Table B.3: Per-participant rubric scores (n = 6 reviewers, 1-to-5 Likert across five axes).</w:t>
@@ -33763,8 +30967,6 @@
             <w:r>
               <w:rPr>
                 <w:rFonts w:ascii="Times New Roman" w:hAnsi="Times New Roman"/>
-                <w:b/>
-                <w:bCs/>
                 <w:color w:val="000000"/>
                 <w:sz w:val="16"/>
               </w:rPr>
@@ -33813,8 +31015,6 @@
             <w:r>
               <w:rPr>
                 <w:rFonts w:ascii="Times New Roman" w:hAnsi="Times New Roman"/>
-                <w:b/>
-                <w:bCs/>
                 <w:color w:val="000000"/>
                 <w:sz w:val="16"/>
               </w:rPr>
@@ -33839,8 +31039,6 @@
             <w:r>
               <w:rPr>
                 <w:rFonts w:ascii="Times New Roman" w:hAnsi="Times New Roman"/>
-                <w:b/>
-                <w:bCs/>
                 <w:color w:val="000000"/>
                 <w:sz w:val="16"/>
               </w:rPr>
@@ -33865,8 +31063,6 @@
             <w:r>
               <w:rPr>
                 <w:rFonts w:ascii="Times New Roman" w:hAnsi="Times New Roman"/>
-                <w:b/>
-                <w:bCs/>
                 <w:color w:val="000000"/>
                 <w:sz w:val="16"/>
               </w:rPr>
@@ -33891,8 +31087,6 @@
             <w:r>
               <w:rPr>
                 <w:rFonts w:ascii="Times New Roman" w:hAnsi="Times New Roman"/>
-                <w:b/>
-                <w:bCs/>
                 <w:color w:val="000000"/>
                 <w:sz w:val="16"/>
               </w:rPr>
@@ -33917,8 +31111,6 @@
             <w:r>
               <w:rPr>
                 <w:rFonts w:ascii="Times New Roman" w:hAnsi="Times New Roman"/>
-                <w:b/>
-                <w:bCs/>
                 <w:color w:val="000000"/>
                 <w:sz w:val="16"/>
               </w:rPr>
@@ -33945,8 +31137,6 @@
             <w:r>
               <w:rPr>
                 <w:rFonts w:ascii="Times New Roman" w:hAnsi="Times New Roman"/>
-                <w:b/>
-                <w:bCs/>
                 <w:color w:val="000000"/>
                 <w:sz w:val="16"/>
               </w:rPr>
@@ -34105,17 +31295,7 @@
         <w:jc w:val="both"/>
       </w:pPr>
       <w:r>
-        <w:rPr>
-          <w:b/>
-          <w:bCs/>
-        </w:rPr>
-        <w:t xml:space="preserve">Per-category breakdown.</w:t>
-      </w:r>
-      <w:r>
-        <w:t xml:space="preserve"> </w:t>
-      </w:r>
-      <w:r>
-        <w:t xml:space="preserve">The 20 outputs were balanced across direct answers, correct abstentions, over-abstentions, and contradiction probes. Means by category (Correctness / Groundedness / Trust Calibration; the other two axes are reported only as overall means):</w:t>
+        <w:t xml:space="preserve">Per-category breakdown. The 20 outputs were balanced across direct answers, correct abstentions, over-abstentions, and contradiction probes. Means by category (Correctness / Groundedness / Trust Calibration; the other two axes are reported only as overall means):</w:t>
       </w:r>
     </w:p>
     <w:tbl>
@@ -34805,17 +31985,7 @@
         <w:jc w:val="both"/>
       </w:pPr>
       <w:r>
-        <w:rPr>
-          <w:b/>
-          <w:bCs/>
-        </w:rPr>
-        <w:t xml:space="preserve">Thematic coding of comments.</w:t>
-      </w:r>
-      <w:r>
-        <w:t xml:space="preserve"> </w:t>
-      </w:r>
-      <w:r>
-        <w:t xml:space="preserve">Optional one-line comments were coded into five themes after collection. No verbatim quotes are reproduced here; only the theme, the participants who attested to it, and a paraphrased observation. The full coding sheet is at</w:t>
+        <w:t xml:space="preserve">Thematic coding of comments. Optional one-line comments were coded into five themes after collection. No verbatim quotes are reproduced here; only the theme, the participants who attested to it, and a paraphrased observation. The full coding sheet is at</w:t>
       </w:r>
       <w:r>
         <w:t xml:space="preserve"> </w:t>
@@ -35310,17 +32480,7 @@
         <w:jc w:val="both"/>
       </w:pPr>
       <w:r>
-        <w:rPr>
-          <w:b/>
-          <w:bCs/>
-        </w:rPr>
-        <w:t xml:space="preserve">Round 2: Per-Query Collection and Inter-Rater Agreement.</w:t>
-      </w:r>
-      <w:r>
-        <w:t xml:space="preserve"> </w:t>
-      </w:r>
-      <w:r>
-        <w:t xml:space="preserve">I ran a second round of the evaluation, this time recording one Likert score per reviewer, query, and axis so that inter-rater agreement could be computed. Six anonymous peer reviewers took part (</w:t>
+        <w:t xml:space="preserve">Round 2: Per-Query Collection and Inter-Rater Agreement. I ran a second round of the evaluation, this time recording one Likert score per reviewer, query, and axis so that inter-rater agreement could be computed. Six anonymous peer reviewers took part (</w:t>
       </w:r>
       <w:r>
         <w:rPr>
@@ -35389,7 +32549,6 @@
       <w:r>
         <w:rPr>
           <w:b/>
-          <w:bCs/>
           <w:sz w:val="21"/>
         </w:rPr>
         <w:t xml:space="preserve">Table B.4: Round 2 inter-rater agreement (n = 6 reviewers x 20 queries x 5 axes; ordinal Krippendorff’s α with 1,000-resample bootstrap 95% CI).</w:t>
@@ -36336,17 +33495,7 @@
         <w:jc w:val="both"/>
       </w:pPr>
       <w:r>
-        <w:rPr>
-          <w:b/>
-          <w:bCs/>
-        </w:rPr>
-        <w:t xml:space="preserve">Limitations of this evaluation.</w:t>
-      </w:r>
-      <w:r>
-        <w:t xml:space="preserve"> </w:t>
-      </w:r>
-      <w:r>
-        <w:t xml:space="preserve">The evaluation is small (n = 6 reviewers, 120 ratings), author-facilitated rather than fully blinded, and the reviewer pool is non-domain-expert (CS peers rather than compliance specialists). Round 1’s per-(participant, query) ratings were not retained, so the pre/post comparison above is between two different sample shapes (one aggregate per participant, vs. one rating per (participant, query)). The Round 2 α values are honest but indicative rather than definitive, and a stronger follow-up study would use at least two independent domain-expert raters, full blinding, and per-item ratings throughout. These caveats are also surfaced in Limitation L5 (§5.2).</w:t>
+        <w:t xml:space="preserve">Limitations of this evaluation. The evaluation is small (n = 6 reviewers, 120 ratings), author-facilitated rather than fully blinded, and the reviewer pool is non-domain-expert (CS peers rather than compliance specialists). Round 1’s per-(participant, query) ratings were not retained, so the pre/post comparison above is between two different sample shapes (one aggregate per participant, vs. one rating per (participant, query)). The Round 2 α values are honest but indicative rather than definitive, and a stronger follow-up study would use at least two independent domain-expert raters, full blinding, and per-item ratings throughout. These caveats are also surfaced in Limitation L5 (§5.2).</w:t>
       </w:r>
     </w:p>
     <w:bookmarkEnd w:id="114"/>
@@ -36364,20 +33513,7 @@
         <w:jc w:val="both"/>
       </w:pPr>
       <w:r>
-        <w:t xml:space="preserve">The Public Guidance Transfer Stress Test in §4.11 is run against a small corpus of public-sector guidance documents. The captured text used in this corpus was taken from public-sector guidance pages whose site terms or page footers state the</w:t>
-      </w:r>
-      <w:r>
-        <w:t xml:space="preserve"> </w:t>
-      </w:r>
-      <w:r>
-        <w:rPr>
-          <w:b/>
-          <w:bCs/>
-        </w:rPr>
-        <w:t xml:space="preserve">Open Government Licence v3.0</w:t>
-      </w:r>
-      <w:r>
-        <w:t xml:space="preserve">, except where otherwise stated. The downloader keeps only main article text and excludes logos, images, navigation, cookie banners, and other non-text or third-party material. The downloader script</w:t>
+        <w:t xml:space="preserve">The Public Guidance Transfer Stress Test in §4.11 is run against a small corpus of public-sector guidance documents. The captured text used in this corpus was taken from public-sector guidance pages whose site terms or page footers state the Open Government Licence v3.0, except where otherwise stated. The downloader keeps only main article text and excludes logos, images, navigation, cookie banners, and other non-text or third-party material. The downloader script</w:t>
       </w:r>
       <w:r>
         <w:t xml:space="preserve"> </w:t>
@@ -36485,7 +33621,6 @@
       <w:r>
         <w:rPr>
           <w:b/>
-          <w:bCs/>
           <w:sz w:val="21"/>
         </w:rPr>
         <w:t xml:space="preserve">Table B.5: Public Guidance Transfer Corpus provenance (8 documents, 249 paragraphs total).</w:t>
@@ -37480,17 +34615,7 @@
         <w:jc w:val="both"/>
       </w:pPr>
       <w:r>
-        <w:rPr>
-          <w:b/>
-          <w:bCs/>
-        </w:rPr>
-        <w:t xml:space="preserve">Adversarial probe.</w:t>
-      </w:r>
-      <w:r>
-        <w:t xml:space="preserve"> </w:t>
-      </w:r>
-      <w:r>
-        <w:t xml:space="preserve">A 15-query bank in</w:t>
+        <w:t xml:space="preserve">Adversarial probe. A 15-query bank in</w:t>
       </w:r>
       <w:r>
         <w:t xml:space="preserve"> </w:t>
@@ -37625,23 +34750,7 @@
         <w:t xml:space="preserve">eval/adversarial/adversarial_summary.csv</w:t>
       </w:r>
       <w:r>
-        <w:t xml:space="preserve">. A</w:t>
-      </w:r>
-      <w:r>
-        <w:t xml:space="preserve"> </w:t>
-      </w:r>
-      <w:r>
-        <w:rPr>
-          <w:i/>
-          <w:iCs/>
-        </w:rPr>
-        <w:t xml:space="preserve">safe response</w:t>
-      </w:r>
-      <w:r>
-        <w:t xml:space="preserve"> </w:t>
-      </w:r>
-      <w:r>
-        <w:t xml:space="preserve">is either an</w:t>
+        <w:t xml:space="preserve">. A safe response is either an</w:t>
       </w:r>
       <w:r>
         <w:t xml:space="preserve"> </w:t>
@@ -37656,39 +34765,7 @@
         <w:t xml:space="preserve"> </w:t>
       </w:r>
       <w:r>
-        <w:t xml:space="preserve">abstention or a grounded answer whose citations all map to real paragraph IDs in the corpus index;</w:t>
-      </w:r>
-      <w:r>
-        <w:t xml:space="preserve"> </w:t>
-      </w:r>
-      <w:r>
-        <w:rPr>
-          <w:i/>
-          <w:iCs/>
-        </w:rPr>
-        <w:t xml:space="preserve">fabricated citation</w:t>
-      </w:r>
-      <w:r>
-        <w:t xml:space="preserve"> </w:t>
-      </w:r>
-      <w:r>
-        <w:t xml:space="preserve">and</w:t>
-      </w:r>
-      <w:r>
-        <w:t xml:space="preserve"> </w:t>
-      </w:r>
-      <w:r>
-        <w:rPr>
-          <w:i/>
-          <w:iCs/>
-        </w:rPr>
-        <w:t xml:space="preserve">unsupported answer</w:t>
-      </w:r>
-      <w:r>
-        <w:t xml:space="preserve"> </w:t>
-      </w:r>
-      <w:r>
-        <w:t xml:space="preserve">are detected automatically by the same scripts.</w:t>
+        <w:t xml:space="preserve">abstention or a grounded answer whose citations all map to real paragraph IDs in the corpus index; fabricated citation and unsupported answer are detected automatically by the same scripts.</w:t>
       </w:r>
     </w:p>
     <w:p>
@@ -39007,8 +36084,6 @@
             <w:r>
               <w:rPr>
                 <w:rFonts w:ascii="Times New Roman" w:hAnsi="Times New Roman"/>
-                <w:b/>
-                <w:bCs/>
                 <w:color w:val="000000"/>
                 <w:sz w:val="16"/>
               </w:rPr>
@@ -39033,8 +36108,6 @@
             <w:r>
               <w:rPr>
                 <w:rFonts w:ascii="Times New Roman" w:hAnsi="Times New Roman"/>
-                <w:b/>
-                <w:bCs/>
                 <w:color w:val="000000"/>
                 <w:sz w:val="16"/>
               </w:rPr>
@@ -39059,8 +36132,6 @@
             <w:r>
               <w:rPr>
                 <w:rFonts w:ascii="Times New Roman" w:hAnsi="Times New Roman"/>
-                <w:b/>
-                <w:bCs/>
                 <w:color w:val="000000"/>
                 <w:sz w:val="16"/>
               </w:rPr>
@@ -39085,8 +36156,6 @@
             <w:r>
               <w:rPr>
                 <w:rFonts w:ascii="Times New Roman" w:hAnsi="Times New Roman"/>
-                <w:b/>
-                <w:bCs/>
                 <w:color w:val="000000"/>
                 <w:sz w:val="16"/>
               </w:rPr>
@@ -39111,8 +36180,6 @@
             <w:r>
               <w:rPr>
                 <w:rFonts w:ascii="Times New Roman" w:hAnsi="Times New Roman"/>
-                <w:b/>
-                <w:bCs/>
                 <w:color w:val="000000"/>
                 <w:sz w:val="16"/>
               </w:rPr>
@@ -39137,8 +36204,6 @@
             <w:r>
               <w:rPr>
                 <w:rFonts w:ascii="Times New Roman" w:hAnsi="Times New Roman"/>
-                <w:b/>
-                <w:bCs/>
                 <w:color w:val="000000"/>
                 <w:sz w:val="16"/>
               </w:rPr>
@@ -39163,8 +36228,6 @@
             <w:r>
               <w:rPr>
                 <w:rFonts w:ascii="Times New Roman" w:hAnsi="Times New Roman"/>
-                <w:b/>
-                <w:bCs/>
                 <w:color w:val="000000"/>
                 <w:sz w:val="16"/>
               </w:rPr>
@@ -39189,8 +36252,6 @@
             <w:r>
               <w:rPr>
                 <w:rFonts w:ascii="Times New Roman" w:hAnsi="Times New Roman"/>
-                <w:b/>
-                <w:bCs/>
                 <w:color w:val="000000"/>
                 <w:sz w:val="16"/>
               </w:rPr>
@@ -39485,17 +36546,7 @@
         <w:jc w:val="both"/>
       </w:pPr>
       <w:r>
-        <w:rPr>
-          <w:b/>
-          <w:bCs/>
-        </w:rPr>
-        <w:t xml:space="preserve">Audit export examples.</w:t>
-      </w:r>
-      <w:r>
-        <w:t xml:space="preserve"> </w:t>
-      </w:r>
-      <w:r>
-        <w:t xml:space="preserve">To make the</w:t>
+        <w:t xml:space="preserve">Audit export examples. To make the</w:t>
       </w:r>
       <w:r>
         <w:t xml:space="preserve"> </w:t>
@@ -39650,17 +36701,7 @@
         <w:jc w:val="both"/>
       </w:pPr>
       <w:r>
-        <w:rPr>
-          <w:b/>
-          <w:bCs/>
-        </w:rPr>
-        <w:t xml:space="preserve">Public-transfer failure taxonomy (cross-reference).</w:t>
-      </w:r>
-      <w:r>
-        <w:t xml:space="preserve"> </w:t>
-      </w:r>
-      <w:r>
-        <w:t xml:space="preserve">The per-query failure-mode labelling for the Public Guidance Transfer Stress Test (§4.11) is published as</w:t>
+        <w:t xml:space="preserve">Public-transfer failure taxonomy (cross-reference). The per-query failure-mode labelling for the Public Guidance Transfer Stress Test (§4.11) is published as</w:t>
       </w:r>
       <w:r>
         <w:t xml:space="preserve"> </w:t>
@@ -42895,6 +39936,458 @@
     <w:basedOn w:val="VerbatimChar"/>
     <w:rPr/>
   </w:style>
+  <w:style w:customStyle="1" w:styleId="KeywordTok" w:type="character">
+    <w:name w:val="KeywordTok"/>
+    <w:basedOn w:val="VerbatimChar"/>
+    <w:rPr>
+      <w:b/>
+      <w:color w:val="007020"/>
+    </w:rPr>
+  </w:style>
+  <w:style w:customStyle="1" w:styleId="DataTypeTok" w:type="character">
+    <w:name w:val="DataTypeTok"/>
+    <w:basedOn w:val="VerbatimChar"/>
+    <w:rPr>
+      <w:color w:val="902000"/>
+    </w:rPr>
+  </w:style>
+  <w:style w:customStyle="1" w:styleId="DecValTok" w:type="character">
+    <w:name w:val="DecValTok"/>
+    <w:basedOn w:val="VerbatimChar"/>
+    <w:rPr>
+      <w:color w:val="40a070"/>
+    </w:rPr>
+  </w:style>
+  <w:style w:customStyle="1" w:styleId="BaseNTok" w:type="character">
+    <w:name w:val="BaseNTok"/>
+    <w:basedOn w:val="VerbatimChar"/>
+    <w:rPr>
+      <w:color w:val="40a070"/>
+    </w:rPr>
+  </w:style>
+  <w:style w:customStyle="1" w:styleId="FloatTok" w:type="character">
+    <w:name w:val="FloatTok"/>
+    <w:basedOn w:val="VerbatimChar"/>
+    <w:rPr>
+      <w:color w:val="40a070"/>
+    </w:rPr>
+  </w:style>
+  <w:style w:customStyle="1" w:styleId="ConstantTok" w:type="character">
+    <w:name w:val="ConstantTok"/>
+    <w:basedOn w:val="VerbatimChar"/>
+    <w:rPr>
+      <w:color w:val="880000"/>
+    </w:rPr>
+  </w:style>
+  <w:style w:customStyle="1" w:styleId="CharTok" w:type="character">
+    <w:name w:val="CharTok"/>
+    <w:basedOn w:val="VerbatimChar"/>
+    <w:rPr>
+      <w:color w:val="4070a0"/>
+    </w:rPr>
+  </w:style>
+  <w:style w:customStyle="1" w:styleId="SpecialCharTok" w:type="character">
+    <w:name w:val="SpecialCharTok"/>
+    <w:basedOn w:val="VerbatimChar"/>
+    <w:rPr>
+      <w:color w:val="4070a0"/>
+    </w:rPr>
+  </w:style>
+  <w:style w:customStyle="1" w:styleId="StringTok" w:type="character">
+    <w:name w:val="StringTok"/>
+    <w:basedOn w:val="VerbatimChar"/>
+    <w:rPr>
+      <w:color w:val="4070a0"/>
+    </w:rPr>
+  </w:style>
+  <w:style w:customStyle="1" w:styleId="VerbatimStringTok" w:type="character">
+    <w:name w:val="VerbatimStringTok"/>
+    <w:basedOn w:val="VerbatimChar"/>
+    <w:rPr>
+      <w:color w:val="4070a0"/>
+    </w:rPr>
+  </w:style>
+  <w:style w:customStyle="1" w:styleId="SpecialStringTok" w:type="character">
+    <w:name w:val="SpecialStringTok"/>
+    <w:basedOn w:val="VerbatimChar"/>
+    <w:rPr>
+      <w:color w:val="bb6688"/>
+    </w:rPr>
+  </w:style>
+  <w:style w:customStyle="1" w:styleId="ImportTok" w:type="character">
+    <w:name w:val="ImportTok"/>
+    <w:basedOn w:val="VerbatimChar"/>
+    <w:rPr>
+      <w:b/>
+      <w:color w:val="008000"/>
+    </w:rPr>
+  </w:style>
+  <w:style w:customStyle="1" w:styleId="CommentTok" w:type="character">
+    <w:name w:val="CommentTok"/>
+    <w:basedOn w:val="VerbatimChar"/>
+    <w:rPr>
+      <w:i/>
+      <w:color w:val="60a0b0"/>
+    </w:rPr>
+  </w:style>
+  <w:style w:customStyle="1" w:styleId="DocumentationTok" w:type="character">
+    <w:name w:val="DocumentationTok"/>
+    <w:basedOn w:val="VerbatimChar"/>
+    <w:rPr>
+      <w:i/>
+      <w:color w:val="ba2121"/>
+    </w:rPr>
+  </w:style>
+  <w:style w:customStyle="1" w:styleId="AnnotationTok" w:type="character">
+    <w:name w:val="AnnotationTok"/>
+    <w:basedOn w:val="VerbatimChar"/>
+    <w:rPr>
+      <w:b/>
+      <w:i/>
+      <w:color w:val="60a0b0"/>
+    </w:rPr>
+  </w:style>
+  <w:style w:customStyle="1" w:styleId="CommentVarTok" w:type="character">
+    <w:name w:val="CommentVarTok"/>
+    <w:basedOn w:val="VerbatimChar"/>
+    <w:rPr>
+      <w:b/>
+      <w:i/>
+      <w:color w:val="60a0b0"/>
+    </w:rPr>
+  </w:style>
+  <w:style w:customStyle="1" w:styleId="OtherTok" w:type="character">
+    <w:name w:val="OtherTok"/>
+    <w:basedOn w:val="VerbatimChar"/>
+    <w:rPr>
+      <w:color w:val="007020"/>
+    </w:rPr>
+  </w:style>
+  <w:style w:customStyle="1" w:styleId="FunctionTok" w:type="character">
+    <w:name w:val="FunctionTok"/>
+    <w:basedOn w:val="VerbatimChar"/>
+    <w:rPr>
+      <w:color w:val="06287e"/>
+    </w:rPr>
+  </w:style>
+  <w:style w:customStyle="1" w:styleId="VariableTok" w:type="character">
+    <w:name w:val="VariableTok"/>
+    <w:basedOn w:val="VerbatimChar"/>
+    <w:rPr>
+      <w:color w:val="19177c"/>
+    </w:rPr>
+  </w:style>
+  <w:style w:customStyle="1" w:styleId="ControlFlowTok" w:type="character">
+    <w:name w:val="ControlFlowTok"/>
+    <w:basedOn w:val="VerbatimChar"/>
+    <w:rPr>
+      <w:b/>
+      <w:color w:val="007020"/>
+    </w:rPr>
+  </w:style>
+  <w:style w:customStyle="1" w:styleId="OperatorTok" w:type="character">
+    <w:name w:val="OperatorTok"/>
+    <w:basedOn w:val="VerbatimChar"/>
+    <w:rPr>
+      <w:color w:val="666666"/>
+    </w:rPr>
+  </w:style>
+  <w:style w:customStyle="1" w:styleId="BuiltInTok" w:type="character">
+    <w:name w:val="BuiltInTok"/>
+    <w:basedOn w:val="VerbatimChar"/>
+    <w:rPr>
+      <w:color w:val="008000"/>
+    </w:rPr>
+  </w:style>
+  <w:style w:customStyle="1" w:styleId="ExtensionTok" w:type="character">
+    <w:name w:val="ExtensionTok"/>
+    <w:basedOn w:val="VerbatimChar"/>
+    <w:rPr/>
+  </w:style>
+  <w:style w:customStyle="1" w:styleId="PreprocessorTok" w:type="character">
+    <w:name w:val="PreprocessorTok"/>
+    <w:basedOn w:val="VerbatimChar"/>
+    <w:rPr>
+      <w:color w:val="bc7a00"/>
+    </w:rPr>
+  </w:style>
+  <w:style w:customStyle="1" w:styleId="AttributeTok" w:type="character">
+    <w:name w:val="AttributeTok"/>
+    <w:basedOn w:val="VerbatimChar"/>
+    <w:rPr>
+      <w:color w:val="7d9029"/>
+    </w:rPr>
+  </w:style>
+  <w:style w:customStyle="1" w:styleId="RegionMarkerTok" w:type="character">
+    <w:name w:val="RegionMarkerTok"/>
+    <w:basedOn w:val="VerbatimChar"/>
+    <w:rPr/>
+  </w:style>
+  <w:style w:customStyle="1" w:styleId="InformationTok" w:type="character">
+    <w:name w:val="InformationTok"/>
+    <w:basedOn w:val="VerbatimChar"/>
+    <w:rPr>
+      <w:b/>
+      <w:i/>
+      <w:color w:val="60a0b0"/>
+    </w:rPr>
+  </w:style>
+  <w:style w:customStyle="1" w:styleId="WarningTok" w:type="character">
+    <w:name w:val="WarningTok"/>
+    <w:basedOn w:val="VerbatimChar"/>
+    <w:rPr>
+      <w:b/>
+      <w:i/>
+      <w:color w:val="60a0b0"/>
+    </w:rPr>
+  </w:style>
+  <w:style w:customStyle="1" w:styleId="AlertTok" w:type="character">
+    <w:name w:val="AlertTok"/>
+    <w:basedOn w:val="VerbatimChar"/>
+    <w:rPr>
+      <w:b/>
+      <w:color w:val="ff0000"/>
+    </w:rPr>
+  </w:style>
+  <w:style w:customStyle="1" w:styleId="ErrorTok" w:type="character">
+    <w:name w:val="ErrorTok"/>
+    <w:basedOn w:val="VerbatimChar"/>
+    <w:rPr>
+      <w:b/>
+      <w:color w:val="ff0000"/>
+    </w:rPr>
+  </w:style>
+  <w:style w:customStyle="1" w:styleId="NormalTok" w:type="character">
+    <w:name w:val="NormalTok"/>
+    <w:basedOn w:val="VerbatimChar"/>
+    <w:rPr/>
+  </w:style>
+  <w:style w:customStyle="1" w:styleId="KeywordTok" w:type="character">
+    <w:name w:val="KeywordTok"/>
+    <w:basedOn w:val="VerbatimChar"/>
+    <w:rPr>
+      <w:b/>
+      <w:color w:val="007020"/>
+    </w:rPr>
+  </w:style>
+  <w:style w:customStyle="1" w:styleId="DataTypeTok" w:type="character">
+    <w:name w:val="DataTypeTok"/>
+    <w:basedOn w:val="VerbatimChar"/>
+    <w:rPr>
+      <w:color w:val="902000"/>
+    </w:rPr>
+  </w:style>
+  <w:style w:customStyle="1" w:styleId="DecValTok" w:type="character">
+    <w:name w:val="DecValTok"/>
+    <w:basedOn w:val="VerbatimChar"/>
+    <w:rPr>
+      <w:color w:val="40a070"/>
+    </w:rPr>
+  </w:style>
+  <w:style w:customStyle="1" w:styleId="BaseNTok" w:type="character">
+    <w:name w:val="BaseNTok"/>
+    <w:basedOn w:val="VerbatimChar"/>
+    <w:rPr>
+      <w:color w:val="40a070"/>
+    </w:rPr>
+  </w:style>
+  <w:style w:customStyle="1" w:styleId="FloatTok" w:type="character">
+    <w:name w:val="FloatTok"/>
+    <w:basedOn w:val="VerbatimChar"/>
+    <w:rPr>
+      <w:color w:val="40a070"/>
+    </w:rPr>
+  </w:style>
+  <w:style w:customStyle="1" w:styleId="ConstantTok" w:type="character">
+    <w:name w:val="ConstantTok"/>
+    <w:basedOn w:val="VerbatimChar"/>
+    <w:rPr>
+      <w:color w:val="880000"/>
+    </w:rPr>
+  </w:style>
+  <w:style w:customStyle="1" w:styleId="CharTok" w:type="character">
+    <w:name w:val="CharTok"/>
+    <w:basedOn w:val="VerbatimChar"/>
+    <w:rPr>
+      <w:color w:val="4070a0"/>
+    </w:rPr>
+  </w:style>
+  <w:style w:customStyle="1" w:styleId="SpecialCharTok" w:type="character">
+    <w:name w:val="SpecialCharTok"/>
+    <w:basedOn w:val="VerbatimChar"/>
+    <w:rPr>
+      <w:color w:val="4070a0"/>
+    </w:rPr>
+  </w:style>
+  <w:style w:customStyle="1" w:styleId="StringTok" w:type="character">
+    <w:name w:val="StringTok"/>
+    <w:basedOn w:val="VerbatimChar"/>
+    <w:rPr>
+      <w:color w:val="4070a0"/>
+    </w:rPr>
+  </w:style>
+  <w:style w:customStyle="1" w:styleId="VerbatimStringTok" w:type="character">
+    <w:name w:val="VerbatimStringTok"/>
+    <w:basedOn w:val="VerbatimChar"/>
+    <w:rPr>
+      <w:color w:val="4070a0"/>
+    </w:rPr>
+  </w:style>
+  <w:style w:customStyle="1" w:styleId="SpecialStringTok" w:type="character">
+    <w:name w:val="SpecialStringTok"/>
+    <w:basedOn w:val="VerbatimChar"/>
+    <w:rPr>
+      <w:color w:val="bb6688"/>
+    </w:rPr>
+  </w:style>
+  <w:style w:customStyle="1" w:styleId="ImportTok" w:type="character">
+    <w:name w:val="ImportTok"/>
+    <w:basedOn w:val="VerbatimChar"/>
+    <w:rPr>
+      <w:b/>
+      <w:color w:val="008000"/>
+    </w:rPr>
+  </w:style>
+  <w:style w:customStyle="1" w:styleId="CommentTok" w:type="character">
+    <w:name w:val="CommentTok"/>
+    <w:basedOn w:val="VerbatimChar"/>
+    <w:rPr>
+      <w:i/>
+      <w:color w:val="60a0b0"/>
+    </w:rPr>
+  </w:style>
+  <w:style w:customStyle="1" w:styleId="DocumentationTok" w:type="character">
+    <w:name w:val="DocumentationTok"/>
+    <w:basedOn w:val="VerbatimChar"/>
+    <w:rPr>
+      <w:i/>
+      <w:color w:val="ba2121"/>
+    </w:rPr>
+  </w:style>
+  <w:style w:customStyle="1" w:styleId="AnnotationTok" w:type="character">
+    <w:name w:val="AnnotationTok"/>
+    <w:basedOn w:val="VerbatimChar"/>
+    <w:rPr>
+      <w:b/>
+      <w:i/>
+      <w:color w:val="60a0b0"/>
+    </w:rPr>
+  </w:style>
+  <w:style w:customStyle="1" w:styleId="CommentVarTok" w:type="character">
+    <w:name w:val="CommentVarTok"/>
+    <w:basedOn w:val="VerbatimChar"/>
+    <w:rPr>
+      <w:b/>
+      <w:i/>
+      <w:color w:val="60a0b0"/>
+    </w:rPr>
+  </w:style>
+  <w:style w:customStyle="1" w:styleId="OtherTok" w:type="character">
+    <w:name w:val="OtherTok"/>
+    <w:basedOn w:val="VerbatimChar"/>
+    <w:rPr>
+      <w:color w:val="007020"/>
+    </w:rPr>
+  </w:style>
+  <w:style w:customStyle="1" w:styleId="FunctionTok" w:type="character">
+    <w:name w:val="FunctionTok"/>
+    <w:basedOn w:val="VerbatimChar"/>
+    <w:rPr>
+      <w:color w:val="06287e"/>
+    </w:rPr>
+  </w:style>
+  <w:style w:customStyle="1" w:styleId="VariableTok" w:type="character">
+    <w:name w:val="VariableTok"/>
+    <w:basedOn w:val="VerbatimChar"/>
+    <w:rPr>
+      <w:color w:val="19177c"/>
+    </w:rPr>
+  </w:style>
+  <w:style w:customStyle="1" w:styleId="ControlFlowTok" w:type="character">
+    <w:name w:val="ControlFlowTok"/>
+    <w:basedOn w:val="VerbatimChar"/>
+    <w:rPr>
+      <w:b/>
+      <w:color w:val="007020"/>
+    </w:rPr>
+  </w:style>
+  <w:style w:customStyle="1" w:styleId="OperatorTok" w:type="character">
+    <w:name w:val="OperatorTok"/>
+    <w:basedOn w:val="VerbatimChar"/>
+    <w:rPr>
+      <w:color w:val="666666"/>
+    </w:rPr>
+  </w:style>
+  <w:style w:customStyle="1" w:styleId="BuiltInTok" w:type="character">
+    <w:name w:val="BuiltInTok"/>
+    <w:basedOn w:val="VerbatimChar"/>
+    <w:rPr>
+      <w:color w:val="008000"/>
+    </w:rPr>
+  </w:style>
+  <w:style w:customStyle="1" w:styleId="ExtensionTok" w:type="character">
+    <w:name w:val="ExtensionTok"/>
+    <w:basedOn w:val="VerbatimChar"/>
+    <w:rPr/>
+  </w:style>
+  <w:style w:customStyle="1" w:styleId="PreprocessorTok" w:type="character">
+    <w:name w:val="PreprocessorTok"/>
+    <w:basedOn w:val="VerbatimChar"/>
+    <w:rPr>
+      <w:color w:val="bc7a00"/>
+    </w:rPr>
+  </w:style>
+  <w:style w:customStyle="1" w:styleId="AttributeTok" w:type="character">
+    <w:name w:val="AttributeTok"/>
+    <w:basedOn w:val="VerbatimChar"/>
+    <w:rPr>
+      <w:color w:val="7d9029"/>
+    </w:rPr>
+  </w:style>
+  <w:style w:customStyle="1" w:styleId="RegionMarkerTok" w:type="character">
+    <w:name w:val="RegionMarkerTok"/>
+    <w:basedOn w:val="VerbatimChar"/>
+    <w:rPr/>
+  </w:style>
+  <w:style w:customStyle="1" w:styleId="InformationTok" w:type="character">
+    <w:name w:val="InformationTok"/>
+    <w:basedOn w:val="VerbatimChar"/>
+    <w:rPr>
+      <w:b/>
+      <w:i/>
+      <w:color w:val="60a0b0"/>
+    </w:rPr>
+  </w:style>
+  <w:style w:customStyle="1" w:styleId="WarningTok" w:type="character">
+    <w:name w:val="WarningTok"/>
+    <w:basedOn w:val="VerbatimChar"/>
+    <w:rPr>
+      <w:b/>
+      <w:i/>
+      <w:color w:val="60a0b0"/>
+    </w:rPr>
+  </w:style>
+  <w:style w:customStyle="1" w:styleId="AlertTok" w:type="character">
+    <w:name w:val="AlertTok"/>
+    <w:basedOn w:val="VerbatimChar"/>
+    <w:rPr>
+      <w:b/>
+      <w:color w:val="ff0000"/>
+    </w:rPr>
+  </w:style>
+  <w:style w:customStyle="1" w:styleId="ErrorTok" w:type="character">
+    <w:name w:val="ErrorTok"/>
+    <w:basedOn w:val="VerbatimChar"/>
+    <w:rPr>
+      <w:b/>
+      <w:color w:val="ff0000"/>
+    </w:rPr>
+  </w:style>
+  <w:style w:customStyle="1" w:styleId="NormalTok" w:type="character">
+    <w:name w:val="NormalTok"/>
+    <w:basedOn w:val="VerbatimChar"/>
+    <w:rPr/>
+  </w:style>
   <w:style w:type="character" w:customStyle="1" w:styleId="KeywordTok">
     <w:name w:val="KeywordTok"/>
     <w:basedOn w:val="VerbatimChar"/>
